--- a/BP_t.docx
+++ b/BP_t.docx
@@ -653,7 +653,7 @@
         </w:rPr>
         <w:lastRenderedPageBreak/>
         <w:drawing>
-          <wp:anchor distT="0" distB="0" distL="114300" distR="114300" simplePos="0" relativeHeight="251662336" behindDoc="1" locked="0" layoutInCell="1" allowOverlap="1" wp14:anchorId="53C692F6" wp14:editId="293C2120">
+          <wp:anchor distT="0" distB="0" distL="114300" distR="114300" simplePos="0" relativeHeight="251662336" behindDoc="1" locked="0" layoutInCell="1" allowOverlap="1" wp14:anchorId="53C692F6" wp14:editId="29318A61">
             <wp:simplePos x="0" y="0"/>
             <wp:positionH relativeFrom="page">
               <wp:align>left</wp:align>
@@ -6958,16 +6958,7 @@
           <w:rPr>
             <w:rFonts w:ascii="Cambria Math" w:hAnsi="Cambria Math"/>
           </w:rPr>
-          <m:t>,</m:t>
-        </m:r>
-        <m:r>
-          <m:rPr>
-            <m:sty m:val="bi"/>
-          </m:rPr>
-          <w:rPr>
-            <w:rFonts w:ascii="Cambria Math" w:hAnsi="Cambria Math"/>
-          </w:rPr>
-          <m:t>L</m:t>
+          <m:t>,L</m:t>
         </m:r>
         <m:d>
           <m:dPr>
@@ -7502,7 +7493,7 @@
         </w:rPr>
       </w:pPr>
       <w:r>
-        <w:t xml:space="preserve">Text práce je rozdelený do šiestich kapitol. Po tomto úvode nasleduje kapitola venovaná teoretickým východiskám formálnych jazykov so zameraním na </w:t>
+        <w:t xml:space="preserve">Text práce je rozdelený do piatich kapitol. Po úvode nasleduje prvá kapitola venovaná teoretickým východiskám formálnych jazykov so zameraním na </w:t>
       </w:r>
       <w:proofErr w:type="spellStart"/>
       <w:r>
@@ -7510,7 +7501,15 @@
       </w:r>
       <w:proofErr w:type="spellEnd"/>
       <w:r>
-        <w:t xml:space="preserve"> gramatiky a ich úpravy. Druhá kapitola podrobne rozoberá problém ekvivalencie a zdôvodňuje nevyhnutnosť použitia </w:t>
+        <w:t xml:space="preserve"> gramatiky a ich vlastnosti. Druhá kapitola rozoberá problém ekvivalencie </w:t>
+      </w:r>
+      <w:proofErr w:type="spellStart"/>
+      <w:r>
+        <w:t>bezkontextových</w:t>
+      </w:r>
+      <w:proofErr w:type="spellEnd"/>
+      <w:r>
+        <w:t xml:space="preserve"> gramatík a zdôvodňuje použitie </w:t>
       </w:r>
       <w:proofErr w:type="spellStart"/>
       <w:r>
@@ -7518,7 +7517,7 @@
       </w:r>
       <w:proofErr w:type="spellEnd"/>
       <w:r>
-        <w:t xml:space="preserve"> metód. Štvrtá kapitola opisuje algoritmy pre porovnávanie jazykov a transformačné postupy. Piata kapitola sa venuje konkrétnym implementačným detailom v jazyku </w:t>
+        <w:t xml:space="preserve"> metód. Tretia kapitola opisuje transformačné algoritmy a postup generovania slov. Štvrtá kapitola sa venuje návrhu a implementácii aplikácie v jazyku </w:t>
       </w:r>
       <w:proofErr w:type="spellStart"/>
       <w:r>
@@ -7526,7 +7525,10 @@
       </w:r>
       <w:proofErr w:type="spellEnd"/>
       <w:r>
-        <w:t xml:space="preserve"> a šiesta kapitola predkladá výsledky experimentálneho testovania na vybranej sade vstupov.</w:t>
+        <w:t xml:space="preserve"> vrátane grafického používateľského rozhrania. Piata kapitola predkladá experimentálne výsledky a vyhodnotenie testovania na vybranej sade vstupov</w:t>
+      </w:r>
+      <w:r>
+        <w:t>.</w:t>
       </w:r>
     </w:p>
     <w:p>
@@ -7639,15 +7641,30 @@
             <m:sty m:val="p"/>
           </m:rPr>
           <w:rPr>
-            <w:rFonts w:ascii="Cambria Math" w:hAnsi="Cambria Math"/>
+            <w:rFonts w:ascii="Cambria Math" w:eastAsiaTheme="minorEastAsia" w:hAnsi="Cambria Math"/>
           </w:rPr>
           <m:t>Σ</m:t>
         </m:r>
         <m:r>
           <w:rPr>
-            <w:rFonts w:ascii="Cambria Math" w:hAnsi="Cambria Math"/>
-          </w:rPr>
-          <m:t>=0,1</m:t>
+            <w:rFonts w:ascii="Cambria Math" w:eastAsiaTheme="minorEastAsia" w:hAnsi="Cambria Math"/>
+          </w:rPr>
+          <m:t>=</m:t>
+        </m:r>
+        <m:r>
+          <m:rPr>
+            <m:lit/>
+          </m:rPr>
+          <w:rPr>
+            <w:rFonts w:ascii="Cambria Math" w:eastAsiaTheme="minorEastAsia" w:hAnsi="Cambria Math"/>
+          </w:rPr>
+          <m:t>{</m:t>
+        </m:r>
+        <m:r>
+          <w:rPr>
+            <w:rFonts w:ascii="Cambria Math" w:eastAsiaTheme="minorEastAsia" w:hAnsi="Cambria Math"/>
+          </w:rPr>
+          <m:t>0,1}</m:t>
         </m:r>
       </m:oMath>
       <w:r>
@@ -8126,25 +8143,7 @@
           <w:rPr>
             <w:rFonts w:ascii="Cambria Math" w:hAnsi="Cambria Math"/>
           </w:rPr>
-          <m:t>α</m:t>
-        </m:r>
-        <m:r>
-          <m:rPr>
-            <m:sty m:val="p"/>
-          </m:rPr>
-          <w:rPr>
-            <w:rFonts w:ascii="Cambria Math" w:hAnsi="Cambria Math"/>
-          </w:rPr>
-          <m:t>→</m:t>
-        </m:r>
-        <m:r>
-          <m:rPr>
-            <m:sty m:val="p"/>
-          </m:rPr>
-          <w:rPr>
-            <w:rFonts w:ascii="Cambria Math" w:hAnsi="Cambria Math"/>
-          </w:rPr>
-          <m:t>β</m:t>
+          <m:t>α→β</m:t>
         </m:r>
       </m:oMath>
       <w:r>
@@ -8776,25 +8775,7 @@
           <w:rPr>
             <w:rFonts w:ascii="Cambria Math" w:hAnsi="Cambria Math"/>
           </w:rPr>
-          <m:t>β</m:t>
-        </m:r>
-        <m:r>
-          <m:rPr>
-            <m:sty m:val="p"/>
-          </m:rPr>
-          <w:rPr>
-            <w:rFonts w:ascii="Cambria Math" w:hAnsi="Cambria Math"/>
-          </w:rPr>
-          <m:t>→</m:t>
-        </m:r>
-        <m:r>
-          <m:rPr>
-            <m:sty m:val="p"/>
-          </m:rPr>
-          <w:rPr>
-            <w:rFonts w:ascii="Cambria Math" w:hAnsi="Cambria Math"/>
-          </w:rPr>
-          <m:t>αγβ</m:t>
+          <m:t>β→αγβ</m:t>
         </m:r>
       </m:oMath>
       <w:r>
@@ -8969,151 +8950,6 @@
       </w:r>
     </w:p>
     <w:p>
-      <w:pPr>
-        <w:pStyle w:val="Odsekzoznamu"/>
-        <w:numPr>
-          <w:ilvl w:val="0"/>
-          <w:numId w:val="0"/>
-        </w:numPr>
-        <w:ind w:left="1512"/>
-      </w:pPr>
-    </w:p>
-    <w:p>
-      <w:pPr>
-        <w:pStyle w:val="Odsekzoznamu"/>
-        <w:numPr>
-          <w:ilvl w:val="0"/>
-          <w:numId w:val="0"/>
-        </w:numPr>
-        <w:ind w:left="1512"/>
-      </w:pPr>
-    </w:p>
-    <w:p>
-      <w:pPr>
-        <w:pStyle w:val="Odsekzoznamu"/>
-        <w:numPr>
-          <w:ilvl w:val="0"/>
-          <w:numId w:val="0"/>
-        </w:numPr>
-        <w:ind w:left="1512"/>
-      </w:pPr>
-    </w:p>
-    <w:p>
-      <w:pPr>
-        <w:pStyle w:val="Odsekzoznamu"/>
-        <w:numPr>
-          <w:ilvl w:val="0"/>
-          <w:numId w:val="0"/>
-        </w:numPr>
-        <w:ind w:left="1512"/>
-        <w:rPr>
-          <w:b/>
-          <w:bCs/>
-        </w:rPr>
-      </w:pPr>
-    </w:p>
-    <w:p>
-      <w:pPr>
-        <w:pStyle w:val="Odsekzoznamu"/>
-        <w:numPr>
-          <w:ilvl w:val="0"/>
-          <w:numId w:val="0"/>
-        </w:numPr>
-        <w:ind w:left="1512"/>
-        <w:rPr>
-          <w:b/>
-          <w:bCs/>
-        </w:rPr>
-      </w:pPr>
-    </w:p>
-    <w:p>
-      <w:pPr>
-        <w:pStyle w:val="Odsekzoznamu"/>
-        <w:numPr>
-          <w:ilvl w:val="0"/>
-          <w:numId w:val="0"/>
-        </w:numPr>
-        <w:ind w:left="1512"/>
-        <w:rPr>
-          <w:b/>
-          <w:bCs/>
-        </w:rPr>
-      </w:pPr>
-    </w:p>
-    <w:p>
-      <w:pPr>
-        <w:pStyle w:val="Odsekzoznamu"/>
-        <w:numPr>
-          <w:ilvl w:val="0"/>
-          <w:numId w:val="0"/>
-        </w:numPr>
-        <w:ind w:left="1512"/>
-        <w:rPr>
-          <w:b/>
-          <w:bCs/>
-        </w:rPr>
-      </w:pPr>
-    </w:p>
-    <w:p>
-      <w:pPr>
-        <w:pStyle w:val="Odsekzoznamu"/>
-        <w:numPr>
-          <w:ilvl w:val="0"/>
-          <w:numId w:val="0"/>
-        </w:numPr>
-        <w:ind w:left="1512"/>
-        <w:rPr>
-          <w:b/>
-          <w:bCs/>
-        </w:rPr>
-      </w:pPr>
-    </w:p>
-    <w:p>
-      <w:pPr>
-        <w:pStyle w:val="Odsekzoznamu"/>
-        <w:numPr>
-          <w:ilvl w:val="0"/>
-          <w:numId w:val="0"/>
-        </w:numPr>
-        <w:ind w:left="1512"/>
-        <w:rPr>
-          <w:b/>
-          <w:bCs/>
-        </w:rPr>
-      </w:pPr>
-    </w:p>
-    <w:p>
-      <w:pPr>
-        <w:pStyle w:val="Odsekzoznamu"/>
-        <w:numPr>
-          <w:ilvl w:val="0"/>
-          <w:numId w:val="0"/>
-        </w:numPr>
-        <w:ind w:left="1512"/>
-        <w:rPr>
-          <w:b/>
-          <w:bCs/>
-        </w:rPr>
-      </w:pPr>
-    </w:p>
-    <w:p>
-      <w:pPr>
-        <w:pStyle w:val="Odsekzoznamu"/>
-        <w:numPr>
-          <w:ilvl w:val="0"/>
-          <w:numId w:val="0"/>
-        </w:numPr>
-        <w:ind w:left="1512"/>
-        <w:rPr>
-          <w:b/>
-          <w:bCs/>
-        </w:rPr>
-      </w:pPr>
-    </w:p>
-    <w:p>
-      <w:pPr>
-        <w:ind w:left="1152" w:firstLine="0"/>
-      </w:pPr>
       <w:r>
         <w:t xml:space="preserve">Hierarchické vzťahy medzi jednotlivými typmi gramatík podľa </w:t>
       </w:r>
@@ -9135,6 +8971,7 @@
         <w:rPr>
           <w:noProof/>
         </w:rPr>
+        <w:lastRenderedPageBreak/>
         <w:drawing>
           <wp:inline distT="0" distB="0" distL="0" distR="0" wp14:anchorId="059792D2" wp14:editId="22E827D5">
             <wp:extent cx="2699656" cy="1946995"/>
@@ -9333,27 +9170,24 @@
         <w:t xml:space="preserve">, </w:t>
       </w:r>
       <w:r>
-        <w:t xml:space="preserve">niekedy nazývaného strom odvodenia. Derivačný strom poskytuje grafickú </w:t>
-      </w:r>
+        <w:t xml:space="preserve">niekedy nazývaného strom odvodenia. Derivačný strom poskytuje grafickú reprezentáciu toho, ako sú jednotlivé pravidlá aplikované, pričom odhliada od poradia, v akom boli </w:t>
+      </w:r>
+      <w:proofErr w:type="spellStart"/>
+      <w:r>
+        <w:t>neterminály</w:t>
+      </w:r>
+      <w:proofErr w:type="spellEnd"/>
+      <w:r>
+        <w:t xml:space="preserve"> prepisované, ak výsledok vedie k rovnakej štruktúre</w:t>
+      </w:r>
+      <w:r>
+        <w:t xml:space="preserve"> [2].</w:t>
+      </w:r>
+    </w:p>
+    <w:p/>
+    <w:p>
       <w:r>
         <w:lastRenderedPageBreak/>
-        <w:t xml:space="preserve">reprezentáciu toho, ako sú jednotlivé pravidlá aplikované, pričom odhliada od poradia, v akom boli </w:t>
-      </w:r>
-      <w:proofErr w:type="spellStart"/>
-      <w:r>
-        <w:t>neterminály</w:t>
-      </w:r>
-      <w:proofErr w:type="spellEnd"/>
-      <w:r>
-        <w:t xml:space="preserve"> prepisované, ak výsledok vedie k rovnakej štruktúre</w:t>
-      </w:r>
-      <w:r>
-        <w:t xml:space="preserve"> [2].</w:t>
-      </w:r>
-    </w:p>
-    <w:p/>
-    <w:p>
-      <w:r>
         <w:t xml:space="preserve">Koreňom stromu je vždy štartovací symbol </w:t>
       </w:r>
       <m:oMath>
@@ -9432,25 +9266,79 @@
       <m:oMath>
         <m:r>
           <w:rPr>
-            <w:rFonts w:ascii="Cambria Math" w:hAnsi="Cambria Math"/>
-          </w:rPr>
-          <m:t>G=S,A</m:t>
+            <w:rFonts w:ascii="Cambria Math" w:eastAsiaTheme="minorEastAsia" w:hAnsi="Cambria Math"/>
+          </w:rPr>
+          <m:t>G=</m:t>
         </m:r>
         <m:d>
           <m:dPr>
             <m:ctrlPr>
               <w:rPr>
-                <w:rFonts w:ascii="Cambria Math" w:hAnsi="Cambria Math"/>
+                <w:rFonts w:ascii="Cambria Math" w:eastAsiaTheme="minorEastAsia" w:hAnsi="Cambria Math"/>
                 <w:i/>
               </w:rPr>
             </m:ctrlPr>
           </m:dPr>
           <m:e>
             <m:r>
-              <w:rPr>
-                <w:rFonts w:ascii="Cambria Math" w:hAnsi="Cambria Math"/>
-              </w:rPr>
-              <m:t>,a,b,c,d,P,S</m:t>
+              <m:rPr>
+                <m:lit/>
+              </m:rPr>
+              <w:rPr>
+                <w:rFonts w:ascii="Cambria Math" w:eastAsiaTheme="minorEastAsia" w:hAnsi="Cambria Math"/>
+              </w:rPr>
+              <m:t>{</m:t>
+            </m:r>
+            <m:r>
+              <w:rPr>
+                <w:rFonts w:ascii="Cambria Math" w:eastAsiaTheme="minorEastAsia" w:hAnsi="Cambria Math"/>
+              </w:rPr>
+              <m:t>S,A</m:t>
+            </m:r>
+            <m:r>
+              <m:rPr>
+                <m:lit/>
+              </m:rPr>
+              <w:rPr>
+                <w:rFonts w:ascii="Cambria Math" w:eastAsiaTheme="minorEastAsia" w:hAnsi="Cambria Math"/>
+              </w:rPr>
+              <m:t>}</m:t>
+            </m:r>
+            <m:r>
+              <w:rPr>
+                <w:rFonts w:ascii="Cambria Math" w:eastAsiaTheme="minorEastAsia" w:hAnsi="Cambria Math"/>
+              </w:rPr>
+              <m:t>,</m:t>
+            </m:r>
+            <m:r>
+              <m:rPr>
+                <m:lit/>
+              </m:rPr>
+              <w:rPr>
+                <w:rFonts w:ascii="Cambria Math" w:eastAsiaTheme="minorEastAsia" w:hAnsi="Cambria Math"/>
+              </w:rPr>
+              <m:t>{</m:t>
+            </m:r>
+            <m:r>
+              <w:rPr>
+                <w:rFonts w:ascii="Cambria Math" w:eastAsiaTheme="minorEastAsia" w:hAnsi="Cambria Math"/>
+              </w:rPr>
+              <m:t>a,b,c,d</m:t>
+            </m:r>
+            <m:r>
+              <m:rPr>
+                <m:lit/>
+              </m:rPr>
+              <w:rPr>
+                <w:rFonts w:ascii="Cambria Math" w:eastAsiaTheme="minorEastAsia" w:hAnsi="Cambria Math"/>
+              </w:rPr>
+              <m:t>}</m:t>
+            </m:r>
+            <m:r>
+              <w:rPr>
+                <w:rFonts w:ascii="Cambria Math" w:eastAsiaTheme="minorEastAsia" w:hAnsi="Cambria Math"/>
+              </w:rPr>
+              <m:t>,  P,  S</m:t>
             </m:r>
           </m:e>
         </m:d>
@@ -9758,7 +9646,7 @@
         </w:rPr>
         <w:lastRenderedPageBreak/>
         <w:drawing>
-          <wp:inline distT="0" distB="0" distL="0" distR="0" wp14:anchorId="0056D94F" wp14:editId="4127A6F0">
+          <wp:inline distT="0" distB="0" distL="0" distR="0" wp14:anchorId="0056D94F" wp14:editId="1F84154A">
             <wp:extent cx="3388360" cy="2541270"/>
             <wp:effectExtent l="0" t="0" r="2540" b="0"/>
             <wp:docPr id="422641400" name="Obrázok 1"/>
@@ -11190,16 +11078,7 @@
           <w:rPr>
             <w:rFonts w:ascii="Cambria Math" w:hAnsi="Cambria Math"/>
           </w:rPr>
-          <m:t>→</m:t>
-        </m:r>
-        <m:r>
-          <m:rPr>
-            <m:sty m:val="p"/>
-          </m:rPr>
-          <w:rPr>
-            <w:rFonts w:ascii="Cambria Math" w:hAnsi="Cambria Math"/>
-          </w:rPr>
-          <m:t>ϵ</m:t>
+          <m:t>→ϵ</m:t>
         </m:r>
       </m:oMath>
       <w:r>
@@ -11590,7 +11469,7 @@
           <w:rPr>
             <w:rFonts w:ascii="Cambria Math" w:hAnsi="Cambria Math"/>
           </w:rPr>
-          <m:t>G=S,A,B</m:t>
+          <m:t>G=</m:t>
         </m:r>
         <m:d>
           <m:dPr>
@@ -11603,10 +11482,64 @@
           </m:dPr>
           <m:e>
             <m:r>
+              <m:rPr>
+                <m:lit/>
+              </m:rPr>
               <w:rPr>
                 <w:rFonts w:ascii="Cambria Math" w:hAnsi="Cambria Math"/>
               </w:rPr>
-              <m:t>,a,b,P,S</m:t>
+              <m:t>{</m:t>
+            </m:r>
+            <m:r>
+              <w:rPr>
+                <w:rFonts w:ascii="Cambria Math" w:hAnsi="Cambria Math"/>
+              </w:rPr>
+              <m:t>S,A,B</m:t>
+            </m:r>
+            <m:r>
+              <m:rPr>
+                <m:lit/>
+              </m:rPr>
+              <w:rPr>
+                <w:rFonts w:ascii="Cambria Math" w:hAnsi="Cambria Math"/>
+              </w:rPr>
+              <m:t>}</m:t>
+            </m:r>
+            <m:r>
+              <w:rPr>
+                <w:rFonts w:ascii="Cambria Math" w:hAnsi="Cambria Math"/>
+              </w:rPr>
+              <m:t>,</m:t>
+            </m:r>
+            <m:r>
+              <m:rPr>
+                <m:lit/>
+              </m:rPr>
+              <w:rPr>
+                <w:rFonts w:ascii="Cambria Math" w:hAnsi="Cambria Math"/>
+              </w:rPr>
+              <m:t>{</m:t>
+            </m:r>
+            <m:r>
+              <w:rPr>
+                <w:rFonts w:ascii="Cambria Math" w:hAnsi="Cambria Math"/>
+              </w:rPr>
+              <m:t>a,b</m:t>
+            </m:r>
+            <m:r>
+              <m:rPr>
+                <m:lit/>
+              </m:rPr>
+              <w:rPr>
+                <w:rFonts w:ascii="Cambria Math" w:hAnsi="Cambria Math"/>
+              </w:rPr>
+              <m:t>}</m:t>
+            </m:r>
+            <m:r>
+              <w:rPr>
+                <w:rFonts w:ascii="Cambria Math" w:hAnsi="Cambria Math"/>
+              </w:rPr>
+              <m:t>,  P,  S</m:t>
             </m:r>
           </m:e>
         </m:d>
@@ -12026,8 +11959,24 @@
           <w:rPr>
             <w:rFonts w:ascii="Cambria Math" w:hAnsi="Cambria Math"/>
           </w:rPr>
-          <m:t>→</m:t>
-        </m:r>
+          <m:t>→ϵ</m:t>
+        </m:r>
+      </m:oMath>
+      <w:r>
+        <w:t xml:space="preserve"> umožňujú skracovanie fráz počas derivácie, čo by mohlo viesť k nekonečným cyklom pri generovaní slov do dĺžky </w:t>
+      </w:r>
+      <m:oMath>
+        <m:r>
+          <w:rPr>
+            <w:rFonts w:ascii="Cambria Math" w:hAnsi="Cambria Math"/>
+          </w:rPr>
+          <m:t>k</m:t>
+        </m:r>
+      </m:oMath>
+      <w:r>
+        <w:t xml:space="preserve">. Algoritmus najprv identifikuje všetky neterminály, z ktorých sa dá odvodiť prázdny reťazec. Následne sa pre každé pravidlo, ktoré obsahuje takýto neterminál na pravej strane, vytvoria všetky možné kombinácie pravidiel s jeho prítomnosťou aj absenciou [5]. Po tejto expanzii sú pôvodné </w:t>
+      </w:r>
+      <m:oMath>
         <m:r>
           <m:rPr>
             <m:sty m:val="p"/>
@@ -12039,31 +11988,6 @@
         </m:r>
       </m:oMath>
       <w:r>
-        <w:t xml:space="preserve"> umožňujú skracovanie fráz počas derivácie, čo by mohlo viesť k nekonečným cyklom pri generovaní slov do dĺžky </w:t>
-      </w:r>
-      <m:oMath>
-        <m:r>
-          <w:rPr>
-            <w:rFonts w:ascii="Cambria Math" w:hAnsi="Cambria Math"/>
-          </w:rPr>
-          <m:t>k</m:t>
-        </m:r>
-      </m:oMath>
-      <w:r>
-        <w:t xml:space="preserve">. Algoritmus najprv identifikuje všetky neterminály, z ktorých sa dá odvodiť prázdny reťazec. Následne sa pre každé pravidlo, ktoré obsahuje takýto neterminál na pravej strane, vytvoria všetky možné kombinácie pravidiel s jeho prítomnosťou aj absenciou [5]. Po tejto expanzii sú pôvodné </w:t>
-      </w:r>
-      <m:oMath>
-        <m:r>
-          <m:rPr>
-            <m:sty m:val="p"/>
-          </m:rPr>
-          <w:rPr>
-            <w:rFonts w:ascii="Cambria Math" w:hAnsi="Cambria Math"/>
-          </w:rPr>
-          <m:t>ϵ</m:t>
-        </m:r>
-      </m:oMath>
-      <w:r>
         <w:t>-pravidlá odstránené.</w:t>
       </w:r>
     </w:p>
@@ -12085,25 +12009,82 @@
       <m:oMath>
         <m:r>
           <w:rPr>
-            <w:rFonts w:ascii="Cambria Math" w:hAnsi="Cambria Math"/>
-          </w:rPr>
-          <m:t xml:space="preserve">G = ({S, A}, </m:t>
-        </m:r>
-        <m:r>
-          <m:rPr>
-            <m:lit/>
-          </m:rPr>
-          <w:rPr>
-            <w:rFonts w:ascii="Cambria Math" w:hAnsi="Cambria Math"/>
-          </w:rPr>
-          <m:t>{</m:t>
-        </m:r>
-        <m:r>
-          <w:rPr>
-            <w:rFonts w:ascii="Cambria Math" w:hAnsi="Cambria Math"/>
-          </w:rPr>
-          <m:t>a, b}  P,  S)</m:t>
-        </m:r>
+            <w:rFonts w:ascii="Cambria Math" w:eastAsiaTheme="minorEastAsia" w:hAnsi="Cambria Math"/>
+          </w:rPr>
+          <m:t>G=</m:t>
+        </m:r>
+        <m:d>
+          <m:dPr>
+            <m:ctrlPr>
+              <w:rPr>
+                <w:rFonts w:ascii="Cambria Math" w:eastAsiaTheme="minorEastAsia" w:hAnsi="Cambria Math"/>
+                <w:i/>
+              </w:rPr>
+            </m:ctrlPr>
+          </m:dPr>
+          <m:e>
+            <m:r>
+              <m:rPr>
+                <m:lit/>
+              </m:rPr>
+              <w:rPr>
+                <w:rFonts w:ascii="Cambria Math" w:eastAsiaTheme="minorEastAsia" w:hAnsi="Cambria Math"/>
+              </w:rPr>
+              <m:t>{</m:t>
+            </m:r>
+            <m:r>
+              <w:rPr>
+                <w:rFonts w:ascii="Cambria Math" w:eastAsiaTheme="minorEastAsia" w:hAnsi="Cambria Math"/>
+              </w:rPr>
+              <m:t>S,A</m:t>
+            </m:r>
+            <m:r>
+              <m:rPr>
+                <m:lit/>
+              </m:rPr>
+              <w:rPr>
+                <w:rFonts w:ascii="Cambria Math" w:eastAsiaTheme="minorEastAsia" w:hAnsi="Cambria Math"/>
+              </w:rPr>
+              <m:t>}</m:t>
+            </m:r>
+            <m:r>
+              <w:rPr>
+                <w:rFonts w:ascii="Cambria Math" w:eastAsiaTheme="minorEastAsia" w:hAnsi="Cambria Math"/>
+              </w:rPr>
+              <m:t>,</m:t>
+            </m:r>
+            <m:r>
+              <m:rPr>
+                <m:lit/>
+              </m:rPr>
+              <w:rPr>
+                <w:rFonts w:ascii="Cambria Math" w:eastAsiaTheme="minorEastAsia" w:hAnsi="Cambria Math"/>
+              </w:rPr>
+              <m:t>{</m:t>
+            </m:r>
+            <m:r>
+              <w:rPr>
+                <w:rFonts w:ascii="Cambria Math" w:eastAsiaTheme="minorEastAsia" w:hAnsi="Cambria Math"/>
+              </w:rPr>
+              <m:t>a,b</m:t>
+            </m:r>
+            <m:r>
+              <m:rPr>
+                <m:lit/>
+              </m:rPr>
+              <w:rPr>
+                <w:rFonts w:ascii="Cambria Math" w:eastAsiaTheme="minorEastAsia" w:hAnsi="Cambria Math"/>
+              </w:rPr>
+              <m:t>}</m:t>
+            </m:r>
+            <m:r>
+              <w:rPr>
+                <w:rFonts w:ascii="Cambria Math" w:eastAsiaTheme="minorEastAsia" w:hAnsi="Cambria Math"/>
+              </w:rPr>
+              <m:t>,  P,  S</m:t>
+            </m:r>
+          </m:e>
+        </m:d>
       </m:oMath>
       <w:r>
         <w:t xml:space="preserve"> s pravidlami:</w:t>
@@ -12177,16 +12158,7 @@
             <w:rPr>
               <w:rFonts w:ascii="Cambria Math" w:hAnsi="Cambria Math"/>
             </w:rPr>
-            <m:t>∣</m:t>
-          </m:r>
-          <m:r>
-            <m:rPr>
-              <m:sty m:val="p"/>
-            </m:rPr>
-            <w:rPr>
-              <w:rFonts w:ascii="Cambria Math" w:hAnsi="Cambria Math"/>
-            </w:rPr>
-            <m:t>ϵ</m:t>
+            <m:t>∣ϵ</m:t>
           </m:r>
         </m:oMath>
       </m:oMathPara>
@@ -12423,7 +12395,24 @@
           <w:rPr>
             <w:rFonts w:ascii="Cambria Math" w:hAnsi="Cambria Math"/>
           </w:rPr>
-          <m:t>→</m:t>
+          <m:t>→α</m:t>
+        </m:r>
+      </m:oMath>
+      <w:r>
+        <w:rPr>
+          <w:rFonts w:eastAsiaTheme="minorEastAsia"/>
+        </w:rPr>
+        <w:t>,</w:t>
+      </w:r>
+      <w:r>
+        <w:t xml:space="preserve"> ktoré nie je jednoduché, do gramatiky sa pridá priame pravidlo </w:t>
+      </w:r>
+      <m:oMath>
+        <m:r>
+          <w:rPr>
+            <w:rFonts w:ascii="Cambria Math" w:hAnsi="Cambria Math"/>
+          </w:rPr>
+          <m:t xml:space="preserve">A </m:t>
         </m:r>
         <m:r>
           <m:rPr>
@@ -12432,42 +12421,7 @@
           <w:rPr>
             <w:rFonts w:ascii="Cambria Math" w:hAnsi="Cambria Math"/>
           </w:rPr>
-          <m:t>α</m:t>
-        </m:r>
-      </m:oMath>
-      <w:r>
-        <w:rPr>
-          <w:rFonts w:eastAsiaTheme="minorEastAsia"/>
-        </w:rPr>
-        <w:t>,</w:t>
-      </w:r>
-      <w:r>
-        <w:t xml:space="preserve"> ktoré nie je jednoduché, do gramatiky sa pridá priame pravidlo </w:t>
-      </w:r>
-      <m:oMath>
-        <m:r>
-          <w:rPr>
-            <w:rFonts w:ascii="Cambria Math" w:hAnsi="Cambria Math"/>
-          </w:rPr>
-          <m:t xml:space="preserve">A </m:t>
-        </m:r>
-        <m:r>
-          <m:rPr>
-            <m:sty m:val="p"/>
-          </m:rPr>
-          <w:rPr>
-            <w:rFonts w:ascii="Cambria Math" w:hAnsi="Cambria Math"/>
-          </w:rPr>
-          <m:t>→</m:t>
-        </m:r>
-        <m:r>
-          <m:rPr>
-            <m:sty m:val="p"/>
-          </m:rPr>
-          <w:rPr>
-            <w:rFonts w:ascii="Cambria Math" w:hAnsi="Cambria Math"/>
-          </w:rPr>
-          <m:t>α</m:t>
+          <m:t>→α</m:t>
         </m:r>
       </m:oMath>
       <w:r>
@@ -12642,7 +12596,7 @@
           <w:rPr>
             <w:rFonts w:ascii="Cambria Math" w:hAnsi="Cambria Math"/>
           </w:rPr>
-          <m:t xml:space="preserve">G = ({A}, </m:t>
+          <m:t xml:space="preserve">G = ({A},  </m:t>
         </m:r>
         <m:r>
           <m:rPr>
@@ -12657,19 +12611,7 @@
           <w:rPr>
             <w:rFonts w:ascii="Cambria Math" w:hAnsi="Cambria Math"/>
           </w:rPr>
-          <m:t>a, b},  P,</m:t>
-        </m:r>
-        <m:r>
-          <w:rPr>
-            <w:rFonts w:ascii="Cambria Math" w:hAnsi="Cambria Math"/>
-          </w:rPr>
-          <m:t xml:space="preserve"> </m:t>
-        </m:r>
-        <m:r>
-          <w:rPr>
-            <w:rFonts w:ascii="Cambria Math" w:hAnsi="Cambria Math"/>
-          </w:rPr>
-          <m:t xml:space="preserve"> A)</m:t>
+          <m:t>a, b},  P,  A)</m:t>
         </m:r>
       </m:oMath>
       <w:r>
@@ -13592,31 +13534,7 @@
           <w:rPr>
             <w:rFonts w:ascii="Cambria Math" w:hAnsi="Cambria Math"/>
           </w:rPr>
-          <m:t>a, b}</m:t>
-        </m:r>
-        <m:r>
-          <w:rPr>
-            <w:rFonts w:ascii="Cambria Math" w:hAnsi="Cambria Math"/>
-          </w:rPr>
-          <m:t>,</m:t>
-        </m:r>
-        <m:r>
-          <w:rPr>
-            <w:rFonts w:ascii="Cambria Math" w:hAnsi="Cambria Math"/>
-          </w:rPr>
-          <m:t xml:space="preserve"> P,</m:t>
-        </m:r>
-        <m:r>
-          <w:rPr>
-            <w:rFonts w:ascii="Cambria Math" w:hAnsi="Cambria Math"/>
-          </w:rPr>
-          <m:t xml:space="preserve"> </m:t>
-        </m:r>
-        <m:r>
-          <w:rPr>
-            <w:rFonts w:ascii="Cambria Math" w:hAnsi="Cambria Math"/>
-          </w:rPr>
-          <m:t xml:space="preserve"> S)</m:t>
+          <m:t>a, b},  P,  S)</m:t>
         </m:r>
       </m:oMath>
       <w:r>
@@ -14145,13 +14063,13 @@
         <w:pStyle w:val="Nadpis1"/>
         <w:spacing w:before="1440" w:after="480"/>
       </w:pPr>
-      <w:bookmarkStart w:id="49" w:name="_Ref172634795"/>
-      <w:bookmarkStart w:id="50" w:name="_Toc230735208"/>
+      <w:bookmarkStart w:id="49" w:name="_Toc230735208"/>
+      <w:bookmarkStart w:id="50" w:name="_Ref172634795"/>
       <w:r>
         <w:lastRenderedPageBreak/>
         <w:t>Implementácia systému</w:t>
       </w:r>
-      <w:bookmarkEnd w:id="50"/>
+      <w:bookmarkEnd w:id="49"/>
       <w:r>
         <w:t xml:space="preserve"> </w:t>
       </w:r>
@@ -17501,7 +17419,7 @@
         <w:spacing w:before="1440" w:after="480"/>
       </w:pPr>
       <w:bookmarkStart w:id="59" w:name="_Toc230735217"/>
-      <w:bookmarkEnd w:id="49"/>
+      <w:bookmarkEnd w:id="50"/>
       <w:r>
         <w:lastRenderedPageBreak/>
         <w:t>Experimentálne výsledky a testovanie</w:t>
@@ -18224,16 +18142,7 @@
             <w:rPr>
               <w:rFonts w:ascii="Cambria Math" w:eastAsiaTheme="minorEastAsia" w:hAnsi="Cambria Math"/>
             </w:rPr>
-            <m:t>ϵ</m:t>
-          </m:r>
-          <m:r>
-            <m:rPr>
-              <m:sty m:val="p"/>
-            </m:rPr>
-            <w:rPr>
-              <w:rFonts w:ascii="Cambria Math" w:eastAsiaTheme="minorEastAsia" w:hAnsi="Cambria Math"/>
-            </w:rPr>
-            <m:t xml:space="preserve"> </m:t>
+            <m:t xml:space="preserve">ϵ </m:t>
           </m:r>
           <m:r>
             <w:rPr>
@@ -20631,16 +20540,7 @@
             <w:rPr>
               <w:rFonts w:ascii="Cambria Math" w:hAnsi="Cambria Math"/>
             </w:rPr>
-            <m:t>ϵ</m:t>
-          </m:r>
-          <m:r>
-            <m:rPr>
-              <m:sty m:val="p"/>
-            </m:rPr>
-            <w:rPr>
-              <w:rFonts w:ascii="Cambria Math" w:hAnsi="Cambria Math"/>
-            </w:rPr>
-            <m:t xml:space="preserve"> </m:t>
+            <m:t xml:space="preserve">ϵ </m:t>
           </m:r>
           <m:r>
             <w:rPr>
@@ -20672,16 +20572,7 @@
             <w:rPr>
               <w:rFonts w:ascii="Cambria Math" w:hAnsi="Cambria Math"/>
             </w:rPr>
-            <m:t>ϵ</m:t>
-          </m:r>
-          <m:r>
-            <m:rPr>
-              <m:sty m:val="p"/>
-            </m:rPr>
-            <w:rPr>
-              <w:rFonts w:ascii="Cambria Math" w:hAnsi="Cambria Math"/>
-            </w:rPr>
-            <m:t xml:space="preserve"> </m:t>
+            <m:t xml:space="preserve">ϵ </m:t>
           </m:r>
           <m:r>
             <w:rPr>
@@ -20713,16 +20604,7 @@
             <w:rPr>
               <w:rFonts w:ascii="Cambria Math" w:hAnsi="Cambria Math"/>
             </w:rPr>
-            <m:t>ϵ</m:t>
-          </m:r>
-          <m:r>
-            <m:rPr>
-              <m:sty m:val="p"/>
-            </m:rPr>
-            <w:rPr>
-              <w:rFonts w:ascii="Cambria Math" w:hAnsi="Cambria Math"/>
-            </w:rPr>
-            <m:t xml:space="preserve"> </m:t>
+            <m:t xml:space="preserve">ϵ </m:t>
           </m:r>
           <m:r>
             <w:rPr>
@@ -20832,63 +20714,35 @@
               <w:rPr>
                 <w:rFonts w:ascii="Cambria Math" w:hAnsi="Cambria Math"/>
               </w:rPr>
-              <m:t>t</m:t>
-            </m:r>
-          </m:sub>
-        </m:sSub>
-        <m:r>
-          <w:rPr>
-            <w:rFonts w:ascii="Cambria Math" w:hAnsi="Cambria Math"/>
-          </w:rPr>
-          <m:t>est=4</m:t>
-        </m:r>
-      </m:oMath>
-      <w:r>
-        <w:t>.</w:t>
-      </w:r>
-      <w:r>
-        <w:t>.</w:t>
-      </w:r>
-      <w:r>
-        <w:t xml:space="preserve"> </w:t>
-      </w:r>
-      <w:r>
-        <w:t xml:space="preserve">Pri hodnote </w:t>
-      </w:r>
-      <m:oMath>
-        <m:sSub>
-          <m:sSubPr>
-            <m:ctrlPr>
-              <w:rPr>
-                <w:rFonts w:ascii="Cambria Math" w:eastAsiaTheme="minorEastAsia" w:hAnsi="Cambria Math"/>
-                <w:i/>
-              </w:rPr>
-            </m:ctrlPr>
-          </m:sSubPr>
-          <m:e>
-            <m:r>
-              <w:rPr>
-                <w:rFonts w:ascii="Cambria Math" w:eastAsiaTheme="minorEastAsia" w:hAnsi="Cambria Math"/>
-              </w:rPr>
-              <m:t>L</m:t>
-            </m:r>
-          </m:e>
-          <m:sub>
-            <m:r>
-              <w:rPr>
-                <w:rFonts w:ascii="Cambria Math" w:eastAsiaTheme="minorEastAsia" w:hAnsi="Cambria Math"/>
-              </w:rPr>
               <m:t>test</m:t>
             </m:r>
           </m:sub>
         </m:sSub>
         <m:r>
           <w:rPr>
-            <w:rFonts w:ascii="Cambria Math" w:eastAsiaTheme="minorEastAsia" w:hAnsi="Cambria Math"/>
+            <w:rFonts w:ascii="Cambria Math" w:hAnsi="Cambria Math"/>
           </w:rPr>
           <m:t>=4</m:t>
         </m:r>
       </m:oMath>
+      <w:r>
+        <w:t>.</w:t>
+      </w:r>
+      <w:r>
+        <w:t>.</w:t>
+      </w:r>
+      <w:r>
+        <w:t xml:space="preserve"> </w:t>
+      </w:r>
+      <w:r>
+        <w:t xml:space="preserve">Pri </w:t>
+      </w:r>
+      <w:r>
+        <w:t xml:space="preserve">tejto </w:t>
+      </w:r>
+      <w:r>
+        <w:t>hodnote</w:t>
+      </w:r>
       <w:r>
         <w:rPr>
           <w:rFonts w:eastAsiaTheme="minorEastAsia"/>
@@ -22092,7 +21946,7 @@
         <w:pStyle w:val="Zoznam"/>
       </w:pPr>
       <w:r>
-        <w:t>Príloha 1</w:t>
+        <w:t>Príloha 1: Zdrojový kód aplikácie</w:t>
       </w:r>
     </w:p>
     <w:p>
@@ -22100,7 +21954,23 @@
         <w:pStyle w:val="Zoznam"/>
       </w:pPr>
       <w:r>
-        <w:t>Príloha 2</w:t>
+        <w:t xml:space="preserve">Príloha obsahuje úplný zdrojový kód aplikácie na testovanie ekvivalencie </w:t>
+      </w:r>
+      <w:proofErr w:type="spellStart"/>
+      <w:r>
+        <w:t>bezkontextových</w:t>
+      </w:r>
+      <w:proofErr w:type="spellEnd"/>
+      <w:r>
+        <w:t xml:space="preserve"> gramatík. Program je implementovaný v jazyku </w:t>
+      </w:r>
+      <w:proofErr w:type="spellStart"/>
+      <w:r>
+        <w:t>Python</w:t>
+      </w:r>
+      <w:proofErr w:type="spellEnd"/>
+      <w:r>
+        <w:t xml:space="preserve"> a zahŕňa grafické používateľské rozhranie, spracovanie vstupných gramatík, transformačné algoritmy, generovanie slov do zvolenej dĺžky, porovnávanie jazykov a ukladanie histórie testovania.</w:t>
       </w:r>
     </w:p>
     <w:p>
@@ -22108,8 +21978,46 @@
         <w:pStyle w:val="Zoznam"/>
       </w:pPr>
       <w:r>
-        <w:t>Príloha 3</w:t>
-      </w:r>
+        <w:t xml:space="preserve">Zdrojový kód je dostupný v elektronickej podobe v súbore bp_code.py a zároveň v repozitári na platforme </w:t>
+      </w:r>
+      <w:proofErr w:type="spellStart"/>
+      <w:r>
+        <w:t>GitHub</w:t>
+      </w:r>
+      <w:proofErr w:type="spellEnd"/>
+      <w:r>
+        <w:t>:</w:t>
+      </w:r>
+    </w:p>
+    <w:p>
+      <w:pPr>
+        <w:pStyle w:val="Zoznam"/>
+      </w:pPr>
+      <w:hyperlink r:id="rId19" w:history="1">
+        <w:r>
+          <w:rPr>
+            <w:rStyle w:val="Hypertextovprepojenie"/>
+          </w:rPr>
+          <w:t>https://github.com/AlexLagin/B</w:t>
+        </w:r>
+        <w:r>
+          <w:rPr>
+            <w:rStyle w:val="Hypertextovprepojenie"/>
+          </w:rPr>
+          <w:t>a</w:t>
+        </w:r>
+        <w:r>
+          <w:rPr>
+            <w:rStyle w:val="Hypertextovprepojenie"/>
+          </w:rPr>
+          <w:t>kalarka</w:t>
+        </w:r>
+      </w:hyperlink>
+    </w:p>
+    <w:p>
+      <w:pPr>
+        <w:pStyle w:val="Zoznam"/>
+      </w:pPr>
     </w:p>
     <w:p>
       <w:pPr>
@@ -22128,7 +22036,7 @@
       </w:pPr>
     </w:p>
     <w:sectPr>
-      <w:footerReference w:type="default" r:id="rId19"/>
+      <w:footerReference w:type="default" r:id="rId20"/>
       <w:type w:val="continuous"/>
       <w:pgSz w:w="11906" w:h="16838"/>
       <w:pgMar w:top="1701" w:right="1559" w:bottom="1701" w:left="1559" w:header="709" w:footer="709" w:gutter="0"/>
@@ -24314,6 +24222,7 @@
   <w:style w:type="character" w:default="1" w:styleId="Predvolenpsmoodseku">
     <w:name w:val="Default Paragraph Font"/>
     <w:uiPriority w:val="1"/>
+    <w:semiHidden/>
     <w:unhideWhenUsed/>
   </w:style>
   <w:style w:type="table" w:default="1" w:styleId="Normlnatabuka">

--- a/BP_t.docx
+++ b/BP_t.docx
@@ -72,27 +72,7 @@
           <w:sz w:val="41"/>
           <w:szCs w:val="41"/>
         </w:rPr>
-        <w:t xml:space="preserve">ekvivalencie </w:t>
-      </w:r>
-      <w:proofErr w:type="spellStart"/>
-      <w:r>
-        <w:rPr>
-          <w:rFonts w:ascii="Arial" w:hAnsi="Arial" w:cs="Arial"/>
-          <w:caps w:val="0"/>
-          <w:sz w:val="41"/>
-          <w:szCs w:val="41"/>
-        </w:rPr>
-        <w:t>bezkontextových</w:t>
-      </w:r>
-      <w:proofErr w:type="spellEnd"/>
-      <w:r>
-        <w:rPr>
-          <w:rFonts w:ascii="Arial" w:hAnsi="Arial" w:cs="Arial"/>
-          <w:caps w:val="0"/>
-          <w:sz w:val="41"/>
-          <w:szCs w:val="41"/>
-        </w:rPr>
-        <w:t xml:space="preserve"> gramatík na krátkych slovách</w:t>
+        <w:t>ekvivalencie bezkontextových gramatík na krátkych slovách</w:t>
       </w:r>
       <w:r>
         <w:rPr>
@@ -315,25 +295,7 @@
           <w:caps w:val="0"/>
           <w:sz w:val="40"/>
         </w:rPr>
-        <w:t xml:space="preserve">Testovanie ekvivalencie </w:t>
-      </w:r>
-      <w:proofErr w:type="spellStart"/>
-      <w:r>
-        <w:rPr>
-          <w:rFonts w:ascii="Arial" w:hAnsi="Arial" w:cs="Arial"/>
-          <w:caps w:val="0"/>
-          <w:sz w:val="40"/>
-        </w:rPr>
-        <w:t>bezkontextových</w:t>
-      </w:r>
-      <w:proofErr w:type="spellEnd"/>
-      <w:r>
-        <w:rPr>
-          <w:rFonts w:ascii="Arial" w:hAnsi="Arial" w:cs="Arial"/>
-          <w:caps w:val="0"/>
-          <w:sz w:val="40"/>
-        </w:rPr>
-        <w:t xml:space="preserve"> </w:t>
+        <w:t xml:space="preserve">Testovanie ekvivalencie bezkontextových </w:t>
       </w:r>
       <w:r>
         <w:rPr>
@@ -567,72 +529,7 @@
         <w:rPr>
           <w:rFonts w:ascii="Arial" w:hAnsi="Arial" w:cs="Arial"/>
         </w:rPr>
-        <w:t xml:space="preserve">doc. Mgr. Ján </w:t>
-      </w:r>
-      <w:proofErr w:type="spellStart"/>
-      <w:r>
-        <w:rPr>
-          <w:rFonts w:ascii="Arial" w:hAnsi="Arial" w:cs="Arial"/>
-        </w:rPr>
-        <w:t>Karabáš</w:t>
-      </w:r>
-      <w:proofErr w:type="spellEnd"/>
-      <w:r>
-        <w:rPr>
-          <w:rFonts w:ascii="Arial" w:hAnsi="Arial" w:cs="Arial"/>
-        </w:rPr>
-        <w:t>, PhD.</w:t>
-      </w:r>
-    </w:p>
-    <w:p>
-      <w:pPr>
-        <w:pStyle w:val="Informcienatitulnejstrane"/>
-        <w:framePr w:wrap="notBeside"/>
-        <w:rPr>
-          <w:rFonts w:ascii="Arial" w:hAnsi="Arial" w:cs="Arial"/>
-        </w:rPr>
-      </w:pPr>
-      <w:r>
-        <w:rPr>
-          <w:rFonts w:ascii="Arial" w:hAnsi="Arial" w:cs="Arial"/>
-        </w:rPr>
-        <w:t>Konzultant:</w:t>
-      </w:r>
-      <w:r>
-        <w:rPr>
-          <w:rFonts w:ascii="Arial" w:hAnsi="Arial" w:cs="Arial"/>
-        </w:rPr>
-        <w:tab/>
-      </w:r>
-      <w:r>
-        <w:rPr>
-          <w:rFonts w:ascii="Arial" w:hAnsi="Arial" w:cs="Arial"/>
-        </w:rPr>
-        <w:t>tituly</w:t>
-      </w:r>
-      <w:r>
-        <w:rPr>
-          <w:rFonts w:ascii="Arial" w:hAnsi="Arial" w:cs="Arial"/>
-        </w:rPr>
-        <w:t xml:space="preserve"> </w:t>
-      </w:r>
-      <w:r>
-        <w:rPr>
-          <w:rFonts w:ascii="Arial" w:hAnsi="Arial" w:cs="Arial"/>
-        </w:rPr>
-        <w:t>Meno Priezvisko</w:t>
-      </w:r>
-      <w:r>
-        <w:rPr>
-          <w:rFonts w:ascii="Arial" w:hAnsi="Arial" w:cs="Arial"/>
-        </w:rPr>
-        <w:t xml:space="preserve">, </w:t>
-      </w:r>
-      <w:r>
-        <w:rPr>
-          <w:rFonts w:ascii="Arial" w:hAnsi="Arial" w:cs="Arial"/>
-        </w:rPr>
-        <w:t>tituly</w:t>
+        <w:t>doc. Mgr. Ján Karabáš, PhD.</w:t>
       </w:r>
     </w:p>
     <w:bookmarkEnd w:id="2"/>
@@ -653,7 +550,7 @@
         </w:rPr>
         <w:lastRenderedPageBreak/>
         <w:drawing>
-          <wp:anchor distT="0" distB="0" distL="114300" distR="114300" simplePos="0" relativeHeight="251662336" behindDoc="1" locked="0" layoutInCell="1" allowOverlap="1" wp14:anchorId="53C692F6" wp14:editId="29318A61">
+          <wp:anchor distT="0" distB="0" distL="114300" distR="114300" simplePos="0" relativeHeight="251662336" behindDoc="1" locked="0" layoutInCell="1" allowOverlap="1" wp14:anchorId="53C692F6" wp14:editId="54FB7C3D">
             <wp:simplePos x="0" y="0"/>
             <wp:positionH relativeFrom="page">
               <wp:align>left</wp:align>
@@ -830,15 +727,7 @@
         <w:ind w:firstLine="0"/>
       </w:pPr>
       <w:r>
-        <w:t xml:space="preserve">Touto cestou by som sa chcel poďakovať vedúcemu bakalárskej práce doc. Mgr. Jánovi </w:t>
-      </w:r>
-      <w:proofErr w:type="spellStart"/>
-      <w:r>
-        <w:t>Karabášovi</w:t>
-      </w:r>
-      <w:proofErr w:type="spellEnd"/>
-      <w:r>
-        <w:t>, PhD. za odborné vedenie, cenné pripomienky a pomoc pri vypracovaní práce.</w:t>
+        <w:t>Touto cestou by som sa chcel poďakovať vedúcemu bakalárskej práce doc. Mgr. Jánovi Karabášovi, PhD. za odborné vedenie, cenné pripomienky a pomoc pri vypracovaní práce.</w:t>
       </w:r>
     </w:p>
     <w:p>
@@ -856,77 +745,13 @@
         <w:pStyle w:val="Bezodsadenia"/>
       </w:pPr>
       <w:r>
-        <w:t xml:space="preserve">Bakalárska práca sa zaoberá problematikou testovania ekvivalencie </w:t>
-      </w:r>
-      <w:proofErr w:type="spellStart"/>
-      <w:r>
-        <w:t>bezkontextových</w:t>
-      </w:r>
-      <w:proofErr w:type="spellEnd"/>
-      <w:r>
-        <w:t xml:space="preserve"> gramatík, ktorá predstavuje v teórii výpočtu algoritmicky </w:t>
-      </w:r>
-      <w:proofErr w:type="spellStart"/>
-      <w:r>
-        <w:t>nerozhodnuteľný</w:t>
-      </w:r>
-      <w:proofErr w:type="spellEnd"/>
-      <w:r>
-        <w:t xml:space="preserve"> problém. Hlavným cieľom práce je návrh a implementácia softvérovej aplikácie v jazyku </w:t>
-      </w:r>
-      <w:proofErr w:type="spellStart"/>
-      <w:r>
-        <w:t>Python</w:t>
-      </w:r>
-      <w:proofErr w:type="spellEnd"/>
-      <w:r>
-        <w:t xml:space="preserve">, ktorá realizuje aproximáciu tejto ekvivalencie prostredníctvom systematického testovania na množine slov obmedzenej dĺžky. Teoretická časť práce analyzuje vlastnosti </w:t>
-      </w:r>
-      <w:proofErr w:type="spellStart"/>
-      <w:r>
-        <w:t>bezkontextových</w:t>
-      </w:r>
-      <w:proofErr w:type="spellEnd"/>
-      <w:r>
-        <w:t xml:space="preserve"> a lineárnych gramatík a zdôvodňuje nevyhnutnosť použitia aproximačných metód v inžinierskej praxi. Jadrom práce je opis a realizácia transformačných algoritmov, ktoré zahŕňajú elimináciu ε-pravidiel, jednoduchých pravidiel, ľavej </w:t>
-      </w:r>
-      <w:proofErr w:type="spellStart"/>
-      <w:r>
-        <w:t>rekurzie</w:t>
-      </w:r>
-      <w:proofErr w:type="spellEnd"/>
-      <w:r>
-        <w:t xml:space="preserve"> a zbytočných symbolov. Implementované riešenie využíva na generovanie reťazcov metódu najľavejších odvodení, ktorá je optimalizovaná technikou </w:t>
-      </w:r>
-      <w:proofErr w:type="spellStart"/>
-      <w:r>
-        <w:t>memo</w:t>
+        <w:t>Bakalárska práca sa zaoberá problematikou testovania ekvivalencie bezkontextových gramatík, ktorá predstavuje v teórii výpočtu algoritmicky nerozhodnuteľný problém. Hlavným cieľom práce je návrh a implementácia softvérovej aplikácie v jazyku Python, ktorá realizuje aproximáciu tejto ekvivalencie prostredníctvom systematického testovania na množine slov obmedzenej dĺžky. Teoretická časť práce analyzuje vlastnosti bezkontextových a lineárnych gramatík a zdôvodňuje nevyhnutnosť použitia aproximačných metód v inžinierskej praxi. Jadrom práce je opis a realizácia transformačných algoritmov, ktoré zahŕňajú elimináciu ε-pravidiel, jednoduchých pravidiel, ľavej rekurzie a zbytočných symbolov. Implementované riešenie využíva na generovanie reťazcov metódu najľavejších odvodení, ktorá je optimalizovaná technikou memo</w:t>
       </w:r>
       <w:r>
         <w:t>r</w:t>
       </w:r>
       <w:r>
-        <w:t>izácie</w:t>
-      </w:r>
-      <w:proofErr w:type="spellEnd"/>
-      <w:r>
-        <w:t xml:space="preserve"> na báze dynamického programovania. Výsledná aplikácia s grafickým používateľským rozhraním umožňuje spoľahlivo detegovať </w:t>
-      </w:r>
-      <w:proofErr w:type="spellStart"/>
-      <w:r>
-        <w:t>neekvivalenciu</w:t>
-      </w:r>
-      <w:proofErr w:type="spellEnd"/>
-      <w:r>
-        <w:t xml:space="preserve"> jazykov a v prípade zhody poskytuje informáciu o ekvivalencii vzhľadom na zvolenú hĺbku aproximácie. Experimentálne overenie na sade vybraných gramatík potvrdilo efektivitu navrhnutých optimalizácií a schopnosť systému identifikovať </w:t>
-      </w:r>
-      <w:proofErr w:type="spellStart"/>
-      <w:r>
-        <w:t>protipríklady</w:t>
-      </w:r>
-      <w:proofErr w:type="spellEnd"/>
-      <w:r>
-        <w:t xml:space="preserve"> už pri krátkych dĺžkach slov. </w:t>
+        <w:t xml:space="preserve">izácie na báze dynamického programovania. Výsledná aplikácia s grafickým používateľským rozhraním umožňuje spoľahlivo detegovať neekvivalenciu jazykov a v prípade zhody poskytuje informáciu o ekvivalencii vzhľadom na zvolenú hĺbku aproximácie. Experimentálne overenie na sade vybraných gramatík potvrdilo efektivitu navrhnutých optimalizácií a schopnosť systému identifikovať protipríklady už pri krátkych dĺžkach slov. </w:t>
       </w:r>
     </w:p>
     <w:p>
@@ -941,19 +766,9 @@
       <w:pPr>
         <w:pStyle w:val="Bezodsadenia"/>
       </w:pPr>
-      <w:proofErr w:type="spellStart"/>
-      <w:r>
-        <w:t>bezkontextové</w:t>
-      </w:r>
-      <w:proofErr w:type="spellEnd"/>
-      <w:r>
-        <w:t xml:space="preserve"> gramatiky, ekvivalencia jazykov, aproximačné testovanie, najľavejšie odvodenie, </w:t>
-      </w:r>
-      <w:proofErr w:type="spellStart"/>
-      <w:r>
-        <w:t>Python</w:t>
-      </w:r>
-      <w:proofErr w:type="spellEnd"/>
+      <w:r>
+        <w:t>bezkontextové gramatiky, ekvivalencia jazykov, aproximačné testovanie, najľavejšie odvodenie, Python</w:t>
+      </w:r>
     </w:p>
     <w:p>
       <w:pPr>
@@ -978,1125 +793,8 @@
           <w:lang w:val="en-US"/>
         </w:rPr>
       </w:pPr>
-      <w:proofErr w:type="spellStart"/>
-      <w:r>
-        <w:t>The</w:t>
-      </w:r>
-      <w:proofErr w:type="spellEnd"/>
-      <w:r>
-        <w:t xml:space="preserve"> </w:t>
-      </w:r>
-      <w:proofErr w:type="spellStart"/>
-      <w:r>
-        <w:t>bachelor</w:t>
-      </w:r>
-      <w:proofErr w:type="spellEnd"/>
-      <w:r>
-        <w:t xml:space="preserve"> </w:t>
-      </w:r>
-      <w:proofErr w:type="spellStart"/>
-      <w:r>
-        <w:t>thesis</w:t>
-      </w:r>
-      <w:proofErr w:type="spellEnd"/>
-      <w:r>
-        <w:t xml:space="preserve"> </w:t>
-      </w:r>
-      <w:proofErr w:type="spellStart"/>
-      <w:r>
-        <w:t>deals</w:t>
-      </w:r>
-      <w:proofErr w:type="spellEnd"/>
-      <w:r>
-        <w:t xml:space="preserve"> </w:t>
-      </w:r>
-      <w:proofErr w:type="spellStart"/>
-      <w:r>
-        <w:t>with</w:t>
-      </w:r>
-      <w:proofErr w:type="spellEnd"/>
-      <w:r>
-        <w:t xml:space="preserve"> </w:t>
-      </w:r>
-      <w:proofErr w:type="spellStart"/>
-      <w:r>
-        <w:t>the</w:t>
-      </w:r>
-      <w:proofErr w:type="spellEnd"/>
-      <w:r>
-        <w:t xml:space="preserve"> </w:t>
-      </w:r>
-      <w:proofErr w:type="spellStart"/>
-      <w:r>
-        <w:t>problem</w:t>
-      </w:r>
-      <w:proofErr w:type="spellEnd"/>
-      <w:r>
-        <w:t xml:space="preserve"> of </w:t>
-      </w:r>
-      <w:proofErr w:type="spellStart"/>
-      <w:r>
-        <w:t>testing</w:t>
-      </w:r>
-      <w:proofErr w:type="spellEnd"/>
-      <w:r>
-        <w:t xml:space="preserve"> </w:t>
-      </w:r>
-      <w:proofErr w:type="spellStart"/>
-      <w:r>
-        <w:t>the</w:t>
-      </w:r>
-      <w:proofErr w:type="spellEnd"/>
-      <w:r>
-        <w:t xml:space="preserve"> </w:t>
-      </w:r>
-      <w:proofErr w:type="spellStart"/>
-      <w:r>
-        <w:t>equivalence</w:t>
-      </w:r>
-      <w:proofErr w:type="spellEnd"/>
-      <w:r>
-        <w:t xml:space="preserve"> of </w:t>
-      </w:r>
-      <w:proofErr w:type="spellStart"/>
-      <w:r>
-        <w:t>context-free</w:t>
-      </w:r>
-      <w:proofErr w:type="spellEnd"/>
-      <w:r>
-        <w:t xml:space="preserve"> </w:t>
-      </w:r>
-      <w:proofErr w:type="spellStart"/>
-      <w:r>
-        <w:t>grammars</w:t>
-      </w:r>
-      <w:proofErr w:type="spellEnd"/>
-      <w:r>
-        <w:t xml:space="preserve">, </w:t>
-      </w:r>
-      <w:proofErr w:type="spellStart"/>
-      <w:r>
-        <w:t>which</w:t>
-      </w:r>
-      <w:proofErr w:type="spellEnd"/>
-      <w:r>
-        <w:t xml:space="preserve"> </w:t>
-      </w:r>
-      <w:proofErr w:type="spellStart"/>
-      <w:r>
-        <w:t>represents</w:t>
-      </w:r>
-      <w:proofErr w:type="spellEnd"/>
-      <w:r>
-        <w:t xml:space="preserve"> </w:t>
-      </w:r>
-      <w:proofErr w:type="spellStart"/>
-      <w:r>
-        <w:t>an</w:t>
-      </w:r>
-      <w:proofErr w:type="spellEnd"/>
-      <w:r>
-        <w:t xml:space="preserve"> </w:t>
-      </w:r>
-      <w:proofErr w:type="spellStart"/>
-      <w:r>
-        <w:t>algorithmically</w:t>
-      </w:r>
-      <w:proofErr w:type="spellEnd"/>
-      <w:r>
-        <w:t xml:space="preserve"> </w:t>
-      </w:r>
-      <w:proofErr w:type="spellStart"/>
-      <w:r>
-        <w:t>undecidable</w:t>
-      </w:r>
-      <w:proofErr w:type="spellEnd"/>
-      <w:r>
-        <w:t xml:space="preserve"> </w:t>
-      </w:r>
-      <w:proofErr w:type="spellStart"/>
-      <w:r>
-        <w:t>problem</w:t>
-      </w:r>
-      <w:proofErr w:type="spellEnd"/>
-      <w:r>
-        <w:t xml:space="preserve"> in </w:t>
-      </w:r>
-      <w:proofErr w:type="spellStart"/>
-      <w:r>
-        <w:t>the</w:t>
-      </w:r>
-      <w:proofErr w:type="spellEnd"/>
-      <w:r>
-        <w:t xml:space="preserve"> </w:t>
-      </w:r>
-      <w:proofErr w:type="spellStart"/>
-      <w:r>
-        <w:t>theory</w:t>
-      </w:r>
-      <w:proofErr w:type="spellEnd"/>
-      <w:r>
-        <w:t xml:space="preserve"> of </w:t>
-      </w:r>
-      <w:proofErr w:type="spellStart"/>
-      <w:r>
-        <w:t>computation</w:t>
-      </w:r>
-      <w:proofErr w:type="spellEnd"/>
-      <w:r>
-        <w:t xml:space="preserve">. </w:t>
-      </w:r>
-      <w:proofErr w:type="spellStart"/>
-      <w:r>
-        <w:t>The</w:t>
-      </w:r>
-      <w:proofErr w:type="spellEnd"/>
-      <w:r>
-        <w:t xml:space="preserve"> </w:t>
-      </w:r>
-      <w:proofErr w:type="spellStart"/>
-      <w:r>
-        <w:t>main</w:t>
-      </w:r>
-      <w:proofErr w:type="spellEnd"/>
-      <w:r>
-        <w:t xml:space="preserve"> </w:t>
-      </w:r>
-      <w:proofErr w:type="spellStart"/>
-      <w:r>
-        <w:t>objective</w:t>
-      </w:r>
-      <w:proofErr w:type="spellEnd"/>
-      <w:r>
-        <w:t xml:space="preserve"> of </w:t>
-      </w:r>
-      <w:proofErr w:type="spellStart"/>
-      <w:r>
-        <w:t>the</w:t>
-      </w:r>
-      <w:proofErr w:type="spellEnd"/>
-      <w:r>
-        <w:t xml:space="preserve"> </w:t>
-      </w:r>
-      <w:proofErr w:type="spellStart"/>
-      <w:r>
-        <w:t>thesis</w:t>
-      </w:r>
-      <w:proofErr w:type="spellEnd"/>
-      <w:r>
-        <w:t xml:space="preserve"> </w:t>
-      </w:r>
-      <w:proofErr w:type="spellStart"/>
-      <w:r>
-        <w:t>is</w:t>
-      </w:r>
-      <w:proofErr w:type="spellEnd"/>
-      <w:r>
-        <w:t xml:space="preserve"> </w:t>
-      </w:r>
-      <w:proofErr w:type="spellStart"/>
-      <w:r>
-        <w:t>the</w:t>
-      </w:r>
-      <w:proofErr w:type="spellEnd"/>
-      <w:r>
-        <w:t xml:space="preserve"> design and </w:t>
-      </w:r>
-      <w:proofErr w:type="spellStart"/>
-      <w:r>
-        <w:t>implementation</w:t>
-      </w:r>
-      <w:proofErr w:type="spellEnd"/>
-      <w:r>
-        <w:t xml:space="preserve"> of a software </w:t>
-      </w:r>
-      <w:proofErr w:type="spellStart"/>
-      <w:r>
-        <w:t>application</w:t>
-      </w:r>
-      <w:proofErr w:type="spellEnd"/>
-      <w:r>
-        <w:t xml:space="preserve"> in </w:t>
-      </w:r>
-      <w:proofErr w:type="spellStart"/>
-      <w:r>
-        <w:t>Python</w:t>
-      </w:r>
-      <w:proofErr w:type="spellEnd"/>
-      <w:r>
-        <w:t xml:space="preserve"> </w:t>
-      </w:r>
-      <w:proofErr w:type="spellStart"/>
-      <w:r>
-        <w:t>that</w:t>
-      </w:r>
-      <w:proofErr w:type="spellEnd"/>
-      <w:r>
-        <w:t xml:space="preserve"> </w:t>
-      </w:r>
-      <w:proofErr w:type="spellStart"/>
-      <w:r>
-        <w:t>approximates</w:t>
-      </w:r>
-      <w:proofErr w:type="spellEnd"/>
-      <w:r>
-        <w:t xml:space="preserve"> </w:t>
-      </w:r>
-      <w:proofErr w:type="spellStart"/>
-      <w:r>
-        <w:t>this</w:t>
-      </w:r>
-      <w:proofErr w:type="spellEnd"/>
-      <w:r>
-        <w:t xml:space="preserve"> </w:t>
-      </w:r>
-      <w:proofErr w:type="spellStart"/>
-      <w:r>
-        <w:t>equivalence</w:t>
-      </w:r>
-      <w:proofErr w:type="spellEnd"/>
-      <w:r>
-        <w:t xml:space="preserve"> </w:t>
-      </w:r>
-      <w:proofErr w:type="spellStart"/>
-      <w:r>
-        <w:t>through</w:t>
-      </w:r>
-      <w:proofErr w:type="spellEnd"/>
-      <w:r>
-        <w:t xml:space="preserve"> </w:t>
-      </w:r>
-      <w:proofErr w:type="spellStart"/>
-      <w:r>
-        <w:t>systematic</w:t>
-      </w:r>
-      <w:proofErr w:type="spellEnd"/>
-      <w:r>
-        <w:t xml:space="preserve"> </w:t>
-      </w:r>
-      <w:proofErr w:type="spellStart"/>
-      <w:r>
-        <w:t>testing</w:t>
-      </w:r>
-      <w:proofErr w:type="spellEnd"/>
-      <w:r>
-        <w:t xml:space="preserve"> on a </w:t>
-      </w:r>
-      <w:proofErr w:type="spellStart"/>
-      <w:r>
-        <w:t>finite</w:t>
-      </w:r>
-      <w:proofErr w:type="spellEnd"/>
-      <w:r>
-        <w:t xml:space="preserve"> set of </w:t>
-      </w:r>
-      <w:proofErr w:type="spellStart"/>
-      <w:r>
-        <w:t>words</w:t>
-      </w:r>
-      <w:proofErr w:type="spellEnd"/>
-      <w:r>
-        <w:t xml:space="preserve"> </w:t>
-      </w:r>
-      <w:proofErr w:type="spellStart"/>
-      <w:r>
-        <w:t>with</w:t>
-      </w:r>
-      <w:proofErr w:type="spellEnd"/>
-      <w:r>
-        <w:t xml:space="preserve"> </w:t>
-      </w:r>
-      <w:proofErr w:type="spellStart"/>
-      <w:r>
-        <w:t>bounded</w:t>
-      </w:r>
-      <w:proofErr w:type="spellEnd"/>
-      <w:r>
-        <w:t xml:space="preserve"> </w:t>
-      </w:r>
-      <w:proofErr w:type="spellStart"/>
-      <w:r>
-        <w:t>length</w:t>
-      </w:r>
-      <w:proofErr w:type="spellEnd"/>
-      <w:r>
-        <w:t xml:space="preserve">. </w:t>
-      </w:r>
-      <w:proofErr w:type="spellStart"/>
-      <w:r>
-        <w:t>The</w:t>
-      </w:r>
-      <w:proofErr w:type="spellEnd"/>
-      <w:r>
-        <w:t xml:space="preserve"> </w:t>
-      </w:r>
-      <w:proofErr w:type="spellStart"/>
-      <w:r>
-        <w:t>theoretical</w:t>
-      </w:r>
-      <w:proofErr w:type="spellEnd"/>
-      <w:r>
-        <w:t xml:space="preserve"> part of </w:t>
-      </w:r>
-      <w:proofErr w:type="spellStart"/>
-      <w:r>
-        <w:t>the</w:t>
-      </w:r>
-      <w:proofErr w:type="spellEnd"/>
-      <w:r>
-        <w:t xml:space="preserve"> </w:t>
-      </w:r>
-      <w:proofErr w:type="spellStart"/>
-      <w:r>
-        <w:t>thesis</w:t>
-      </w:r>
-      <w:proofErr w:type="spellEnd"/>
-      <w:r>
-        <w:t xml:space="preserve"> </w:t>
-      </w:r>
-      <w:proofErr w:type="spellStart"/>
-      <w:r>
-        <w:t>analyses</w:t>
-      </w:r>
-      <w:proofErr w:type="spellEnd"/>
-      <w:r>
-        <w:t xml:space="preserve"> </w:t>
-      </w:r>
-      <w:proofErr w:type="spellStart"/>
-      <w:r>
-        <w:t>the</w:t>
-      </w:r>
-      <w:proofErr w:type="spellEnd"/>
-      <w:r>
-        <w:t xml:space="preserve"> </w:t>
-      </w:r>
-      <w:proofErr w:type="spellStart"/>
-      <w:r>
-        <w:t>properties</w:t>
-      </w:r>
-      <w:proofErr w:type="spellEnd"/>
-      <w:r>
-        <w:t xml:space="preserve"> of </w:t>
-      </w:r>
-      <w:proofErr w:type="spellStart"/>
-      <w:r>
-        <w:t>context-free</w:t>
-      </w:r>
-      <w:proofErr w:type="spellEnd"/>
-      <w:r>
-        <w:t xml:space="preserve"> and </w:t>
-      </w:r>
-      <w:proofErr w:type="spellStart"/>
-      <w:r>
-        <w:t>linear</w:t>
-      </w:r>
-      <w:proofErr w:type="spellEnd"/>
-      <w:r>
-        <w:t xml:space="preserve"> </w:t>
-      </w:r>
-      <w:proofErr w:type="spellStart"/>
-      <w:r>
-        <w:t>grammars</w:t>
-      </w:r>
-      <w:proofErr w:type="spellEnd"/>
-      <w:r>
-        <w:t xml:space="preserve"> and </w:t>
-      </w:r>
-      <w:proofErr w:type="spellStart"/>
-      <w:r>
-        <w:t>justifies</w:t>
-      </w:r>
-      <w:proofErr w:type="spellEnd"/>
-      <w:r>
-        <w:t xml:space="preserve"> </w:t>
-      </w:r>
-      <w:proofErr w:type="spellStart"/>
-      <w:r>
-        <w:t>the</w:t>
-      </w:r>
-      <w:proofErr w:type="spellEnd"/>
-      <w:r>
-        <w:t xml:space="preserve"> </w:t>
-      </w:r>
-      <w:proofErr w:type="spellStart"/>
-      <w:r>
-        <w:t>need</w:t>
-      </w:r>
-      <w:proofErr w:type="spellEnd"/>
-      <w:r>
-        <w:t xml:space="preserve"> </w:t>
-      </w:r>
-      <w:proofErr w:type="spellStart"/>
-      <w:r>
-        <w:t>for</w:t>
-      </w:r>
-      <w:proofErr w:type="spellEnd"/>
-      <w:r>
-        <w:t xml:space="preserve"> </w:t>
-      </w:r>
-      <w:proofErr w:type="spellStart"/>
-      <w:r>
-        <w:t>approximation</w:t>
-      </w:r>
-      <w:proofErr w:type="spellEnd"/>
-      <w:r>
-        <w:t xml:space="preserve"> </w:t>
-      </w:r>
-      <w:proofErr w:type="spellStart"/>
-      <w:r>
-        <w:t>methods</w:t>
-      </w:r>
-      <w:proofErr w:type="spellEnd"/>
-      <w:r>
-        <w:t xml:space="preserve"> in </w:t>
-      </w:r>
-      <w:proofErr w:type="spellStart"/>
-      <w:r>
-        <w:t>engineering</w:t>
-      </w:r>
-      <w:proofErr w:type="spellEnd"/>
-      <w:r>
-        <w:t xml:space="preserve"> </w:t>
-      </w:r>
-      <w:proofErr w:type="spellStart"/>
-      <w:r>
-        <w:t>practice</w:t>
-      </w:r>
-      <w:proofErr w:type="spellEnd"/>
-      <w:r>
-        <w:t xml:space="preserve">. </w:t>
-      </w:r>
-      <w:proofErr w:type="spellStart"/>
-      <w:r>
-        <w:t>The</w:t>
-      </w:r>
-      <w:proofErr w:type="spellEnd"/>
-      <w:r>
-        <w:t xml:space="preserve"> </w:t>
-      </w:r>
-      <w:proofErr w:type="spellStart"/>
-      <w:r>
-        <w:t>core</w:t>
-      </w:r>
-      <w:proofErr w:type="spellEnd"/>
-      <w:r>
-        <w:t xml:space="preserve"> of </w:t>
-      </w:r>
-      <w:proofErr w:type="spellStart"/>
-      <w:r>
-        <w:t>the</w:t>
-      </w:r>
-      <w:proofErr w:type="spellEnd"/>
-      <w:r>
-        <w:t xml:space="preserve"> </w:t>
-      </w:r>
-      <w:proofErr w:type="spellStart"/>
-      <w:r>
-        <w:t>thesis</w:t>
-      </w:r>
-      <w:proofErr w:type="spellEnd"/>
-      <w:r>
-        <w:t xml:space="preserve"> </w:t>
-      </w:r>
-      <w:proofErr w:type="spellStart"/>
-      <w:r>
-        <w:t>consists</w:t>
-      </w:r>
-      <w:proofErr w:type="spellEnd"/>
-      <w:r>
-        <w:t xml:space="preserve"> of </w:t>
-      </w:r>
-      <w:proofErr w:type="spellStart"/>
-      <w:r>
-        <w:t>the</w:t>
-      </w:r>
-      <w:proofErr w:type="spellEnd"/>
-      <w:r>
-        <w:t xml:space="preserve"> </w:t>
-      </w:r>
-      <w:proofErr w:type="spellStart"/>
-      <w:r>
-        <w:t>description</w:t>
-      </w:r>
-      <w:proofErr w:type="spellEnd"/>
-      <w:r>
-        <w:t xml:space="preserve"> and </w:t>
-      </w:r>
-      <w:proofErr w:type="spellStart"/>
-      <w:r>
-        <w:t>implementation</w:t>
-      </w:r>
-      <w:proofErr w:type="spellEnd"/>
-      <w:r>
-        <w:t xml:space="preserve"> of </w:t>
-      </w:r>
-      <w:proofErr w:type="spellStart"/>
-      <w:r>
-        <w:t>transformation</w:t>
-      </w:r>
-      <w:proofErr w:type="spellEnd"/>
-      <w:r>
-        <w:t xml:space="preserve"> </w:t>
-      </w:r>
-      <w:proofErr w:type="spellStart"/>
-      <w:r>
-        <w:t>algorithms</w:t>
-      </w:r>
-      <w:proofErr w:type="spellEnd"/>
-      <w:r>
-        <w:t xml:space="preserve">, </w:t>
-      </w:r>
-      <w:proofErr w:type="spellStart"/>
-      <w:r>
-        <w:t>including</w:t>
-      </w:r>
-      <w:proofErr w:type="spellEnd"/>
-      <w:r>
-        <w:t xml:space="preserve"> </w:t>
-      </w:r>
-      <w:proofErr w:type="spellStart"/>
-      <w:r>
-        <w:t>the</w:t>
-      </w:r>
-      <w:proofErr w:type="spellEnd"/>
-      <w:r>
-        <w:t xml:space="preserve"> </w:t>
-      </w:r>
-      <w:proofErr w:type="spellStart"/>
-      <w:r>
-        <w:t>elimination</w:t>
-      </w:r>
-      <w:proofErr w:type="spellEnd"/>
-      <w:r>
-        <w:t xml:space="preserve"> of ε-</w:t>
-      </w:r>
-      <w:proofErr w:type="spellStart"/>
-      <w:r>
-        <w:t>rules</w:t>
-      </w:r>
-      <w:proofErr w:type="spellEnd"/>
-      <w:r>
-        <w:t xml:space="preserve">, </w:t>
-      </w:r>
-      <w:proofErr w:type="spellStart"/>
-      <w:r>
-        <w:t>simple</w:t>
-      </w:r>
-      <w:proofErr w:type="spellEnd"/>
-      <w:r>
-        <w:t xml:space="preserve"> </w:t>
-      </w:r>
-      <w:proofErr w:type="spellStart"/>
-      <w:r>
-        <w:t>rules</w:t>
-      </w:r>
-      <w:proofErr w:type="spellEnd"/>
-      <w:r>
-        <w:t xml:space="preserve">, </w:t>
-      </w:r>
-      <w:proofErr w:type="spellStart"/>
-      <w:r>
-        <w:t>left</w:t>
-      </w:r>
-      <w:proofErr w:type="spellEnd"/>
-      <w:r>
-        <w:t xml:space="preserve"> </w:t>
-      </w:r>
-      <w:proofErr w:type="spellStart"/>
-      <w:r>
-        <w:t>recursion</w:t>
-      </w:r>
-      <w:proofErr w:type="spellEnd"/>
-      <w:r>
-        <w:t xml:space="preserve"> and </w:t>
-      </w:r>
-      <w:proofErr w:type="spellStart"/>
-      <w:r>
-        <w:t>redundant</w:t>
-      </w:r>
-      <w:proofErr w:type="spellEnd"/>
-      <w:r>
-        <w:t xml:space="preserve"> </w:t>
-      </w:r>
-      <w:proofErr w:type="spellStart"/>
-      <w:r>
-        <w:t>symbols</w:t>
-      </w:r>
-      <w:proofErr w:type="spellEnd"/>
-      <w:r>
-        <w:t xml:space="preserve">. </w:t>
-      </w:r>
-      <w:proofErr w:type="spellStart"/>
-      <w:r>
-        <w:t>The</w:t>
-      </w:r>
-      <w:proofErr w:type="spellEnd"/>
-      <w:r>
-        <w:t xml:space="preserve"> </w:t>
-      </w:r>
-      <w:proofErr w:type="spellStart"/>
-      <w:r>
-        <w:t>implemented</w:t>
-      </w:r>
-      <w:proofErr w:type="spellEnd"/>
-      <w:r>
-        <w:t xml:space="preserve"> </w:t>
-      </w:r>
-      <w:proofErr w:type="spellStart"/>
-      <w:r>
-        <w:t>solution</w:t>
-      </w:r>
-      <w:proofErr w:type="spellEnd"/>
-      <w:r>
-        <w:t xml:space="preserve"> </w:t>
-      </w:r>
-      <w:proofErr w:type="spellStart"/>
-      <w:r>
-        <w:t>uses</w:t>
-      </w:r>
-      <w:proofErr w:type="spellEnd"/>
-      <w:r>
-        <w:t xml:space="preserve"> </w:t>
-      </w:r>
-      <w:proofErr w:type="spellStart"/>
-      <w:r>
-        <w:t>the</w:t>
-      </w:r>
-      <w:proofErr w:type="spellEnd"/>
-      <w:r>
-        <w:t xml:space="preserve"> </w:t>
-      </w:r>
-      <w:proofErr w:type="spellStart"/>
-      <w:r>
-        <w:t>method</w:t>
-      </w:r>
-      <w:proofErr w:type="spellEnd"/>
-      <w:r>
-        <w:t xml:space="preserve"> of </w:t>
-      </w:r>
-      <w:proofErr w:type="spellStart"/>
-      <w:r>
-        <w:t>leftmost</w:t>
-      </w:r>
-      <w:proofErr w:type="spellEnd"/>
-      <w:r>
-        <w:t xml:space="preserve"> </w:t>
-      </w:r>
-      <w:proofErr w:type="spellStart"/>
-      <w:r>
-        <w:t>derivations</w:t>
-      </w:r>
-      <w:proofErr w:type="spellEnd"/>
-      <w:r>
-        <w:t xml:space="preserve"> to </w:t>
-      </w:r>
-      <w:proofErr w:type="spellStart"/>
-      <w:r>
-        <w:t>generate</w:t>
-      </w:r>
-      <w:proofErr w:type="spellEnd"/>
-      <w:r>
-        <w:t xml:space="preserve"> </w:t>
-      </w:r>
-      <w:proofErr w:type="spellStart"/>
-      <w:r>
-        <w:t>strings</w:t>
-      </w:r>
-      <w:proofErr w:type="spellEnd"/>
-      <w:r>
-        <w:t xml:space="preserve">, </w:t>
-      </w:r>
-      <w:proofErr w:type="spellStart"/>
-      <w:r>
-        <w:t>optimized</w:t>
-      </w:r>
-      <w:proofErr w:type="spellEnd"/>
-      <w:r>
-        <w:t xml:space="preserve"> by </w:t>
-      </w:r>
-      <w:proofErr w:type="spellStart"/>
-      <w:r>
-        <w:t>memoization</w:t>
-      </w:r>
-      <w:proofErr w:type="spellEnd"/>
-      <w:r>
-        <w:t xml:space="preserve"> </w:t>
-      </w:r>
-      <w:proofErr w:type="spellStart"/>
-      <w:r>
-        <w:t>based</w:t>
-      </w:r>
-      <w:proofErr w:type="spellEnd"/>
-      <w:r>
-        <w:t xml:space="preserve"> on </w:t>
-      </w:r>
-      <w:proofErr w:type="spellStart"/>
-      <w:r>
-        <w:t>dynamic</w:t>
-      </w:r>
-      <w:proofErr w:type="spellEnd"/>
-      <w:r>
-        <w:t xml:space="preserve"> </w:t>
-      </w:r>
-      <w:proofErr w:type="spellStart"/>
-      <w:r>
-        <w:t>programming</w:t>
-      </w:r>
-      <w:proofErr w:type="spellEnd"/>
-      <w:r>
-        <w:t xml:space="preserve">. </w:t>
-      </w:r>
-      <w:proofErr w:type="spellStart"/>
-      <w:r>
-        <w:t>The</w:t>
-      </w:r>
-      <w:proofErr w:type="spellEnd"/>
-      <w:r>
-        <w:t xml:space="preserve"> </w:t>
-      </w:r>
-      <w:proofErr w:type="spellStart"/>
-      <w:r>
-        <w:t>resulting</w:t>
-      </w:r>
-      <w:proofErr w:type="spellEnd"/>
-      <w:r>
-        <w:t xml:space="preserve"> </w:t>
-      </w:r>
-      <w:proofErr w:type="spellStart"/>
-      <w:r>
-        <w:t>application</w:t>
-      </w:r>
-      <w:proofErr w:type="spellEnd"/>
-      <w:r>
-        <w:t xml:space="preserve"> </w:t>
-      </w:r>
-      <w:proofErr w:type="spellStart"/>
-      <w:r>
-        <w:t>with</w:t>
-      </w:r>
-      <w:proofErr w:type="spellEnd"/>
-      <w:r>
-        <w:t xml:space="preserve"> a </w:t>
-      </w:r>
-      <w:proofErr w:type="spellStart"/>
-      <w:r>
-        <w:t>graphical</w:t>
-      </w:r>
-      <w:proofErr w:type="spellEnd"/>
-      <w:r>
-        <w:t xml:space="preserve"> user interface </w:t>
-      </w:r>
-      <w:proofErr w:type="spellStart"/>
-      <w:r>
-        <w:t>enables</w:t>
-      </w:r>
-      <w:proofErr w:type="spellEnd"/>
-      <w:r>
-        <w:t xml:space="preserve"> </w:t>
-      </w:r>
-      <w:proofErr w:type="spellStart"/>
-      <w:r>
-        <w:t>reliable</w:t>
-      </w:r>
-      <w:proofErr w:type="spellEnd"/>
-      <w:r>
-        <w:t xml:space="preserve"> </w:t>
-      </w:r>
-      <w:proofErr w:type="spellStart"/>
-      <w:r>
-        <w:t>detection</w:t>
-      </w:r>
-      <w:proofErr w:type="spellEnd"/>
-      <w:r>
-        <w:t xml:space="preserve"> of </w:t>
-      </w:r>
-      <w:proofErr w:type="spellStart"/>
-      <w:r>
-        <w:t>language</w:t>
-      </w:r>
-      <w:proofErr w:type="spellEnd"/>
-      <w:r>
-        <w:t xml:space="preserve"> </w:t>
-      </w:r>
-      <w:proofErr w:type="spellStart"/>
-      <w:r>
-        <w:t>non-equivalence</w:t>
-      </w:r>
-      <w:proofErr w:type="spellEnd"/>
-      <w:r>
-        <w:t xml:space="preserve"> and, in </w:t>
-      </w:r>
-      <w:proofErr w:type="spellStart"/>
-      <w:r>
-        <w:t>the</w:t>
-      </w:r>
-      <w:proofErr w:type="spellEnd"/>
-      <w:r>
-        <w:t xml:space="preserve"> </w:t>
-      </w:r>
-      <w:proofErr w:type="spellStart"/>
-      <w:r>
-        <w:t>case</w:t>
-      </w:r>
-      <w:proofErr w:type="spellEnd"/>
-      <w:r>
-        <w:t xml:space="preserve"> of </w:t>
-      </w:r>
-      <w:proofErr w:type="spellStart"/>
-      <w:r>
-        <w:t>agreement</w:t>
-      </w:r>
-      <w:proofErr w:type="spellEnd"/>
-      <w:r>
-        <w:t xml:space="preserve">, </w:t>
-      </w:r>
-      <w:proofErr w:type="spellStart"/>
-      <w:r>
-        <w:t>provides</w:t>
-      </w:r>
-      <w:proofErr w:type="spellEnd"/>
-      <w:r>
-        <w:t xml:space="preserve"> </w:t>
-      </w:r>
-      <w:proofErr w:type="spellStart"/>
-      <w:r>
-        <w:t>information</w:t>
-      </w:r>
-      <w:proofErr w:type="spellEnd"/>
-      <w:r>
-        <w:t xml:space="preserve"> </w:t>
-      </w:r>
-      <w:proofErr w:type="spellStart"/>
-      <w:r>
-        <w:t>about</w:t>
-      </w:r>
-      <w:proofErr w:type="spellEnd"/>
-      <w:r>
-        <w:t xml:space="preserve"> </w:t>
-      </w:r>
-      <w:proofErr w:type="spellStart"/>
-      <w:r>
-        <w:t>equivalence</w:t>
-      </w:r>
-      <w:proofErr w:type="spellEnd"/>
-      <w:r>
-        <w:t xml:space="preserve"> </w:t>
-      </w:r>
-      <w:proofErr w:type="spellStart"/>
-      <w:r>
-        <w:t>with</w:t>
-      </w:r>
-      <w:proofErr w:type="spellEnd"/>
-      <w:r>
-        <w:t xml:space="preserve"> </w:t>
-      </w:r>
-      <w:proofErr w:type="spellStart"/>
-      <w:r>
-        <w:t>respect</w:t>
-      </w:r>
-      <w:proofErr w:type="spellEnd"/>
-      <w:r>
-        <w:t xml:space="preserve"> to </w:t>
-      </w:r>
-      <w:proofErr w:type="spellStart"/>
-      <w:r>
-        <w:t>the</w:t>
-      </w:r>
-      <w:proofErr w:type="spellEnd"/>
-      <w:r>
-        <w:t xml:space="preserve"> </w:t>
-      </w:r>
-      <w:proofErr w:type="spellStart"/>
-      <w:r>
-        <w:t>selected</w:t>
-      </w:r>
-      <w:proofErr w:type="spellEnd"/>
-      <w:r>
-        <w:t xml:space="preserve"> </w:t>
-      </w:r>
-      <w:proofErr w:type="spellStart"/>
-      <w:r>
-        <w:t>approximation</w:t>
-      </w:r>
-      <w:proofErr w:type="spellEnd"/>
-      <w:r>
-        <w:t xml:space="preserve"> </w:t>
-      </w:r>
-      <w:proofErr w:type="spellStart"/>
-      <w:r>
-        <w:t>depth</w:t>
-      </w:r>
-      <w:proofErr w:type="spellEnd"/>
-      <w:r>
-        <w:t xml:space="preserve">. </w:t>
-      </w:r>
-      <w:proofErr w:type="spellStart"/>
-      <w:r>
-        <w:t>Experimental</w:t>
-      </w:r>
-      <w:proofErr w:type="spellEnd"/>
-      <w:r>
-        <w:t xml:space="preserve"> </w:t>
-      </w:r>
-      <w:proofErr w:type="spellStart"/>
-      <w:r>
-        <w:t>evaluation</w:t>
-      </w:r>
-      <w:proofErr w:type="spellEnd"/>
-      <w:r>
-        <w:t xml:space="preserve"> on a </w:t>
-      </w:r>
-      <w:proofErr w:type="spellStart"/>
-      <w:r>
-        <w:t>selected</w:t>
-      </w:r>
-      <w:proofErr w:type="spellEnd"/>
-      <w:r>
-        <w:t xml:space="preserve"> set of </w:t>
-      </w:r>
-      <w:proofErr w:type="spellStart"/>
-      <w:r>
-        <w:t>grammars</w:t>
-      </w:r>
-      <w:proofErr w:type="spellEnd"/>
-      <w:r>
-        <w:t xml:space="preserve"> </w:t>
-      </w:r>
-      <w:proofErr w:type="spellStart"/>
-      <w:r>
-        <w:t>confirmed</w:t>
-      </w:r>
-      <w:proofErr w:type="spellEnd"/>
-      <w:r>
-        <w:t xml:space="preserve"> </w:t>
-      </w:r>
-      <w:proofErr w:type="spellStart"/>
-      <w:r>
-        <w:t>the</w:t>
-      </w:r>
-      <w:proofErr w:type="spellEnd"/>
-      <w:r>
-        <w:t xml:space="preserve"> </w:t>
-      </w:r>
-      <w:proofErr w:type="spellStart"/>
-      <w:r>
-        <w:t>effectiveness</w:t>
-      </w:r>
-      <w:proofErr w:type="spellEnd"/>
-      <w:r>
-        <w:t xml:space="preserve"> of </w:t>
-      </w:r>
-      <w:proofErr w:type="spellStart"/>
-      <w:r>
-        <w:t>the</w:t>
-      </w:r>
-      <w:proofErr w:type="spellEnd"/>
-      <w:r>
-        <w:t xml:space="preserve"> </w:t>
-      </w:r>
-      <w:proofErr w:type="spellStart"/>
-      <w:r>
-        <w:t>proposed</w:t>
-      </w:r>
-      <w:proofErr w:type="spellEnd"/>
-      <w:r>
-        <w:t xml:space="preserve"> </w:t>
-      </w:r>
-      <w:proofErr w:type="spellStart"/>
-      <w:r>
-        <w:t>optimizations</w:t>
-      </w:r>
-      <w:proofErr w:type="spellEnd"/>
-      <w:r>
-        <w:t xml:space="preserve"> and </w:t>
-      </w:r>
-      <w:proofErr w:type="spellStart"/>
-      <w:r>
-        <w:t>the</w:t>
-      </w:r>
-      <w:proofErr w:type="spellEnd"/>
-      <w:r>
-        <w:t xml:space="preserve"> </w:t>
-      </w:r>
-      <w:proofErr w:type="spellStart"/>
-      <w:r>
-        <w:t>ability</w:t>
-      </w:r>
-      <w:proofErr w:type="spellEnd"/>
-      <w:r>
-        <w:t xml:space="preserve"> of </w:t>
-      </w:r>
-      <w:proofErr w:type="spellStart"/>
-      <w:r>
-        <w:t>the</w:t>
-      </w:r>
-      <w:proofErr w:type="spellEnd"/>
-      <w:r>
-        <w:t xml:space="preserve"> </w:t>
-      </w:r>
-      <w:proofErr w:type="spellStart"/>
-      <w:r>
-        <w:t>system</w:t>
-      </w:r>
-      <w:proofErr w:type="spellEnd"/>
-      <w:r>
-        <w:t xml:space="preserve"> to </w:t>
-      </w:r>
-      <w:proofErr w:type="spellStart"/>
-      <w:r>
-        <w:t>identify</w:t>
-      </w:r>
-      <w:proofErr w:type="spellEnd"/>
-      <w:r>
-        <w:t xml:space="preserve"> </w:t>
-      </w:r>
-      <w:proofErr w:type="spellStart"/>
-      <w:r>
-        <w:t>counterexamples</w:t>
-      </w:r>
-      <w:proofErr w:type="spellEnd"/>
-      <w:r>
-        <w:t xml:space="preserve"> </w:t>
-      </w:r>
-      <w:proofErr w:type="spellStart"/>
-      <w:r>
-        <w:t>already</w:t>
-      </w:r>
-      <w:proofErr w:type="spellEnd"/>
-      <w:r>
-        <w:t xml:space="preserve"> </w:t>
-      </w:r>
-      <w:proofErr w:type="spellStart"/>
-      <w:r>
-        <w:t>for</w:t>
-      </w:r>
-      <w:proofErr w:type="spellEnd"/>
-      <w:r>
-        <w:t xml:space="preserve"> </w:t>
-      </w:r>
-      <w:proofErr w:type="spellStart"/>
-      <w:r>
-        <w:t>short</w:t>
-      </w:r>
-      <w:proofErr w:type="spellEnd"/>
-      <w:r>
-        <w:t xml:space="preserve"> </w:t>
-      </w:r>
-      <w:proofErr w:type="spellStart"/>
-      <w:r>
-        <w:t>word</w:t>
-      </w:r>
-      <w:proofErr w:type="spellEnd"/>
-      <w:r>
-        <w:t xml:space="preserve"> </w:t>
-      </w:r>
-      <w:proofErr w:type="spellStart"/>
-      <w:r>
-        <w:t>lengths</w:t>
-      </w:r>
-      <w:proofErr w:type="spellEnd"/>
-      <w:r>
-        <w:t>.</w:t>
+      <w:r>
+        <w:t>The bachelor thesis deals with the problem of testing the equivalence of context-free grammars, which represents an algorithmically undecidable problem in the theory of computation. The main objective of the thesis is the design and implementation of a software application in Python that approximates this equivalence through systematic testing on a finite set of words with bounded length. The theoretical part of the thesis analyses the properties of context-free and linear grammars and justifies the need for approximation methods in engineering practice. The core of the thesis consists of the description and implementation of transformation algorithms, including the elimination of ε-rules, simple rules, left recursion and redundant symbols. The implemented solution uses the method of leftmost derivations to generate strings, optimized by memoization based on dynamic programming. The resulting application with a graphical user interface enables reliable detection of language non-equivalence and, in the case of agreement, provides information about equivalence with respect to the selected approximation depth. Experimental evaluation on a selected set of grammars confirmed the effectiveness of the proposed optimizations and the ability of the system to identify counterexamples already for short word lengths.</w:t>
       </w:r>
     </w:p>
     <w:p>
@@ -2126,75 +824,9 @@
           <w:docGrid w:linePitch="360"/>
         </w:sectPr>
       </w:pPr>
-      <w:proofErr w:type="spellStart"/>
-      <w:r>
-        <w:t>context-free</w:t>
-      </w:r>
-      <w:proofErr w:type="spellEnd"/>
-      <w:r>
-        <w:t xml:space="preserve"> </w:t>
-      </w:r>
-      <w:proofErr w:type="spellStart"/>
-      <w:r>
-        <w:t>grammars</w:t>
-      </w:r>
-      <w:proofErr w:type="spellEnd"/>
-      <w:r>
-        <w:t xml:space="preserve">, </w:t>
-      </w:r>
-      <w:proofErr w:type="spellStart"/>
-      <w:r>
-        <w:t>language</w:t>
-      </w:r>
-      <w:proofErr w:type="spellEnd"/>
-      <w:r>
-        <w:t xml:space="preserve"> </w:t>
-      </w:r>
-      <w:proofErr w:type="spellStart"/>
-      <w:r>
-        <w:t>equivalence</w:t>
-      </w:r>
-      <w:proofErr w:type="spellEnd"/>
-      <w:r>
-        <w:t xml:space="preserve">, </w:t>
-      </w:r>
-      <w:proofErr w:type="spellStart"/>
-      <w:r>
-        <w:t>approximation</w:t>
-      </w:r>
-      <w:proofErr w:type="spellEnd"/>
-      <w:r>
-        <w:t xml:space="preserve"> </w:t>
-      </w:r>
-      <w:proofErr w:type="spellStart"/>
-      <w:r>
-        <w:t>testing</w:t>
-      </w:r>
-      <w:proofErr w:type="spellEnd"/>
-      <w:r>
-        <w:t xml:space="preserve">, </w:t>
-      </w:r>
-      <w:proofErr w:type="spellStart"/>
-      <w:r>
-        <w:t>leftmost</w:t>
-      </w:r>
-      <w:proofErr w:type="spellEnd"/>
-      <w:r>
-        <w:t xml:space="preserve"> </w:t>
-      </w:r>
-      <w:proofErr w:type="spellStart"/>
-      <w:r>
-        <w:t>derivation</w:t>
-      </w:r>
-      <w:proofErr w:type="spellEnd"/>
-      <w:r>
-        <w:t xml:space="preserve">, </w:t>
-      </w:r>
-      <w:proofErr w:type="spellStart"/>
-      <w:r>
-        <w:t>Python</w:t>
-      </w:r>
-      <w:proofErr w:type="spellEnd"/>
+      <w:r>
+        <w:t>context-free grammars, language equivalence, approximation testing, leftmost derivation, Python</w:t>
+      </w:r>
     </w:p>
     <w:p/>
     <w:p>
@@ -6624,29 +5256,8 @@
         <w:t>CFG</w:t>
       </w:r>
       <w:r>
-        <w:t xml:space="preserve"> – </w:t>
-      </w:r>
-      <w:proofErr w:type="spellStart"/>
-      <w:r>
-        <w:t>bezkontextová</w:t>
-      </w:r>
-      <w:proofErr w:type="spellEnd"/>
-      <w:r>
-        <w:t xml:space="preserve"> gramatika, z angl. </w:t>
-      </w:r>
-      <w:proofErr w:type="spellStart"/>
-      <w:r>
-        <w:t>Context-Free</w:t>
-      </w:r>
-      <w:proofErr w:type="spellEnd"/>
-      <w:r>
-        <w:t xml:space="preserve"> </w:t>
-      </w:r>
-      <w:proofErr w:type="spellStart"/>
-      <w:r>
-        <w:t>Grammar</w:t>
-      </w:r>
-      <w:proofErr w:type="spellEnd"/>
+        <w:t xml:space="preserve"> – bezkontextová gramatika, z angl. Context-Free Grammar</w:t>
+      </w:r>
     </w:p>
     <w:p>
       <w:pPr>
@@ -6660,29 +5271,8 @@
         <w:t>CFL</w:t>
       </w:r>
       <w:r>
-        <w:t xml:space="preserve"> – </w:t>
-      </w:r>
-      <w:proofErr w:type="spellStart"/>
-      <w:r>
-        <w:t>bezkontextový</w:t>
-      </w:r>
-      <w:proofErr w:type="spellEnd"/>
-      <w:r>
-        <w:t xml:space="preserve"> jazyk, z angl. </w:t>
-      </w:r>
-      <w:proofErr w:type="spellStart"/>
-      <w:r>
-        <w:t>Context-Free</w:t>
-      </w:r>
-      <w:proofErr w:type="spellEnd"/>
-      <w:r>
-        <w:t xml:space="preserve"> </w:t>
-      </w:r>
-      <w:proofErr w:type="spellStart"/>
-      <w:r>
-        <w:t>Language</w:t>
-      </w:r>
-      <w:proofErr w:type="spellEnd"/>
+        <w:t xml:space="preserve"> – bezkontextový jazyk, z angl. Context-Free Language</w:t>
+      </w:r>
     </w:p>
     <w:p>
       <w:pPr>
@@ -6696,31 +5286,7 @@
         <w:t>CYK</w:t>
       </w:r>
       <w:r>
-        <w:t xml:space="preserve"> – algoritmus </w:t>
-      </w:r>
-      <w:proofErr w:type="spellStart"/>
-      <w:r>
-        <w:t>Cocke</w:t>
-      </w:r>
-      <w:proofErr w:type="spellEnd"/>
-      <w:r>
-        <w:t>–</w:t>
-      </w:r>
-      <w:proofErr w:type="spellStart"/>
-      <w:r>
-        <w:t>Younger</w:t>
-      </w:r>
-      <w:proofErr w:type="spellEnd"/>
-      <w:r>
-        <w:t xml:space="preserve">–Kasami na riešenie problému príslušnosti slova do </w:t>
-      </w:r>
-      <w:proofErr w:type="spellStart"/>
-      <w:r>
-        <w:t>bezkontextového</w:t>
-      </w:r>
-      <w:proofErr w:type="spellEnd"/>
-      <w:r>
-        <w:t xml:space="preserve"> jazyka</w:t>
+        <w:t xml:space="preserve"> – algoritmus Cocke–Younger–Kasami na riešenie problému príslušnosti slova do bezkontextového jazyka</w:t>
       </w:r>
     </w:p>
     <w:p>
@@ -6735,29 +5301,8 @@
         <w:t>DFA</w:t>
       </w:r>
       <w:r>
-        <w:t xml:space="preserve"> – deterministický konečný automat, z angl. </w:t>
-      </w:r>
-      <w:proofErr w:type="spellStart"/>
-      <w:r>
-        <w:t>Deterministic</w:t>
-      </w:r>
-      <w:proofErr w:type="spellEnd"/>
-      <w:r>
-        <w:t xml:space="preserve"> </w:t>
-      </w:r>
-      <w:proofErr w:type="spellStart"/>
-      <w:r>
-        <w:t>Finite</w:t>
-      </w:r>
-      <w:proofErr w:type="spellEnd"/>
-      <w:r>
-        <w:t xml:space="preserve"> </w:t>
-      </w:r>
-      <w:proofErr w:type="spellStart"/>
-      <w:r>
-        <w:t>Automaton</w:t>
-      </w:r>
-      <w:proofErr w:type="spellEnd"/>
+        <w:t xml:space="preserve"> – deterministický konečný automat, z angl. Deterministic Finite Automaton</w:t>
+      </w:r>
     </w:p>
     <w:p>
       <w:pPr>
@@ -6771,21 +5316,8 @@
         <w:t>JSON</w:t>
       </w:r>
       <w:r>
-        <w:t xml:space="preserve"> – textový dátový formát používaný na ukladanie štruktúrovaných údajov, z angl. JavaScript </w:t>
-      </w:r>
-      <w:proofErr w:type="spellStart"/>
-      <w:r>
-        <w:t>Object</w:t>
-      </w:r>
-      <w:proofErr w:type="spellEnd"/>
-      <w:r>
-        <w:t xml:space="preserve"> </w:t>
-      </w:r>
-      <w:proofErr w:type="spellStart"/>
-      <w:r>
-        <w:t>Notation</w:t>
-      </w:r>
-      <w:proofErr w:type="spellEnd"/>
+        <w:t xml:space="preserve"> – textový dátový formát používaný na ukladanie štruktúrovaných údajov, z angl. JavaScript Object Notation</w:t>
+      </w:r>
     </w:p>
     <w:p>
       <w:pPr>
@@ -7054,15 +5586,7 @@
         </m:sSub>
       </m:oMath>
       <w:r>
-        <w:t xml:space="preserve"> – maximálna dĺžka slov použitá pri </w:t>
-      </w:r>
-      <w:proofErr w:type="spellStart"/>
-      <w:r>
-        <w:t>aproximatívnom</w:t>
-      </w:r>
-      <w:proofErr w:type="spellEnd"/>
-      <w:r>
-        <w:t xml:space="preserve"> testovaní ekvivalencie</w:t>
+        <w:t xml:space="preserve"> – maximálna dĺžka slov použitá pri aproximatívnom testovaní ekvivalencie</w:t>
       </w:r>
     </w:p>
     <w:p>
@@ -7251,281 +5775,93 @@
         <w:rPr>
           <w:rFonts w:ascii="Times New Roman" w:hAnsi="Times New Roman" w:cs="Times New Roman"/>
         </w:rPr>
-        <w:t xml:space="preserve">Teória formálnych jazykov a automatov predstavuje základný rámec pre pochopenie syntaktických štruktúr a procesov v rámci modernej informatiky. Od svojho vzniku v polovici 20. storočia, kedy </w:t>
-      </w:r>
-      <w:proofErr w:type="spellStart"/>
-      <w:r>
+        <w:t>Teória formálnych jazykov a automatov predstavuje základný rámec pre pochopenie syntaktických štruktúr a procesov v rámci modernej informatiky. Od svojho vzniku v polovici 20. storočia, kedy Noam Chomsky definoval hierarchiu gramatík, sa táto disciplína stala nevyhnutnou pre návrh kompilátorov, analýzu dát a verifikáciu softvérových systémov [1]. V rámci tejto hierarchie zaujímajú bezkontextové gramatiky osobitné postavenie. Ich vyjadrovacia sila je dostatočná na opis väčšiny syntaktických pravidiel programovacích jazykov, pričom si zachovávajú schopnosť relatívne efektívnej analýzy pomocou zásobníkových automatov [5]. Napriek ich nesmiernemu praktickému významu v inžinierskej praxi však narážame na základné teoretické bariéry, ktoré definujú hranice algoritmickej riešiteľnosti.</w:t>
+      </w:r>
+    </w:p>
+    <w:p>
+      <w:pPr>
+        <w:pStyle w:val="Bezodsadenia"/>
+      </w:pPr>
+    </w:p>
+    <w:p>
+      <w:r>
+        <w:rPr>
+          <w:rFonts w:cs="Times New Roman"/>
+        </w:rPr>
+        <w:t>Jedným zo základných problémov, ktorým čelí teoretická informatika, je otázka ekvivalencie dvoch gramatík. Kým pri regulárnych jazykoch, reprezentovaných konečnými automatmi, je problém ekvivalencie rozhodnuteľný a existujú štandardizované postupy na jeho overenie založené na minimalizácii stavového priestoru, pri bezkontextových gramatikách je situácia odlišná. Sipser vo svojej analýze zdôrazňuje, že problém ekvivalencie pre bezkontextové gramatiky patrí do kategórie nerozhodnuteľných problémov [5]. To znamená, že neexistuje univerzálny algoritmus, ktorý by pre ľubovoľné dve gramatiky v konečnom čase určil, či generujú identický jazyk. Táto skutočnosť núti hľadať alternatívne cesty, ktoré by umožnili aspoň čiastočné overenie zhody jazykov v praktických aplikáciách.</w:t>
+      </w:r>
+      <w:r>
+        <w:t xml:space="preserve"> </w:t>
+      </w:r>
+    </w:p>
+    <w:p/>
+    <w:p>
+      <w:pPr>
+        <w:rPr>
+          <w:rFonts w:cstheme="minorHAnsi"/>
+        </w:rPr>
+      </w:pPr>
+      <w:r>
+        <w:rPr>
+          <w:rFonts w:cstheme="minorHAnsi"/>
+        </w:rPr>
+        <w:t xml:space="preserve">Z tejto nerozhodnej teoretickej situácie je koncept aproximácie ekvivalencie. Ak nie je možné dokázať absolútnu zhodu pre všetky potenciálne slová jazyka, možno sa sústrediť na testovanie nad konečnou množinou slov obmedzenej dĺžky. V praxi sa často ukazuje, že neekvivalencia sa prejaví už na relatívne krátkych reťazcoch, čo robí z aproximatívneho testovania spoľahlivý nástroj pre rýchlu detekciu chýb v návrhoch syntaktických pravidiel [3]. </w:t>
+      </w:r>
+      <w:r>
+        <w:rPr>
+          <w:rFonts w:cstheme="minorHAnsi"/>
+        </w:rPr>
+        <w:t>V</w:t>
+      </w:r>
+      <w:r>
+        <w:rPr>
+          <w:rFonts w:cstheme="minorHAnsi"/>
+        </w:rPr>
+        <w:t xml:space="preserve"> ďalšom </w:t>
+      </w:r>
+      <w:r>
+        <w:rPr>
+          <w:rFonts w:cstheme="minorHAnsi"/>
+        </w:rPr>
+        <w:t>texte nájdeme aj poznámky k jazykovej stránke textu, písaniu matematických vzorcov, vytváraniu a formátovaniu grafov.</w:t>
+      </w:r>
+    </w:p>
+    <w:p>
+      <w:pPr>
+        <w:rPr>
+          <w:rFonts w:cstheme="minorHAnsi"/>
+        </w:rPr>
+      </w:pPr>
+    </w:p>
+    <w:p>
+      <w:pPr>
         <w:rPr>
           <w:rFonts w:ascii="Times New Roman" w:hAnsi="Times New Roman" w:cs="Times New Roman"/>
         </w:rPr>
-        <w:t>Noam</w:t>
-      </w:r>
-      <w:proofErr w:type="spellEnd"/>
-      <w:r>
+      </w:pPr>
+      <w:r>
+        <w:t xml:space="preserve">Predkladaná bakalárska práca sa zameriava na návrh a implementáciu softvérovej aplikácie, ktorá realizuje aproximáciu ekvivalencie bezkontextových gramatík prostredníctvom systematického generovania a porovnávania slov. Jadrom navrhovaného riešenia je predspracovanie vstupných gramatík do optimalizovanej podoby a následné generovanie množín slov do používateľom zvolenej maximálnej dĺžky. V rámci teoretického návrhu sa uvádza aj transformácia pravidiel do tvaru s terminálnym prefixom, ktorá súvisí s generovaním slov </w:t>
+      </w:r>
+      <w:r>
+        <w:lastRenderedPageBreak/>
+        <w:t>zľava doprava pomocou najľavejších odvodení. V implementovanej verzii však samotné porovnávanie jazykov prebieha nad optimalizovanými gramatikami. V prípade, že sa vygenerované množiny líšia, systém je schopný užívateľovi poskytnúť konkrétny protipríklad – slovo, ktoré do jedného z jazykov nepatrí, čím poskytuje jasný dôkaz o odlišnosti skúmaných gramatík.</w:t>
+      </w:r>
+    </w:p>
+    <w:p>
+      <w:pPr>
         <w:rPr>
           <w:rFonts w:ascii="Times New Roman" w:hAnsi="Times New Roman" w:cs="Times New Roman"/>
         </w:rPr>
-        <w:t xml:space="preserve"> </w:t>
-      </w:r>
-      <w:proofErr w:type="spellStart"/>
-      <w:r>
+      </w:pPr>
+    </w:p>
+    <w:p>
+      <w:pPr>
         <w:rPr>
           <w:rFonts w:ascii="Times New Roman" w:hAnsi="Times New Roman" w:cs="Times New Roman"/>
         </w:rPr>
-        <w:t>Chomsky</w:t>
-      </w:r>
-      <w:proofErr w:type="spellEnd"/>
-      <w:r>
-        <w:rPr>
-          <w:rFonts w:ascii="Times New Roman" w:hAnsi="Times New Roman" w:cs="Times New Roman"/>
-        </w:rPr>
-        <w:t xml:space="preserve"> definoval hierarchiu gramatík, sa táto disciplína stala nevyhnutnou pre návrh kompilátorov, analýzu dát a verifikáciu softvérových systémov [1]. V rámci tejto hierarchie zaujímajú </w:t>
-      </w:r>
-      <w:proofErr w:type="spellStart"/>
-      <w:r>
-        <w:rPr>
-          <w:rFonts w:ascii="Times New Roman" w:hAnsi="Times New Roman" w:cs="Times New Roman"/>
-        </w:rPr>
-        <w:t>bezkontextové</w:t>
-      </w:r>
-      <w:proofErr w:type="spellEnd"/>
-      <w:r>
-        <w:rPr>
-          <w:rFonts w:ascii="Times New Roman" w:hAnsi="Times New Roman" w:cs="Times New Roman"/>
-        </w:rPr>
-        <w:t xml:space="preserve"> gramatiky osobitné postavenie. Ich vyjadrovacia sila je dostatočná na opis väčšiny syntaktických pravidiel programovacích jazykov, pričom si zachovávajú schopnosť relatívne efektívnej analýzy pomocou zásobníkových automatov [5]. Napriek ich nesmiernemu praktickému významu v inžinierskej praxi však narážame na základné teoretické bariéry, ktoré definujú hranice algoritmickej riešiteľnosti.</w:t>
-      </w:r>
-    </w:p>
-    <w:p>
-      <w:pPr>
-        <w:pStyle w:val="Bezodsadenia"/>
-      </w:pPr>
-    </w:p>
-    <w:p>
-      <w:r>
-        <w:rPr>
-          <w:rFonts w:cs="Times New Roman"/>
-        </w:rPr>
-        <w:t xml:space="preserve">Jedným zo základných problémov, ktorým čelí teoretická informatika, je otázka ekvivalencie dvoch gramatík. Kým pri regulárnych jazykoch, reprezentovaných konečnými automatmi, je problém ekvivalencie </w:t>
-      </w:r>
-      <w:proofErr w:type="spellStart"/>
-      <w:r>
-        <w:rPr>
-          <w:rFonts w:cs="Times New Roman"/>
-        </w:rPr>
-        <w:t>rozhodnuteľný</w:t>
-      </w:r>
-      <w:proofErr w:type="spellEnd"/>
-      <w:r>
-        <w:rPr>
-          <w:rFonts w:cs="Times New Roman"/>
-        </w:rPr>
-        <w:t xml:space="preserve"> a existujú štandardizované postupy na jeho overenie založené na minimalizácii stavového priestoru, pri </w:t>
-      </w:r>
-      <w:proofErr w:type="spellStart"/>
-      <w:r>
-        <w:rPr>
-          <w:rFonts w:cs="Times New Roman"/>
-        </w:rPr>
-        <w:t>bezkontextových</w:t>
-      </w:r>
-      <w:proofErr w:type="spellEnd"/>
-      <w:r>
-        <w:rPr>
-          <w:rFonts w:cs="Times New Roman"/>
-        </w:rPr>
-        <w:t xml:space="preserve"> gramatikách je situácia odlišná. </w:t>
-      </w:r>
-      <w:proofErr w:type="spellStart"/>
-      <w:r>
-        <w:rPr>
-          <w:rFonts w:cs="Times New Roman"/>
-        </w:rPr>
-        <w:t>Sipser</w:t>
-      </w:r>
-      <w:proofErr w:type="spellEnd"/>
-      <w:r>
-        <w:rPr>
-          <w:rFonts w:cs="Times New Roman"/>
-        </w:rPr>
-        <w:t xml:space="preserve"> vo svojej analýze zdôrazňuje, že problém ekvivalencie pre </w:t>
-      </w:r>
-      <w:proofErr w:type="spellStart"/>
-      <w:r>
-        <w:rPr>
-          <w:rFonts w:cs="Times New Roman"/>
-        </w:rPr>
-        <w:t>bezkontextové</w:t>
-      </w:r>
-      <w:proofErr w:type="spellEnd"/>
-      <w:r>
-        <w:rPr>
-          <w:rFonts w:cs="Times New Roman"/>
-        </w:rPr>
-        <w:t xml:space="preserve"> gramatiky patrí do kategórie </w:t>
-      </w:r>
-      <w:proofErr w:type="spellStart"/>
-      <w:r>
-        <w:rPr>
-          <w:rFonts w:cs="Times New Roman"/>
-        </w:rPr>
-        <w:t>nerozhodnuteľných</w:t>
-      </w:r>
-      <w:proofErr w:type="spellEnd"/>
-      <w:r>
-        <w:rPr>
-          <w:rFonts w:cs="Times New Roman"/>
-        </w:rPr>
-        <w:t xml:space="preserve"> problémov [5]. To znamená, že neexistuje univerzálny algoritmus, ktorý by pre ľubovoľné dve gramatiky v konečnom čase určil, či generujú identický jazyk. Táto skutočnosť núti hľadať alternatívne cesty, ktoré by umožnili aspoň čiastočné overenie zhody jazykov v praktických aplikáciách.</w:t>
-      </w:r>
-      <w:r>
-        <w:t xml:space="preserve"> </w:t>
-      </w:r>
-    </w:p>
-    <w:p/>
-    <w:p>
-      <w:pPr>
-        <w:rPr>
-          <w:rFonts w:cstheme="minorHAnsi"/>
-        </w:rPr>
-      </w:pPr>
-      <w:r>
-        <w:rPr>
-          <w:rFonts w:cstheme="minorHAnsi"/>
-        </w:rPr>
-        <w:t xml:space="preserve">Z tejto nerozhodnej teoretickej situácie je koncept aproximácie ekvivalencie. Ak nie je možné dokázať absolútnu zhodu pre všetky potenciálne slová jazyka, možno sa sústrediť na testovanie nad konečnou množinou slov obmedzenej dĺžky. V praxi sa často ukazuje, že </w:t>
-      </w:r>
-      <w:proofErr w:type="spellStart"/>
-      <w:r>
-        <w:rPr>
-          <w:rFonts w:cstheme="minorHAnsi"/>
-        </w:rPr>
-        <w:t>neekvivalencia</w:t>
-      </w:r>
-      <w:proofErr w:type="spellEnd"/>
-      <w:r>
-        <w:rPr>
-          <w:rFonts w:cstheme="minorHAnsi"/>
-        </w:rPr>
-        <w:t xml:space="preserve"> sa prejaví už na relatívne krátkych reťazcoch, čo robí z </w:t>
-      </w:r>
-      <w:proofErr w:type="spellStart"/>
-      <w:r>
-        <w:rPr>
-          <w:rFonts w:cstheme="minorHAnsi"/>
-        </w:rPr>
-        <w:t>aproximatívneho</w:t>
-      </w:r>
-      <w:proofErr w:type="spellEnd"/>
-      <w:r>
-        <w:rPr>
-          <w:rFonts w:cstheme="minorHAnsi"/>
-        </w:rPr>
-        <w:t xml:space="preserve"> testovania spoľahlivý nástroj pre rýchlu detekciu chýb v návrhoch syntaktických pravidiel [3]. </w:t>
-      </w:r>
-      <w:r>
-        <w:rPr>
-          <w:rFonts w:cstheme="minorHAnsi"/>
-        </w:rPr>
-        <w:t>V</w:t>
-      </w:r>
-      <w:r>
-        <w:rPr>
-          <w:rFonts w:cstheme="minorHAnsi"/>
-        </w:rPr>
-        <w:t xml:space="preserve"> ďalšom </w:t>
-      </w:r>
-      <w:r>
-        <w:rPr>
-          <w:rFonts w:cstheme="minorHAnsi"/>
-        </w:rPr>
-        <w:t>texte nájdeme aj poznámky k jazykovej stránke textu, písaniu matematických vzorcov, vytváraniu a formátovaniu grafov.</w:t>
-      </w:r>
-    </w:p>
-    <w:p>
-      <w:pPr>
-        <w:rPr>
-          <w:rFonts w:cstheme="minorHAnsi"/>
-        </w:rPr>
-      </w:pPr>
-    </w:p>
-    <w:p>
-      <w:pPr>
-        <w:rPr>
-          <w:rFonts w:ascii="Times New Roman" w:hAnsi="Times New Roman" w:cs="Times New Roman"/>
-        </w:rPr>
-      </w:pPr>
-      <w:r>
-        <w:t xml:space="preserve">Predkladaná bakalárska práca sa zameriava na návrh a implementáciu softvérovej aplikácie, ktorá realizuje aproximáciu ekvivalencie </w:t>
-      </w:r>
-      <w:proofErr w:type="spellStart"/>
-      <w:r>
-        <w:t>bezkontextových</w:t>
-      </w:r>
-      <w:proofErr w:type="spellEnd"/>
-      <w:r>
-        <w:t xml:space="preserve"> gramatík prostredníctvom systematického generovania a porovnávania slov. Jadrom navrhovaného riešenia je predspracovanie vstupných gramatík do optimalizovanej podoby a následné generovanie množín slov do používateľom zvolenej maximálnej dĺžky. V rámci teoretického návrhu sa uvádza aj transformácia pravidiel do tvaru s terminálnym prefixom, ktorá súvisí s generovaním slov </w:t>
-      </w:r>
-      <w:r>
-        <w:lastRenderedPageBreak/>
-        <w:t xml:space="preserve">zľava doprava pomocou najľavejších odvodení. V implementovanej verzii však samotné porovnávanie jazykov prebieha nad optimalizovanými gramatikami. V prípade, že sa vygenerované množiny líšia, systém je schopný užívateľovi poskytnúť konkrétny </w:t>
-      </w:r>
-      <w:proofErr w:type="spellStart"/>
-      <w:r>
-        <w:t>protipríklad</w:t>
-      </w:r>
-      <w:proofErr w:type="spellEnd"/>
-      <w:r>
-        <w:t xml:space="preserve"> – slovo, ktoré do jedného z jazykov nepatrí, čím poskytuje jasný dôkaz o odlišnosti skúmaných gramatík.</w:t>
-      </w:r>
-    </w:p>
-    <w:p>
-      <w:pPr>
-        <w:rPr>
-          <w:rFonts w:ascii="Times New Roman" w:hAnsi="Times New Roman" w:cs="Times New Roman"/>
-        </w:rPr>
-      </w:pPr>
-    </w:p>
-    <w:p>
-      <w:pPr>
-        <w:rPr>
-          <w:rFonts w:ascii="Times New Roman" w:hAnsi="Times New Roman" w:cs="Times New Roman"/>
-        </w:rPr>
-      </w:pPr>
-      <w:r>
-        <w:t xml:space="preserve">Text práce je rozdelený do piatich kapitol. Po úvode nasleduje prvá kapitola venovaná teoretickým východiskám formálnych jazykov so zameraním na </w:t>
-      </w:r>
-      <w:proofErr w:type="spellStart"/>
-      <w:r>
-        <w:t>bezkontextové</w:t>
-      </w:r>
-      <w:proofErr w:type="spellEnd"/>
-      <w:r>
-        <w:t xml:space="preserve"> gramatiky a ich vlastnosti. Druhá kapitola rozoberá problém ekvivalencie </w:t>
-      </w:r>
-      <w:proofErr w:type="spellStart"/>
-      <w:r>
-        <w:t>bezkontextových</w:t>
-      </w:r>
-      <w:proofErr w:type="spellEnd"/>
-      <w:r>
-        <w:t xml:space="preserve"> gramatík a zdôvodňuje použitie </w:t>
-      </w:r>
-      <w:proofErr w:type="spellStart"/>
-      <w:r>
-        <w:t>aproximatívnych</w:t>
-      </w:r>
-      <w:proofErr w:type="spellEnd"/>
-      <w:r>
-        <w:t xml:space="preserve"> metód. Tretia kapitola opisuje transformačné algoritmy a postup generovania slov. Štvrtá kapitola sa venuje návrhu a implementácii aplikácie v jazyku </w:t>
-      </w:r>
-      <w:proofErr w:type="spellStart"/>
-      <w:r>
-        <w:t>Python</w:t>
-      </w:r>
-      <w:proofErr w:type="spellEnd"/>
-      <w:r>
-        <w:t xml:space="preserve"> vrátane grafického používateľského rozhrania. Piata kapitola predkladá experimentálne výsledky a vyhodnotenie testovania na vybranej sade vstupov</w:t>
+      </w:pPr>
+      <w:r>
+        <w:t>Text práce je rozdelený do piatich kapitol. Po úvode nasleduje prvá kapitola venovaná teoretickým východiskám formálnych jazykov so zameraním na bezkontextové gramatiky a ich vlastnosti. Druhá kapitola rozoberá problém ekvivalencie bezkontextových gramatík a zdôvodňuje použitie aproximatívnych metód. Tretia kapitola opisuje transformačné algoritmy a postup generovania slov. Štvrtá kapitola sa venuje návrhu a implementácii aplikácie v jazyku Python vrátane grafického používateľského rozhrania. Piata kapitola predkladá experimentálne výsledky a vyhodnotenie testovania na vybranej sade vstupov</w:t>
       </w:r>
       <w:r>
         <w:t>.</w:t>
@@ -7561,15 +5897,7 @@
         <w:pStyle w:val="Bezodsadenia"/>
       </w:pPr>
       <w:r>
-        <w:t xml:space="preserve">Teória formálnych jazykov a automatov predstavuje základný rámec pre pochopenie syntaktických štruktúr a procesov v rámci modernej informatiky. Formálny jazyk nie je v tomto kontexte vnímaný ako prostriedok bežnej medziľudskej komunikácie, ale ako exaktne definovaná množina reťazcov nad konečnou abecedou, ktoré spĺňajú vopred stanovené syntaktické pravidlá [5]. Na opis týchto množín sa využívajú gramatiky – matematické systémy definujúce spôsob, akým možno z počiatočného symbolu odvodiť </w:t>
-      </w:r>
-      <w:proofErr w:type="spellStart"/>
-      <w:r>
-        <w:t>validné</w:t>
-      </w:r>
-      <w:proofErr w:type="spellEnd"/>
-      <w:r>
-        <w:t xml:space="preserve"> slová jazyka. Predtým, než sa pristúpi k samotnej klasifikácii gramatík, je nevyhnutné definovať základné objekty, z ktorých sa formálne systémy skladajú. Tieto pojmy tvoria hierarchickú štruktúru, kde z jednoduchých symbolov vznikajú zložitejšie reťazce a z nich následne celé jazyky.</w:t>
+        <w:t>Teória formálnych jazykov a automatov predstavuje základný rámec pre pochopenie syntaktických štruktúr a procesov v rámci modernej informatiky. Formálny jazyk nie je v tomto kontexte vnímaný ako prostriedok bežnej medziľudskej komunikácie, ale ako exaktne definovaná množina reťazcov nad konečnou abecedou, ktoré spĺňajú vopred stanovené syntaktické pravidlá [5]. Na opis týchto množín sa využívajú gramatiky – matematické systémy definujúce spôsob, akým možno z počiatočného symbolu odvodiť validné slová jazyka. Predtým, než sa pristúpi k samotnej klasifikácii gramatík, je nevyhnutné definovať základné objekty, z ktorých sa formálne systémy skladajú. Tieto pojmy tvoria hierarchickú štruktúru, kde z jednoduchých symbolov vznikajú zložitejšie reťazce a z nich následne celé jazyky.</w:t>
       </w:r>
       <w:r>
         <w:t xml:space="preserve"> </w:t>
@@ -8058,15 +6386,7 @@
         </m:r>
       </m:oMath>
       <w:r>
-        <w:t xml:space="preserve"> sú </w:t>
-      </w:r>
-      <w:proofErr w:type="spellStart"/>
-      <w:r>
-        <w:t>disjunktné</w:t>
-      </w:r>
-      <w:proofErr w:type="spellEnd"/>
-      <w:r>
-        <w:t xml:space="preserve"> </w:t>
+        <w:t xml:space="preserve"> sú disjunktné </w:t>
       </w:r>
       <m:oMath>
         <m:r>
@@ -8642,13 +6962,8 @@
       <w:r>
         <w:t xml:space="preserve">Klasifikácia podľa </w:t>
       </w:r>
-      <w:proofErr w:type="spellStart"/>
-      <w:r>
-        <w:t>Chomského</w:t>
-      </w:r>
-      <w:proofErr w:type="spellEnd"/>
-      <w:r>
-        <w:t xml:space="preserve"> hierarchie</w:t>
+      <w:r>
+        <w:t>Chomského hierarchie</w:t>
       </w:r>
       <w:bookmarkEnd w:id="17"/>
       <w:r>
@@ -8660,43 +6975,19 @@
         <w:pStyle w:val="Bezodsadenia"/>
       </w:pPr>
       <w:r>
-        <w:t xml:space="preserve">Hierarchické usporiadanie gramatík predstavuje základné rozdelenie generatívnych systémov. </w:t>
-      </w:r>
-      <w:proofErr w:type="spellStart"/>
-      <w:r>
-        <w:t>Noam</w:t>
-      </w:r>
-      <w:proofErr w:type="spellEnd"/>
+        <w:t>Hierarchické usporiadanie gramatík predstavuje základné rozdelenie generatívnych systémov. Noam Chomsky v roku 1956 definoval štyri základné triedy na základe obmedzení kladených na tvar ich prepisovacích pravidiel [3]. Tieto triedy tvoria inkluzívnu hierarchiu, kde každá vyššia úroveň</w:t>
+      </w:r>
+      <w:r>
+        <w:t>,</w:t>
+      </w:r>
+      <w:r>
+        <w:t xml:space="preserve"> s nižším číselným označením</w:t>
+      </w:r>
       <w:r>
         <w:t xml:space="preserve"> </w:t>
       </w:r>
-      <w:proofErr w:type="spellStart"/>
-      <w:r>
-        <w:t>Chomsky</w:t>
-      </w:r>
-      <w:proofErr w:type="spellEnd"/>
-      <w:r>
-        <w:t xml:space="preserve"> v roku 1956 definoval štyri základné triedy na základe obmedzení kladených na tvar ich prepisovacích pravidiel [3]. Tieto triedy tvoria inkluzívnu hierarchiu, kde každá vyššia úroveň</w:t>
-      </w:r>
-      <w:r>
-        <w:t>,</w:t>
-      </w:r>
-      <w:r>
-        <w:t xml:space="preserve"> s nižším číselným označením</w:t>
-      </w:r>
-      <w:r>
-        <w:t xml:space="preserve"> </w:t>
-      </w:r>
-      <w:r>
-        <w:t xml:space="preserve">je </w:t>
-      </w:r>
-      <w:proofErr w:type="spellStart"/>
-      <w:r>
-        <w:t>nadmnožinou</w:t>
-      </w:r>
-      <w:proofErr w:type="spellEnd"/>
-      <w:r>
-        <w:t xml:space="preserve"> úrovne predchádzajúcej:</w:t>
+      <w:r>
+        <w:t>je nadmnožinou úrovne predchádzajúcej:</w:t>
       </w:r>
     </w:p>
     <w:p>
@@ -8715,23 +7006,7 @@
         <w:t>Typ 0: Rekurzívne vyčísliteľné gramatiky</w:t>
       </w:r>
       <w:r>
-        <w:t xml:space="preserve"> – Ide o najvšeobecnejšiu triedu bez obmedzení na tvar pravidiel (okrem prítomnosti aspoň jedného </w:t>
-      </w:r>
-      <w:proofErr w:type="spellStart"/>
-      <w:r>
-        <w:t>neterminálu</w:t>
-      </w:r>
-      <w:proofErr w:type="spellEnd"/>
-      <w:r>
-        <w:t xml:space="preserve"> na ľavej strane). Tieto gramatiky majú rovnakú výpočtovú silu ako </w:t>
-      </w:r>
-      <w:proofErr w:type="spellStart"/>
-      <w:r>
-        <w:t>Turingove</w:t>
-      </w:r>
-      <w:proofErr w:type="spellEnd"/>
-      <w:r>
-        <w:t xml:space="preserve"> stroje a dokážu simulovať ľubovoľný algoritmicky opísateľný proces [3].</w:t>
+        <w:t xml:space="preserve"> – Ide o najvšeobecnejšiu triedu bez obmedzení na tvar pravidiel (okrem prítomnosti aspoň jedného neterminálu na ľavej strane). Tieto gramatiky majú rovnakú výpočtovú silu ako Turingove stroje a dokážu simulovať ľubovoľný algoritmicky opísateľný proces [3].</w:t>
       </w:r>
     </w:p>
     <w:p>
@@ -8848,23 +7123,7 @@
           <w:b/>
           <w:bCs/>
         </w:rPr>
-        <w:t xml:space="preserve">Typ 2: </w:t>
-      </w:r>
-      <w:proofErr w:type="spellStart"/>
-      <w:r>
-        <w:rPr>
-          <w:b/>
-          <w:bCs/>
-        </w:rPr>
-        <w:t>Bezkontextové</w:t>
-      </w:r>
-      <w:proofErr w:type="spellEnd"/>
-      <w:r>
-        <w:rPr>
-          <w:b/>
-          <w:bCs/>
-        </w:rPr>
-        <w:t xml:space="preserve"> gramatiky</w:t>
+        <w:t>Typ 2: Bezkontextové gramatiky</w:t>
       </w:r>
       <w:r>
         <w:t xml:space="preserve"> – Pravidlá sú obmedzené tak, že na ľavej strane sa môže nachádzať vždy iba jeden neterminálny symbol. Práve táto vlastnosť ich robí kľúčovými pre definíciu syntaxe programovacích jazykov, nakoľko umožňujú modelovať hierarchické štruktúry [3].</w:t>
@@ -8886,15 +7145,7 @@
         <w:t>Typ 3: Regulárne gramatiky</w:t>
       </w:r>
       <w:r>
-        <w:t xml:space="preserve"> – Predstavujú najjednoduchšiu triedu. Pravidlá dovoľujú na pravej strane maximálne jeden </w:t>
-      </w:r>
-      <w:proofErr w:type="spellStart"/>
-      <w:r>
-        <w:t>neterminál</w:t>
-      </w:r>
-      <w:proofErr w:type="spellEnd"/>
-      <w:r>
-        <w:t xml:space="preserve">, ktorý sa musí nachádzať vždy na rovnakom konci reťazca napr. </w:t>
+        <w:t xml:space="preserve"> – Predstavujú najjednoduchšiu triedu. Pravidlá dovoľujú na pravej strane maximálne jeden neterminál, ktorý sa musí nachádzať vždy na rovnakom konci reťazca napr. </w:t>
       </w:r>
       <m:oMath>
         <m:r>
@@ -8951,15 +7202,7 @@
     </w:p>
     <w:p>
       <w:r>
-        <w:t xml:space="preserve">Hierarchické vzťahy medzi jednotlivými typmi gramatík podľa </w:t>
-      </w:r>
-      <w:proofErr w:type="spellStart"/>
-      <w:r>
-        <w:t>Chomského</w:t>
-      </w:r>
-      <w:proofErr w:type="spellEnd"/>
-      <w:r>
-        <w:t xml:space="preserve"> hierarchie sú znázornené na obr. 1</w:t>
+        <w:t>Hierarchické vzťahy medzi jednotlivými typmi gramatík podľa Chomského hierarchie sú znázornené na obr. 1</w:t>
       </w:r>
     </w:p>
     <w:p>
@@ -9048,15 +7291,7 @@
       <w:bookmarkEnd w:id="19"/>
       <w:bookmarkEnd w:id="20"/>
       <w:r>
-        <w:t xml:space="preserve">Hierarchia </w:t>
-      </w:r>
-      <w:proofErr w:type="spellStart"/>
-      <w:r>
-        <w:t>Chomského</w:t>
-      </w:r>
-      <w:proofErr w:type="spellEnd"/>
-      <w:r>
-        <w:t xml:space="preserve"> typov gramatík</w:t>
+        <w:t>Hierarchia Chomského typov gramatík</w:t>
       </w:r>
       <w:bookmarkEnd w:id="21"/>
       <w:bookmarkEnd w:id="22"/>
@@ -9070,13 +7305,8 @@
         <w:spacing w:before="480" w:after="240"/>
       </w:pPr>
       <w:bookmarkStart w:id="23" w:name="_Toc230735184"/>
-      <w:proofErr w:type="spellStart"/>
-      <w:r>
-        <w:t>Bezkontextové</w:t>
-      </w:r>
-      <w:proofErr w:type="spellEnd"/>
-      <w:r>
-        <w:t xml:space="preserve"> gramatiky a proces odvodenia</w:t>
+      <w:r>
+        <w:t>Bezkontextové gramatiky a proces odvodenia</w:t>
       </w:r>
       <w:bookmarkEnd w:id="23"/>
     </w:p>
@@ -9084,21 +7314,8 @@
       <w:pPr>
         <w:ind w:firstLine="0"/>
       </w:pPr>
-      <w:proofErr w:type="spellStart"/>
-      <w:r>
-        <w:t>Bezkontextová</w:t>
-      </w:r>
-      <w:proofErr w:type="spellEnd"/>
-      <w:r>
-        <w:t xml:space="preserve"> gramatika (CFG) umožňuje nahradenie </w:t>
-      </w:r>
-      <w:proofErr w:type="spellStart"/>
-      <w:r>
-        <w:t>neterminálu</w:t>
-      </w:r>
-      <w:proofErr w:type="spellEnd"/>
-      <w:r>
-        <w:t xml:space="preserve"> na ľavej strane pravidla reťazcom na pravej strane bez ohľadu na to, aké symboly sa nachádzajú v jeho okolí [5].</w:t>
+      <w:r>
+        <w:t>Bezkontextová gramatika (CFG) umožňuje nahradenie neterminálu na ľavej strane pravidla reťazcom na pravej strane bez ohľadu na to, aké symboly sa nachádzajú v jeho okolí [5].</w:t>
       </w:r>
       <w:r>
         <w:t xml:space="preserve"> </w:t>
@@ -9110,31 +7327,7 @@
     <w:p/>
     <w:p>
       <w:r>
-        <w:t xml:space="preserve">Proces generovania slova v gramatike sa nazýva derivácia. Ide o postupnú aplikáciu produkčných pravidiel, kým výsledný reťazec neobsahuje iba terminálne symboly. Ak v jednom kroku odvodenia existuje viacero </w:t>
-      </w:r>
-      <w:proofErr w:type="spellStart"/>
-      <w:r>
-        <w:t>neterminálov</w:t>
-      </w:r>
-      <w:proofErr w:type="spellEnd"/>
-      <w:r>
-        <w:t xml:space="preserve">, ktoré možno nahradiť, vzniká otázka priority. Najľavejšie odvodenie je taká sekvencia krokov, v ktorej je v každom kroku nahradený vždy ten </w:t>
-      </w:r>
-      <w:proofErr w:type="spellStart"/>
-      <w:r>
-        <w:t>neterminál</w:t>
-      </w:r>
-      <w:proofErr w:type="spellEnd"/>
-      <w:r>
-        <w:t xml:space="preserve">, ktorý sa v aktuálnej fráze nachádza najviac vľavo [5]. Tento deterministický prístup k odvodzovaniu je základom pre </w:t>
-      </w:r>
-      <w:proofErr w:type="spellStart"/>
-      <w:r>
-        <w:t>algoritmizáciu</w:t>
-      </w:r>
-      <w:proofErr w:type="spellEnd"/>
-      <w:r>
-        <w:t xml:space="preserve"> v predkladanej práci. Umožňuje systematicky prechádzať priestor všetkých možných slov jazyka bez duplicitného skúmania identických derivačných stromov. Pri testovaní ekvivalencie na krátkych slovách sa najľavejšie odvodenie stáva bázou pre prehľadávanie stavového priestoru do obmedzenej hĺbky</w:t>
+        <w:t>Proces generovania slova v gramatike sa nazýva derivácia. Ide o postupnú aplikáciu produkčných pravidiel, kým výsledný reťazec neobsahuje iba terminálne symboly. Ak v jednom kroku odvodenia existuje viacero neterminálov, ktoré možno nahradiť, vzniká otázka priority. Najľavejšie odvodenie je taká sekvencia krokov, v ktorej je v každom kroku nahradený vždy ten neterminál, ktorý sa v aktuálnej fráze nachádza najviac vľavo [5]. Tento deterministický prístup k odvodzovaniu je základom pre algoritmizáciu v predkladanej práci. Umožňuje systematicky prechádzať priestor všetkých možných slov jazyka bez duplicitného skúmania identických derivačných stromov. Pri testovaní ekvivalencie na krátkych slovách sa najľavejšie odvodenie stáva bázou pre prehľadávanie stavového priestoru do obmedzenej hĺbky</w:t>
       </w:r>
       <w:r>
         <w:t>.</w:t>
@@ -9156,29 +7349,13 @@
         <w:ind w:firstLine="0"/>
       </w:pPr>
       <w:r>
-        <w:t xml:space="preserve">Proces generovania slova v </w:t>
-      </w:r>
-      <w:proofErr w:type="spellStart"/>
-      <w:r>
-        <w:t>bezkontextovej</w:t>
-      </w:r>
-      <w:proofErr w:type="spellEnd"/>
-      <w:r>
-        <w:t xml:space="preserve"> gramatike možno vizualizovať pomocou derivačného stromu</w:t>
+        <w:t>Proces generovania slova v bezkontextovej gramatike možno vizualizovať pomocou derivačného stromu</w:t>
       </w:r>
       <w:r>
         <w:t xml:space="preserve">, </w:t>
       </w:r>
       <w:r>
-        <w:t xml:space="preserve">niekedy nazývaného strom odvodenia. Derivačný strom poskytuje grafickú reprezentáciu toho, ako sú jednotlivé pravidlá aplikované, pričom odhliada od poradia, v akom boli </w:t>
-      </w:r>
-      <w:proofErr w:type="spellStart"/>
-      <w:r>
-        <w:t>neterminály</w:t>
-      </w:r>
-      <w:proofErr w:type="spellEnd"/>
-      <w:r>
-        <w:t xml:space="preserve"> prepisované, ak výsledok vedie k rovnakej štruktúre</w:t>
+        <w:t>niekedy nazývaného strom odvodenia. Derivačný strom poskytuje grafickú reprezentáciu toho, ako sú jednotlivé pravidlá aplikované, pričom odhliada od poradia, v akom boli neterminály prepisované, ak výsledok vedie k rovnakej štruktúre</w:t>
       </w:r>
       <w:r>
         <w:t xml:space="preserve"> [2].</w:t>
@@ -9248,15 +7425,7 @@
         <w:t xml:space="preserve"> </w:t>
       </w:r>
       <w:r>
-        <w:t xml:space="preserve">Najľavejšie odvodenie slova v </w:t>
-      </w:r>
-      <w:proofErr w:type="spellStart"/>
-      <w:r>
-        <w:t>bezkontextovej</w:t>
-      </w:r>
-      <w:proofErr w:type="spellEnd"/>
-      <w:r>
-        <w:t xml:space="preserve"> gramatike</w:t>
+        <w:t>Najľavejšie odvodenie slova v bezkontextovej gramatike</w:t>
       </w:r>
     </w:p>
     <w:p>
@@ -9624,15 +7793,7 @@
     <w:p/>
     <w:p>
       <w:r>
-        <w:t xml:space="preserve">Každý krok odvodenia zodpovedá jednej úrovni derivačného stromu. Vizuálna podoba tohto procesu je znázornená na obrázku 2. </w:t>
-      </w:r>
-      <w:proofErr w:type="spellStart"/>
-      <w:r>
-        <w:t>Neterminály</w:t>
-      </w:r>
-      <w:proofErr w:type="spellEnd"/>
-      <w:r>
-        <w:t xml:space="preserve"> tvoria vnútornú štruktúru stromu, zatiaľ čo terminálne symboly tvoria jeho listy.</w:t>
+        <w:t>Každý krok odvodenia zodpovedá jednej úrovni derivačného stromu. Vizuálna podoba tohto procesu je znázornená na obrázku 2. Neterminály tvoria vnútornú štruktúru stromu, zatiaľ čo terminálne symboly tvoria jeho listy.</w:t>
       </w:r>
     </w:p>
     <w:p>
@@ -9646,7 +7807,7 @@
         </w:rPr>
         <w:lastRenderedPageBreak/>
         <w:drawing>
-          <wp:inline distT="0" distB="0" distL="0" distR="0" wp14:anchorId="0056D94F" wp14:editId="1F84154A">
+          <wp:inline distT="0" distB="0" distL="0" distR="0" wp14:anchorId="0056D94F" wp14:editId="507FE185">
             <wp:extent cx="3388360" cy="2541270"/>
             <wp:effectExtent l="0" t="0" r="2540" b="0"/>
             <wp:docPr id="422641400" name="Obrázok 1"/>
@@ -9714,11 +7875,9 @@
       <w:r>
         <w:t xml:space="preserve"> Derivačný strom slova </w:t>
       </w:r>
-      <w:proofErr w:type="spellStart"/>
       <w:r>
         <w:t>aabcdd</w:t>
       </w:r>
-      <w:proofErr w:type="spellEnd"/>
       <w:r>
         <w:t xml:space="preserve"> v gramatike G</w:t>
       </w:r>
@@ -9741,15 +7900,7 @@
         <w:ind w:firstLine="0"/>
       </w:pPr>
       <w:r>
-        <w:t xml:space="preserve">Lineárne gramatiky predstavujú špecifickú triedu gramatík, pri ktorých je tvar pravidiel obmedzený tak, aby bol derivačný proces jednoduchší na spracovanie. V širšom zmysle možno za lineárny tvar považovať pravidlá, ktoré začínajú neprázdnym terminálnym slovom a za ním môže nasledovať fráza zložená z terminálov a </w:t>
-      </w:r>
-      <w:proofErr w:type="spellStart"/>
-      <w:r>
-        <w:t>neterminálov</w:t>
-      </w:r>
-      <w:proofErr w:type="spellEnd"/>
-      <w:r>
-        <w:t xml:space="preserve">. V najčastejšom prípade ide o pravidlá tvaru </w:t>
+        <w:t xml:space="preserve">Lineárne gramatiky predstavujú špecifickú triedu gramatík, pri ktorých je tvar pravidiel obmedzený tak, aby bol derivačný proces jednoduchší na spracovanie. V širšom zmysle možno za lineárny tvar považovať pravidlá, ktoré začínajú neprázdnym terminálnym slovom a za ním môže nasledovať fráza zložená z terminálov a neterminálov. V najčastejšom prípade ide o pravidlá tvaru </w:t>
       </w:r>
       <m:oMath>
         <m:r>
@@ -9817,59 +7968,11 @@
         <w:pStyle w:val="Bezodsadenia"/>
       </w:pPr>
       <w:r>
-        <w:t xml:space="preserve">Pre pochopenie limitácií algoritmov pracujúcich s </w:t>
-      </w:r>
-      <w:proofErr w:type="spellStart"/>
-      <w:r>
-        <w:t>bezkontextovými</w:t>
-      </w:r>
-      <w:proofErr w:type="spellEnd"/>
-      <w:r>
-        <w:t xml:space="preserve"> gramatikami je nevyhnutné analyzovať ich uzáverové vlastnosti. Na rozdiel od regulárnych jazykov, trieda </w:t>
-      </w:r>
-      <w:proofErr w:type="spellStart"/>
-      <w:r>
-        <w:t>bezkontextových</w:t>
-      </w:r>
-      <w:proofErr w:type="spellEnd"/>
-      <w:r>
-        <w:t xml:space="preserve"> jazykov (CFL) vykazuje v tejto oblasti špecifické nedostatky. Podľa literatúry  sú </w:t>
-      </w:r>
-      <w:proofErr w:type="spellStart"/>
-      <w:r>
-        <w:t>bezkontextové</w:t>
-      </w:r>
-      <w:proofErr w:type="spellEnd"/>
-      <w:r>
-        <w:t xml:space="preserve"> jazyky uzavreté voči zjednoteniu, zreťazeniu a </w:t>
-      </w:r>
-      <w:proofErr w:type="spellStart"/>
-      <w:r>
-        <w:t>Kleeneho</w:t>
-      </w:r>
-      <w:proofErr w:type="spellEnd"/>
-      <w:r>
-        <w:t xml:space="preserve"> iterácii [2]. Zásadný problém však nastáva pri operáciách prieniku a doplnku. </w:t>
-      </w:r>
-      <w:proofErr w:type="spellStart"/>
-      <w:r>
-        <w:t>Sipser</w:t>
-      </w:r>
-      <w:proofErr w:type="spellEnd"/>
-      <w:r>
-        <w:t xml:space="preserve"> demonštruje, že </w:t>
+        <w:t xml:space="preserve">Pre pochopenie limitácií algoritmov pracujúcich s bezkontextovými gramatikami je nevyhnutné analyzovať ich uzáverové vlastnosti. Na rozdiel od regulárnych jazykov, trieda bezkontextových jazykov (CFL) vykazuje v tejto oblasti špecifické nedostatky. Podľa literatúry  sú bezkontextové jazyky uzavreté voči zjednoteniu, zreťazeniu a Kleeneho iterácii [2]. Zásadný problém však nastáva pri operáciách prieniku a doplnku. Sipser demonštruje, že </w:t>
       </w:r>
       <w:r>
         <w:lastRenderedPageBreak/>
-        <w:t xml:space="preserve">prienik dvoch CFL nemusí byť </w:t>
-      </w:r>
-      <w:proofErr w:type="spellStart"/>
-      <w:r>
-        <w:t>bezkontextový</w:t>
-      </w:r>
-      <w:proofErr w:type="spellEnd"/>
-      <w:r>
-        <w:t xml:space="preserve"> jazyk [5]. Táto chýbajúca uzavretosť je priamym dôvodom, prečo nie je možné zostrojiť algoritmus pre exaktné testovanie ekvivalencie pomocou symetrickej diferencie, ako je to bežné pri regulárnych jazykoch</w:t>
+        <w:t>prienik dvoch CFL nemusí byť bezkontextový jazyk [5]. Táto chýbajúca uzavretosť je priamym dôvodom, prečo nie je možné zostrojiť algoritmus pre exaktné testovanie ekvivalencie pomocou symetrickej diferencie, ako je to bežné pri regulárnych jazykoch</w:t>
       </w:r>
       <w:r>
         <w:t>.</w:t>
@@ -9877,15 +7980,7 @@
     </w:p>
     <w:p>
       <w:r>
-        <w:t xml:space="preserve">Otázka, či dve </w:t>
-      </w:r>
-      <w:proofErr w:type="spellStart"/>
-      <w:r>
-        <w:t>bezkontextové</w:t>
-      </w:r>
-      <w:proofErr w:type="spellEnd"/>
-      <w:r>
-        <w:t xml:space="preserve"> gramatiky generujú identický jazyk </w:t>
+        <w:t xml:space="preserve">Otázka, či dve bezkontextové gramatiky generujú identický jazyk </w:t>
       </w:r>
       <m:oMath>
         <m:r>
@@ -10009,15 +8104,7 @@
         <w:pStyle w:val="Bezodsadenia"/>
       </w:pPr>
       <w:r>
-        <w:t xml:space="preserve">V tejto kapitole analyzujeme teoretické hranice algoritmickej riešiteľnosti pri </w:t>
-      </w:r>
-      <w:proofErr w:type="spellStart"/>
-      <w:r>
-        <w:t>bezkontextových</w:t>
-      </w:r>
-      <w:proofErr w:type="spellEnd"/>
-      <w:r>
-        <w:t xml:space="preserve"> štruktúrach. Zdôvodňujeme, prečo je v inžinierskej praxi nevyhnutné pristúpiť k metodike aproximácie a prečo táto stratégia vyžaduje špecifické transformačné kroky, ktoré sú kľúčové pre stabilitu implementovaného riešenia</w:t>
+        <w:t>V tejto kapitole analyzujeme teoretické hranice algoritmickej riešiteľnosti pri bezkontextových štruktúrach. Zdôvodňujeme, prečo je v inžinierskej praxi nevyhnutné pristúpiť k metodike aproximácie a prečo táto stratégia vyžaduje špecifické transformačné kroky, ktoré sú kľúčové pre stabilitu implementovaného riešenia</w:t>
       </w:r>
       <w:r>
         <w:t>.</w:t>
@@ -10029,13 +8116,8 @@
         <w:spacing w:before="480" w:after="240"/>
       </w:pPr>
       <w:bookmarkStart w:id="30" w:name="_Toc230735189"/>
-      <w:proofErr w:type="spellStart"/>
-      <w:r>
-        <w:t>Rozhodnuteľnosť</w:t>
-      </w:r>
-      <w:proofErr w:type="spellEnd"/>
-      <w:r>
-        <w:t xml:space="preserve"> </w:t>
+      <w:r>
+        <w:t xml:space="preserve">Rozhodnuteľnosť </w:t>
       </w:r>
       <w:r>
         <w:t>a</w:t>
@@ -10050,60 +8132,12 @@
         <w:ind w:firstLine="0"/>
       </w:pPr>
       <w:r>
-        <w:t xml:space="preserve">Teoretická informatika pri analýze výpočtových modelov naráža na fundamentálne otázky, ktoré definujú samotné hranice toho, čo je možné vyriešiť pomocou algoritmov. Jednou z najvýznamnejších oblastí je teória </w:t>
-      </w:r>
-      <w:proofErr w:type="spellStart"/>
-      <w:r>
-        <w:t>rozhodnuteľnosti</w:t>
-      </w:r>
-      <w:proofErr w:type="spellEnd"/>
-      <w:r>
-        <w:t xml:space="preserve">, ktorá skúma, či pre daný problém existuje </w:t>
-      </w:r>
-      <w:proofErr w:type="spellStart"/>
-      <w:r>
-        <w:t>Turingov</w:t>
-      </w:r>
-      <w:proofErr w:type="spellEnd"/>
-      <w:r>
-        <w:t xml:space="preserve"> stroj schopný v konečnom počte krokov poskytnúť správnu odpoveď pre ľubovoľný vstup [5].</w:t>
-      </w:r>
-    </w:p>
-    <w:p>
-      <w:r>
-        <w:t xml:space="preserve">V rámci </w:t>
-      </w:r>
-      <w:proofErr w:type="spellStart"/>
-      <w:r>
-        <w:t>Chomského</w:t>
-      </w:r>
-      <w:proofErr w:type="spellEnd"/>
-      <w:r>
-        <w:t xml:space="preserve"> hierarchie sa pri prechode od regulárnych k </w:t>
-      </w:r>
-      <w:proofErr w:type="spellStart"/>
-      <w:r>
-        <w:t>bezkontextovým</w:t>
-      </w:r>
-      <w:proofErr w:type="spellEnd"/>
-      <w:r>
-        <w:t xml:space="preserve"> gramatikám prejavuje zásadný zlom. Kým mnohé vlastnosti </w:t>
-      </w:r>
-      <w:proofErr w:type="spellStart"/>
-      <w:r>
-        <w:t>bezkontextových</w:t>
-      </w:r>
-      <w:proofErr w:type="spellEnd"/>
-      <w:r>
-        <w:t xml:space="preserve"> jazykov patria do kategórie </w:t>
-      </w:r>
-      <w:proofErr w:type="spellStart"/>
-      <w:r>
-        <w:t>rozhodnuteľných</w:t>
-      </w:r>
-      <w:proofErr w:type="spellEnd"/>
-      <w:r>
-        <w:t xml:space="preserve"> úloh – napríklad problém prázdnosti jazyka </w:t>
+        <w:t>Teoretická informatika pri analýze výpočtových modelov naráža na fundamentálne otázky, ktoré definujú samotné hranice toho, čo je možné vyriešiť pomocou algoritmov. Jednou z najvýznamnejších oblastí je teória rozhodnuteľnosti, ktorá skúma, či pre daný problém existuje Turingov stroj schopný v konečnom počte krokov poskytnúť správnu odpoveď pre ľubovoľný vstup [5].</w:t>
+      </w:r>
+    </w:p>
+    <w:p>
+      <w:r>
+        <w:t xml:space="preserve">V rámci Chomského hierarchie sa pri prechode od regulárnych k bezkontextovým gramatikám prejavuje zásadný zlom. Kým mnohé vlastnosti bezkontextových jazykov patria do kategórie rozhodnuteľných úloh – napríklad problém prázdnosti jazyka </w:t>
       </w:r>
       <m:oMath>
         <m:r>
@@ -10198,15 +8232,7 @@
       </w:pPr>
       <w:bookmarkStart w:id="31" w:name="_Toc230735190"/>
       <w:r>
-        <w:t xml:space="preserve">Bariéra </w:t>
-      </w:r>
-      <w:proofErr w:type="spellStart"/>
-      <w:r>
-        <w:t>nerozhodnuteľnosti</w:t>
-      </w:r>
-      <w:proofErr w:type="spellEnd"/>
-      <w:r>
-        <w:t xml:space="preserve"> </w:t>
+        <w:t xml:space="preserve">Bariéra nerozhodnuteľnosti </w:t>
       </w:r>
       <w:r>
         <w:t>ekvivalencie CFG</w:t>
@@ -10218,15 +8244,7 @@
         <w:pStyle w:val="Bezodsadenia"/>
       </w:pPr>
       <w:r>
-        <w:t xml:space="preserve">Otázka, či dve </w:t>
-      </w:r>
-      <w:proofErr w:type="spellStart"/>
-      <w:r>
-        <w:t>bezkontextové</w:t>
-      </w:r>
-      <w:proofErr w:type="spellEnd"/>
-      <w:r>
-        <w:t xml:space="preserve"> gramatiky </w:t>
+        <w:t xml:space="preserve">Otázka, či dve bezkontextové gramatiky </w:t>
       </w:r>
       <m:oMath>
         <m:sSub>
@@ -10652,15 +8670,7 @@
         <w:t>.</w:t>
       </w:r>
       <w:r>
-        <w:t xml:space="preserve"> Keďže však doplnok </w:t>
-      </w:r>
-      <w:proofErr w:type="spellStart"/>
-      <w:r>
-        <w:t>bezkontextového</w:t>
-      </w:r>
-      <w:proofErr w:type="spellEnd"/>
-      <w:r>
-        <w:t xml:space="preserve"> jazyka </w:t>
+        <w:t xml:space="preserve"> Keďže však doplnok bezkontextového jazyka </w:t>
       </w:r>
       <m:oMath>
         <m:bar>
@@ -10709,15 +8719,7 @@
         <w:pStyle w:val="Bezodsadenia"/>
       </w:pPr>
       <w:r>
-        <w:t xml:space="preserve">Pre pochopenie náročnosti porovnávania CFG je inštruktívne opísať algoritmus pre regulárne jazyky, kde je tento problém plne </w:t>
-      </w:r>
-      <w:proofErr w:type="spellStart"/>
-      <w:r>
-        <w:t>rozhodnuteľný</w:t>
-      </w:r>
-      <w:proofErr w:type="spellEnd"/>
-      <w:r>
-        <w:t xml:space="preserve">. Tento postup slúži ako ideálny model, ku ktorému sa snažíme v rámci aproximácie priblížiť. Štandardizovaný algoritmus pre overenie </w:t>
+        <w:t xml:space="preserve">Pre pochopenie náročnosti porovnávania CFG je inštruktívne opísať algoritmus pre regulárne jazyky, kde je tento problém plne rozhodnuteľný. Tento postup slúži ako ideálny model, ku ktorému sa snažíme v rámci aproximácie priblížiť. Štandardizovaný algoritmus pre overenie </w:t>
       </w:r>
       <m:oMath>
         <m:r>
@@ -10811,15 +8813,7 @@
         <w:t>- t</w:t>
       </w:r>
       <w:r>
-        <w:t xml:space="preserve">ransformácia oboch automatov do ich kanonickej minimálnej formy. Podľa </w:t>
-      </w:r>
-      <w:proofErr w:type="spellStart"/>
-      <w:r>
-        <w:t>Hopcrofta</w:t>
-      </w:r>
-      <w:proofErr w:type="spellEnd"/>
-      <w:r>
-        <w:t xml:space="preserve"> je minimálny DFA pre daný regulárny jazyk určený jednoznačne až na izomorfizmus stavov [2].</w:t>
+        <w:t>ransformácia oboch automatov do ich kanonickej minimálnej formy. Podľa Hopcrofta je minimálny DFA pre daný regulárny jazyk určený jednoznačne až na izomorfizmus stavov [2].</w:t>
       </w:r>
     </w:p>
     <w:p>
@@ -10838,33 +8832,12 @@
         <w:t xml:space="preserve">Porovnanie štruktúr </w:t>
       </w:r>
       <w:r>
-        <w:t xml:space="preserve">– ak sú minimálne automaty izomorfné, jazyky sú </w:t>
-      </w:r>
-      <w:proofErr w:type="spellStart"/>
-      <w:r>
-        <w:t>ekvivaltné</w:t>
-      </w:r>
-      <w:proofErr w:type="spellEnd"/>
-    </w:p>
-    <w:p>
-      <w:r>
-        <w:t xml:space="preserve">Tento proces prebieha v </w:t>
-      </w:r>
-      <w:proofErr w:type="spellStart"/>
-      <w:r>
-        <w:t>polynomiálnom</w:t>
-      </w:r>
-      <w:proofErr w:type="spellEnd"/>
-      <w:r>
-        <w:t xml:space="preserve"> čase. Pri </w:t>
-      </w:r>
-      <w:proofErr w:type="spellStart"/>
-      <w:r>
-        <w:t>bezkontextových</w:t>
-      </w:r>
-      <w:proofErr w:type="spellEnd"/>
-      <w:r>
-        <w:t xml:space="preserve"> gramatikách však takýto "minimálny tvar" neexistuje, čo nás núti opustiť snahu o exaktný dôkaz a zamerať sa na testovanie vlastností jazyka.</w:t>
+        <w:t>– ak sú minimálne automaty izomorfné, jazyky sú ekvivaltné</w:t>
+      </w:r>
+    </w:p>
+    <w:p>
+      <w:r>
+        <w:t>Tento proces prebieha v polynomiálnom čase. Pri bezkontextových gramatikách však takýto "minimálny tvar" neexistuje, čo nás núti opustiť snahu o exaktný dôkaz a zamerať sa na testovanie vlastností jazyka.</w:t>
       </w:r>
     </w:p>
     <w:p>
@@ -11135,22 +9108,13 @@
           <w:b/>
           <w:bCs/>
         </w:rPr>
-        <w:t xml:space="preserve">Odstránenie ľavej </w:t>
-      </w:r>
-      <w:proofErr w:type="spellStart"/>
+        <w:t>Odstránenie ľavej rekurzie</w:t>
+      </w:r>
       <w:r>
         <w:rPr>
           <w:b/>
           <w:bCs/>
         </w:rPr>
-        <w:t>rekurzie</w:t>
-      </w:r>
-      <w:proofErr w:type="spellEnd"/>
-      <w:r>
-        <w:rPr>
-          <w:b/>
-          <w:bCs/>
-        </w:rPr>
         <w:t xml:space="preserve"> -</w:t>
       </w:r>
       <w:r>
@@ -11160,47 +9124,7 @@
         <w:t>p</w:t>
       </w:r>
       <w:r>
-        <w:t xml:space="preserve">ri použití stratégie najľavejších odvodení spôsobuje priama aj nepriama ľavá </w:t>
-      </w:r>
-      <w:proofErr w:type="spellStart"/>
-      <w:r>
-        <w:t>rekurzia</w:t>
-      </w:r>
-      <w:proofErr w:type="spellEnd"/>
-      <w:r>
-        <w:t xml:space="preserve"> okamžité </w:t>
-      </w:r>
-      <w:proofErr w:type="spellStart"/>
-      <w:r>
-        <w:t>zacyklenie</w:t>
-      </w:r>
-      <w:proofErr w:type="spellEnd"/>
-      <w:r>
-        <w:t xml:space="preserve"> výpočtu. Program by sa pokúšal nekonečne rozvíjať ten istý </w:t>
-      </w:r>
-      <w:proofErr w:type="spellStart"/>
-      <w:r>
-        <w:t>neterminál</w:t>
-      </w:r>
-      <w:proofErr w:type="spellEnd"/>
-      <w:r>
-        <w:t xml:space="preserve"> na začiatku frázy, čo by v prostredí jazyka </w:t>
-      </w:r>
-      <w:proofErr w:type="spellStart"/>
-      <w:r>
-        <w:t>Python</w:t>
-      </w:r>
-      <w:proofErr w:type="spellEnd"/>
-      <w:r>
-        <w:t xml:space="preserve"> viedlo k pretečeniu zásobníka. Transformácia na tvar bez ľavej </w:t>
-      </w:r>
-      <w:proofErr w:type="spellStart"/>
-      <w:r>
-        <w:t>rekurzie</w:t>
-      </w:r>
-      <w:proofErr w:type="spellEnd"/>
-      <w:r>
-        <w:t xml:space="preserve"> je teda kľúčová pre stabilitu prehľadávania stavového priestoru [5]</w:t>
+        <w:t>ri použití stratégie najľavejších odvodení spôsobuje priama aj nepriama ľavá rekurzia okamžité zacyklenie výpočtu. Program by sa pokúšal nekonečne rozvíjať ten istý neterminál na začiatku frázy, čo by v prostredí jazyka Python viedlo k pretečeniu zásobníka. Transformácia na tvar bez ľavej rekurzie je teda kľúčová pre stabilitu prehľadávania stavového priestoru [5]</w:t>
       </w:r>
     </w:p>
     <w:p>
@@ -11222,15 +9146,7 @@
         <w:t xml:space="preserve"> - o</w:t>
       </w:r>
       <w:r>
-        <w:t xml:space="preserve">dstránenie neproduktívnych a </w:t>
-      </w:r>
-      <w:proofErr w:type="spellStart"/>
-      <w:r>
-        <w:t>nedosiahnutelných</w:t>
-      </w:r>
-      <w:proofErr w:type="spellEnd"/>
-      <w:r>
-        <w:t xml:space="preserve"> symbolov nie je len otázkou elegancie, ale predovšetkým efektivity. Algoritmus by inak strácal výpočtový čas preverovaním vetiev derivačného stromu, ktoré nemôžu viesť k žiadnemu terminálnemu slovu, čím by sa drasticky znížila hĺbka aproximácie dosiahnuteľná v reálnom čase [1]</w:t>
+        <w:t>dstránenie neproduktívnych a nedosiahnutelných symbolov nie je len otázkou elegancie, ale predovšetkým efektivity. Algoritmus by inak strácal výpočtový čas preverovaním vetiev derivačného stromu, ktoré nemôžu viesť k žiadnemu terminálnemu slovu, čím by sa drasticky znížila hĺbka aproximácie dosiahnuteľná v reálnom čase [1]</w:t>
       </w:r>
     </w:p>
     <w:p>
@@ -11260,15 +9176,7 @@
         <w:t>tretej</w:t>
       </w:r>
       <w:r>
-        <w:t xml:space="preserve"> kapitole sa podrobne zaoberáme technickou realizáciou transformačných postupov, ktoré sú nevyhnutné pre stabilitu a konečnosť procesu testovania ekvivalencie. </w:t>
-      </w:r>
-      <w:proofErr w:type="spellStart"/>
-      <w:r>
-        <w:t>Bezkontextová</w:t>
-      </w:r>
-      <w:proofErr w:type="spellEnd"/>
-      <w:r>
-        <w:t xml:space="preserve"> gramatika v surovom stave, v akom ju môže zadať používateľ, často obsahuje štruktúry znemožňujúce efektívne generovanie slov. Nasledujúce algoritmy predstavujú systematický proces úpravy gramatiky, pričom vychádzajú z klasickej teórie formálnych jazykov opísanej v literatúre [2], [5].</w:t>
+        <w:t xml:space="preserve"> kapitole sa podrobne zaoberáme technickou realizáciou transformačných postupov, ktoré sú nevyhnutné pre stabilitu a konečnosť procesu testovania ekvivalencie. Bezkontextová gramatika v surovom stave, v akom ju môže zadať používateľ, často obsahuje štruktúry znemožňujúce efektívne generovanie slov. Nasledujúce algoritmy predstavujú systematický proces úpravy gramatiky, pričom vychádzajú z klasickej teórie formálnych jazykov opísanej v literatúre [2], [5].</w:t>
       </w:r>
     </w:p>
     <w:p>
@@ -11372,23 +9280,7 @@
         <w:pStyle w:val="Bezodsadenia"/>
       </w:pPr>
       <w:r>
-        <w:t xml:space="preserve">Prvým krokom transformácie je redukcia gramatiky, ktorá spočíva v eliminácii </w:t>
-      </w:r>
-      <w:proofErr w:type="spellStart"/>
-      <w:r>
-        <w:t>neterminálov</w:t>
-      </w:r>
-      <w:proofErr w:type="spellEnd"/>
-      <w:r>
-        <w:t xml:space="preserve">, ktoré neprispievajú k tvorbe terminálnych slov. Tento proces sa delí na identifikáciu neproduktívnych a následne nedosiahnuteľných symbolov. Podľa </w:t>
-      </w:r>
-      <w:proofErr w:type="spellStart"/>
-      <w:r>
-        <w:t>Hopcrofta</w:t>
-      </w:r>
-      <w:proofErr w:type="spellEnd"/>
-      <w:r>
-        <w:t xml:space="preserve"> je poradie týchto krokov kritické, pretože odstránenie neproduktívnych symbolov môže spôsobiť, že niektoré predtým dosiahnuteľné symboly sa stanú nedosiahnuteľnými</w:t>
+        <w:t>Prvým krokom transformácie je redukcia gramatiky, ktorá spočíva v eliminácii neterminálov, ktoré neprispievajú k tvorbe terminálnych slov. Tento proces sa delí na identifikáciu neproduktívnych a následne nedosiahnuteľných symbolov. Podľa Hopcrofta je poradie týchto krokov kritické, pretože odstránenie neproduktívnych symbolov môže spôsobiť, že niektoré predtým dosiahnuteľné symboly sa stanú nedosiahnuteľnými</w:t>
       </w:r>
       <w:r>
         <w:t xml:space="preserve"> [2]</w:t>
@@ -11411,37 +9303,8 @@
       <w:pPr>
         <w:pStyle w:val="Bezodsadenia"/>
       </w:pPr>
-      <w:proofErr w:type="spellStart"/>
-      <w:r>
-        <w:t>Neterminál</w:t>
-      </w:r>
-      <w:proofErr w:type="spellEnd"/>
-      <w:r>
-        <w:t xml:space="preserve"> sa považuje za produktívny, ak z neho existuje odvodenie vedúce k reťazcu zloženému výhradne z terminálov. Algoritmus pracuje iteratívne: v prvej fáze identifikuje </w:t>
-      </w:r>
-      <w:proofErr w:type="spellStart"/>
-      <w:r>
-        <w:t>neterminály</w:t>
-      </w:r>
-      <w:proofErr w:type="spellEnd"/>
-      <w:r>
-        <w:t xml:space="preserve">, ktoré majú aspoň jedno pravidlo s čisto terminálnou pravou stranou. V ďalších krokoch sa do množiny pridávajú </w:t>
-      </w:r>
-      <w:proofErr w:type="spellStart"/>
-      <w:r>
-        <w:t>neterminály</w:t>
-      </w:r>
-      <w:proofErr w:type="spellEnd"/>
-      <w:r>
-        <w:t xml:space="preserve">, ktorých aspoň jedna alternatíva na pravej strane pozostáva len z terminálov alebo už identifikovaných produktívnych </w:t>
-      </w:r>
-      <w:proofErr w:type="spellStart"/>
-      <w:r>
-        <w:t>neterminálov</w:t>
-      </w:r>
-      <w:proofErr w:type="spellEnd"/>
-      <w:r>
-        <w:t xml:space="preserve"> [5]. Symboly, ktoré po ustálení tohto procesu nie sú súčasťou množiny, sú spolu s príslušnými pravidlami z gramatiky odstránené.</w:t>
+      <w:r>
+        <w:t>Neterminál sa považuje za produktívny, ak z neho existuje odvodenie vedúce k reťazcu zloženému výhradne z terminálov. Algoritmus pracuje iteratívne: v prvej fáze identifikuje neterminály, ktoré majú aspoň jedno pravidlo s čisto terminálnou pravou stranou. V ďalších krokoch sa do množiny pridávajú neterminály, ktorých aspoň jedna alternatíva na pravej strane pozostáva len z terminálov alebo už identifikovaných produktívnych neterminálov [5]. Symboly, ktoré po ustálení tohto procesu nie sú súčasťou množiny, sú spolu s príslušnými pravidlami z gramatiky odstránené.</w:t>
       </w:r>
     </w:p>
     <w:p/>
@@ -11903,13 +9766,8 @@
         <w:pStyle w:val="Bezodsadenia"/>
       </w:pPr>
       <w:r>
-        <w:t xml:space="preserve">Aby bolo možné zaručiť, že dĺžka odvodzovanej frázy v každom kroku neklesá, je nevyhnutné gramatiku zbaviť pravidiel, ktoré generujú prázdne slovo alebo len premenovávajú </w:t>
-      </w:r>
-      <w:proofErr w:type="spellStart"/>
-      <w:r>
-        <w:t>neterminály</w:t>
-      </w:r>
-      <w:proofErr w:type="spellEnd"/>
+        <w:t>Aby bolo možné zaručiť, že dĺžka odvodzovanej frázy v každom kroku neklesá, je nevyhnutné gramatiku zbaviť pravidiel, ktoré generujú prázdne slovo alebo len premenovávajú neterminály</w:t>
+      </w:r>
       <w:r>
         <w:t>.</w:t>
       </w:r>
@@ -12167,13 +10025,8 @@
       <w:pPr>
         <w:pStyle w:val="Bezodsadenia"/>
       </w:pPr>
-      <w:proofErr w:type="spellStart"/>
-      <w:r>
-        <w:t>Neterminál</w:t>
-      </w:r>
-      <w:proofErr w:type="spellEnd"/>
-      <w:r>
-        <w:t xml:space="preserve"> </w:t>
+      <w:r>
+        <w:t xml:space="preserve">Neterminál </w:t>
       </w:r>
       <m:oMath>
         <m:r>
@@ -12436,37 +10289,16 @@
       <w:bookmarkStart w:id="42" w:name="_Toc230735201"/>
       <w:r>
         <w:lastRenderedPageBreak/>
-        <w:t xml:space="preserve">Odstránenie ľavej </w:t>
-      </w:r>
-      <w:proofErr w:type="spellStart"/>
-      <w:r>
-        <w:t>rekurzie</w:t>
+        <w:t>Odstránenie ľavej rekurzie</w:t>
       </w:r>
       <w:bookmarkEnd w:id="42"/>
-      <w:proofErr w:type="spellEnd"/>
     </w:p>
     <w:p>
       <w:pPr>
         <w:pStyle w:val="Bezodsadenia"/>
       </w:pPr>
       <w:r>
-        <w:t xml:space="preserve">Pre stabilitu generovania slov pomocou najľavejších odvodení je kľúčové odstrániť ľavú </w:t>
-      </w:r>
-      <w:proofErr w:type="spellStart"/>
-      <w:r>
-        <w:t>rekurziu</w:t>
-      </w:r>
-      <w:proofErr w:type="spellEnd"/>
-      <w:r>
-        <w:t xml:space="preserve">. Ak by </w:t>
-      </w:r>
-      <w:proofErr w:type="spellStart"/>
-      <w:r>
-        <w:t>neterminál</w:t>
-      </w:r>
-      <w:proofErr w:type="spellEnd"/>
-      <w:r>
-        <w:t xml:space="preserve"> </w:t>
+        <w:t xml:space="preserve">Pre stabilitu generovania slov pomocou najľavejších odvodení je kľúčové odstrániť ľavú rekurziu. Ak by neterminál </w:t>
       </w:r>
       <m:oMath>
         <m:r>
@@ -12497,14 +10329,9 @@
       </w:pPr>
       <w:bookmarkStart w:id="43" w:name="_Toc230735202"/>
       <w:r>
-        <w:t xml:space="preserve">Priama ľavá </w:t>
-      </w:r>
-      <w:proofErr w:type="spellStart"/>
-      <w:r>
-        <w:t>rekurzia</w:t>
+        <w:t>Priama ľavá rekurzia</w:t>
       </w:r>
       <w:bookmarkEnd w:id="43"/>
-      <w:proofErr w:type="spellEnd"/>
     </w:p>
     <w:p>
       <w:pPr>
@@ -12861,29 +10688,16 @@
       </w:pPr>
       <w:bookmarkStart w:id="44" w:name="_Toc230735203"/>
       <w:r>
-        <w:t xml:space="preserve">Nepriama ľavá </w:t>
-      </w:r>
-      <w:proofErr w:type="spellStart"/>
-      <w:r>
-        <w:t>rekurzia</w:t>
+        <w:t>Nepriama ľavá rekurzia</w:t>
       </w:r>
       <w:bookmarkEnd w:id="44"/>
-      <w:proofErr w:type="spellEnd"/>
     </w:p>
     <w:p>
       <w:pPr>
         <w:pStyle w:val="Bezodsadenia"/>
       </w:pPr>
       <w:r>
-        <w:t xml:space="preserve">Rieši sa pomocou algoritmu, ktorý vyžaduje pevné usporiadanie </w:t>
-      </w:r>
-      <w:proofErr w:type="spellStart"/>
-      <w:r>
-        <w:t>neterminálov</w:t>
-      </w:r>
-      <w:proofErr w:type="spellEnd"/>
-      <w:r>
-        <w:t xml:space="preserve"> </w:t>
+        <w:t xml:space="preserve">Rieši sa pomocou algoritmu, ktorý vyžaduje pevné usporiadanie neterminálov </w:t>
       </w:r>
       <m:oMath>
         <m:sSub>
@@ -13072,15 +10886,7 @@
         <w:t>,</w:t>
       </w:r>
       <w:r>
-        <w:t xml:space="preserve"> ich pravými stranami, čím prevádza nepriamu </w:t>
-      </w:r>
-      <w:proofErr w:type="spellStart"/>
-      <w:r>
-        <w:t>rekurziu</w:t>
-      </w:r>
-      <w:proofErr w:type="spellEnd"/>
-      <w:r>
-        <w:t xml:space="preserve"> na priamu, ktorú následne eliminuje.</w:t>
+        <w:t xml:space="preserve"> ich pravými stranami, čím prevádza nepriamu rekurziu na priamu, ktorú následne eliminuje.</w:t>
       </w:r>
     </w:p>
     <w:p/>
@@ -13213,15 +11019,7 @@
         <w:pStyle w:val="Bezodsadenia"/>
       </w:pPr>
       <w:r>
-        <w:t xml:space="preserve">Tu existuje nepriama </w:t>
-      </w:r>
-      <w:proofErr w:type="spellStart"/>
-      <w:r>
-        <w:t>rekurzia</w:t>
-      </w:r>
-      <w:proofErr w:type="spellEnd"/>
-      <w:r>
-        <w:t xml:space="preserve"> </w:t>
+        <w:t xml:space="preserve">Tu existuje nepriama rekurzia </w:t>
       </w:r>
       <m:oMath>
         <m:r>
@@ -13442,15 +11240,7 @@
         <w:pStyle w:val="Bezodsadenia"/>
       </w:pPr>
       <w:r>
-        <w:t xml:space="preserve">Tým sa nepriama </w:t>
-      </w:r>
-      <w:proofErr w:type="spellStart"/>
-      <w:r>
-        <w:t>rekurzia</w:t>
-      </w:r>
-      <w:proofErr w:type="spellEnd"/>
-      <w:r>
-        <w:t xml:space="preserve"> zmenila na priamu </w:t>
+        <w:t xml:space="preserve">Tým sa nepriama rekurzia zmenila na priamu </w:t>
       </w:r>
       <m:oMath>
         <m:r>
@@ -13625,23 +11415,7 @@
         <w:pStyle w:val="Bezodsadenia"/>
       </w:pPr>
       <w:r>
-        <w:t xml:space="preserve">Pravidlo nezačína terminálom, preto možno počiatočný </w:t>
-      </w:r>
-      <w:proofErr w:type="spellStart"/>
-      <w:r>
-        <w:t>neterminál</w:t>
-      </w:r>
-      <w:proofErr w:type="spellEnd"/>
-      <w:r>
-        <w:t xml:space="preserve"> nahradiť jeho produkciami priamo v pravidle pre pôvodný </w:t>
-      </w:r>
-      <w:proofErr w:type="spellStart"/>
-      <w:r>
-        <w:t>neterminál</w:t>
-      </w:r>
-      <w:proofErr w:type="spellEnd"/>
-      <w:r>
-        <w:t xml:space="preserve">. Tým vzniknú nové pravidlá, ktoré už začínajú terminálnym symbolom. Tento tvar umožňuje jednoduchšie sledovať rast generovanej frázy vzhľadom na limit </w:t>
+        <w:t xml:space="preserve">Pravidlo nezačína terminálom, preto možno počiatočný neterminál nahradiť jeho produkciami priamo v pravidle pre pôvodný neterminál. Tým vzniknú nové pravidlá, ktoré už začínajú terminálnym symbolom. Tento tvar umožňuje jednoduchšie sledovať rast generovanej frázy vzhľadom na limit </w:t>
       </w:r>
       <m:oMath>
         <m:sSub>
@@ -13715,23 +11489,7 @@
         <w:pStyle w:val="Bezodsadenia"/>
       </w:pPr>
       <w:r>
-        <w:t xml:space="preserve">Generovanie slov je realizované po jednotlivých dĺžkach. Pre každú cieľovú dĺžku algoritmus určuje, ktoré slová možno odvodiť zo zvoleného </w:t>
-      </w:r>
-      <w:proofErr w:type="spellStart"/>
-      <w:r>
-        <w:t>neterminálu</w:t>
-      </w:r>
-      <w:proofErr w:type="spellEnd"/>
-      <w:r>
-        <w:t xml:space="preserve">. Pri spracovaní produkcií sa pravá strana pravidla rozdelí na terminálne a neterminálne symboly a následne sa rekurzívne generujú všetky kombinácie, ktorých výsledná dĺžka zodpovedá požadovanej hodnote. Výsledky čiastkových volaní sa ukladajú pomocou </w:t>
-      </w:r>
-      <w:proofErr w:type="spellStart"/>
-      <w:r>
-        <w:t>memoizácie</w:t>
-      </w:r>
-      <w:proofErr w:type="spellEnd"/>
-      <w:r>
-        <w:t>, čím sa znižuje počet opakovaných výpočtov</w:t>
+        <w:t>Generovanie slov je realizované po jednotlivých dĺžkach. Pre každú cieľovú dĺžku algoritmus určuje, ktoré slová možno odvodiť zo zvoleného neterminálu. Pri spracovaní produkcií sa pravá strana pravidla rozdelí na terminálne a neterminálne symboly a následne sa rekurzívne generujú všetky kombinácie, ktorých výsledná dĺžka zodpovedá požadovanej hodnote. Výsledky čiastkových volaní sa ukladajú pomocou memoizácie, čím sa znižuje počet opakovaných výpočtov</w:t>
       </w:r>
       <w:r>
         <w:t>.</w:t>
@@ -13751,7 +11509,6 @@
       <w:r>
         <w:t xml:space="preserve">Aby algoritmus neprehľadával nadbytočný priestor, využíva funkciu </w:t>
       </w:r>
-      <w:proofErr w:type="spellStart"/>
       <w:r>
         <w:rPr>
           <w:rFonts w:ascii="Courier New" w:hAnsi="Courier New" w:cs="Courier New"/>
@@ -13760,17 +11517,8 @@
         </w:rPr>
         <w:t>min_len_nt</w:t>
       </w:r>
-      <w:proofErr w:type="spellEnd"/>
-      <w:r>
-        <w:t xml:space="preserve">, ktorá pre každý </w:t>
-      </w:r>
-      <w:proofErr w:type="spellStart"/>
-      <w:r>
-        <w:t>neterminál</w:t>
-      </w:r>
-      <w:proofErr w:type="spellEnd"/>
-      <w:r>
-        <w:t xml:space="preserve"> vopred vypočíta minimálnu dĺžku terminálneho reťazca, ktorú </w:t>
+      <w:r>
+        <w:t xml:space="preserve">, ktorá pre každý neterminál vopred vypočíta minimálnu dĺžku terminálneho reťazca, ktorú </w:t>
       </w:r>
       <w:r>
         <w:lastRenderedPageBreak/>
@@ -13926,23 +11674,13 @@
       <w:r>
         <w:t xml:space="preserve"> </w:t>
       </w:r>
-      <w:proofErr w:type="spellStart"/>
       <w:r>
         <w:rPr>
           <w:rFonts w:ascii="Courier New" w:hAnsi="Courier New" w:cs="Courier New"/>
           <w:sz w:val="22"/>
           <w:szCs w:val="22"/>
         </w:rPr>
-        <w:t>min_len_nt</w:t>
-      </w:r>
-      <w:proofErr w:type="spellEnd"/>
-      <w:r>
-        <w:rPr>
-          <w:rFonts w:ascii="Courier New" w:hAnsi="Courier New" w:cs="Courier New"/>
-          <w:sz w:val="22"/>
-          <w:szCs w:val="22"/>
-        </w:rPr>
-        <w:t>(B)</w:t>
+        <w:t>min_len_nt(B)</w:t>
       </w:r>
       <w:r>
         <w:t xml:space="preserve"> vráti hodnotu 2 pretože najkratšie slovo z </w:t>
@@ -14022,35 +11760,7 @@
         <w:rPr>
           <w:rFonts w:asciiTheme="majorHAnsi" w:hAnsiTheme="majorHAnsi" w:cstheme="majorHAnsi"/>
         </w:rPr>
-        <w:t xml:space="preserve">Výsledkom pôsobenia týchto algoritmov sú dve konečné množiny slov, ktorých symetrická diferencia priamo indikuje </w:t>
-      </w:r>
-      <w:proofErr w:type="spellStart"/>
-      <w:r>
-        <w:rPr>
-          <w:rFonts w:asciiTheme="majorHAnsi" w:hAnsiTheme="majorHAnsi" w:cstheme="majorHAnsi"/>
-        </w:rPr>
-        <w:t>neekvivalenciu</w:t>
-      </w:r>
-      <w:proofErr w:type="spellEnd"/>
-      <w:r>
-        <w:rPr>
-          <w:rFonts w:asciiTheme="majorHAnsi" w:hAnsiTheme="majorHAnsi" w:cstheme="majorHAnsi"/>
-        </w:rPr>
-        <w:t xml:space="preserve"> skúmaných gramatík. Konkrétne detaily implementácie týchto postupov v jazyku </w:t>
-      </w:r>
-      <w:proofErr w:type="spellStart"/>
-      <w:r>
-        <w:rPr>
-          <w:rFonts w:asciiTheme="majorHAnsi" w:hAnsiTheme="majorHAnsi" w:cstheme="majorHAnsi"/>
-        </w:rPr>
-        <w:t>Python</w:t>
-      </w:r>
-      <w:proofErr w:type="spellEnd"/>
-      <w:r>
-        <w:rPr>
-          <w:rFonts w:asciiTheme="majorHAnsi" w:hAnsiTheme="majorHAnsi" w:cstheme="majorHAnsi"/>
-        </w:rPr>
-        <w:t xml:space="preserve"> sú rozobrané v nasledujúcej kapitole.</w:t>
+        <w:t>Výsledkom pôsobenia týchto algoritmov sú dve konečné množiny slov, ktorých symetrická diferencia priamo indikuje neekvivalenciu skúmaných gramatík. Konkrétne detaily implementácie týchto postupov v jazyku Python sú rozobrané v nasledujúcej kapitole.</w:t>
       </w:r>
     </w:p>
     <w:p>
@@ -14079,36 +11789,15 @@
         <w:pStyle w:val="Bezodsadenia"/>
       </w:pPr>
       <w:r>
-        <w:t xml:space="preserve">V tejto kapitole je opísaná praktická realizácia navrhnutého systému na testovanie ekvivalencie </w:t>
-      </w:r>
-      <w:proofErr w:type="spellStart"/>
-      <w:r>
-        <w:t>bezkontextových</w:t>
-      </w:r>
-      <w:proofErr w:type="spellEnd"/>
-      <w:r>
-        <w:t xml:space="preserve"> gramatík na krátkych slovách. Zatiaľ čo predchádzajúca kapitola sa zaoberala najmä teoretickým opisom transformačných algoritmov a princípom generovania slov, táto kapitola sa sústreďuje na ich konkrétnu implementáciu v programovacom jazyku </w:t>
-      </w:r>
-      <w:proofErr w:type="spellStart"/>
-      <w:r>
-        <w:t>Python</w:t>
-      </w:r>
-      <w:proofErr w:type="spellEnd"/>
+        <w:t>V tejto kapitole je opísaná praktická realizácia navrhnutého systému na testovanie ekvivalencie bezkontextových gramatík na krátkych slovách. Zatiaľ čo predchádzajúca kapitola sa zaoberala najmä teoretickým opisom transformačných algoritmov a princípom generovania slov, táto kapitola sa sústreďuje na ich konkrétnu implementáciu v programovacom jazyku Python</w:t>
+      </w:r>
       <w:r>
         <w:t>.</w:t>
       </w:r>
     </w:p>
     <w:p>
       <w:r>
-        <w:t xml:space="preserve">Aplikácia je navrhnutá ako samostatný program s grafickým používateľským rozhraním. Používateľ do nej zadáva dve </w:t>
-      </w:r>
-      <w:proofErr w:type="spellStart"/>
-      <w:r>
-        <w:t>bezkontextové</w:t>
-      </w:r>
-      <w:proofErr w:type="spellEnd"/>
-      <w:r>
-        <w:t xml:space="preserve"> gramatiky </w:t>
+        <w:t xml:space="preserve">Aplikácia je navrhnutá ako samostatný program s grafickým používateľským rozhraním. Používateľ do nej zadáva dve bezkontextové gramatiky </w:t>
       </w:r>
       <m:oMath>
         <m:sSub>
@@ -14313,23 +12002,7 @@
         <w:ind w:firstLine="0"/>
       </w:pPr>
       <w:r>
-        <w:t xml:space="preserve">Ako hlavný programovací jazyk bol zvolený </w:t>
-      </w:r>
-      <w:proofErr w:type="spellStart"/>
-      <w:r>
-        <w:t>Python</w:t>
-      </w:r>
-      <w:proofErr w:type="spellEnd"/>
-      <w:r>
-        <w:t xml:space="preserve">. Táto voľba bola vhodná najmä z dôvodu jednoduchej práce s reťazcami, množinami a slovníkmi, ktoré tvoria základnú dátovú reprezentáciu gramatík. </w:t>
-      </w:r>
-      <w:proofErr w:type="spellStart"/>
-      <w:r>
-        <w:t>Python</w:t>
-      </w:r>
-      <w:proofErr w:type="spellEnd"/>
-      <w:r>
-        <w:t xml:space="preserve"> zároveň poskytuje štandardné knižnice, ktoré umožňujú vytvoriť grafické rozhranie, ukladať výsledky do súboru a optimalizovať rekurzívne výpočty</w:t>
+        <w:t>Ako hlavný programovací jazyk bol zvolený Python. Táto voľba bola vhodná najmä z dôvodu jednoduchej práce s reťazcami, množinami a slovníkmi, ktoré tvoria základnú dátovú reprezentáciu gramatík. Python zároveň poskytuje štandardné knižnice, ktoré umožňujú vytvoriť grafické rozhranie, ukladať výsledky do súboru a optimalizovať rekurzívne výpočty</w:t>
       </w:r>
       <w:r>
         <w:t>.</w:t>
@@ -14351,7 +12024,6 @@
           <w:numId w:val="20"/>
         </w:numPr>
       </w:pPr>
-      <w:proofErr w:type="spellStart"/>
       <w:r>
         <w:rPr>
           <w:b/>
@@ -14359,7 +12031,6 @@
         </w:rPr>
         <w:t>Tkinter</w:t>
       </w:r>
-      <w:proofErr w:type="spellEnd"/>
       <w:r>
         <w:rPr>
           <w:b/>
@@ -14412,7 +12083,6 @@
           <w:numId w:val="20"/>
         </w:numPr>
       </w:pPr>
-      <w:proofErr w:type="spellStart"/>
       <w:r>
         <w:rPr>
           <w:b/>
@@ -14420,7 +12090,6 @@
         </w:rPr>
         <w:t>Itertools</w:t>
       </w:r>
-      <w:proofErr w:type="spellEnd"/>
       <w:r>
         <w:rPr>
           <w:b/>
@@ -14465,13 +12134,8 @@
         <w:t>ormát využívaný na perzistentné ukladanie histórie testovaní do súboru</w:t>
       </w:r>
       <w:r>
-        <w:t xml:space="preserve"> </w:t>
-      </w:r>
-      <w:proofErr w:type="spellStart"/>
-      <w:r>
-        <w:t>vysledky_ekvivalencie.json</w:t>
-      </w:r>
-      <w:proofErr w:type="spellEnd"/>
+        <w:t xml:space="preserve"> vysledky_ekvivalencie.json</w:t>
+      </w:r>
     </w:p>
     <w:p>
       <w:pPr>
@@ -14481,7 +12145,6 @@
           <w:numId w:val="20"/>
         </w:numPr>
       </w:pPr>
-      <w:proofErr w:type="spellStart"/>
       <w:r>
         <w:rPr>
           <w:b/>
@@ -14503,7 +12166,6 @@
         </w:rPr>
         <w:t>lru_cache</w:t>
       </w:r>
-      <w:proofErr w:type="spellEnd"/>
       <w:r>
         <w:t xml:space="preserve"> -</w:t>
       </w:r>
@@ -14511,15 +12173,7 @@
         <w:t xml:space="preserve"> </w:t>
       </w:r>
       <w:r>
-        <w:t xml:space="preserve">slúži na </w:t>
-      </w:r>
-      <w:proofErr w:type="spellStart"/>
-      <w:r>
-        <w:t>memoizáciu</w:t>
-      </w:r>
-      <w:proofErr w:type="spellEnd"/>
-      <w:r>
-        <w:t xml:space="preserve"> výsledkov rekurzívneho generovania slov</w:t>
+        <w:t>slúži na memoizáciu výsledkov rekurzívneho generovania slov</w:t>
       </w:r>
     </w:p>
     <w:p>
@@ -14533,7 +12187,6 @@
       <w:r>
         <w:t xml:space="preserve">Najdôležitejšou knižnicou z pohľadu používateľskej časti je </w:t>
       </w:r>
-      <w:proofErr w:type="spellStart"/>
       <w:r>
         <w:rPr>
           <w:rFonts w:ascii="Courier New" w:eastAsiaTheme="minorEastAsia" w:hAnsi="Courier New" w:cs="Courier New"/>
@@ -14542,7 +12195,6 @@
         </w:rPr>
         <w:t>tkinter</w:t>
       </w:r>
-      <w:proofErr w:type="spellEnd"/>
       <w:r>
         <w:t>, pomocou ktorej sú vytvorené vstupné obrazovky, tlačidlá, textové polia a výsledkové okno</w:t>
       </w:r>
@@ -14553,13 +12205,8 @@
         <w:spacing w:before="480" w:after="240"/>
       </w:pPr>
       <w:bookmarkStart w:id="52" w:name="_Toc230735210"/>
-      <w:proofErr w:type="spellStart"/>
-      <w:r>
-        <w:t>Dátova</w:t>
-      </w:r>
-      <w:proofErr w:type="spellEnd"/>
-      <w:r>
-        <w:t xml:space="preserve"> reprezentácia gramatiky</w:t>
+      <w:r>
+        <w:t>Dátova reprezentácia gramatiky</w:t>
       </w:r>
       <w:bookmarkEnd w:id="52"/>
     </w:p>
@@ -14584,360 +12231,1379 @@
       <w:r>
         <w:t xml:space="preserve">Spracovanie pravidiel zabezpečuje funkcia </w:t>
       </w:r>
-      <w:proofErr w:type="spellStart"/>
       <w:r>
         <w:rPr>
           <w:rFonts w:ascii="Courier New" w:hAnsi="Courier New" w:cs="Courier New"/>
           <w:sz w:val="22"/>
           <w:szCs w:val="22"/>
         </w:rPr>
-        <w:t>process_rules</w:t>
-      </w:r>
-      <w:proofErr w:type="spellEnd"/>
+        <w:t>process_rules()</w:t>
+      </w:r>
+      <w:r>
+        <w:t>.</w:t>
+      </w:r>
+      <w:r>
+        <w:t xml:space="preserve"> </w:t>
+      </w:r>
+      <w:r>
+        <w:t xml:space="preserve">Funkcia najskôr zjednotí zápis šípky, následne rozdelí pravidlo na ľavú a pravú stranu. Ľavá strana sa prevedie na veľké písmená, čím sa zabezpečí, že počiatočný symbol a neterminály nie sú citlivé na veľkosť písmen. Pravá strana sa rozdelí na jednotlivé alternatívy. Ak sa v pravidle nachádza zápis (), aplikácia ho interne nahradí prázdnym reťazcom, ktorý reprezentuje </w:t>
+      </w:r>
+      <m:oMath>
+        <m:r>
+          <m:rPr>
+            <m:sty m:val="p"/>
+          </m:rPr>
+          <w:rPr>
+            <w:rFonts w:ascii="Cambria Math" w:eastAsiaTheme="minorEastAsia" w:hAnsi="Cambria Math"/>
+          </w:rPr>
+          <m:t>ε</m:t>
+        </m:r>
+      </m:oMath>
+      <w:r>
+        <w:t>.</w:t>
+      </w:r>
+    </w:p>
+    <w:p/>
+    <w:p>
+      <w:r>
+        <w:t xml:space="preserve">Dôležitou časťou implementácie je aj rozpoznávanie neterminálnych symbolov v pravej strane pravidiel. Problém môže nastať vtedy, keď názvy neterminálov majú rôznu dĺžku alebo spoločné prefixy, napríklad </w:t>
+      </w:r>
+      <m:oMath>
+        <m:r>
+          <w:rPr>
+            <w:rFonts w:ascii="Cambria Math" w:eastAsiaTheme="minorEastAsia" w:hAnsi="Cambria Math"/>
+          </w:rPr>
+          <m:t>A</m:t>
+        </m:r>
+      </m:oMath>
+      <w:r>
+        <w:t xml:space="preserve"> </w:t>
+      </w:r>
+      <w:r>
+        <w:t xml:space="preserve">a </w:t>
+      </w:r>
+      <m:oMath>
+        <m:r>
+          <w:rPr>
+            <w:rFonts w:ascii="Cambria Math" w:eastAsiaTheme="minorEastAsia" w:hAnsi="Cambria Math"/>
+          </w:rPr>
+          <m:t>A1</m:t>
+        </m:r>
+      </m:oMath>
+      <w:r>
+        <w:t xml:space="preserve">. Preto bola implementovaná funkcia </w:t>
+      </w:r>
       <w:r>
         <w:rPr>
           <w:rFonts w:ascii="Courier New" w:hAnsi="Courier New" w:cs="Courier New"/>
           <w:sz w:val="22"/>
           <w:szCs w:val="22"/>
         </w:rPr>
-        <w:t>()</w:t>
+        <w:t>tokenize_by_nonterminals()</w:t>
+      </w:r>
+      <w:r>
+        <w:t>, ktorá rozdeľuje produkciu na terminálne a neterminálne symboly.</w:t>
+      </w:r>
+    </w:p>
+    <w:p>
+      <w:pPr>
+        <w:rPr>
+          <w:rFonts w:asciiTheme="majorHAnsi" w:hAnsiTheme="majorHAnsi" w:cstheme="majorHAnsi"/>
+          <w:b/>
+          <w:bCs/>
+        </w:rPr>
+      </w:pPr>
+      <w:r>
+        <w:rPr>
+          <w:rFonts w:asciiTheme="majorHAnsi" w:hAnsiTheme="majorHAnsi" w:cstheme="majorHAnsi"/>
+          <w:b/>
+          <w:bCs/>
+        </w:rPr>
+        <w:t>Výpis</w:t>
+      </w:r>
+      <w:r>
+        <w:rPr>
+          <w:rFonts w:asciiTheme="majorHAnsi" w:hAnsiTheme="majorHAnsi" w:cstheme="majorHAnsi"/>
+          <w:b/>
+          <w:bCs/>
+        </w:rPr>
+        <w:t xml:space="preserve"> kódu 1: </w:t>
+      </w:r>
+      <w:r>
+        <w:rPr>
+          <w:rFonts w:asciiTheme="majorHAnsi" w:hAnsiTheme="majorHAnsi" w:cstheme="majorHAnsi"/>
+          <w:b/>
+          <w:bCs/>
+        </w:rPr>
+        <w:t>Tokenizácia pravej strany pravidla podľa neterminálov</w:t>
+      </w:r>
+    </w:p>
+    <w:p>
+      <w:pPr>
+        <w:pStyle w:val="Kd"/>
+      </w:pPr>
+      <w:r>
+        <w:t>def tokenize_by_nonterminals(prod, nonterminals):</w:t>
+      </w:r>
+    </w:p>
+    <w:p>
+      <w:pPr>
+        <w:pStyle w:val="Kd"/>
+      </w:pPr>
+      <w:r>
+        <w:t xml:space="preserve">    nts = sorted_nonterminals(nonterminals)</w:t>
+      </w:r>
+    </w:p>
+    <w:p>
+      <w:pPr>
+        <w:pStyle w:val="Kd"/>
+      </w:pPr>
+      <w:r>
+        <w:t xml:space="preserve">    tokens = []</w:t>
+      </w:r>
+    </w:p>
+    <w:p>
+      <w:pPr>
+        <w:pStyle w:val="Kd"/>
+      </w:pPr>
+      <w:r>
+        <w:t xml:space="preserve">    i = 0</w:t>
+      </w:r>
+    </w:p>
+    <w:p>
+      <w:pPr>
+        <w:pStyle w:val="Kd"/>
+      </w:pPr>
+    </w:p>
+    <w:p>
+      <w:pPr>
+        <w:pStyle w:val="Kd"/>
+      </w:pPr>
+      <w:r>
+        <w:t xml:space="preserve">    while i &lt; len(prod):</w:t>
+      </w:r>
+    </w:p>
+    <w:p>
+      <w:pPr>
+        <w:pStyle w:val="Kd"/>
+      </w:pPr>
+      <w:r>
+        <w:t xml:space="preserve">        matched = None</w:t>
+      </w:r>
+    </w:p>
+    <w:p>
+      <w:pPr>
+        <w:pStyle w:val="Kd"/>
+      </w:pPr>
+    </w:p>
+    <w:p>
+      <w:pPr>
+        <w:pStyle w:val="Kd"/>
+      </w:pPr>
+      <w:r>
+        <w:t xml:space="preserve">        for nt in nts:</w:t>
+      </w:r>
+    </w:p>
+    <w:p>
+      <w:pPr>
+        <w:pStyle w:val="Kd"/>
+      </w:pPr>
+      <w:r>
+        <w:t xml:space="preserve">            if prod.startswith(nt, i):</w:t>
+      </w:r>
+    </w:p>
+    <w:p>
+      <w:pPr>
+        <w:pStyle w:val="Kd"/>
+      </w:pPr>
+      <w:r>
+        <w:t xml:space="preserve">                matched = nt</w:t>
+      </w:r>
+    </w:p>
+    <w:p>
+      <w:pPr>
+        <w:pStyle w:val="Kd"/>
+      </w:pPr>
+      <w:r>
+        <w:t xml:space="preserve">                break</w:t>
+      </w:r>
+    </w:p>
+    <w:p>
+      <w:pPr>
+        <w:spacing w:line="360" w:lineRule="auto"/>
+        <w:ind w:firstLine="0"/>
+        <w:jc w:val="left"/>
+        <w:rPr>
+          <w:rFonts w:ascii="Courier New" w:hAnsi="Courier New" w:cs="Courier New"/>
+          <w:noProof/>
+          <w:sz w:val="22"/>
+        </w:rPr>
+      </w:pPr>
+      <w:r>
+        <w:br w:type="page"/>
+      </w:r>
+    </w:p>
+    <w:p>
+      <w:pPr>
+        <w:pStyle w:val="Kd"/>
+      </w:pPr>
+    </w:p>
+    <w:p>
+      <w:pPr>
+        <w:pStyle w:val="Kd"/>
+      </w:pPr>
+      <w:r>
+        <w:t xml:space="preserve">        if matched is not None:</w:t>
+      </w:r>
+    </w:p>
+    <w:p>
+      <w:pPr>
+        <w:pStyle w:val="Kd"/>
+      </w:pPr>
+      <w:r>
+        <w:t xml:space="preserve">            tokens.append(matched)</w:t>
+      </w:r>
+    </w:p>
+    <w:p>
+      <w:pPr>
+        <w:pStyle w:val="Kd"/>
+      </w:pPr>
+      <w:r>
+        <w:t xml:space="preserve">            i += len(matched)</w:t>
+      </w:r>
+    </w:p>
+    <w:p>
+      <w:pPr>
+        <w:pStyle w:val="Kd"/>
+      </w:pPr>
+      <w:r>
+        <w:t xml:space="preserve">        else:</w:t>
+      </w:r>
+    </w:p>
+    <w:p>
+      <w:pPr>
+        <w:pStyle w:val="Kd"/>
+      </w:pPr>
+      <w:r>
+        <w:t xml:space="preserve">            tokens.append(prod[i])</w:t>
+      </w:r>
+    </w:p>
+    <w:p>
+      <w:pPr>
+        <w:pStyle w:val="Kd"/>
+      </w:pPr>
+      <w:r>
+        <w:t xml:space="preserve">            i += 1</w:t>
+      </w:r>
+    </w:p>
+    <w:p>
+      <w:pPr>
+        <w:pStyle w:val="Kd"/>
+      </w:pPr>
+    </w:p>
+    <w:p>
+      <w:pPr>
+        <w:pStyle w:val="Kd"/>
+      </w:pPr>
+      <w:r>
+        <w:t xml:space="preserve">    return tokens</w:t>
+      </w:r>
+    </w:p>
+    <w:p>
+      <w:pPr>
+        <w:pStyle w:val="Bezodsadenia"/>
+      </w:pPr>
+      <w:r>
+        <w:t>Neterminály sa pred spracovaním zoradia od najdlhšieho po najkratší. Tým sa zabezpečí, že ak existujú neterminály s podobným začiatkom, aplikácia najskôr uprednostní najdlhšiu možnú zhodu. Ak sa na aktuálnej pozícii nenájde žiadny neterminál, znak sa spracuje ako terminál</w:t>
       </w:r>
       <w:r>
         <w:t>.</w:t>
       </w:r>
-      <w:r>
+    </w:p>
+    <w:p>
+      <w:pPr>
+        <w:pStyle w:val="Nadpis2"/>
+        <w:spacing w:before="480" w:after="240"/>
+      </w:pPr>
+      <w:bookmarkStart w:id="53" w:name="_Toc230735211"/>
+      <w:r>
+        <w:t>Grafické používateľské rozhranie aplikácie</w:t>
+      </w:r>
+      <w:bookmarkEnd w:id="53"/>
+    </w:p>
+    <w:p>
+      <w:pPr>
+        <w:pStyle w:val="Bezodsadenia"/>
+      </w:pPr>
+      <w:r>
+        <w:t xml:space="preserve">Aplikácia obsahuje grafické používateľské rozhranie vytvorené pomocou knižnice </w:t>
+      </w:r>
+      <w:r>
+        <w:rPr>
+          <w:rFonts w:ascii="Courier New" w:eastAsiaTheme="minorEastAsia" w:hAnsi="Courier New" w:cs="Courier New"/>
+          <w:sz w:val="22"/>
+          <w:szCs w:val="22"/>
+        </w:rPr>
+        <w:t>tkinter</w:t>
+      </w:r>
+      <w:r>
+        <w:t xml:space="preserve">. Jeho cieľom je umožniť používateľovi pohodlné zadanie dvoch gramatík, nastavenie hodnoty </w:t>
+      </w:r>
+      <m:oMath>
+        <m:sSub>
+          <m:sSubPr>
+            <m:ctrlPr>
+              <w:rPr>
+                <w:rFonts w:ascii="Cambria Math" w:eastAsiaTheme="minorEastAsia" w:hAnsi="Cambria Math"/>
+                <w:i/>
+              </w:rPr>
+            </m:ctrlPr>
+          </m:sSubPr>
+          <m:e>
+            <m:r>
+              <w:rPr>
+                <w:rFonts w:ascii="Cambria Math" w:eastAsiaTheme="minorEastAsia" w:hAnsi="Cambria Math"/>
+              </w:rPr>
+              <m:t>L</m:t>
+            </m:r>
+          </m:e>
+          <m:sub>
+            <m:r>
+              <w:rPr>
+                <w:rFonts w:ascii="Cambria Math" w:eastAsiaTheme="minorEastAsia" w:hAnsi="Cambria Math"/>
+              </w:rPr>
+              <m:t>test</m:t>
+            </m:r>
+          </m:sub>
+        </m:sSub>
+      </m:oMath>
+      <w:r>
+        <w:rPr>
+          <w:rFonts w:eastAsiaTheme="minorEastAsia"/>
+        </w:rPr>
         <w:t xml:space="preserve"> </w:t>
       </w:r>
       <w:r>
-        <w:t xml:space="preserve">Funkcia najskôr zjednotí zápis šípky, následne rozdelí pravidlo na ľavú a pravú stranu. Ľavá strana sa prevedie na veľké písmená, čím sa zabezpečí, že počiatočný symbol a </w:t>
-      </w:r>
-      <w:proofErr w:type="spellStart"/>
-      <w:r>
-        <w:t>neterminály</w:t>
-      </w:r>
-      <w:proofErr w:type="spellEnd"/>
-      <w:r>
-        <w:t xml:space="preserve"> nie sú citlivé na veľkosť písmen. Pravá strana sa rozdelí na jednotlivé alternatívy. Ak sa v pravidle nachádza zápis (), aplikácia ho interne nahradí prázdnym reťazcom, ktorý reprezentuje </w:t>
-      </w:r>
-      <m:oMath>
-        <m:r>
-          <m:rPr>
-            <m:sty m:val="p"/>
-          </m:rPr>
-          <w:rPr>
-            <w:rFonts w:ascii="Cambria Math" w:eastAsiaTheme="minorEastAsia" w:hAnsi="Cambria Math"/>
-          </w:rPr>
-          <m:t>ε</m:t>
-        </m:r>
-      </m:oMath>
+        <w:t>a zobrazenie výsledku testovania.</w:t>
+      </w:r>
+    </w:p>
+    <w:p>
+      <w:r>
+        <w:t xml:space="preserve">Rozhranie je rozdelené do viacerých častí. Po spustení programu sa zobrazí úvodná obrazovka. Po stlačení tlačidla na začatie testovania sa používateľ dostane na vstupnú obrazovku, kde sa zadávajú údaje pre gramatiky </w:t>
+      </w:r>
+      <m:oMath>
+        <m:sSub>
+          <m:sSubPr>
+            <m:ctrlPr>
+              <w:rPr>
+                <w:rFonts w:ascii="Cambria Math" w:eastAsiaTheme="minorEastAsia" w:hAnsi="Cambria Math"/>
+                <w:i/>
+              </w:rPr>
+            </m:ctrlPr>
+          </m:sSubPr>
+          <m:e>
+            <m:r>
+              <w:rPr>
+                <w:rFonts w:ascii="Cambria Math" w:eastAsiaTheme="minorEastAsia" w:hAnsi="Cambria Math"/>
+              </w:rPr>
+              <m:t>G</m:t>
+            </m:r>
+          </m:e>
+          <m:sub>
+            <m:r>
+              <w:rPr>
+                <w:rFonts w:ascii="Cambria Math" w:eastAsiaTheme="minorEastAsia" w:hAnsi="Cambria Math"/>
+              </w:rPr>
+              <m:t>1</m:t>
+            </m:r>
+          </m:sub>
+        </m:sSub>
+      </m:oMath>
+      <w:r>
+        <w:rPr>
+          <w:rFonts w:eastAsiaTheme="minorEastAsia"/>
+        </w:rPr>
+        <w:t xml:space="preserve"> </w:t>
+      </w:r>
+      <w:r>
+        <w:t xml:space="preserve">a </w:t>
+      </w:r>
+      <m:oMath>
+        <m:sSub>
+          <m:sSubPr>
+            <m:ctrlPr>
+              <w:rPr>
+                <w:rFonts w:ascii="Cambria Math" w:eastAsiaTheme="minorEastAsia" w:hAnsi="Cambria Math"/>
+                <w:i/>
+              </w:rPr>
+            </m:ctrlPr>
+          </m:sSubPr>
+          <m:e>
+            <m:r>
+              <w:rPr>
+                <w:rFonts w:ascii="Cambria Math" w:eastAsiaTheme="minorEastAsia" w:hAnsi="Cambria Math"/>
+              </w:rPr>
+              <m:t>G</m:t>
+            </m:r>
+          </m:e>
+          <m:sub>
+            <m:r>
+              <w:rPr>
+                <w:rFonts w:ascii="Cambria Math" w:eastAsiaTheme="minorEastAsia" w:hAnsi="Cambria Math"/>
+              </w:rPr>
+              <m:t>2</m:t>
+            </m:r>
+          </m:sub>
+        </m:sSub>
+      </m:oMath>
+      <w:r>
+        <w:t>. Každá gramatika má samostatné pole pre počiatočný symbol a samostatné textové pole pre produkčné pravidlá.</w:t>
+      </w:r>
+      <w:r>
+        <w:t xml:space="preserve"> </w:t>
+      </w:r>
+      <w:r>
+        <w:t xml:space="preserve">Súčasťou vstupnej obrazovky je aj pole pre hodnotu </w:t>
+      </w:r>
+      <m:oMath>
+        <m:sSub>
+          <m:sSubPr>
+            <m:ctrlPr>
+              <w:rPr>
+                <w:rFonts w:ascii="Cambria Math" w:eastAsiaTheme="minorEastAsia" w:hAnsi="Cambria Math"/>
+                <w:i/>
+              </w:rPr>
+            </m:ctrlPr>
+          </m:sSubPr>
+          <m:e>
+            <m:r>
+              <w:rPr>
+                <w:rFonts w:ascii="Cambria Math" w:eastAsiaTheme="minorEastAsia" w:hAnsi="Cambria Math"/>
+              </w:rPr>
+              <m:t>L</m:t>
+            </m:r>
+          </m:e>
+          <m:sub>
+            <m:r>
+              <w:rPr>
+                <w:rFonts w:ascii="Cambria Math" w:eastAsiaTheme="minorEastAsia" w:hAnsi="Cambria Math"/>
+              </w:rPr>
+              <m:t>test</m:t>
+            </m:r>
+          </m:sub>
+        </m:sSub>
+      </m:oMath>
+      <w:r>
+        <w:t xml:space="preserve">. Táto hodnota určuje maximálnu dĺžku slov, do ktorej sa majú jazyky porovnávať. Nad týmto poľom sa nachádzajú pomocné tlačidlá na vloženie často používaných symbolov, ako sú </w:t>
+      </w:r>
+      <m:oMath>
+        <m:r>
+          <w:rPr>
+            <w:rFonts w:ascii="Cambria Math" w:hAnsi="Cambria Math"/>
+          </w:rPr>
+          <m:t>→</m:t>
+        </m:r>
+      </m:oMath>
+      <w:r>
+        <w:t xml:space="preserve">, </w:t>
+      </w:r>
+      <m:oMath>
+        <m:r>
+          <w:rPr>
+            <w:rFonts w:ascii="Cambria Math" w:hAnsi="Cambria Math"/>
+          </w:rPr>
+          <m:t>|</m:t>
+        </m:r>
+      </m:oMath>
+      <w:r>
+        <w:t xml:space="preserve"> a</w:t>
+      </w:r>
+      <w:r>
+        <w:t xml:space="preserve"> ()</w:t>
+      </w:r>
+      <w:r>
+        <w:t>. Tieto tlačidlá zjednodušujú zadávanie pravidiel a znižujú pravdepodobnosť chyby.</w:t>
+      </w:r>
+    </w:p>
+    <w:p>
+      <w:r>
+        <w:t xml:space="preserve">Pred spustením výpočtu aplikácia vykoná validáciu vstupov. Kontroluje sa, či sú zadané počiatočné symboly, či majú gramatiky pravidlá a či je hodnota </w:t>
+      </w:r>
+      <m:oMath>
+        <m:sSub>
+          <m:sSubPr>
+            <m:ctrlPr>
+              <w:rPr>
+                <w:rFonts w:ascii="Cambria Math" w:eastAsiaTheme="minorEastAsia" w:hAnsi="Cambria Math"/>
+                <w:i/>
+              </w:rPr>
+            </m:ctrlPr>
+          </m:sSubPr>
+          <m:e>
+            <m:r>
+              <w:rPr>
+                <w:rFonts w:ascii="Cambria Math" w:eastAsiaTheme="minorEastAsia" w:hAnsi="Cambria Math"/>
+              </w:rPr>
+              <m:t>L</m:t>
+            </m:r>
+          </m:e>
+          <m:sub>
+            <m:r>
+              <w:rPr>
+                <w:rFonts w:ascii="Cambria Math" w:eastAsiaTheme="minorEastAsia" w:hAnsi="Cambria Math"/>
+              </w:rPr>
+              <m:t>test</m:t>
+            </m:r>
+          </m:sub>
+        </m:sSub>
+      </m:oMath>
+      <w:r>
+        <w:rPr>
+          <w:rFonts w:eastAsiaTheme="minorEastAsia"/>
+        </w:rPr>
+        <w:t xml:space="preserve"> </w:t>
+      </w:r>
+      <w:r>
+        <w:t>celé číslo. V prípade chybného vstupu aplikácia zobrazí chybové okno s opisom problému. Takáto kontrola je potrebná, pretože nesprávne zapísané pravidlá by mohli viesť k nesprávnej interpretácii gramatiky</w:t>
+      </w:r>
       <w:r>
         <w:t>.</w:t>
       </w:r>
     </w:p>
-    <w:p/>
-    <w:p>
-      <w:r>
-        <w:t xml:space="preserve">Dôležitou časťou implementácie je aj rozpoznávanie neterminálnych symbolov v pravej strane pravidiel. Problém môže nastať vtedy, keď názvy </w:t>
-      </w:r>
-      <w:proofErr w:type="spellStart"/>
-      <w:r>
-        <w:t>neterminálov</w:t>
-      </w:r>
-      <w:proofErr w:type="spellEnd"/>
-      <w:r>
-        <w:t xml:space="preserve"> majú rôznu dĺžku alebo spoločné prefixy, napríklad </w:t>
-      </w:r>
-      <m:oMath>
-        <m:r>
-          <w:rPr>
-            <w:rFonts w:ascii="Cambria Math" w:eastAsiaTheme="minorEastAsia" w:hAnsi="Cambria Math"/>
-          </w:rPr>
-          <m:t>A</m:t>
-        </m:r>
-      </m:oMath>
-      <w:r>
+    <w:p>
+      <w:r>
+        <w:t xml:space="preserve">Po úspešnom testovaní sa zobrazí výsledková obrazovka. Tá obsahuje informáciu o použitej hodnote </w:t>
+      </w:r>
+      <m:oMath>
+        <m:sSub>
+          <m:sSubPr>
+            <m:ctrlPr>
+              <w:rPr>
+                <w:rFonts w:ascii="Cambria Math" w:eastAsiaTheme="minorEastAsia" w:hAnsi="Cambria Math"/>
+                <w:i/>
+              </w:rPr>
+            </m:ctrlPr>
+          </m:sSubPr>
+          <m:e>
+            <m:r>
+              <w:rPr>
+                <w:rFonts w:ascii="Cambria Math" w:eastAsiaTheme="minorEastAsia" w:hAnsi="Cambria Math"/>
+              </w:rPr>
+              <m:t>L</m:t>
+            </m:r>
+          </m:e>
+          <m:sub>
+            <m:r>
+              <w:rPr>
+                <w:rFonts w:ascii="Cambria Math" w:eastAsiaTheme="minorEastAsia" w:hAnsi="Cambria Math"/>
+              </w:rPr>
+              <m:t>test</m:t>
+            </m:r>
+          </m:sub>
+        </m:sSub>
+      </m:oMath>
+      <w:r>
+        <w:t xml:space="preserve">, výsledok porovnania, optimalizovanú gramatiku </w:t>
+      </w:r>
+      <m:oMath>
+        <m:sSub>
+          <m:sSubPr>
+            <m:ctrlPr>
+              <w:rPr>
+                <w:rFonts w:ascii="Cambria Math" w:eastAsiaTheme="minorEastAsia" w:hAnsi="Cambria Math"/>
+                <w:i/>
+              </w:rPr>
+            </m:ctrlPr>
+          </m:sSubPr>
+          <m:e>
+            <m:r>
+              <w:rPr>
+                <w:rFonts w:ascii="Cambria Math" w:eastAsiaTheme="minorEastAsia" w:hAnsi="Cambria Math"/>
+              </w:rPr>
+              <m:t>G</m:t>
+            </m:r>
+          </m:e>
+          <m:sub>
+            <m:r>
+              <w:rPr>
+                <w:rFonts w:ascii="Cambria Math" w:eastAsiaTheme="minorEastAsia" w:hAnsi="Cambria Math"/>
+              </w:rPr>
+              <m:t>1</m:t>
+            </m:r>
+          </m:sub>
+        </m:sSub>
+      </m:oMath>
+      <w:r>
+        <w:t xml:space="preserve">, optimalizovanú gramatiku </w:t>
+      </w:r>
+      <m:oMath>
+        <m:sSub>
+          <m:sSubPr>
+            <m:ctrlPr>
+              <w:rPr>
+                <w:rFonts w:ascii="Cambria Math" w:eastAsiaTheme="minorEastAsia" w:hAnsi="Cambria Math"/>
+                <w:i/>
+              </w:rPr>
+            </m:ctrlPr>
+          </m:sSubPr>
+          <m:e>
+            <m:r>
+              <w:rPr>
+                <w:rFonts w:ascii="Cambria Math" w:eastAsiaTheme="minorEastAsia" w:hAnsi="Cambria Math"/>
+              </w:rPr>
+              <m:t>G</m:t>
+            </m:r>
+          </m:e>
+          <m:sub>
+            <m:r>
+              <w:rPr>
+                <w:rFonts w:ascii="Cambria Math" w:eastAsiaTheme="minorEastAsia" w:hAnsi="Cambria Math"/>
+              </w:rPr>
+              <m:t>2</m:t>
+            </m:r>
+          </m:sub>
+        </m:sSub>
+      </m:oMath>
+      <w:r>
+        <w:rPr>
+          <w:rFonts w:eastAsiaTheme="minorEastAsia"/>
+        </w:rPr>
         <w:t xml:space="preserve"> </w:t>
       </w:r>
       <w:r>
-        <w:t xml:space="preserve">a </w:t>
-      </w:r>
-      <m:oMath>
-        <m:r>
-          <w:rPr>
-            <w:rFonts w:ascii="Cambria Math" w:eastAsiaTheme="minorEastAsia" w:hAnsi="Cambria Math"/>
-          </w:rPr>
-          <m:t>A1</m:t>
-        </m:r>
-      </m:oMath>
-      <w:r>
-        <w:t xml:space="preserve">. Preto bola implementovaná funkcia </w:t>
-      </w:r>
-      <w:proofErr w:type="spellStart"/>
+        <w:t>a v prípade neekvivalencie aj konkrétny protipríklad. Výsledkové okno tak používateľovi neukazuje iba konečný verdikt, ale aj upravenú podobu gramatík, s ktorými aplikácia pracovala po optimalizácii</w:t>
+      </w:r>
+      <w:r>
+        <w:t>.</w:t>
+      </w:r>
+    </w:p>
+    <w:p>
+      <w:pPr>
+        <w:rPr>
+          <w:rFonts w:cstheme="minorHAnsi"/>
+        </w:rPr>
+      </w:pPr>
+      <w:r>
+        <w:lastRenderedPageBreak/>
+        <w:t xml:space="preserve">Samotné vytvorenie výsledku pre používateľské rozhranie zabezpečuje funkcia </w:t>
+      </w:r>
       <w:r>
         <w:rPr>
           <w:rFonts w:ascii="Courier New" w:hAnsi="Courier New" w:cs="Courier New"/>
           <w:sz w:val="22"/>
           <w:szCs w:val="22"/>
         </w:rPr>
-        <w:t>tokenize_by_nonterminals</w:t>
-      </w:r>
-      <w:proofErr w:type="spellEnd"/>
+        <w:t>build_result_payload(</w:t>
+      </w:r>
       <w:r>
         <w:rPr>
           <w:rFonts w:ascii="Courier New" w:hAnsi="Courier New" w:cs="Courier New"/>
           <w:sz w:val="22"/>
           <w:szCs w:val="22"/>
         </w:rPr>
-        <w:t>()</w:t>
-      </w:r>
-      <w:r>
-        <w:t>, ktorá rozdeľuje produkciu na terminálne a neterminálne symboly.</w:t>
-      </w:r>
-    </w:p>
-    <w:p>
-      <w:pPr>
+        <w:t>)</w:t>
+      </w:r>
+      <w:r>
+        <w:rPr>
+          <w:rFonts w:cstheme="minorHAnsi"/>
+        </w:rPr>
+        <w:t>.</w:t>
+      </w:r>
+    </w:p>
+    <w:p>
+      <w:pPr>
+        <w:rPr>
+          <w:rFonts w:cstheme="minorHAnsi"/>
+        </w:rPr>
+      </w:pPr>
+      <w:r>
+        <w:rPr>
+          <w:rFonts w:cstheme="minorHAnsi"/>
+          <w:b/>
+          <w:bCs/>
+        </w:rPr>
+        <w:t xml:space="preserve">Výpis kódu 2: </w:t>
+      </w:r>
+      <w:r>
+        <w:rPr>
+          <w:rFonts w:cstheme="minorHAnsi"/>
+          <w:b/>
+          <w:bCs/>
+        </w:rPr>
+        <w:t>Zostavenie výsledného objektu porovnania gramatík</w:t>
+      </w:r>
+    </w:p>
+    <w:p>
+      <w:pPr>
+        <w:pStyle w:val="Kd"/>
+      </w:pPr>
+      <w:r>
+        <w:t>def build_result_payload(eq_length: int):</w:t>
+      </w:r>
+    </w:p>
+    <w:p>
+      <w:pPr>
+        <w:pStyle w:val="Kd"/>
+      </w:pPr>
+      <w:r>
+        <w:t xml:space="preserve">    start1 = g1_data.get("start")</w:t>
+      </w:r>
+    </w:p>
+    <w:p>
+      <w:pPr>
+        <w:pStyle w:val="Kd"/>
+      </w:pPr>
+      <w:r>
+        <w:t xml:space="preserve">    rules1 = g1_data.get("rules_lines", [])</w:t>
+      </w:r>
+    </w:p>
+    <w:p>
+      <w:pPr>
+        <w:pStyle w:val="Kd"/>
+      </w:pPr>
+      <w:r>
+        <w:t xml:space="preserve">    start2 = g2_data.get("start")</w:t>
+      </w:r>
+    </w:p>
+    <w:p>
+      <w:pPr>
+        <w:pStyle w:val="Kd"/>
+      </w:pPr>
+      <w:r>
+        <w:t xml:space="preserve">    rules2 = g2_data.get("rules_lines", [])</w:t>
+      </w:r>
+    </w:p>
+    <w:p>
+      <w:pPr>
+        <w:pStyle w:val="Kd"/>
+      </w:pPr>
+    </w:p>
+    <w:p>
+      <w:pPr>
+        <w:pStyle w:val="Kd"/>
+      </w:pPr>
+      <w:r>
+        <w:t xml:space="preserve">    final1, start1_opt = optimize_grammar(start1, rules1)</w:t>
+      </w:r>
+    </w:p>
+    <w:p>
+      <w:pPr>
+        <w:pStyle w:val="Kd"/>
+      </w:pPr>
+      <w:r>
+        <w:t xml:space="preserve">    final2, start2_opt = optimize_grammar(start2, rules2)</w:t>
+      </w:r>
+    </w:p>
+    <w:p>
+      <w:pPr>
+        <w:pStyle w:val="Kd"/>
+      </w:pPr>
+    </w:p>
+    <w:p>
+      <w:pPr>
+        <w:pStyle w:val="Kd"/>
+      </w:pPr>
+      <w:r>
+        <w:t xml:space="preserve">    equivalent = languages_equivalent_up_to_length(</w:t>
+      </w:r>
+    </w:p>
+    <w:p>
+      <w:pPr>
+        <w:pStyle w:val="Kd"/>
+      </w:pPr>
+      <w:r>
+        <w:t xml:space="preserve">        final1,</w:t>
+      </w:r>
+    </w:p>
+    <w:p>
+      <w:pPr>
+        <w:pStyle w:val="Kd"/>
+      </w:pPr>
+      <w:r>
+        <w:t xml:space="preserve">        start1_opt,</w:t>
+      </w:r>
+    </w:p>
+    <w:p>
+      <w:pPr>
+        <w:pStyle w:val="Kd"/>
+      </w:pPr>
+      <w:r>
+        <w:t xml:space="preserve">        final2,</w:t>
+      </w:r>
+    </w:p>
+    <w:p>
+      <w:pPr>
+        <w:pStyle w:val="Kd"/>
+      </w:pPr>
+      <w:r>
+        <w:t xml:space="preserve">        start2_opt,</w:t>
+      </w:r>
+    </w:p>
+    <w:p>
+      <w:pPr>
+        <w:pStyle w:val="Kd"/>
+      </w:pPr>
+      <w:r>
+        <w:t xml:space="preserve">        eq_length</w:t>
+      </w:r>
+    </w:p>
+    <w:p>
+      <w:pPr>
+        <w:pStyle w:val="Kd"/>
+      </w:pPr>
+      <w:r>
+        <w:t xml:space="preserve">    )</w:t>
+      </w:r>
+    </w:p>
+    <w:p>
+      <w:pPr>
+        <w:pStyle w:val="Kd"/>
+      </w:pPr>
+    </w:p>
+    <w:p>
+      <w:pPr>
+        <w:pStyle w:val="Kd"/>
+      </w:pPr>
+      <w:r>
+        <w:t xml:space="preserve">    counterexample = None</w:t>
+      </w:r>
+    </w:p>
+    <w:p>
+      <w:pPr>
+        <w:pStyle w:val="Kd"/>
+      </w:pPr>
+    </w:p>
+    <w:p>
+      <w:pPr>
+        <w:pStyle w:val="Kd"/>
+      </w:pPr>
+      <w:r>
+        <w:t xml:space="preserve">    if not equivalent:</w:t>
+      </w:r>
+    </w:p>
+    <w:p>
+      <w:pPr>
+        <w:pStyle w:val="Kd"/>
+      </w:pPr>
+      <w:r>
+        <w:t xml:space="preserve">        counterexample = find_counterexample_up_to_length(</w:t>
+      </w:r>
+    </w:p>
+    <w:p>
+      <w:pPr>
+        <w:pStyle w:val="Kd"/>
+      </w:pPr>
+      <w:r>
+        <w:t xml:space="preserve">            final1,</w:t>
+      </w:r>
+    </w:p>
+    <w:p>
+      <w:pPr>
+        <w:pStyle w:val="Kd"/>
+      </w:pPr>
+      <w:r>
+        <w:t xml:space="preserve">            start1_opt,</w:t>
+      </w:r>
+    </w:p>
+    <w:p>
+      <w:pPr>
+        <w:pStyle w:val="Kd"/>
+      </w:pPr>
+      <w:r>
+        <w:t xml:space="preserve">            final2,</w:t>
+      </w:r>
+    </w:p>
+    <w:p>
+      <w:pPr>
+        <w:pStyle w:val="Kd"/>
+      </w:pPr>
+      <w:r>
+        <w:t xml:space="preserve">            start2_opt,</w:t>
+      </w:r>
+    </w:p>
+    <w:p>
+      <w:pPr>
+        <w:pStyle w:val="Kd"/>
+      </w:pPr>
+      <w:r>
+        <w:t xml:space="preserve">            eq_length</w:t>
+      </w:r>
+    </w:p>
+    <w:p>
+      <w:pPr>
+        <w:pStyle w:val="Kd"/>
+      </w:pPr>
+      <w:r>
+        <w:t xml:space="preserve">        )</w:t>
+      </w:r>
+    </w:p>
+    <w:p>
+      <w:pPr>
+        <w:pStyle w:val="Kd"/>
+      </w:pPr>
+    </w:p>
+    <w:p>
+      <w:pPr>
+        <w:pStyle w:val="Kd"/>
+      </w:pPr>
+      <w:r>
+        <w:t xml:space="preserve">    return {</w:t>
+      </w:r>
+    </w:p>
+    <w:p>
+      <w:pPr>
+        <w:pStyle w:val="Kd"/>
+      </w:pPr>
+      <w:r>
+        <w:t xml:space="preserve">        "final1": final1,</w:t>
+      </w:r>
+    </w:p>
+    <w:p>
+      <w:pPr>
+        <w:pStyle w:val="Kd"/>
+      </w:pPr>
+      <w:r>
+        <w:t xml:space="preserve">        "final2": final2,</w:t>
+      </w:r>
+    </w:p>
+    <w:p>
+      <w:pPr>
+        <w:pStyle w:val="Kd"/>
+      </w:pPr>
+      <w:r>
+        <w:t xml:space="preserve">        "eq_length": eq_length,</w:t>
+      </w:r>
+    </w:p>
+    <w:p>
+      <w:pPr>
+        <w:pStyle w:val="Kd"/>
+      </w:pPr>
+      <w:r>
+        <w:t xml:space="preserve">        "equivalent": equivalent,</w:t>
+      </w:r>
+    </w:p>
+    <w:p>
+      <w:pPr>
+        <w:pStyle w:val="Kd"/>
+      </w:pPr>
+      <w:r>
+        <w:t xml:space="preserve">        "counterexample": counterexample</w:t>
+      </w:r>
+    </w:p>
+    <w:p>
+      <w:pPr>
+        <w:pStyle w:val="Kd"/>
+      </w:pPr>
+      <w:r>
+        <w:t xml:space="preserve">    }</w:t>
+      </w:r>
+    </w:p>
+    <w:p>
+      <w:pPr>
+        <w:pStyle w:val="Kd"/>
+        <w:rPr>
+          <w:rFonts w:asciiTheme="minorHAnsi" w:hAnsiTheme="minorHAnsi"/>
+          <w:sz w:val="24"/>
+        </w:rPr>
+      </w:pPr>
+      <w:r>
+        <w:rPr>
+          <w:rFonts w:asciiTheme="minorHAnsi" w:hAnsiTheme="minorHAnsi"/>
+          <w:sz w:val="24"/>
+        </w:rPr>
+        <w:t xml:space="preserve">Táto funkcia najskôr načíta uložené vstupy, potom optimalizuje obe gramatiky a spustí porovnanie jazykov do zadanej dĺžky. Ak sa zistí neekvivalencia, vyhľadá sa protipríklad. </w:t>
+      </w:r>
+      <w:r>
+        <w:rPr>
+          <w:rFonts w:asciiTheme="minorHAnsi" w:hAnsiTheme="minorHAnsi"/>
+          <w:sz w:val="24"/>
+        </w:rPr>
+        <w:lastRenderedPageBreak/>
+        <w:t>Výsledok sa uloží do slovníka, ktorý sa následne používa pri vykreslení výsledkovej obrazovky.</w:t>
+      </w:r>
+    </w:p>
+    <w:p>
+      <w:pPr>
+        <w:pStyle w:val="Nadpis2"/>
+        <w:spacing w:before="480" w:after="240"/>
+      </w:pPr>
+      <w:bookmarkStart w:id="54" w:name="_Toc230735212"/>
+      <w:r>
+        <w:t>Proces optimalizácie gramatiky</w:t>
+      </w:r>
+      <w:bookmarkEnd w:id="54"/>
+    </w:p>
+    <w:p>
+      <w:pPr>
+        <w:pStyle w:val="Bezodsadenia"/>
+      </w:pPr>
+      <w:r>
+        <w:t>Pred samotným generovaním slov aplikácia upraví vstupné gramatiky do optimalizovanej podoby. Cieľom optimalizácie nie je zmeniť jazyk gramatiky, ale odstrániť také pravidlá a symboly, ktoré by mohli zhoršiť efektivitu generovania alebo spôsobiť nekonečné cyklenie</w:t>
+      </w:r>
+      <w:r>
+        <w:t>.</w:t>
+      </w:r>
+    </w:p>
+    <w:p>
+      <w:pPr>
+        <w:rPr>
+          <w:rFonts w:asciiTheme="majorHAnsi" w:hAnsiTheme="majorHAnsi" w:cstheme="majorHAnsi"/>
+        </w:rPr>
+      </w:pPr>
+      <w:r>
         <w:rPr>
           <w:rFonts w:asciiTheme="majorHAnsi" w:hAnsiTheme="majorHAnsi" w:cstheme="majorHAnsi"/>
           <w:b/>
           <w:bCs/>
         </w:rPr>
-      </w:pPr>
-      <w:r>
-        <w:rPr>
-          <w:rFonts w:asciiTheme="majorHAnsi" w:hAnsiTheme="majorHAnsi" w:cstheme="majorHAnsi"/>
-          <w:b/>
-          <w:bCs/>
-        </w:rPr>
-        <w:t>Výpis</w:t>
-      </w:r>
-      <w:r>
-        <w:rPr>
-          <w:rFonts w:asciiTheme="majorHAnsi" w:hAnsiTheme="majorHAnsi" w:cstheme="majorHAnsi"/>
-          <w:b/>
-          <w:bCs/>
-        </w:rPr>
-        <w:t xml:space="preserve"> kódu 1: </w:t>
-      </w:r>
-      <w:r>
-        <w:rPr>
-          <w:rFonts w:asciiTheme="majorHAnsi" w:hAnsiTheme="majorHAnsi" w:cstheme="majorHAnsi"/>
-          <w:b/>
-          <w:bCs/>
-        </w:rPr>
-        <w:t xml:space="preserve">Tokenizácia pravej strany pravidla podľa </w:t>
-      </w:r>
-      <w:proofErr w:type="spellStart"/>
-      <w:r>
-        <w:rPr>
-          <w:rFonts w:asciiTheme="majorHAnsi" w:hAnsiTheme="majorHAnsi" w:cstheme="majorHAnsi"/>
-          <w:b/>
-          <w:bCs/>
-        </w:rPr>
-        <w:t>neterminálov</w:t>
-      </w:r>
-      <w:proofErr w:type="spellEnd"/>
+        <w:t>Výpis kódu 3: Optimalizácia gramatiky pred porovnaním jazykov</w:t>
+      </w:r>
     </w:p>
     <w:p>
       <w:pPr>
         <w:pStyle w:val="Kd"/>
-      </w:pPr>
-      <w:r>
-        <w:t>def tokenize_by_nonterminals(prod, nonterminals):</w:t>
+        <w:jc w:val="left"/>
+      </w:pPr>
+      <w:r>
+        <w:t>def optimize_grammar(start_symbol, rules_input):</w:t>
       </w:r>
     </w:p>
     <w:p>
       <w:pPr>
         <w:pStyle w:val="Kd"/>
-      </w:pPr>
-      <w:r>
-        <w:t xml:space="preserve">    nts = sorted_nonterminals(nonterminals)</w:t>
+        <w:jc w:val="left"/>
+      </w:pPr>
+      <w:r>
+        <w:t xml:space="preserve">    original_grammar = process_rules(rules_input)</w:t>
       </w:r>
     </w:p>
     <w:p>
       <w:pPr>
         <w:pStyle w:val="Kd"/>
-      </w:pPr>
-      <w:r>
-        <w:t xml:space="preserve">    tokens = []</w:t>
+        <w:jc w:val="left"/>
+      </w:pPr>
+      <w:r>
+        <w:t xml:space="preserve">    original_non_terminals = list(original_grammar.keys())</w:t>
       </w:r>
     </w:p>
     <w:p>
       <w:pPr>
         <w:pStyle w:val="Kd"/>
-      </w:pPr>
-      <w:r>
-        <w:t xml:space="preserve">    i = 0</w:t>
-      </w:r>
+        <w:jc w:val="left"/>
+      </w:pPr>
     </w:p>
     <w:p>
       <w:pPr>
         <w:pStyle w:val="Kd"/>
-      </w:pPr>
+        <w:jc w:val="left"/>
+      </w:pPr>
+      <w:r>
+        <w:t xml:space="preserve">    epsilon_nt = find_epsilon_producing(original_grammar, original_non_terminals)</w:t>
+      </w:r>
     </w:p>
     <w:p>
       <w:pPr>
         <w:pStyle w:val="Kd"/>
-      </w:pPr>
-      <w:r>
-        <w:t xml:space="preserve">    while i &lt; len(prod):</w:t>
+        <w:jc w:val="left"/>
+      </w:pPr>
+      <w:r>
+        <w:t xml:space="preserve">    grammar_eps = remove_epsilon_productions(original_grammar, start_symbol, epsilon_nt)</w:t>
       </w:r>
     </w:p>
     <w:p>
       <w:pPr>
         <w:pStyle w:val="Kd"/>
-      </w:pPr>
-      <w:r>
-        <w:t xml:space="preserve">        matched = None</w:t>
+        <w:jc w:val="left"/>
+      </w:pPr>
+      <w:r>
+        <w:t xml:space="preserve">    grammar_eps = remove_productions_with_missing_nonterminals(</w:t>
       </w:r>
     </w:p>
     <w:p>
       <w:pPr>
         <w:pStyle w:val="Kd"/>
-      </w:pPr>
+        <w:jc w:val="left"/>
+      </w:pPr>
+      <w:r>
+        <w:t xml:space="preserve">        grammar_eps,</w:t>
+      </w:r>
     </w:p>
     <w:p>
       <w:pPr>
         <w:pStyle w:val="Kd"/>
-      </w:pPr>
-      <w:r>
-        <w:t xml:space="preserve">        for nt in nts:</w:t>
+        <w:jc w:val="left"/>
+      </w:pPr>
+      <w:r>
+        <w:t xml:space="preserve">        original_non_terminals</w:t>
       </w:r>
     </w:p>
     <w:p>
       <w:pPr>
         <w:pStyle w:val="Kd"/>
-      </w:pPr>
-      <w:r>
-        <w:t xml:space="preserve">            if prod.startswith(nt, i):</w:t>
+        <w:jc w:val="left"/>
+      </w:pPr>
+      <w:r>
+        <w:t xml:space="preserve">    )</w:t>
       </w:r>
     </w:p>
     <w:p>
       <w:pPr>
         <w:pStyle w:val="Kd"/>
-      </w:pPr>
-      <w:r>
-        <w:t xml:space="preserve">                matched = nt</w:t>
-      </w:r>
+        <w:jc w:val="left"/>
+      </w:pPr>
     </w:p>
     <w:p>
       <w:pPr>
         <w:pStyle w:val="Kd"/>
-      </w:pPr>
-      <w:r>
-        <w:t xml:space="preserve">                break</w:t>
-      </w:r>
-    </w:p>
-    <w:p>
-      <w:pPr>
-        <w:spacing w:line="360" w:lineRule="auto"/>
-        <w:ind w:firstLine="0"/>
         <w:jc w:val="left"/>
+      </w:pPr>
+      <w:r>
+        <w:t xml:space="preserve">    grammar_with_start, new_start_symbol = create_new_start_symbol_if_epsilon(</w:t>
+      </w:r>
+    </w:p>
+    <w:p>
+      <w:pPr>
+        <w:pStyle w:val="Kd"/>
+        <w:jc w:val="left"/>
+      </w:pPr>
+      <w:r>
+        <w:t xml:space="preserve">        grammar_eps,</w:t>
+      </w:r>
+    </w:p>
+    <w:p>
+      <w:pPr>
+        <w:pStyle w:val="Kd"/>
+        <w:jc w:val="left"/>
+      </w:pPr>
+      <w:r>
+        <w:t xml:space="preserve">        start_symbol,</w:t>
+      </w:r>
+    </w:p>
+    <w:p>
+      <w:pPr>
+        <w:pStyle w:val="Kd"/>
+        <w:jc w:val="left"/>
+      </w:pPr>
+      <w:r>
+        <w:t xml:space="preserve">        epsilon_nt</w:t>
+      </w:r>
+    </w:p>
+    <w:p>
+      <w:pPr>
+        <w:pStyle w:val="Kd"/>
+        <w:jc w:val="left"/>
+      </w:pPr>
+      <w:r>
+        <w:t xml:space="preserve">    )</w:t>
+      </w:r>
+    </w:p>
+    <w:p>
+      <w:pPr>
+        <w:pStyle w:val="Kd"/>
+        <w:jc w:val="left"/>
+      </w:pPr>
+    </w:p>
+    <w:p>
+      <w:pPr>
+        <w:pStyle w:val="Kd"/>
+        <w:jc w:val="left"/>
+      </w:pPr>
+      <w:r>
+        <w:t xml:space="preserve">    grammar_no_simple = remove_simple_rules(grammar_with_start, find_simple_rules(grammar_with_start))</w:t>
+      </w:r>
+    </w:p>
+    <w:p>
+      <w:pPr>
+        <w:pStyle w:val="Kd"/>
+        <w:jc w:val="left"/>
+      </w:pPr>
+      <w:r>
+        <w:t xml:space="preserve">    grammar_left = remove_left_recursion(grammar_no_simple, start_symbol)</w:t>
+      </w:r>
+    </w:p>
+    <w:p>
+      <w:pPr>
+        <w:pStyle w:val="Kd"/>
+        <w:jc w:val="left"/>
+      </w:pPr>
+    </w:p>
+    <w:p>
+      <w:pPr>
+        <w:pStyle w:val="Kd"/>
+        <w:jc w:val="left"/>
+      </w:pPr>
+      <w:r>
+        <w:t xml:space="preserve">    grammar_no_simple = remove_simple_rules(grammar_left, find_simple_rules(grammar_left))</w:t>
+      </w:r>
+    </w:p>
+    <w:p>
+      <w:pPr>
+        <w:pStyle w:val="Kd"/>
+        <w:jc w:val="left"/>
+      </w:pPr>
+      <w:r>
+        <w:t xml:space="preserve">    grammar_left = remove_left_recursion(grammar_no_simple, start_symbol)</w:t>
+      </w:r>
+    </w:p>
+    <w:p>
+      <w:pPr>
+        <w:pStyle w:val="Kd"/>
+        <w:jc w:val="left"/>
+      </w:pPr>
+    </w:p>
+    <w:p>
+      <w:pPr>
+        <w:pStyle w:val="Kd"/>
+        <w:jc w:val="left"/>
+      </w:pPr>
+      <w:r>
+        <w:lastRenderedPageBreak/>
+        <w:t xml:space="preserve">    protected = {new_start_symbol}</w:t>
+      </w:r>
+    </w:p>
+    <w:p>
+      <w:pPr>
+        <w:pStyle w:val="Kd"/>
+        <w:jc w:val="left"/>
+      </w:pPr>
+    </w:p>
+    <w:p>
+      <w:pPr>
+        <w:pStyle w:val="Kd"/>
+        <w:jc w:val="left"/>
+      </w:pPr>
+      <w:r>
+        <w:t xml:space="preserve">    unproductive = find_neperspektivne(grammar_left, list(grammar_left.keys()))</w:t>
+      </w:r>
+    </w:p>
+    <w:p>
+      <w:pPr>
+        <w:pStyle w:val="Kd"/>
+        <w:jc w:val="left"/>
+      </w:pPr>
+      <w:r>
+        <w:t xml:space="preserve">    grammar_prod = remove_unproductive(grammar_left, unproductive)</w:t>
+      </w:r>
+    </w:p>
+    <w:p>
+      <w:pPr>
+        <w:pStyle w:val="Kd"/>
+        <w:jc w:val="left"/>
+      </w:pPr>
+    </w:p>
+    <w:p>
+      <w:pPr>
+        <w:pStyle w:val="Kd"/>
+        <w:jc w:val="left"/>
+      </w:pPr>
+      <w:r>
+        <w:t xml:space="preserve">    unreachable = find_unreachable(grammar_prod, new_start_symbol, protected)</w:t>
+      </w:r>
+    </w:p>
+    <w:p>
+      <w:pPr>
+        <w:pStyle w:val="Kd"/>
+        <w:jc w:val="left"/>
+      </w:pPr>
+      <w:r>
+        <w:t xml:space="preserve">    grammar_reach = remove_unreachable(grammar_prod, unreachable, protected)</w:t>
+      </w:r>
+    </w:p>
+    <w:p>
+      <w:pPr>
+        <w:pStyle w:val="Kd"/>
+        <w:jc w:val="left"/>
+      </w:pPr>
+    </w:p>
+    <w:p>
+      <w:pPr>
+        <w:pStyle w:val="Kd"/>
+        <w:jc w:val="left"/>
+      </w:pPr>
+      <w:r>
+        <w:t xml:space="preserve">    final_grammar = merge_equivalent_non_terminals_fixpoint(</w:t>
+      </w:r>
+    </w:p>
+    <w:p>
+      <w:pPr>
+        <w:pStyle w:val="Kd"/>
+        <w:jc w:val="left"/>
+      </w:pPr>
+      <w:r>
+        <w:t xml:space="preserve">        grammar_reach,</w:t>
+      </w:r>
+    </w:p>
+    <w:p>
+      <w:pPr>
+        <w:pStyle w:val="Kd"/>
+        <w:jc w:val="left"/>
+      </w:pPr>
+      <w:r>
+        <w:t xml:space="preserve">        list(grammar_reach.keys())</w:t>
+      </w:r>
+    </w:p>
+    <w:p>
+      <w:pPr>
+        <w:pStyle w:val="Kd"/>
+        <w:jc w:val="left"/>
+      </w:pPr>
+      <w:r>
+        <w:t xml:space="preserve">    )</w:t>
+      </w:r>
+    </w:p>
+    <w:p>
+      <w:pPr>
+        <w:pStyle w:val="Kd"/>
+        <w:jc w:val="left"/>
+      </w:pPr>
+    </w:p>
+    <w:p>
+      <w:pPr>
+        <w:pStyle w:val="Kd"/>
+        <w:jc w:val="left"/>
+      </w:pPr>
+      <w:r>
+        <w:t xml:space="preserve">    return final_grammar, new_start_symbol</w:t>
+      </w:r>
+    </w:p>
+    <w:p>
+      <w:r>
+        <w:t xml:space="preserve">Funkcia najskôr prevedie vstupné pravidlá na internú slovníkovú reprezentáciu. Následne sa identifikujú neterminály, ktoré dokážu generovať prázdne slovo, a odstránia sa </w:t>
+      </w:r>
+      <m:oMath>
+        <m:r>
+          <w:rPr>
+            <w:rFonts w:ascii="Cambria Math" w:hAnsi="Cambria Math"/>
+          </w:rPr>
+          <m:t>ε</m:t>
+        </m:r>
+      </m:oMath>
+      <w:r>
+        <w:t>-pravidlá. Ak pôvodná gramatika generovala prázdne slovo, aplikácia vytvorí nový počiatočný symbol, aby sa táto vlastnosť jazyka zachovala aj po transformácii.</w:t>
+      </w:r>
+    </w:p>
+    <w:p>
+      <w:r>
+        <w:t>Ď</w:t>
+      </w:r>
+      <w:r>
+        <w:t>alej sa odstraňujú jednoduché pravidlá a ľavá rekurzia. Tieto kroky sa v implementácii vykonávajú opakovane, pretože odstránenie jedného typu pravidiel môže vytvoriť nové prípady, ktoré je potrebné opätovne spracovať. Po týchto úpravách nasleduje odstránenie neproduktívnych a nedosiahnuteľných symbolov. Nakoniec sa aplikácia pokúsi zlúčiť ekvivalentné neterminály, čím sa výsledná gramatika môže ďalej zjednodušiť.</w:t>
+      </w:r>
+    </w:p>
+    <w:p>
+      <w:r>
+        <w:t xml:space="preserve">Výsledkom funkcie </w:t>
+      </w:r>
+      <w:r>
         <w:rPr>
           <w:rFonts w:ascii="Courier New" w:hAnsi="Courier New" w:cs="Courier New"/>
-          <w:noProof/>
           <w:sz w:val="22"/>
-        </w:rPr>
-      </w:pPr>
-      <w:r>
-        <w:br w:type="page"/>
-      </w:r>
-    </w:p>
-    <w:p>
-      <w:pPr>
-        <w:pStyle w:val="Kd"/>
-      </w:pPr>
-    </w:p>
-    <w:p>
-      <w:pPr>
-        <w:pStyle w:val="Kd"/>
-      </w:pPr>
-      <w:r>
-        <w:t xml:space="preserve">        if matched is not None:</w:t>
-      </w:r>
-    </w:p>
-    <w:p>
-      <w:pPr>
-        <w:pStyle w:val="Kd"/>
-      </w:pPr>
-      <w:r>
-        <w:t xml:space="preserve">            tokens.append(matched)</w:t>
-      </w:r>
-    </w:p>
-    <w:p>
-      <w:pPr>
-        <w:pStyle w:val="Kd"/>
-      </w:pPr>
-      <w:r>
-        <w:t xml:space="preserve">            i += len(matched)</w:t>
-      </w:r>
-    </w:p>
-    <w:p>
-      <w:pPr>
-        <w:pStyle w:val="Kd"/>
-      </w:pPr>
-      <w:r>
-        <w:t xml:space="preserve">        else:</w:t>
-      </w:r>
-    </w:p>
-    <w:p>
-      <w:pPr>
-        <w:pStyle w:val="Kd"/>
-      </w:pPr>
-      <w:r>
-        <w:t xml:space="preserve">            tokens.append(prod[i])</w:t>
-      </w:r>
-    </w:p>
-    <w:p>
-      <w:pPr>
-        <w:pStyle w:val="Kd"/>
-      </w:pPr>
-      <w:r>
-        <w:t xml:space="preserve">            i += 1</w:t>
-      </w:r>
-    </w:p>
-    <w:p>
-      <w:pPr>
-        <w:pStyle w:val="Kd"/>
-      </w:pPr>
-    </w:p>
-    <w:p>
-      <w:pPr>
-        <w:pStyle w:val="Kd"/>
-      </w:pPr>
-      <w:r>
-        <w:t xml:space="preserve">    return tokens</w:t>
-      </w:r>
-    </w:p>
-    <w:p>
-      <w:pPr>
-        <w:pStyle w:val="Bezodsadenia"/>
-      </w:pPr>
-      <w:proofErr w:type="spellStart"/>
-      <w:r>
-        <w:t>Neterminály</w:t>
-      </w:r>
-      <w:proofErr w:type="spellEnd"/>
-      <w:r>
-        <w:t xml:space="preserve"> sa pred spracovaním zoradia od najdlhšieho po najkratší. Tým sa zabezpečí, že ak existujú </w:t>
-      </w:r>
-      <w:proofErr w:type="spellStart"/>
-      <w:r>
-        <w:t>neterminály</w:t>
-      </w:r>
-      <w:proofErr w:type="spellEnd"/>
-      <w:r>
-        <w:t xml:space="preserve"> s podobným začiatkom, aplikácia najskôr uprednostní najdlhšiu možnú zhodu. Ak sa na aktuálnej pozícii nenájde žiadny </w:t>
-      </w:r>
-      <w:proofErr w:type="spellStart"/>
-      <w:r>
-        <w:t>neterminál</w:t>
-      </w:r>
-      <w:proofErr w:type="spellEnd"/>
-      <w:r>
-        <w:t>, znak sa spracuje ako terminál</w:t>
-      </w:r>
-      <w:r>
-        <w:t>.</w:t>
+          <w:szCs w:val="22"/>
+        </w:rPr>
+        <w:t>optimize_grammar()</w:t>
+      </w:r>
+      <w:r>
+        <w:t xml:space="preserve"> je dvojica hodnôt: optimalizovaná gramatika a počiatočný symbol, ktorý sa má použiť pri generovaní slov. Táto dvojica je potrebná najmä v prípadoch, keď bol počas spracovania vytvorený nový počiatočný symbol.</w:t>
       </w:r>
     </w:p>
     <w:p>
@@ -14945,1347 +13611,161 @@
         <w:pStyle w:val="Nadpis2"/>
         <w:spacing w:before="480" w:after="240"/>
       </w:pPr>
-      <w:bookmarkStart w:id="53" w:name="_Toc230735211"/>
-      <w:r>
-        <w:t>Grafické používateľské rozhranie aplikácie</w:t>
-      </w:r>
-      <w:bookmarkEnd w:id="53"/>
-    </w:p>
-    <w:p>
-      <w:pPr>
-        <w:pStyle w:val="Bezodsadenia"/>
-      </w:pPr>
-      <w:r>
-        <w:t xml:space="preserve">Aplikácia obsahuje grafické používateľské rozhranie vytvorené pomocou knižnice </w:t>
-      </w:r>
-      <w:proofErr w:type="spellStart"/>
-      <w:r>
-        <w:rPr>
-          <w:rFonts w:ascii="Courier New" w:eastAsiaTheme="minorEastAsia" w:hAnsi="Courier New" w:cs="Courier New"/>
-          <w:sz w:val="22"/>
-          <w:szCs w:val="22"/>
-        </w:rPr>
-        <w:t>tkinter</w:t>
-      </w:r>
-      <w:proofErr w:type="spellEnd"/>
-      <w:r>
-        <w:t xml:space="preserve">. Jeho cieľom je umožniť používateľovi pohodlné zadanie dvoch gramatík, nastavenie hodnoty </w:t>
+      <w:bookmarkStart w:id="55" w:name="_Toc230735213"/>
+      <w:r>
+        <w:t xml:space="preserve">Implementácia generovania slov do hodnoty </w:t>
       </w:r>
       <m:oMath>
         <m:sSub>
           <m:sSubPr>
             <m:ctrlPr>
               <w:rPr>
-                <w:rFonts w:ascii="Cambria Math" w:eastAsiaTheme="minorEastAsia" w:hAnsi="Cambria Math"/>
+                <w:rFonts w:ascii="Cambria Math" w:hAnsi="Cambria Math"/>
                 <w:i/>
               </w:rPr>
             </m:ctrlPr>
           </m:sSubPr>
           <m:e>
             <m:r>
-              <w:rPr>
-                <w:rFonts w:ascii="Cambria Math" w:eastAsiaTheme="minorEastAsia" w:hAnsi="Cambria Math"/>
+              <m:rPr>
+                <m:sty m:val="bi"/>
+              </m:rPr>
+              <w:rPr>
+                <w:rFonts w:ascii="Cambria Math" w:hAnsi="Cambria Math"/>
               </w:rPr>
               <m:t>L</m:t>
             </m:r>
           </m:e>
           <m:sub>
             <m:r>
-              <w:rPr>
-                <w:rFonts w:ascii="Cambria Math" w:eastAsiaTheme="minorEastAsia" w:hAnsi="Cambria Math"/>
+              <m:rPr>
+                <m:sty m:val="bi"/>
+              </m:rPr>
+              <w:rPr>
+                <w:rFonts w:ascii="Cambria Math" w:hAnsi="Cambria Math"/>
               </w:rPr>
               <m:t>test</m:t>
             </m:r>
           </m:sub>
         </m:sSub>
       </m:oMath>
-      <w:r>
-        <w:rPr>
-          <w:rFonts w:eastAsiaTheme="minorEastAsia"/>
-        </w:rPr>
-        <w:t xml:space="preserve"> </w:t>
-      </w:r>
-      <w:r>
-        <w:t>a zobrazenie výsledku testovania.</w:t>
-      </w:r>
-    </w:p>
-    <w:p>
-      <w:r>
-        <w:t xml:space="preserve">Rozhranie je rozdelené do viacerých častí. Po spustení programu sa zobrazí úvodná obrazovka. Po stlačení tlačidla na začatie testovania sa používateľ dostane na vstupnú obrazovku, kde sa zadávajú údaje pre gramatiky </w:t>
+      <w:bookmarkEnd w:id="55"/>
+    </w:p>
+    <w:p>
+      <w:pPr>
+        <w:pStyle w:val="Bezodsadenia"/>
+      </w:pPr>
+      <w:r>
+        <w:t xml:space="preserve">Kľúčovou časťou aplikácie je generovanie slov, ktoré patria do jazyka danej gramatiky. Keďže všeobecná ekvivalencia bezkontextových gramatík je nerozhodnuteľná, aplikácia negeneruje celý jazyk, ale iba slová do používateľom zadanej maximálnej dĺžky </w:t>
       </w:r>
       <m:oMath>
         <m:sSub>
           <m:sSubPr>
             <m:ctrlPr>
               <w:rPr>
-                <w:rFonts w:ascii="Cambria Math" w:eastAsiaTheme="minorEastAsia" w:hAnsi="Cambria Math"/>
-                <w:i/>
+                <w:rFonts w:ascii="Cambria Math" w:hAnsi="Cambria Math"/>
               </w:rPr>
             </m:ctrlPr>
           </m:sSubPr>
           <m:e>
             <m:r>
               <w:rPr>
-                <w:rFonts w:ascii="Cambria Math" w:eastAsiaTheme="minorEastAsia" w:hAnsi="Cambria Math"/>
-              </w:rPr>
-              <m:t>G</m:t>
+                <w:rFonts w:ascii="Cambria Math" w:hAnsi="Cambria Math"/>
+              </w:rPr>
+              <m:t>L</m:t>
             </m:r>
           </m:e>
           <m:sub>
             <m:r>
               <w:rPr>
-                <w:rFonts w:ascii="Cambria Math" w:eastAsiaTheme="minorEastAsia" w:hAnsi="Cambria Math"/>
-              </w:rPr>
-              <m:t>1</m:t>
+                <w:rFonts w:ascii="Cambria Math" w:hAnsi="Cambria Math"/>
+              </w:rPr>
+              <m:t>test</m:t>
             </m:r>
           </m:sub>
         </m:sSub>
       </m:oMath>
       <w:r>
-        <w:rPr>
-          <w:rFonts w:eastAsiaTheme="minorEastAsia"/>
-        </w:rPr>
-        <w:t xml:space="preserve"> </w:t>
-      </w:r>
-      <w:r>
-        <w:t xml:space="preserve">a </w:t>
+        <w:t>.</w:t>
+      </w:r>
+    </w:p>
+    <w:p>
+      <w:r>
+        <w:t xml:space="preserve">Generovanie slov sa vykonáva nad optimalizovanou gramatikou. Aplikácia generuje slová presnej dĺžky a následne tento proces opakuje pre všetky dĺžky od 0 po </w:t>
       </w:r>
       <m:oMath>
         <m:sSub>
           <m:sSubPr>
             <m:ctrlPr>
               <w:rPr>
-                <w:rFonts w:ascii="Cambria Math" w:eastAsiaTheme="minorEastAsia" w:hAnsi="Cambria Math"/>
-                <w:i/>
+                <w:rFonts w:ascii="Cambria Math" w:hAnsi="Cambria Math"/>
               </w:rPr>
             </m:ctrlPr>
           </m:sSubPr>
           <m:e>
             <m:r>
               <w:rPr>
-                <w:rFonts w:ascii="Cambria Math" w:eastAsiaTheme="minorEastAsia" w:hAnsi="Cambria Math"/>
-              </w:rPr>
-              <m:t>G</m:t>
+                <w:rFonts w:ascii="Cambria Math" w:hAnsi="Cambria Math"/>
+              </w:rPr>
+              <m:t>L</m:t>
             </m:r>
           </m:e>
           <m:sub>
             <m:r>
               <w:rPr>
-                <w:rFonts w:ascii="Cambria Math" w:eastAsiaTheme="minorEastAsia" w:hAnsi="Cambria Math"/>
-              </w:rPr>
-              <m:t>2</m:t>
+                <w:rFonts w:ascii="Cambria Math" w:hAnsi="Cambria Math"/>
+              </w:rPr>
+              <m:t>test</m:t>
             </m:r>
           </m:sub>
         </m:sSub>
       </m:oMath>
       <w:r>
-        <w:t>. Každá gramatika má samostatné pole pre počiatočný symbol a samostatné textové pole pre produkčné pravidlá.</w:t>
-      </w:r>
-      <w:r>
+        <w:t xml:space="preserve">. Tento </w:t>
+      </w:r>
+      <w:r>
+        <w:lastRenderedPageBreak/>
+        <w:t>prístup je výhodný najmä pri hľadaní protipríkladu, pretože rozdiel medzi jazykmi sa môže nájsť už pri krátkych slovách.</w:t>
+      </w:r>
+    </w:p>
+    <w:p>
+      <w:r>
+        <w:t xml:space="preserve">Na generovanie všetkých slov do </w:t>
+      </w:r>
+      <w:r>
+        <w:t>uživateľom zadanej dĺžky</w:t>
+      </w:r>
+      <w:r>
+        <w:rPr>
+          <w:rFonts w:eastAsiaTheme="minorEastAsia"/>
+        </w:rPr>
         <w:t xml:space="preserve"> </w:t>
       </w:r>
       <w:r>
-        <w:t xml:space="preserve">Súčasťou vstupnej obrazovky je aj pole pre hodnotu </w:t>
-      </w:r>
-      <m:oMath>
-        <m:sSub>
-          <m:sSubPr>
-            <m:ctrlPr>
-              <w:rPr>
-                <w:rFonts w:ascii="Cambria Math" w:eastAsiaTheme="minorEastAsia" w:hAnsi="Cambria Math"/>
-                <w:i/>
-              </w:rPr>
-            </m:ctrlPr>
-          </m:sSubPr>
-          <m:e>
-            <m:r>
-              <w:rPr>
-                <w:rFonts w:ascii="Cambria Math" w:eastAsiaTheme="minorEastAsia" w:hAnsi="Cambria Math"/>
-              </w:rPr>
-              <m:t>L</m:t>
-            </m:r>
-          </m:e>
-          <m:sub>
-            <m:r>
-              <w:rPr>
-                <w:rFonts w:ascii="Cambria Math" w:eastAsiaTheme="minorEastAsia" w:hAnsi="Cambria Math"/>
-              </w:rPr>
-              <m:t>test</m:t>
-            </m:r>
-          </m:sub>
-        </m:sSub>
-      </m:oMath>
-      <w:r>
-        <w:t xml:space="preserve">. Táto hodnota určuje maximálnu dĺžku slov, do ktorej sa majú jazyky porovnávať. Nad týmto poľom sa nachádzajú pomocné tlačidlá na vloženie často používaných symbolov, ako sú </w:t>
-      </w:r>
-      <m:oMath>
-        <m:r>
-          <w:rPr>
-            <w:rFonts w:ascii="Cambria Math" w:hAnsi="Cambria Math"/>
-          </w:rPr>
-          <m:t>→</m:t>
-        </m:r>
-      </m:oMath>
-      <w:r>
-        <w:t xml:space="preserve">, </w:t>
-      </w:r>
-      <m:oMath>
-        <m:r>
-          <w:rPr>
-            <w:rFonts w:ascii="Cambria Math" w:hAnsi="Cambria Math"/>
-          </w:rPr>
-          <m:t>|</m:t>
-        </m:r>
-      </m:oMath>
-      <w:r>
-        <w:t xml:space="preserve"> a</w:t>
-      </w:r>
-      <w:r>
-        <w:t xml:space="preserve"> ()</w:t>
-      </w:r>
-      <w:r>
-        <w:t>. Tieto tlačidlá zjednodušujú zadávanie pravidiel a znižujú pravdepodobnosť chyby.</w:t>
-      </w:r>
-    </w:p>
-    <w:p>
-      <w:r>
-        <w:t xml:space="preserve">Pred spustením výpočtu aplikácia vykoná validáciu vstupov. Kontroluje sa, či sú zadané počiatočné symboly, či majú gramatiky pravidlá a či je hodnota </w:t>
-      </w:r>
-      <m:oMath>
-        <m:sSub>
-          <m:sSubPr>
-            <m:ctrlPr>
-              <w:rPr>
-                <w:rFonts w:ascii="Cambria Math" w:eastAsiaTheme="minorEastAsia" w:hAnsi="Cambria Math"/>
-                <w:i/>
-              </w:rPr>
-            </m:ctrlPr>
-          </m:sSubPr>
-          <m:e>
-            <m:r>
-              <w:rPr>
-                <w:rFonts w:ascii="Cambria Math" w:eastAsiaTheme="minorEastAsia" w:hAnsi="Cambria Math"/>
-              </w:rPr>
-              <m:t>L</m:t>
-            </m:r>
-          </m:e>
-          <m:sub>
-            <m:r>
-              <w:rPr>
-                <w:rFonts w:ascii="Cambria Math" w:eastAsiaTheme="minorEastAsia" w:hAnsi="Cambria Math"/>
-              </w:rPr>
-              <m:t>test</m:t>
-            </m:r>
-          </m:sub>
-        </m:sSub>
-      </m:oMath>
-      <w:r>
-        <w:rPr>
-          <w:rFonts w:eastAsiaTheme="minorEastAsia"/>
-        </w:rPr>
-        <w:t xml:space="preserve"> </w:t>
-      </w:r>
-      <w:r>
-        <w:t>celé číslo. V prípade chybného vstupu aplikácia zobrazí chybové okno s opisom problému. Takáto kontrola je potrebná, pretože nesprávne zapísané pravidlá by mohli viesť k nesprávnej interpretácii gramatiky</w:t>
-      </w:r>
-      <w:r>
-        <w:t>.</w:t>
-      </w:r>
-    </w:p>
-    <w:p>
-      <w:r>
-        <w:t xml:space="preserve">Po úspešnom testovaní sa zobrazí výsledková obrazovka. Tá obsahuje informáciu o použitej hodnote </w:t>
-      </w:r>
-      <m:oMath>
-        <m:sSub>
-          <m:sSubPr>
-            <m:ctrlPr>
-              <w:rPr>
-                <w:rFonts w:ascii="Cambria Math" w:eastAsiaTheme="minorEastAsia" w:hAnsi="Cambria Math"/>
-                <w:i/>
-              </w:rPr>
-            </m:ctrlPr>
-          </m:sSubPr>
-          <m:e>
-            <m:r>
-              <w:rPr>
-                <w:rFonts w:ascii="Cambria Math" w:eastAsiaTheme="minorEastAsia" w:hAnsi="Cambria Math"/>
-              </w:rPr>
-              <m:t>L</m:t>
-            </m:r>
-          </m:e>
-          <m:sub>
-            <m:r>
-              <w:rPr>
-                <w:rFonts w:ascii="Cambria Math" w:eastAsiaTheme="minorEastAsia" w:hAnsi="Cambria Math"/>
-              </w:rPr>
-              <m:t>test</m:t>
-            </m:r>
-          </m:sub>
-        </m:sSub>
-      </m:oMath>
-      <w:r>
-        <w:t xml:space="preserve">, výsledok porovnania, optimalizovanú gramatiku </w:t>
-      </w:r>
-      <m:oMath>
-        <m:sSub>
-          <m:sSubPr>
-            <m:ctrlPr>
-              <w:rPr>
-                <w:rFonts w:ascii="Cambria Math" w:eastAsiaTheme="minorEastAsia" w:hAnsi="Cambria Math"/>
-                <w:i/>
-              </w:rPr>
-            </m:ctrlPr>
-          </m:sSubPr>
-          <m:e>
-            <m:r>
-              <w:rPr>
-                <w:rFonts w:ascii="Cambria Math" w:eastAsiaTheme="minorEastAsia" w:hAnsi="Cambria Math"/>
-              </w:rPr>
-              <m:t>G</m:t>
-            </m:r>
-          </m:e>
-          <m:sub>
-            <m:r>
-              <w:rPr>
-                <w:rFonts w:ascii="Cambria Math" w:eastAsiaTheme="minorEastAsia" w:hAnsi="Cambria Math"/>
-              </w:rPr>
-              <m:t>1</m:t>
-            </m:r>
-          </m:sub>
-        </m:sSub>
-      </m:oMath>
-      <w:r>
-        <w:t xml:space="preserve">, optimalizovanú gramatiku </w:t>
-      </w:r>
-      <m:oMath>
-        <m:sSub>
-          <m:sSubPr>
-            <m:ctrlPr>
-              <w:rPr>
-                <w:rFonts w:ascii="Cambria Math" w:eastAsiaTheme="minorEastAsia" w:hAnsi="Cambria Math"/>
-                <w:i/>
-              </w:rPr>
-            </m:ctrlPr>
-          </m:sSubPr>
-          <m:e>
-            <m:r>
-              <w:rPr>
-                <w:rFonts w:ascii="Cambria Math" w:eastAsiaTheme="minorEastAsia" w:hAnsi="Cambria Math"/>
-              </w:rPr>
-              <m:t>G</m:t>
-            </m:r>
-          </m:e>
-          <m:sub>
-            <m:r>
-              <w:rPr>
-                <w:rFonts w:ascii="Cambria Math" w:eastAsiaTheme="minorEastAsia" w:hAnsi="Cambria Math"/>
-              </w:rPr>
-              <m:t>2</m:t>
-            </m:r>
-          </m:sub>
-        </m:sSub>
-      </m:oMath>
-      <w:r>
-        <w:rPr>
-          <w:rFonts w:eastAsiaTheme="minorEastAsia"/>
-        </w:rPr>
-        <w:t xml:space="preserve"> </w:t>
-      </w:r>
-      <w:r>
-        <w:t xml:space="preserve">a v prípade </w:t>
-      </w:r>
-      <w:proofErr w:type="spellStart"/>
-      <w:r>
-        <w:t>neekvivalencie</w:t>
-      </w:r>
-      <w:proofErr w:type="spellEnd"/>
-      <w:r>
-        <w:t xml:space="preserve"> aj konkrétny </w:t>
-      </w:r>
-      <w:proofErr w:type="spellStart"/>
-      <w:r>
-        <w:t>protipríklad</w:t>
-      </w:r>
-      <w:proofErr w:type="spellEnd"/>
-      <w:r>
-        <w:t>. Výsledkové okno tak používateľovi neukazuje iba konečný verdikt, ale aj upravenú podobu gramatík, s ktorými aplikácia pracovala po optimalizácii</w:t>
-      </w:r>
-      <w:r>
-        <w:t>.</w:t>
-      </w:r>
-    </w:p>
-    <w:p>
-      <w:pPr>
-        <w:rPr>
-          <w:rFonts w:cstheme="minorHAnsi"/>
-        </w:rPr>
-      </w:pPr>
-      <w:r>
-        <w:lastRenderedPageBreak/>
-        <w:t xml:space="preserve">Samotné vytvorenie výsledku pre používateľské rozhranie zabezpečuje funkcia </w:t>
-      </w:r>
-      <w:proofErr w:type="spellStart"/>
+        <w:t xml:space="preserve">slúži funkcia </w:t>
+      </w:r>
       <w:r>
         <w:rPr>
           <w:rFonts w:ascii="Courier New" w:hAnsi="Courier New" w:cs="Courier New"/>
           <w:sz w:val="22"/>
           <w:szCs w:val="22"/>
         </w:rPr>
-        <w:t>build_result_payload</w:t>
-      </w:r>
-      <w:proofErr w:type="spellEnd"/>
+        <w:t>generate_strings_up_to_length()</w:t>
+      </w:r>
+      <w:r>
+        <w:t xml:space="preserve">. </w:t>
+      </w:r>
+      <w:r>
+        <w:t xml:space="preserve">Funkcia postupne generuje slová všetkých dĺžok od 0 po </w:t>
+      </w:r>
       <w:r>
         <w:rPr>
           <w:rFonts w:ascii="Courier New" w:hAnsi="Courier New" w:cs="Courier New"/>
           <w:sz w:val="22"/>
           <w:szCs w:val="22"/>
         </w:rPr>
-        <w:t>(</w:t>
-      </w:r>
-      <w:r>
-        <w:rPr>
-          <w:rFonts w:ascii="Courier New" w:hAnsi="Courier New" w:cs="Courier New"/>
-          <w:sz w:val="22"/>
-          <w:szCs w:val="22"/>
-        </w:rPr>
-        <w:t>)</w:t>
-      </w:r>
-      <w:r>
-        <w:rPr>
-          <w:rFonts w:cstheme="minorHAnsi"/>
-        </w:rPr>
-        <w:t>.</w:t>
-      </w:r>
-    </w:p>
-    <w:p>
-      <w:pPr>
-        <w:rPr>
-          <w:rFonts w:cstheme="minorHAnsi"/>
-        </w:rPr>
-      </w:pPr>
-      <w:r>
-        <w:rPr>
-          <w:rFonts w:cstheme="minorHAnsi"/>
-          <w:b/>
-          <w:bCs/>
-        </w:rPr>
-        <w:t xml:space="preserve">Výpis kódu 2: </w:t>
-      </w:r>
-      <w:r>
-        <w:rPr>
-          <w:rFonts w:cstheme="minorHAnsi"/>
-          <w:b/>
-          <w:bCs/>
-        </w:rPr>
-        <w:t>Zostavenie výsledného objektu porovnania gramatík</w:t>
-      </w:r>
-    </w:p>
-    <w:p>
-      <w:pPr>
-        <w:pStyle w:val="Kd"/>
-      </w:pPr>
-      <w:r>
-        <w:t>def build_result_payload(eq_length: int):</w:t>
-      </w:r>
-    </w:p>
-    <w:p>
-      <w:pPr>
-        <w:pStyle w:val="Kd"/>
-      </w:pPr>
-      <w:r>
-        <w:t xml:space="preserve">    start1 = g1_data.get("start")</w:t>
-      </w:r>
-    </w:p>
-    <w:p>
-      <w:pPr>
-        <w:pStyle w:val="Kd"/>
-      </w:pPr>
-      <w:r>
-        <w:t xml:space="preserve">    rules1 = g1_data.get("rules_lines", [])</w:t>
-      </w:r>
-    </w:p>
-    <w:p>
-      <w:pPr>
-        <w:pStyle w:val="Kd"/>
-      </w:pPr>
-      <w:r>
-        <w:t xml:space="preserve">    start2 = g2_data.get("start")</w:t>
-      </w:r>
-    </w:p>
-    <w:p>
-      <w:pPr>
-        <w:pStyle w:val="Kd"/>
-      </w:pPr>
-      <w:r>
-        <w:t xml:space="preserve">    rules2 = g2_data.get("rules_lines", [])</w:t>
-      </w:r>
-    </w:p>
-    <w:p>
-      <w:pPr>
-        <w:pStyle w:val="Kd"/>
-      </w:pPr>
-    </w:p>
-    <w:p>
-      <w:pPr>
-        <w:pStyle w:val="Kd"/>
-      </w:pPr>
-      <w:r>
-        <w:t xml:space="preserve">    final1, start1_opt = optimize_grammar(start1, rules1)</w:t>
-      </w:r>
-    </w:p>
-    <w:p>
-      <w:pPr>
-        <w:pStyle w:val="Kd"/>
-      </w:pPr>
-      <w:r>
-        <w:t xml:space="preserve">    final2, start2_opt = optimize_grammar(start2, rules2)</w:t>
-      </w:r>
-    </w:p>
-    <w:p>
-      <w:pPr>
-        <w:pStyle w:val="Kd"/>
-      </w:pPr>
-    </w:p>
-    <w:p>
-      <w:pPr>
-        <w:pStyle w:val="Kd"/>
-      </w:pPr>
-      <w:r>
-        <w:t xml:space="preserve">    equivalent = languages_equivalent_up_to_length(</w:t>
-      </w:r>
-    </w:p>
-    <w:p>
-      <w:pPr>
-        <w:pStyle w:val="Kd"/>
-      </w:pPr>
-      <w:r>
-        <w:t xml:space="preserve">        final1,</w:t>
-      </w:r>
-    </w:p>
-    <w:p>
-      <w:pPr>
-        <w:pStyle w:val="Kd"/>
-      </w:pPr>
-      <w:r>
-        <w:t xml:space="preserve">        start1_opt,</w:t>
-      </w:r>
-    </w:p>
-    <w:p>
-      <w:pPr>
-        <w:pStyle w:val="Kd"/>
-      </w:pPr>
-      <w:r>
-        <w:t xml:space="preserve">        final2,</w:t>
-      </w:r>
-    </w:p>
-    <w:p>
-      <w:pPr>
-        <w:pStyle w:val="Kd"/>
-      </w:pPr>
-      <w:r>
-        <w:t xml:space="preserve">        start2_opt,</w:t>
-      </w:r>
-    </w:p>
-    <w:p>
-      <w:pPr>
-        <w:pStyle w:val="Kd"/>
-      </w:pPr>
-      <w:r>
-        <w:t xml:space="preserve">        eq_length</w:t>
-      </w:r>
-    </w:p>
-    <w:p>
-      <w:pPr>
-        <w:pStyle w:val="Kd"/>
-      </w:pPr>
-      <w:r>
-        <w:t xml:space="preserve">    )</w:t>
-      </w:r>
-    </w:p>
-    <w:p>
-      <w:pPr>
-        <w:pStyle w:val="Kd"/>
-      </w:pPr>
-    </w:p>
-    <w:p>
-      <w:pPr>
-        <w:pStyle w:val="Kd"/>
-      </w:pPr>
-      <w:r>
-        <w:t xml:space="preserve">    counterexample = None</w:t>
-      </w:r>
-    </w:p>
-    <w:p>
-      <w:pPr>
-        <w:pStyle w:val="Kd"/>
-      </w:pPr>
-    </w:p>
-    <w:p>
-      <w:pPr>
-        <w:pStyle w:val="Kd"/>
-      </w:pPr>
-      <w:r>
-        <w:t xml:space="preserve">    if not equivalent:</w:t>
-      </w:r>
-    </w:p>
-    <w:p>
-      <w:pPr>
-        <w:pStyle w:val="Kd"/>
-      </w:pPr>
-      <w:r>
-        <w:t xml:space="preserve">        counterexample = find_counterexample_up_to_length(</w:t>
-      </w:r>
-    </w:p>
-    <w:p>
-      <w:pPr>
-        <w:pStyle w:val="Kd"/>
-      </w:pPr>
-      <w:r>
-        <w:t xml:space="preserve">            final1,</w:t>
-      </w:r>
-    </w:p>
-    <w:p>
-      <w:pPr>
-        <w:pStyle w:val="Kd"/>
-      </w:pPr>
-      <w:r>
-        <w:t xml:space="preserve">            start1_opt,</w:t>
-      </w:r>
-    </w:p>
-    <w:p>
-      <w:pPr>
-        <w:pStyle w:val="Kd"/>
-      </w:pPr>
-      <w:r>
-        <w:t xml:space="preserve">            final2,</w:t>
-      </w:r>
-    </w:p>
-    <w:p>
-      <w:pPr>
-        <w:pStyle w:val="Kd"/>
-      </w:pPr>
-      <w:r>
-        <w:t xml:space="preserve">            start2_opt,</w:t>
-      </w:r>
-    </w:p>
-    <w:p>
-      <w:pPr>
-        <w:pStyle w:val="Kd"/>
-      </w:pPr>
-      <w:r>
-        <w:t xml:space="preserve">            eq_length</w:t>
-      </w:r>
-    </w:p>
-    <w:p>
-      <w:pPr>
-        <w:pStyle w:val="Kd"/>
-      </w:pPr>
-      <w:r>
-        <w:t xml:space="preserve">        )</w:t>
-      </w:r>
-    </w:p>
-    <w:p>
-      <w:pPr>
-        <w:pStyle w:val="Kd"/>
-      </w:pPr>
-    </w:p>
-    <w:p>
-      <w:pPr>
-        <w:pStyle w:val="Kd"/>
-      </w:pPr>
-      <w:r>
-        <w:t xml:space="preserve">    return {</w:t>
-      </w:r>
-    </w:p>
-    <w:p>
-      <w:pPr>
-        <w:pStyle w:val="Kd"/>
-      </w:pPr>
-      <w:r>
-        <w:t xml:space="preserve">        "final1": final1,</w:t>
-      </w:r>
-    </w:p>
-    <w:p>
-      <w:pPr>
-        <w:pStyle w:val="Kd"/>
-      </w:pPr>
-      <w:r>
-        <w:t xml:space="preserve">        "final2": final2,</w:t>
-      </w:r>
-    </w:p>
-    <w:p>
-      <w:pPr>
-        <w:pStyle w:val="Kd"/>
-      </w:pPr>
-      <w:r>
-        <w:t xml:space="preserve">        "eq_length": eq_length,</w:t>
-      </w:r>
-    </w:p>
-    <w:p>
-      <w:pPr>
-        <w:pStyle w:val="Kd"/>
-      </w:pPr>
-      <w:r>
-        <w:t xml:space="preserve">        "equivalent": equivalent,</w:t>
-      </w:r>
-    </w:p>
-    <w:p>
-      <w:pPr>
-        <w:pStyle w:val="Kd"/>
-      </w:pPr>
-      <w:r>
-        <w:t xml:space="preserve">        "counterexample": counterexample</w:t>
-      </w:r>
-    </w:p>
-    <w:p>
-      <w:pPr>
-        <w:pStyle w:val="Kd"/>
-      </w:pPr>
-      <w:r>
-        <w:t xml:space="preserve">    }</w:t>
-      </w:r>
-    </w:p>
-    <w:p>
-      <w:pPr>
-        <w:pStyle w:val="Kd"/>
-        <w:rPr>
-          <w:rFonts w:asciiTheme="minorHAnsi" w:hAnsiTheme="minorHAnsi"/>
-          <w:sz w:val="24"/>
-        </w:rPr>
-      </w:pPr>
-      <w:r>
-        <w:rPr>
-          <w:rFonts w:asciiTheme="minorHAnsi" w:hAnsiTheme="minorHAnsi"/>
-          <w:sz w:val="24"/>
-        </w:rPr>
-        <w:t xml:space="preserve">Táto funkcia najskôr načíta uložené vstupy, potom optimalizuje obe gramatiky a spustí porovnanie jazykov do zadanej dĺžky. Ak sa zistí neekvivalencia, vyhľadá sa protipríklad. </w:t>
-      </w:r>
-      <w:r>
-        <w:rPr>
-          <w:rFonts w:asciiTheme="minorHAnsi" w:hAnsiTheme="minorHAnsi"/>
-          <w:sz w:val="24"/>
-        </w:rPr>
-        <w:lastRenderedPageBreak/>
-        <w:t>Výsledok sa uloží do slovníka, ktorý sa následne používa pri vykreslení výsledkovej obrazovky.</w:t>
-      </w:r>
-    </w:p>
-    <w:p>
-      <w:pPr>
-        <w:pStyle w:val="Nadpis2"/>
-        <w:spacing w:before="480" w:after="240"/>
-      </w:pPr>
-      <w:bookmarkStart w:id="54" w:name="_Toc230735212"/>
-      <w:r>
-        <w:t>Proces optimalizácie gramatiky</w:t>
-      </w:r>
-      <w:bookmarkEnd w:id="54"/>
-    </w:p>
-    <w:p>
-      <w:pPr>
-        <w:pStyle w:val="Bezodsadenia"/>
-      </w:pPr>
-      <w:r>
-        <w:t xml:space="preserve">Pred samotným generovaním slov aplikácia upraví vstupné gramatiky do optimalizovanej podoby. Cieľom optimalizácie nie je zmeniť jazyk gramatiky, ale odstrániť také pravidlá a symboly, ktoré by mohli zhoršiť efektivitu generovania alebo spôsobiť nekonečné </w:t>
-      </w:r>
-      <w:proofErr w:type="spellStart"/>
-      <w:r>
-        <w:t>cyklenie</w:t>
-      </w:r>
-      <w:proofErr w:type="spellEnd"/>
-      <w:r>
-        <w:t>.</w:t>
-      </w:r>
-    </w:p>
-    <w:p>
-      <w:pPr>
-        <w:rPr>
-          <w:rFonts w:asciiTheme="majorHAnsi" w:hAnsiTheme="majorHAnsi" w:cstheme="majorHAnsi"/>
-        </w:rPr>
-      </w:pPr>
-      <w:r>
-        <w:rPr>
-          <w:rFonts w:asciiTheme="majorHAnsi" w:hAnsiTheme="majorHAnsi" w:cstheme="majorHAnsi"/>
-          <w:b/>
-          <w:bCs/>
-        </w:rPr>
-        <w:t>Výpis kódu 3: Optimalizácia gramatiky pred porovnaním jazykov</w:t>
-      </w:r>
-    </w:p>
-    <w:p>
-      <w:pPr>
-        <w:pStyle w:val="Kd"/>
-        <w:jc w:val="left"/>
-      </w:pPr>
-      <w:r>
-        <w:t>def optimize_grammar(start_symbol, rules_input):</w:t>
-      </w:r>
-    </w:p>
-    <w:p>
-      <w:pPr>
-        <w:pStyle w:val="Kd"/>
-        <w:jc w:val="left"/>
-      </w:pPr>
-      <w:r>
-        <w:t xml:space="preserve">    original_grammar = process_rules(rules_input)</w:t>
-      </w:r>
-    </w:p>
-    <w:p>
-      <w:pPr>
-        <w:pStyle w:val="Kd"/>
-        <w:jc w:val="left"/>
-      </w:pPr>
-      <w:r>
-        <w:t xml:space="preserve">    original_non_terminals = list(original_grammar.keys())</w:t>
-      </w:r>
-    </w:p>
-    <w:p>
-      <w:pPr>
-        <w:pStyle w:val="Kd"/>
-        <w:jc w:val="left"/>
-      </w:pPr>
-    </w:p>
-    <w:p>
-      <w:pPr>
-        <w:pStyle w:val="Kd"/>
-        <w:jc w:val="left"/>
-      </w:pPr>
-      <w:r>
-        <w:t xml:space="preserve">    epsilon_nt = find_epsilon_producing(original_grammar, original_non_terminals)</w:t>
-      </w:r>
-    </w:p>
-    <w:p>
-      <w:pPr>
-        <w:pStyle w:val="Kd"/>
-        <w:jc w:val="left"/>
-      </w:pPr>
-      <w:r>
-        <w:t xml:space="preserve">    grammar_eps = remove_epsilon_productions(original_grammar, start_symbol, epsilon_nt)</w:t>
-      </w:r>
-    </w:p>
-    <w:p>
-      <w:pPr>
-        <w:pStyle w:val="Kd"/>
-        <w:jc w:val="left"/>
-      </w:pPr>
-      <w:r>
-        <w:t xml:space="preserve">    grammar_eps = remove_productions_with_missing_nonterminals(</w:t>
-      </w:r>
-    </w:p>
-    <w:p>
-      <w:pPr>
-        <w:pStyle w:val="Kd"/>
-        <w:jc w:val="left"/>
-      </w:pPr>
-      <w:r>
-        <w:t xml:space="preserve">        grammar_eps,</w:t>
-      </w:r>
-    </w:p>
-    <w:p>
-      <w:pPr>
-        <w:pStyle w:val="Kd"/>
-        <w:jc w:val="left"/>
-      </w:pPr>
-      <w:r>
-        <w:t xml:space="preserve">        original_non_terminals</w:t>
-      </w:r>
-    </w:p>
-    <w:p>
-      <w:pPr>
-        <w:pStyle w:val="Kd"/>
-        <w:jc w:val="left"/>
-      </w:pPr>
-      <w:r>
-        <w:t xml:space="preserve">    )</w:t>
-      </w:r>
-    </w:p>
-    <w:p>
-      <w:pPr>
-        <w:pStyle w:val="Kd"/>
-        <w:jc w:val="left"/>
-      </w:pPr>
-    </w:p>
-    <w:p>
-      <w:pPr>
-        <w:pStyle w:val="Kd"/>
-        <w:jc w:val="left"/>
-      </w:pPr>
-      <w:r>
-        <w:t xml:space="preserve">    grammar_with_start, new_start_symbol = create_new_start_symbol_if_epsilon(</w:t>
-      </w:r>
-    </w:p>
-    <w:p>
-      <w:pPr>
-        <w:pStyle w:val="Kd"/>
-        <w:jc w:val="left"/>
-      </w:pPr>
-      <w:r>
-        <w:t xml:space="preserve">        grammar_eps,</w:t>
-      </w:r>
-    </w:p>
-    <w:p>
-      <w:pPr>
-        <w:pStyle w:val="Kd"/>
-        <w:jc w:val="left"/>
-      </w:pPr>
-      <w:r>
-        <w:t xml:space="preserve">        start_symbol,</w:t>
-      </w:r>
-    </w:p>
-    <w:p>
-      <w:pPr>
-        <w:pStyle w:val="Kd"/>
-        <w:jc w:val="left"/>
-      </w:pPr>
-      <w:r>
-        <w:t xml:space="preserve">        epsilon_nt</w:t>
-      </w:r>
-    </w:p>
-    <w:p>
-      <w:pPr>
-        <w:pStyle w:val="Kd"/>
-        <w:jc w:val="left"/>
-      </w:pPr>
-      <w:r>
-        <w:t xml:space="preserve">    )</w:t>
-      </w:r>
-    </w:p>
-    <w:p>
-      <w:pPr>
-        <w:pStyle w:val="Kd"/>
-        <w:jc w:val="left"/>
-      </w:pPr>
-    </w:p>
-    <w:p>
-      <w:pPr>
-        <w:pStyle w:val="Kd"/>
-        <w:jc w:val="left"/>
-      </w:pPr>
-      <w:r>
-        <w:t xml:space="preserve">    grammar_no_simple = remove_simple_rules(grammar_with_start, find_simple_rules(grammar_with_start))</w:t>
-      </w:r>
-    </w:p>
-    <w:p>
-      <w:pPr>
-        <w:pStyle w:val="Kd"/>
-        <w:jc w:val="left"/>
-      </w:pPr>
-      <w:r>
-        <w:t xml:space="preserve">    grammar_left = remove_left_recursion(grammar_no_simple, start_symbol)</w:t>
-      </w:r>
-    </w:p>
-    <w:p>
-      <w:pPr>
-        <w:pStyle w:val="Kd"/>
-        <w:jc w:val="left"/>
-      </w:pPr>
-    </w:p>
-    <w:p>
-      <w:pPr>
-        <w:pStyle w:val="Kd"/>
-        <w:jc w:val="left"/>
-      </w:pPr>
-      <w:r>
-        <w:t xml:space="preserve">    grammar_no_simple = remove_simple_rules(grammar_left, find_simple_rules(grammar_left))</w:t>
-      </w:r>
-    </w:p>
-    <w:p>
-      <w:pPr>
-        <w:pStyle w:val="Kd"/>
-        <w:jc w:val="left"/>
-      </w:pPr>
-      <w:r>
-        <w:t xml:space="preserve">    grammar_left = remove_left_recursion(grammar_no_simple, start_symbol)</w:t>
-      </w:r>
-    </w:p>
-    <w:p>
-      <w:pPr>
-        <w:pStyle w:val="Kd"/>
-        <w:jc w:val="left"/>
-      </w:pPr>
-    </w:p>
-    <w:p>
-      <w:pPr>
-        <w:pStyle w:val="Kd"/>
-        <w:jc w:val="left"/>
-      </w:pPr>
-      <w:r>
-        <w:lastRenderedPageBreak/>
-        <w:t xml:space="preserve">    protected = {new_start_symbol}</w:t>
-      </w:r>
-    </w:p>
-    <w:p>
-      <w:pPr>
-        <w:pStyle w:val="Kd"/>
-        <w:jc w:val="left"/>
-      </w:pPr>
-    </w:p>
-    <w:p>
-      <w:pPr>
-        <w:pStyle w:val="Kd"/>
-        <w:jc w:val="left"/>
-      </w:pPr>
-      <w:r>
-        <w:t xml:space="preserve">    unproductive = find_neperspektivne(grammar_left, list(grammar_left.keys()))</w:t>
-      </w:r>
-    </w:p>
-    <w:p>
-      <w:pPr>
-        <w:pStyle w:val="Kd"/>
-        <w:jc w:val="left"/>
-      </w:pPr>
-      <w:r>
-        <w:t xml:space="preserve">    grammar_prod = remove_unproductive(grammar_left, unproductive)</w:t>
-      </w:r>
-    </w:p>
-    <w:p>
-      <w:pPr>
-        <w:pStyle w:val="Kd"/>
-        <w:jc w:val="left"/>
-      </w:pPr>
-    </w:p>
-    <w:p>
-      <w:pPr>
-        <w:pStyle w:val="Kd"/>
-        <w:jc w:val="left"/>
-      </w:pPr>
-      <w:r>
-        <w:t xml:space="preserve">    unreachable = find_unreachable(grammar_prod, new_start_symbol, protected)</w:t>
-      </w:r>
-    </w:p>
-    <w:p>
-      <w:pPr>
-        <w:pStyle w:val="Kd"/>
-        <w:jc w:val="left"/>
-      </w:pPr>
-      <w:r>
-        <w:t xml:space="preserve">    grammar_reach = remove_unreachable(grammar_prod, unreachable, protected)</w:t>
-      </w:r>
-    </w:p>
-    <w:p>
-      <w:pPr>
-        <w:pStyle w:val="Kd"/>
-        <w:jc w:val="left"/>
-      </w:pPr>
-    </w:p>
-    <w:p>
-      <w:pPr>
-        <w:pStyle w:val="Kd"/>
-        <w:jc w:val="left"/>
-      </w:pPr>
-      <w:r>
-        <w:t xml:space="preserve">    final_grammar = merge_equivalent_non_terminals_fixpoint(</w:t>
-      </w:r>
-    </w:p>
-    <w:p>
-      <w:pPr>
-        <w:pStyle w:val="Kd"/>
-        <w:jc w:val="left"/>
-      </w:pPr>
-      <w:r>
-        <w:t xml:space="preserve">        grammar_reach,</w:t>
-      </w:r>
-    </w:p>
-    <w:p>
-      <w:pPr>
-        <w:pStyle w:val="Kd"/>
-        <w:jc w:val="left"/>
-      </w:pPr>
-      <w:r>
-        <w:t xml:space="preserve">        list(grammar_reach.keys())</w:t>
-      </w:r>
-    </w:p>
-    <w:p>
-      <w:pPr>
-        <w:pStyle w:val="Kd"/>
-        <w:jc w:val="left"/>
-      </w:pPr>
-      <w:r>
-        <w:t xml:space="preserve">    )</w:t>
-      </w:r>
-    </w:p>
-    <w:p>
-      <w:pPr>
-        <w:pStyle w:val="Kd"/>
-        <w:jc w:val="left"/>
-      </w:pPr>
-    </w:p>
-    <w:p>
-      <w:pPr>
-        <w:pStyle w:val="Kd"/>
-        <w:jc w:val="left"/>
-      </w:pPr>
-      <w:r>
-        <w:t xml:space="preserve">    return final_grammar, new_start_symbol</w:t>
-      </w:r>
-    </w:p>
-    <w:p>
-      <w:r>
-        <w:t xml:space="preserve">Funkcia najskôr prevedie vstupné pravidlá na internú slovníkovú reprezentáciu. Následne sa identifikujú </w:t>
-      </w:r>
-      <w:proofErr w:type="spellStart"/>
-      <w:r>
-        <w:t>neterminály</w:t>
-      </w:r>
-      <w:proofErr w:type="spellEnd"/>
-      <w:r>
-        <w:t xml:space="preserve">, ktoré dokážu generovať prázdne slovo, a odstránia sa </w:t>
-      </w:r>
-      <m:oMath>
-        <m:r>
-          <w:rPr>
-            <w:rFonts w:ascii="Cambria Math" w:hAnsi="Cambria Math"/>
-          </w:rPr>
-          <m:t>ε</m:t>
-        </m:r>
-      </m:oMath>
-      <w:r>
-        <w:t>-pravidlá. Ak pôvodná gramatika generovala prázdne slovo, aplikácia vytvorí nový počiatočný symbol, aby sa táto vlastnosť jazyka zachovala aj po transformácii.</w:t>
-      </w:r>
-    </w:p>
-    <w:p>
-      <w:r>
-        <w:t>Ď</w:t>
-      </w:r>
-      <w:r>
-        <w:t xml:space="preserve">alej sa odstraňujú jednoduché pravidlá a ľavá </w:t>
-      </w:r>
-      <w:proofErr w:type="spellStart"/>
-      <w:r>
-        <w:t>rekurzia</w:t>
-      </w:r>
-      <w:proofErr w:type="spellEnd"/>
-      <w:r>
-        <w:t xml:space="preserve">. Tieto kroky sa v implementácii vykonávajú opakovane, pretože odstránenie jedného typu pravidiel môže vytvoriť nové prípady, ktoré je potrebné opätovne spracovať. Po týchto úpravách nasleduje odstránenie neproduktívnych a nedosiahnuteľných symbolov. Nakoniec sa aplikácia pokúsi zlúčiť ekvivalentné </w:t>
-      </w:r>
-      <w:proofErr w:type="spellStart"/>
-      <w:r>
-        <w:t>neterminály</w:t>
-      </w:r>
-      <w:proofErr w:type="spellEnd"/>
-      <w:r>
-        <w:t>, čím sa výsledná gramatika môže ďalej zjednodušiť.</w:t>
-      </w:r>
-    </w:p>
-    <w:p>
-      <w:r>
-        <w:t xml:space="preserve">Výsledkom funkcie </w:t>
-      </w:r>
-      <w:proofErr w:type="spellStart"/>
-      <w:r>
-        <w:rPr>
-          <w:rFonts w:ascii="Courier New" w:hAnsi="Courier New" w:cs="Courier New"/>
-          <w:sz w:val="22"/>
-          <w:szCs w:val="22"/>
-        </w:rPr>
-        <w:t>optimize_grammar</w:t>
-      </w:r>
-      <w:proofErr w:type="spellEnd"/>
-      <w:r>
-        <w:rPr>
-          <w:rFonts w:ascii="Courier New" w:hAnsi="Courier New" w:cs="Courier New"/>
-          <w:sz w:val="22"/>
-          <w:szCs w:val="22"/>
-        </w:rPr>
-        <w:t>()</w:t>
-      </w:r>
-      <w:r>
-        <w:t xml:space="preserve"> je dvojica hodnôt: optimalizovaná gramatika a počiatočný symbol, ktorý sa má použiť pri generovaní slov. Táto dvojica je potrebná najmä v prípadoch, keď bol počas spracovania vytvorený nový počiatočný symbol.</w:t>
-      </w:r>
-    </w:p>
-    <w:p>
-      <w:pPr>
-        <w:pStyle w:val="Nadpis2"/>
-        <w:spacing w:before="480" w:after="240"/>
-      </w:pPr>
-      <w:bookmarkStart w:id="55" w:name="_Toc230735213"/>
-      <w:r>
-        <w:t xml:space="preserve">Implementácia generovania slov do hodnoty </w:t>
-      </w:r>
-      <m:oMath>
-        <m:sSub>
-          <m:sSubPr>
-            <m:ctrlPr>
-              <w:rPr>
-                <w:rFonts w:ascii="Cambria Math" w:hAnsi="Cambria Math"/>
-                <w:i/>
-              </w:rPr>
-            </m:ctrlPr>
-          </m:sSubPr>
-          <m:e>
-            <m:r>
-              <m:rPr>
-                <m:sty m:val="bi"/>
-              </m:rPr>
-              <w:rPr>
-                <w:rFonts w:ascii="Cambria Math" w:hAnsi="Cambria Math"/>
-              </w:rPr>
-              <m:t>L</m:t>
-            </m:r>
-          </m:e>
-          <m:sub>
-            <m:r>
-              <m:rPr>
-                <m:sty m:val="bi"/>
-              </m:rPr>
-              <w:rPr>
-                <w:rFonts w:ascii="Cambria Math" w:hAnsi="Cambria Math"/>
-              </w:rPr>
-              <m:t>test</m:t>
-            </m:r>
-          </m:sub>
-        </m:sSub>
-      </m:oMath>
-      <w:bookmarkEnd w:id="55"/>
-    </w:p>
-    <w:p>
-      <w:pPr>
-        <w:pStyle w:val="Bezodsadenia"/>
-      </w:pPr>
-      <w:r>
-        <w:t xml:space="preserve">Kľúčovou časťou aplikácie je generovanie slov, ktoré patria do jazyka danej gramatiky. Keďže všeobecná ekvivalencia </w:t>
-      </w:r>
-      <w:proofErr w:type="spellStart"/>
-      <w:r>
-        <w:t>bezkontextových</w:t>
-      </w:r>
-      <w:proofErr w:type="spellEnd"/>
-      <w:r>
-        <w:t xml:space="preserve"> gramatík je </w:t>
-      </w:r>
-      <w:proofErr w:type="spellStart"/>
-      <w:r>
-        <w:t>nerozhodnuteľná</w:t>
-      </w:r>
-      <w:proofErr w:type="spellEnd"/>
-      <w:r>
-        <w:t xml:space="preserve">, aplikácia negeneruje celý jazyk, ale iba slová do používateľom zadanej maximálnej dĺžky </w:t>
-      </w:r>
-      <m:oMath>
-        <m:sSub>
-          <m:sSubPr>
-            <m:ctrlPr>
-              <w:rPr>
-                <w:rFonts w:ascii="Cambria Math" w:hAnsi="Cambria Math"/>
-              </w:rPr>
-            </m:ctrlPr>
-          </m:sSubPr>
-          <m:e>
-            <m:r>
-              <w:rPr>
-                <w:rFonts w:ascii="Cambria Math" w:hAnsi="Cambria Math"/>
-              </w:rPr>
-              <m:t>L</m:t>
-            </m:r>
-          </m:e>
-          <m:sub>
-            <m:r>
-              <w:rPr>
-                <w:rFonts w:ascii="Cambria Math" w:hAnsi="Cambria Math"/>
-              </w:rPr>
-              <m:t>test</m:t>
-            </m:r>
-          </m:sub>
-        </m:sSub>
-      </m:oMath>
-      <w:r>
-        <w:t>.</w:t>
-      </w:r>
-    </w:p>
-    <w:p>
-      <w:r>
-        <w:t xml:space="preserve">Generovanie slov sa vykonáva nad optimalizovanou gramatikou. Aplikácia generuje slová presnej dĺžky a následne tento proces opakuje pre všetky dĺžky od 0 po </w:t>
-      </w:r>
-      <m:oMath>
-        <m:sSub>
-          <m:sSubPr>
-            <m:ctrlPr>
-              <w:rPr>
-                <w:rFonts w:ascii="Cambria Math" w:hAnsi="Cambria Math"/>
-              </w:rPr>
-            </m:ctrlPr>
-          </m:sSubPr>
-          <m:e>
-            <m:r>
-              <w:rPr>
-                <w:rFonts w:ascii="Cambria Math" w:hAnsi="Cambria Math"/>
-              </w:rPr>
-              <m:t>L</m:t>
-            </m:r>
-          </m:e>
-          <m:sub>
-            <m:r>
-              <w:rPr>
-                <w:rFonts w:ascii="Cambria Math" w:hAnsi="Cambria Math"/>
-              </w:rPr>
-              <m:t>test</m:t>
-            </m:r>
-          </m:sub>
-        </m:sSub>
-      </m:oMath>
-      <w:r>
-        <w:t xml:space="preserve">. Tento </w:t>
-      </w:r>
-      <w:r>
-        <w:lastRenderedPageBreak/>
-        <w:t>prístup je výhodný najmä pri hľadaní protipríkladu, pretože rozdiel medzi jazykmi sa môže nájsť už pri krátkych slovách.</w:t>
-      </w:r>
-    </w:p>
-    <w:p>
-      <w:r>
-        <w:t xml:space="preserve">Na generovanie všetkých slov do </w:t>
-      </w:r>
-      <w:proofErr w:type="spellStart"/>
-      <w:r>
-        <w:t>uživateľom</w:t>
-      </w:r>
-      <w:proofErr w:type="spellEnd"/>
-      <w:r>
-        <w:t xml:space="preserve"> zadanej dĺžky</w:t>
-      </w:r>
-      <w:r>
-        <w:rPr>
-          <w:rFonts w:eastAsiaTheme="minorEastAsia"/>
-        </w:rPr>
-        <w:t xml:space="preserve"> </w:t>
-      </w:r>
-      <w:r>
-        <w:t xml:space="preserve">slúži funkcia </w:t>
-      </w:r>
-      <w:proofErr w:type="spellStart"/>
-      <w:r>
-        <w:rPr>
-          <w:rFonts w:ascii="Courier New" w:hAnsi="Courier New" w:cs="Courier New"/>
-          <w:sz w:val="22"/>
-          <w:szCs w:val="22"/>
-        </w:rPr>
-        <w:t>generate_strings_up_to_length</w:t>
-      </w:r>
-      <w:proofErr w:type="spellEnd"/>
-      <w:r>
-        <w:rPr>
-          <w:rFonts w:ascii="Courier New" w:hAnsi="Courier New" w:cs="Courier New"/>
-          <w:sz w:val="22"/>
-          <w:szCs w:val="22"/>
-        </w:rPr>
-        <w:t>()</w:t>
-      </w:r>
-      <w:r>
-        <w:t xml:space="preserve">. </w:t>
-      </w:r>
-      <w:r>
-        <w:t xml:space="preserve">Funkcia postupne generuje slová všetkých dĺžok od 0 po </w:t>
-      </w:r>
-      <w:proofErr w:type="spellStart"/>
-      <w:r>
-        <w:rPr>
-          <w:rFonts w:ascii="Courier New" w:hAnsi="Courier New" w:cs="Courier New"/>
-          <w:sz w:val="22"/>
-          <w:szCs w:val="22"/>
-        </w:rPr>
         <w:t>max_length</w:t>
       </w:r>
-      <w:proofErr w:type="spellEnd"/>
       <w:r>
         <w:t>. Výsledky sa ukladajú do množiny, čím sa odstránia duplicity. Na konci sa slová zoradia najskôr podľa dĺžky a potom lexikograficky.</w:t>
       </w:r>
@@ -16445,14 +13925,9 @@
       </w:pPr>
       <w:bookmarkStart w:id="56" w:name="_Toc230735214"/>
       <w:r>
-        <w:t xml:space="preserve">Porovnanie jazykov a hľadanie </w:t>
-      </w:r>
-      <w:proofErr w:type="spellStart"/>
-      <w:r>
-        <w:t>protipríkladu</w:t>
+        <w:t>Porovnanie jazykov a hľadanie protipríkladu</w:t>
       </w:r>
       <w:bookmarkEnd w:id="56"/>
-      <w:proofErr w:type="spellEnd"/>
     </w:p>
     <w:p>
       <w:pPr>
@@ -16497,53 +13972,99 @@
       <w:r>
         <w:t xml:space="preserve">Porovnanie zabezpečuje funkcia </w:t>
       </w:r>
-      <w:proofErr w:type="spellStart"/>
       <w:r>
         <w:rPr>
           <w:rFonts w:ascii="Courier New" w:hAnsi="Courier New" w:cs="Courier New"/>
           <w:sz w:val="22"/>
           <w:szCs w:val="22"/>
         </w:rPr>
-        <w:t>languages_equivalent_up_to_length</w:t>
-      </w:r>
-      <w:proofErr w:type="spellEnd"/>
-      <w:r>
+        <w:t>languages_equivalent_up_to_length()</w:t>
+      </w:r>
+      <w:r>
+        <w:t>.</w:t>
+      </w:r>
+      <w:r>
+        <w:t xml:space="preserve"> </w:t>
+      </w:r>
+      <w:r>
+        <w:t>Funkcia najskôr overí, či majú gramatiky rovnaký počiatočný symbol a rovnakú štruktúru. Ak áno, môžu byť okamžite považované za ekvivalentné do zadanej dĺžky. V opačnom prípade sa vytvoria generátory slov pre obe gramatiky</w:t>
+      </w:r>
+      <w:r>
+        <w:t xml:space="preserve">. </w:t>
+      </w:r>
+      <w:r>
+        <w:t xml:space="preserve">Následne sa porovnávajú množiny slov po jednotlivých dĺžkach. Ak sa pri niektorej dĺžke nájde rozdiel, funkcia vráti hodnotu False. Ak sa rozdiel nenájde pre žiadnu dĺžku od 0 po </w:t>
+      </w:r>
+      <m:oMath>
+        <m:sSub>
+          <m:sSubPr>
+            <m:ctrlPr>
+              <w:rPr>
+                <w:rFonts w:ascii="Cambria Math" w:eastAsiaTheme="minorEastAsia" w:hAnsi="Cambria Math"/>
+                <w:i/>
+              </w:rPr>
+            </m:ctrlPr>
+          </m:sSubPr>
+          <m:e>
+            <m:r>
+              <w:rPr>
+                <w:rFonts w:ascii="Cambria Math" w:eastAsiaTheme="minorEastAsia" w:hAnsi="Cambria Math"/>
+              </w:rPr>
+              <m:t>L</m:t>
+            </m:r>
+          </m:e>
+          <m:sub>
+            <m:r>
+              <w:rPr>
+                <w:rFonts w:ascii="Cambria Math" w:eastAsiaTheme="minorEastAsia" w:hAnsi="Cambria Math"/>
+              </w:rPr>
+              <m:t>test</m:t>
+            </m:r>
+          </m:sub>
+        </m:sSub>
+      </m:oMath>
+      <w:r>
+        <w:t>, funkcia vráti hodnotu True.</w:t>
+      </w:r>
+    </w:p>
+    <w:p/>
+    <w:p>
+      <w:pPr>
         <w:rPr>
           <w:rFonts w:ascii="Courier New" w:hAnsi="Courier New" w:cs="Courier New"/>
           <w:sz w:val="22"/>
           <w:szCs w:val="22"/>
         </w:rPr>
-        <w:t>()</w:t>
-      </w:r>
-      <w:r>
-        <w:t>.</w:t>
-      </w:r>
-      <w:r>
-        <w:t xml:space="preserve"> </w:t>
-      </w:r>
-      <w:r>
-        <w:t>Funkcia najskôr overí, či majú gramatiky rovnaký počiatočný symbol a rovnakú štruktúru. Ak áno, môžu byť okamžite považované za ekvivalentné do zadanej dĺžky. V opačnom prípade sa vytvoria generátory slov pre obe gramatiky</w:t>
-      </w:r>
-      <w:r>
+      </w:pPr>
+      <w:r>
+        <w:t xml:space="preserve">Ak sa zistí, že jazyky nie sú ekvivalentné, aplikácia hľadá konkrétny protipríklad. Na to slúži funkcia </w:t>
+      </w:r>
+      <w:r>
+        <w:rPr>
+          <w:rFonts w:ascii="Courier New" w:hAnsi="Courier New" w:cs="Courier New"/>
+          <w:sz w:val="22"/>
+          <w:szCs w:val="22"/>
+        </w:rPr>
+        <w:t>find_counterexample_up_to_length()</w:t>
+      </w:r>
+      <w:r>
+        <w:rPr>
+          <w:rFonts w:asciiTheme="majorHAnsi" w:hAnsiTheme="majorHAnsi" w:cstheme="majorHAnsi"/>
+        </w:rPr>
         <w:t xml:space="preserve">. </w:t>
       </w:r>
       <w:r>
-        <w:t xml:space="preserve">Následne sa porovnávajú množiny slov po jednotlivých dĺžkach. Ak sa pri niektorej dĺžke nájde rozdiel, funkcia vráti hodnotu </w:t>
-      </w:r>
-      <w:proofErr w:type="spellStart"/>
-      <w:r>
-        <w:t>False</w:t>
-      </w:r>
-      <w:proofErr w:type="spellEnd"/>
-      <w:r>
-        <w:t xml:space="preserve">. Ak sa rozdiel nenájde pre žiadnu dĺžku od 0 po </w:t>
+        <w:rPr>
+          <w:rFonts w:asciiTheme="majorHAnsi" w:hAnsiTheme="majorHAnsi" w:cstheme="majorHAnsi"/>
+        </w:rPr>
+        <w:t xml:space="preserve">Funkcia prechádza dĺžky slov od najmenšej po najväčšiu. Pre každú dĺžku vytvorí množinu slov generovaných gramatikou </w:t>
       </w:r>
       <m:oMath>
         <m:sSub>
           <m:sSubPr>
             <m:ctrlPr>
               <w:rPr>
-                <w:rFonts w:ascii="Cambria Math" w:eastAsiaTheme="minorEastAsia" w:hAnsi="Cambria Math"/>
+                <w:rFonts w:ascii="Cambria Math" w:eastAsiaTheme="minorEastAsia" w:hAnsi="Cambria Math" w:cstheme="majorHAnsi"/>
                 <w:i/>
               </w:rPr>
             </m:ctrlPr>
@@ -16551,28 +14072,73 @@
           <m:e>
             <m:r>
               <w:rPr>
-                <w:rFonts w:ascii="Cambria Math" w:eastAsiaTheme="minorEastAsia" w:hAnsi="Cambria Math"/>
-              </w:rPr>
-              <m:t>L</m:t>
+                <w:rFonts w:ascii="Cambria Math" w:eastAsiaTheme="minorEastAsia" w:hAnsi="Cambria Math" w:cstheme="majorHAnsi"/>
+              </w:rPr>
+              <m:t>G</m:t>
             </m:r>
           </m:e>
           <m:sub>
             <m:r>
               <w:rPr>
-                <w:rFonts w:ascii="Cambria Math" w:eastAsiaTheme="minorEastAsia" w:hAnsi="Cambria Math"/>
-              </w:rPr>
-              <m:t>test</m:t>
+                <w:rFonts w:ascii="Cambria Math" w:eastAsiaTheme="minorEastAsia" w:hAnsi="Cambria Math" w:cstheme="majorHAnsi"/>
+              </w:rPr>
+              <m:t>1</m:t>
             </m:r>
           </m:sub>
         </m:sSub>
       </m:oMath>
       <w:r>
-        <w:t>, funkcia vráti hodnotu True.</w:t>
-      </w:r>
-    </w:p>
-    <w:p/>
-    <w:p>
-      <w:pPr>
+        <w:rPr>
+          <w:rFonts w:asciiTheme="majorHAnsi" w:eastAsiaTheme="minorEastAsia" w:hAnsiTheme="majorHAnsi" w:cstheme="majorHAnsi"/>
+        </w:rPr>
+        <w:t xml:space="preserve"> </w:t>
+      </w:r>
+      <w:r>
+        <w:rPr>
+          <w:rFonts w:asciiTheme="majorHAnsi" w:hAnsiTheme="majorHAnsi" w:cstheme="majorHAnsi"/>
+        </w:rPr>
+        <w:t xml:space="preserve">a množinu slov generovaných gramatikou </w:t>
+      </w:r>
+      <m:oMath>
+        <m:sSub>
+          <m:sSubPr>
+            <m:ctrlPr>
+              <w:rPr>
+                <w:rFonts w:ascii="Cambria Math" w:eastAsiaTheme="minorEastAsia" w:hAnsi="Cambria Math" w:cstheme="majorHAnsi"/>
+                <w:i/>
+              </w:rPr>
+            </m:ctrlPr>
+          </m:sSubPr>
+          <m:e>
+            <m:r>
+              <w:rPr>
+                <w:rFonts w:ascii="Cambria Math" w:eastAsiaTheme="minorEastAsia" w:hAnsi="Cambria Math" w:cstheme="majorHAnsi"/>
+              </w:rPr>
+              <m:t>G</m:t>
+            </m:r>
+          </m:e>
+          <m:sub>
+            <m:r>
+              <w:rPr>
+                <w:rFonts w:ascii="Cambria Math" w:eastAsiaTheme="minorEastAsia" w:hAnsi="Cambria Math" w:cstheme="majorHAnsi"/>
+              </w:rPr>
+              <m:t>2</m:t>
+            </m:r>
+          </m:sub>
+        </m:sSub>
+      </m:oMath>
+      <w:r>
+        <w:rPr>
+          <w:rFonts w:asciiTheme="majorHAnsi" w:hAnsiTheme="majorHAnsi" w:cstheme="majorHAnsi"/>
+        </w:rPr>
+        <w:t>. Potom vypočíta rozdiely týchto množín.</w:t>
+      </w:r>
+    </w:p>
+    <w:p>
+      <w:pPr>
+        <w:spacing w:line="360" w:lineRule="auto"/>
+        <w:ind w:firstLine="0"/>
+        <w:jc w:val="left"/>
         <w:rPr>
           <w:rFonts w:ascii="Courier New" w:hAnsi="Courier New" w:cs="Courier New"/>
           <w:sz w:val="22"/>
@@ -16580,138 +14146,11 @@
         </w:rPr>
       </w:pPr>
       <w:r>
-        <w:t xml:space="preserve">Ak sa zistí, že jazyky nie sú ekvivalentné, aplikácia hľadá konkrétny </w:t>
-      </w:r>
-      <w:proofErr w:type="spellStart"/>
-      <w:r>
-        <w:t>protipríklad</w:t>
-      </w:r>
-      <w:proofErr w:type="spellEnd"/>
-      <w:r>
-        <w:t xml:space="preserve">. Na to slúži funkcia </w:t>
-      </w:r>
-      <w:proofErr w:type="spellStart"/>
-      <w:r>
         <w:rPr>
           <w:rFonts w:ascii="Courier New" w:hAnsi="Courier New" w:cs="Courier New"/>
           <w:sz w:val="22"/>
           <w:szCs w:val="22"/>
         </w:rPr>
-        <w:t>find_counterexample_up_to_length</w:t>
-      </w:r>
-      <w:proofErr w:type="spellEnd"/>
-      <w:r>
-        <w:rPr>
-          <w:rFonts w:ascii="Courier New" w:hAnsi="Courier New" w:cs="Courier New"/>
-          <w:sz w:val="22"/>
-          <w:szCs w:val="22"/>
-        </w:rPr>
-        <w:t>()</w:t>
-      </w:r>
-      <w:r>
-        <w:rPr>
-          <w:rFonts w:asciiTheme="majorHAnsi" w:hAnsiTheme="majorHAnsi" w:cstheme="majorHAnsi"/>
-        </w:rPr>
-        <w:t xml:space="preserve">. </w:t>
-      </w:r>
-      <w:r>
-        <w:rPr>
-          <w:rFonts w:asciiTheme="majorHAnsi" w:hAnsiTheme="majorHAnsi" w:cstheme="majorHAnsi"/>
-        </w:rPr>
-        <w:t xml:space="preserve">Funkcia prechádza dĺžky slov od najmenšej po najväčšiu. Pre každú dĺžku vytvorí množinu slov generovaných gramatikou </w:t>
-      </w:r>
-      <m:oMath>
-        <m:sSub>
-          <m:sSubPr>
-            <m:ctrlPr>
-              <w:rPr>
-                <w:rFonts w:ascii="Cambria Math" w:eastAsiaTheme="minorEastAsia" w:hAnsi="Cambria Math" w:cstheme="majorHAnsi"/>
-                <w:i/>
-              </w:rPr>
-            </m:ctrlPr>
-          </m:sSubPr>
-          <m:e>
-            <m:r>
-              <w:rPr>
-                <w:rFonts w:ascii="Cambria Math" w:eastAsiaTheme="minorEastAsia" w:hAnsi="Cambria Math" w:cstheme="majorHAnsi"/>
-              </w:rPr>
-              <m:t>G</m:t>
-            </m:r>
-          </m:e>
-          <m:sub>
-            <m:r>
-              <w:rPr>
-                <w:rFonts w:ascii="Cambria Math" w:eastAsiaTheme="minorEastAsia" w:hAnsi="Cambria Math" w:cstheme="majorHAnsi"/>
-              </w:rPr>
-              <m:t>1</m:t>
-            </m:r>
-          </m:sub>
-        </m:sSub>
-      </m:oMath>
-      <w:r>
-        <w:rPr>
-          <w:rFonts w:asciiTheme="majorHAnsi" w:eastAsiaTheme="minorEastAsia" w:hAnsiTheme="majorHAnsi" w:cstheme="majorHAnsi"/>
-        </w:rPr>
-        <w:t xml:space="preserve"> </w:t>
-      </w:r>
-      <w:r>
-        <w:rPr>
-          <w:rFonts w:asciiTheme="majorHAnsi" w:hAnsiTheme="majorHAnsi" w:cstheme="majorHAnsi"/>
-        </w:rPr>
-        <w:t xml:space="preserve">a množinu slov generovaných gramatikou </w:t>
-      </w:r>
-      <m:oMath>
-        <m:sSub>
-          <m:sSubPr>
-            <m:ctrlPr>
-              <w:rPr>
-                <w:rFonts w:ascii="Cambria Math" w:eastAsiaTheme="minorEastAsia" w:hAnsi="Cambria Math" w:cstheme="majorHAnsi"/>
-                <w:i/>
-              </w:rPr>
-            </m:ctrlPr>
-          </m:sSubPr>
-          <m:e>
-            <m:r>
-              <w:rPr>
-                <w:rFonts w:ascii="Cambria Math" w:eastAsiaTheme="minorEastAsia" w:hAnsi="Cambria Math" w:cstheme="majorHAnsi"/>
-              </w:rPr>
-              <m:t>G</m:t>
-            </m:r>
-          </m:e>
-          <m:sub>
-            <m:r>
-              <w:rPr>
-                <w:rFonts w:ascii="Cambria Math" w:eastAsiaTheme="minorEastAsia" w:hAnsi="Cambria Math" w:cstheme="majorHAnsi"/>
-              </w:rPr>
-              <m:t>2</m:t>
-            </m:r>
-          </m:sub>
-        </m:sSub>
-      </m:oMath>
-      <w:r>
-        <w:rPr>
-          <w:rFonts w:asciiTheme="majorHAnsi" w:hAnsiTheme="majorHAnsi" w:cstheme="majorHAnsi"/>
-        </w:rPr>
-        <w:t>. Potom vypočíta rozdiely týchto množín.</w:t>
-      </w:r>
-    </w:p>
-    <w:p>
-      <w:pPr>
-        <w:spacing w:line="360" w:lineRule="auto"/>
-        <w:ind w:firstLine="0"/>
-        <w:jc w:val="left"/>
-        <w:rPr>
-          <w:rFonts w:ascii="Courier New" w:hAnsi="Courier New" w:cs="Courier New"/>
-          <w:sz w:val="22"/>
-          <w:szCs w:val="22"/>
-        </w:rPr>
-      </w:pPr>
-      <w:r>
-        <w:rPr>
-          <w:rFonts w:ascii="Courier New" w:hAnsi="Courier New" w:cs="Courier New"/>
-          <w:sz w:val="22"/>
-          <w:szCs w:val="22"/>
-        </w:rPr>
         <w:br w:type="page"/>
       </w:r>
     </w:p>
@@ -16738,44 +14177,16 @@
           <w:b/>
           <w:bCs/>
         </w:rPr>
-        <w:t xml:space="preserve"> Vyhľadanie </w:t>
-      </w:r>
-      <w:proofErr w:type="spellStart"/>
+        <w:t xml:space="preserve"> Vyhľadanie protipríkladu pri neekvivale</w:t>
+      </w:r>
       <w:r>
         <w:rPr>
           <w:rFonts w:asciiTheme="majorHAnsi" w:hAnsiTheme="majorHAnsi" w:cstheme="majorHAnsi"/>
           <w:b/>
           <w:bCs/>
         </w:rPr>
-        <w:t>protipríkladu</w:t>
-      </w:r>
-      <w:proofErr w:type="spellEnd"/>
-      <w:r>
-        <w:rPr>
-          <w:rFonts w:asciiTheme="majorHAnsi" w:hAnsiTheme="majorHAnsi" w:cstheme="majorHAnsi"/>
-          <w:b/>
-          <w:bCs/>
-        </w:rPr>
-        <w:t xml:space="preserve"> pri </w:t>
-      </w:r>
-      <w:proofErr w:type="spellStart"/>
-      <w:r>
-        <w:rPr>
-          <w:rFonts w:asciiTheme="majorHAnsi" w:hAnsiTheme="majorHAnsi" w:cstheme="majorHAnsi"/>
-          <w:b/>
-          <w:bCs/>
-        </w:rPr>
-        <w:t>neekvivale</w:t>
-      </w:r>
-      <w:r>
-        <w:rPr>
-          <w:rFonts w:asciiTheme="majorHAnsi" w:hAnsiTheme="majorHAnsi" w:cstheme="majorHAnsi"/>
-          <w:b/>
-          <w:bCs/>
-        </w:rPr>
         <w:t>ncii</w:t>
       </w:r>
-      <w:proofErr w:type="spellEnd"/>
       <w:r>
         <w:rPr>
           <w:rFonts w:asciiTheme="majorHAnsi" w:hAnsiTheme="majorHAnsi" w:cstheme="majorHAnsi"/>
@@ -17252,7 +14663,6 @@
       <w:r>
         <w:t xml:space="preserve">História sa ukladá do súboru </w:t>
       </w:r>
-      <w:proofErr w:type="spellStart"/>
       <w:r>
         <w:rPr>
           <w:rFonts w:ascii="Courier New" w:hAnsi="Courier New" w:cs="Courier New"/>
@@ -17261,7 +14671,6 @@
         </w:rPr>
         <w:t>vysledky_ekvivalencie.json</w:t>
       </w:r>
-      <w:proofErr w:type="spellEnd"/>
       <w:r>
         <w:t xml:space="preserve">. Každý záznam obsahuje vstupné gramatiky, hodnotu </w:t>
       </w:r>
@@ -17316,15 +14725,7 @@
         <w:pStyle w:val="Bezodsadenia"/>
       </w:pPr>
       <w:r>
-        <w:t xml:space="preserve">Implementovaný systém spája teoretické algoritmy pre úpravu </w:t>
-      </w:r>
-      <w:proofErr w:type="spellStart"/>
-      <w:r>
-        <w:t>bezkontextových</w:t>
-      </w:r>
-      <w:proofErr w:type="spellEnd"/>
-      <w:r>
-        <w:t xml:space="preserve"> gramatík s praktickým grafickým rozhraním. Používateľ zadáva dve gramatiky a hodnotu </w:t>
+        <w:t xml:space="preserve">Implementovaný systém spája teoretické algoritmy pre úpravu bezkontextových gramatík s praktickým grafickým rozhraním. Používateľ zadáva dve gramatiky a hodnotu </w:t>
       </w:r>
       <m:oMath>
         <m:sSub>
@@ -17360,15 +14761,7 @@
     </w:p>
     <w:p>
       <w:r>
-        <w:t xml:space="preserve">Najdôležitejšou časťou implementácie je generovanie slov presnej dĺžky, ktoré využíva </w:t>
-      </w:r>
-      <w:proofErr w:type="spellStart"/>
-      <w:r>
-        <w:t>memoizáciu</w:t>
-      </w:r>
-      <w:proofErr w:type="spellEnd"/>
-      <w:r>
-        <w:t xml:space="preserve"> pomocou </w:t>
+        <w:t xml:space="preserve">Najdôležitejšou časťou implementácie je generovanie slov presnej dĺžky, ktoré využíva memoizáciu pomocou </w:t>
       </w:r>
       <w:r>
         <w:rPr>
@@ -17431,15 +14824,7 @@
         <w:pStyle w:val="Bezodsadenia"/>
       </w:pPr>
       <w:r>
-        <w:t xml:space="preserve">V tejto kapitole sú uvedené výsledky experimentálneho overenia implementovanej aplikácie. Cieľom testovania bolo overiť, či navrhnutý program dokáže správne porovnávať dvojice </w:t>
-      </w:r>
-      <w:proofErr w:type="spellStart"/>
-      <w:r>
-        <w:t>bezkontextových</w:t>
-      </w:r>
-      <w:proofErr w:type="spellEnd"/>
-      <w:r>
-        <w:t xml:space="preserve"> gramatík na základe množiny slov vygenerovaných do používateľom zvolenej maximálnej dĺžk</w:t>
+        <w:t>V tejto kapitole sú uvedené výsledky experimentálneho overenia implementovanej aplikácie. Cieľom testovania bolo overiť, či navrhnutý program dokáže správne porovnávať dvojice bezkontextových gramatík na základe množiny slov vygenerovaných do používateľom zvolenej maximálnej dĺžk</w:t>
       </w:r>
       <w:r>
         <w:t xml:space="preserve">y </w:t>
@@ -17478,31 +14863,7 @@
     </w:p>
     <w:p>
       <w:r>
-        <w:t xml:space="preserve">Keďže problém všeobecnej ekvivalencie </w:t>
-      </w:r>
-      <w:proofErr w:type="spellStart"/>
-      <w:r>
-        <w:t>bezkontextových</w:t>
-      </w:r>
-      <w:proofErr w:type="spellEnd"/>
-      <w:r>
-        <w:t xml:space="preserve"> gramatík je </w:t>
-      </w:r>
-      <w:proofErr w:type="spellStart"/>
-      <w:r>
-        <w:t>nerozhodnuteľný</w:t>
-      </w:r>
-      <w:proofErr w:type="spellEnd"/>
-      <w:r>
-        <w:t xml:space="preserve">, aplikácia neposkytuje absolútny dôkaz ekvivalencie pre všetky možné slová daného jazyka. Namiesto toho používa </w:t>
-      </w:r>
-      <w:proofErr w:type="spellStart"/>
-      <w:r>
-        <w:t>aproximatívny</w:t>
-      </w:r>
-      <w:proofErr w:type="spellEnd"/>
-      <w:r>
-        <w:t xml:space="preserve"> prístup, pri ktorom sa porovnávajú iba slová s dĺžkou najviac</w:t>
+        <w:t>Keďže problém všeobecnej ekvivalencie bezkontextových gramatík je nerozhodnuteľný, aplikácia neposkytuje absolútny dôkaz ekvivalencie pre všetky možné slová daného jazyka. Namiesto toho používa aproximatívny prístup, pri ktorom sa porovnávajú iba slová s dĺžkou najviac</w:t>
       </w:r>
       <w:r>
         <w:t xml:space="preserve"> </w:t>
@@ -17545,44 +14906,12 @@
         <w:t xml:space="preserve"> </w:t>
       </w:r>
       <w:r>
-        <w:t xml:space="preserve">Ak sa v tomto rozsahu nájde slovo, ktoré patrí iba do jedného z jazykov, aplikácia vie určiť konkrétny </w:t>
-      </w:r>
-      <w:proofErr w:type="spellStart"/>
-      <w:r>
-        <w:t>protipríklad</w:t>
-      </w:r>
-      <w:proofErr w:type="spellEnd"/>
-      <w:r>
-        <w:t xml:space="preserve"> a tým potvrdiť </w:t>
-      </w:r>
-      <w:proofErr w:type="spellStart"/>
-      <w:r>
-        <w:t>neekvivalenciu</w:t>
-      </w:r>
-      <w:proofErr w:type="spellEnd"/>
-      <w:r>
-        <w:t xml:space="preserve"> gramatík. Ak sa rozdiel nenájde, výsledok znamená, že gramatiky sú ekvivalentné vzhľadom na zvolenú maximálnu dĺžku slov.</w:t>
-      </w:r>
-    </w:p>
-    <w:p>
-      <w:r>
-        <w:t xml:space="preserve">Experimentálne testovanie bolo rozdelené na tri časti. Prvá časť overuje prípad, keď dve rozdielne zapísané gramatiky generujú rovnaký jazyk. Druhá časť ukazuje situáciu, keď aplikácia nájde </w:t>
-      </w:r>
-      <w:proofErr w:type="spellStart"/>
-      <w:r>
-        <w:t>protipríklad</w:t>
-      </w:r>
-      <w:proofErr w:type="spellEnd"/>
-      <w:r>
-        <w:t xml:space="preserve"> a tým potvrdí </w:t>
-      </w:r>
-      <w:proofErr w:type="spellStart"/>
-      <w:r>
-        <w:t>neekvivalenciu</w:t>
-      </w:r>
-      <w:proofErr w:type="spellEnd"/>
-      <w:r>
-        <w:t>. Tretia časť sa venuje vplyvu hodnoty</w:t>
+        <w:t>Ak sa v tomto rozsahu nájde slovo, ktoré patrí iba do jedného z jazykov, aplikácia vie určiť konkrétny protipríklad a tým potvrdiť neekvivalenciu gramatík. Ak sa rozdiel nenájde, výsledok znamená, že gramatiky sú ekvivalentné vzhľadom na zvolenú maximálnu dĺžku slov.</w:t>
+      </w:r>
+    </w:p>
+    <w:p>
+      <w:r>
+        <w:t>Experimentálne testovanie bolo rozdelené na tri časti. Prvá časť overuje prípad, keď dve rozdielne zapísané gramatiky generujú rovnaký jazyk. Druhá časť ukazuje situáciu, keď aplikácia nájde protipríklad a tým potvrdí neekvivalenciu. Tretia časť sa venuje vplyvu hodnoty</w:t>
       </w:r>
       <w:r>
         <w:t xml:space="preserve"> </w:t>
@@ -17795,21 +15124,11 @@
         </w:numPr>
       </w:pPr>
       <w:r>
-        <w:t xml:space="preserve">Schopnosť nájsť </w:t>
-      </w:r>
-      <w:proofErr w:type="spellStart"/>
-      <w:r>
-        <w:t>protipríklad</w:t>
-      </w:r>
-      <w:proofErr w:type="spellEnd"/>
-      <w:r>
-        <w:t xml:space="preserve"> pri </w:t>
-      </w:r>
-      <w:proofErr w:type="spellStart"/>
+        <w:t xml:space="preserve">Schopnosť nájsť protipríklad pri </w:t>
+      </w:r>
       <w:r>
         <w:t>neekvivalencii</w:t>
       </w:r>
-      <w:proofErr w:type="spellEnd"/>
     </w:p>
     <w:p>
       <w:pPr>
@@ -18163,21 +15482,7 @@
         <w:rPr>
           <w:rFonts w:eastAsiaTheme="minorEastAsia"/>
         </w:rPr>
-        <w:t xml:space="preserve">Aj táto gramatika generuje rovnaký jazyk. </w:t>
-      </w:r>
-      <w:proofErr w:type="spellStart"/>
-      <w:r>
-        <w:rPr>
-          <w:rFonts w:eastAsiaTheme="minorEastAsia"/>
-        </w:rPr>
-        <w:t>Neterminál</w:t>
-      </w:r>
-      <w:proofErr w:type="spellEnd"/>
-      <w:r>
-        <w:rPr>
-          <w:rFonts w:eastAsiaTheme="minorEastAsia"/>
-        </w:rPr>
-        <w:t xml:space="preserve"> </w:t>
+        <w:t xml:space="preserve">Aj táto gramatika generuje rovnaký jazyk. Neterminál </w:t>
       </w:r>
       <m:oMath>
         <m:r>
@@ -18691,15 +15996,7 @@
       </w:pPr>
       <w:bookmarkStart w:id="64" w:name="_Toc230735220"/>
       <w:r>
-        <w:t xml:space="preserve">Test </w:t>
-      </w:r>
-      <w:proofErr w:type="spellStart"/>
-      <w:r>
-        <w:t>neekvivalencie</w:t>
-      </w:r>
-      <w:proofErr w:type="spellEnd"/>
-      <w:r>
-        <w:t xml:space="preserve"> gramatík</w:t>
+        <w:t>Test neekvivalencie gramatík</w:t>
       </w:r>
       <w:bookmarkEnd w:id="64"/>
     </w:p>
@@ -19970,15 +17267,7 @@
         <w:t xml:space="preserve">, že </w:t>
       </w:r>
       <w:r>
-        <w:t xml:space="preserve">jazyky vygenerované týmito gramatikami nie sú ekvivalentné. Ako </w:t>
-      </w:r>
-      <w:proofErr w:type="spellStart"/>
-      <w:r>
-        <w:t>protipríklad</w:t>
-      </w:r>
-      <w:proofErr w:type="spellEnd"/>
-      <w:r>
-        <w:t xml:space="preserve"> </w:t>
+        <w:t xml:space="preserve">jazyky vygenerované týmito gramatikami nie sú ekvivalentné. Ako protipríklad </w:t>
       </w:r>
       <w:r>
         <w:t xml:space="preserve">sa zobrazí </w:t>
@@ -20004,21 +17293,7 @@
         <w:rPr>
           <w:rFonts w:eastAsiaTheme="minorEastAsia"/>
         </w:rPr>
-        <w:t xml:space="preserve"> Nájdený </w:t>
-      </w:r>
-      <w:proofErr w:type="spellStart"/>
-      <w:r>
-        <w:rPr>
-          <w:rFonts w:eastAsiaTheme="minorEastAsia"/>
-        </w:rPr>
-        <w:t>protipríklad</w:t>
-      </w:r>
-      <w:proofErr w:type="spellEnd"/>
-      <w:r>
-        <w:rPr>
-          <w:rFonts w:eastAsiaTheme="minorEastAsia"/>
-        </w:rPr>
-        <w:t xml:space="preserve"> pri neekvivalentných jazykoch je zobrazený na obr. 4.</w:t>
+        <w:t xml:space="preserve"> Nájdený protipríklad pri neekvivalentných jazykoch je zobrazený na obr. 4.</w:t>
       </w:r>
     </w:p>
     <w:p>
@@ -20094,43 +17369,14 @@
         <w:t xml:space="preserve"> </w:t>
       </w:r>
       <w:r>
-        <w:t xml:space="preserve">Výsledok testu </w:t>
-      </w:r>
-      <w:proofErr w:type="spellStart"/>
-      <w:r>
-        <w:t>neekvivalencie</w:t>
-      </w:r>
-      <w:proofErr w:type="spellEnd"/>
-      <w:r>
-        <w:t xml:space="preserve"> jazykov s nájdeným </w:t>
-      </w:r>
-      <w:proofErr w:type="spellStart"/>
-      <w:r>
-        <w:t>protipríkladom</w:t>
+        <w:t>Výsledok testu neekvivalencie jazykov s nájdeným protipríkladom</w:t>
       </w:r>
       <w:bookmarkEnd w:id="65"/>
       <w:bookmarkEnd w:id="66"/>
-      <w:proofErr w:type="spellEnd"/>
-    </w:p>
-    <w:p>
-      <w:r>
-        <w:t xml:space="preserve">Tento experiment ukazuje dôležitú vlastnosť implementovaného riešenia. Ak aplikácia nájde konkrétne slovo, ktoré patrí iba do jedného jazyka, nejde o odhad. V takom prípade je </w:t>
-      </w:r>
-      <w:proofErr w:type="spellStart"/>
-      <w:r>
-        <w:t>neekvivalencia</w:t>
-      </w:r>
-      <w:proofErr w:type="spellEnd"/>
-      <w:r>
-        <w:t xml:space="preserve"> gramatík dokázaná konkrétnym </w:t>
-      </w:r>
-      <w:proofErr w:type="spellStart"/>
-      <w:r>
-        <w:t>protipríkladom</w:t>
-      </w:r>
-      <w:proofErr w:type="spellEnd"/>
-      <w:r>
-        <w:t>.</w:t>
+    </w:p>
+    <w:p>
+      <w:r>
+        <w:t>Tento experiment ukazuje dôležitú vlastnosť implementovaného riešenia. Ak aplikácia nájde konkrétne slovo, ktoré patrí iba do jedného jazyka, nejde o odhad. V takom prípade je neekvivalencia gramatík dokázaná konkrétnym protipríkladom.</w:t>
       </w:r>
       <w:r>
         <w:fldChar w:fldCharType="begin"/>
@@ -20198,15 +17444,7 @@
         <w:pStyle w:val="Bezodsadenia"/>
       </w:pPr>
       <w:r>
-        <w:t xml:space="preserve">Tretí experiment ukazuje, že výsledok </w:t>
-      </w:r>
-      <w:proofErr w:type="spellStart"/>
-      <w:r>
-        <w:t>aproximatívneho</w:t>
-      </w:r>
-      <w:proofErr w:type="spellEnd"/>
-      <w:r>
-        <w:t xml:space="preserve"> testovania závisí od hodnoty </w:t>
+        <w:t xml:space="preserve">Tretí experiment ukazuje, že výsledok aproximatívneho testovania závisí od hodnoty </w:t>
       </w:r>
       <m:oMath>
         <m:sSub>
@@ -21182,15 +18420,7 @@
         <w:t xml:space="preserve"> </w:t>
       </w:r>
       <w:r>
-        <w:t xml:space="preserve">sa rozšíri množina testovaných slov, a tým rastie šanca, že aplikácia nájde </w:t>
-      </w:r>
-      <w:proofErr w:type="spellStart"/>
-      <w:r>
-        <w:t>protipríklad</w:t>
-      </w:r>
-      <w:proofErr w:type="spellEnd"/>
-      <w:r>
-        <w:t>, ak sa jazyky skutočne líšia.</w:t>
+        <w:t>sa rozšíri množina testovaných slov, a tým rastie šanca, že aplikácia nájde protipríklad, ak sa jazyky skutočne líšia.</w:t>
       </w:r>
       <w:r>
         <w:t xml:space="preserve"> </w:t>
@@ -21366,15 +18596,10 @@
         <w:t xml:space="preserve"> </w:t>
       </w:r>
       <w:r>
-        <w:t xml:space="preserve">Výsledok testu, keď sa nájde </w:t>
-      </w:r>
-      <w:proofErr w:type="spellStart"/>
-      <w:r>
-        <w:t>protipríklad</w:t>
+        <w:t>Výsledok testu, keď sa nájde protipríklad</w:t>
       </w:r>
       <w:bookmarkEnd w:id="70"/>
       <w:bookmarkEnd w:id="71"/>
-      <w:proofErr w:type="spellEnd"/>
     </w:p>
     <w:p>
       <w:pPr>
@@ -21392,44 +18617,12 @@
         <w:pStyle w:val="Bezodsadenia"/>
       </w:pPr>
       <w:r>
-        <w:t xml:space="preserve">Vykonané experimenty potvrdili, že implementovaná aplikácia správne realizuje základnú myšlienku </w:t>
-      </w:r>
-      <w:proofErr w:type="spellStart"/>
-      <w:r>
-        <w:t>aproximatívneho</w:t>
-      </w:r>
-      <w:proofErr w:type="spellEnd"/>
-      <w:r>
-        <w:t xml:space="preserve"> testovania ekvivalencie </w:t>
-      </w:r>
-      <w:proofErr w:type="spellStart"/>
-      <w:r>
-        <w:t>bezkontextových</w:t>
-      </w:r>
-      <w:proofErr w:type="spellEnd"/>
-      <w:r>
-        <w:t xml:space="preserve"> gramatík. V prvom teste aplikácia rozpoznala, že dve rozdielne zapísané gramatiky generujú rovnaký jazyk v rámci zvolenej maximálnej dĺžky slov. Tento výsledok ukazuje, že aplikácia neporovnáva iba samotný zápis pravidiel, ale jazyk, ktorý je týmito pravidlami generovaný.</w:t>
-      </w:r>
-    </w:p>
-    <w:p>
-      <w:r>
-        <w:t xml:space="preserve">Druhý test ukázal schopnosť aplikácie identifikovať </w:t>
-      </w:r>
-      <w:proofErr w:type="spellStart"/>
-      <w:r>
-        <w:t>neekvivalenciu</w:t>
-      </w:r>
-      <w:proofErr w:type="spellEnd"/>
-      <w:r>
-        <w:t xml:space="preserve"> pomocou konkrétneho </w:t>
-      </w:r>
-      <w:proofErr w:type="spellStart"/>
-      <w:r>
-        <w:t>protipríkladu</w:t>
-      </w:r>
-      <w:proofErr w:type="spellEnd"/>
-      <w:r>
-        <w:t xml:space="preserve">. Slovo </w:t>
+        <w:t>Vykonané experimenty potvrdili, že implementovaná aplikácia správne realizuje základnú myšlienku aproximatívneho testovania ekvivalencie bezkontextových gramatík. V prvom teste aplikácia rozpoznala, že dve rozdielne zapísané gramatiky generujú rovnaký jazyk v rámci zvolenej maximálnej dĺžky slov. Tento výsledok ukazuje, že aplikácia neporovnáva iba samotný zápis pravidiel, ale jazyk, ktorý je týmito pravidlami generovaný.</w:t>
+      </w:r>
+    </w:p>
+    <w:p>
+      <w:r>
+        <w:t xml:space="preserve">Druhý test ukázal schopnosť aplikácie identifikovať neekvivalenciu pomocou konkrétneho protipríkladu. Slovo </w:t>
       </w:r>
       <m:oMath>
         <m:r>
@@ -21578,39 +18771,7 @@
     </w:p>
     <w:p>
       <w:r>
-        <w:t xml:space="preserve">Z hľadiska cieľov práce možno konštatovať, že aplikácia poskytuje praktický nástroj na porovnávanie </w:t>
-      </w:r>
-      <w:proofErr w:type="spellStart"/>
-      <w:r>
-        <w:t>bezkontextových</w:t>
-      </w:r>
-      <w:proofErr w:type="spellEnd"/>
-      <w:r>
-        <w:t xml:space="preserve"> gramatík na krátkych slovách. Jej hlavnou výhodou je schopnosť nájsť konkrétny </w:t>
-      </w:r>
-      <w:proofErr w:type="spellStart"/>
-      <w:r>
-        <w:t>protipríklad</w:t>
-      </w:r>
-      <w:proofErr w:type="spellEnd"/>
-      <w:r>
-        <w:t xml:space="preserve"> pri </w:t>
-      </w:r>
-      <w:proofErr w:type="spellStart"/>
-      <w:r>
-        <w:t>neekvivalencii</w:t>
-      </w:r>
-      <w:proofErr w:type="spellEnd"/>
-      <w:r>
-        <w:t xml:space="preserve">. V prípade, že sa </w:t>
-      </w:r>
-      <w:proofErr w:type="spellStart"/>
-      <w:r>
-        <w:t>protipríklad</w:t>
-      </w:r>
-      <w:proofErr w:type="spellEnd"/>
-      <w:r>
-        <w:t xml:space="preserve"> </w:t>
+        <w:t xml:space="preserve">Z hľadiska cieľov práce možno konštatovať, že aplikácia poskytuje praktický nástroj na porovnávanie bezkontextových gramatík na krátkych slovách. Jej hlavnou výhodou je schopnosť nájsť konkrétny protipríklad pri neekvivalencii. V prípade, že sa protipríklad </w:t>
       </w:r>
       <w:r>
         <w:lastRenderedPageBreak/>
@@ -21667,54 +18828,13 @@
         <w:pStyle w:val="Bezodsadenia"/>
       </w:pPr>
       <w:r>
-        <w:t xml:space="preserve">Predkladaná bakalárska práca sa zaoberala problematikou testovania ekvivalencie </w:t>
-      </w:r>
-      <w:proofErr w:type="spellStart"/>
-      <w:r>
-        <w:t>bezkontextových</w:t>
-      </w:r>
-      <w:proofErr w:type="spellEnd"/>
-      <w:r>
-        <w:t xml:space="preserve"> gramatík, pričom hlavným cieľom bolo navrhnúť a implementovať metodiku založenú na princípe aproximácie. Teoretická analýza potvrdila, že problém exaktnej ekvivalencie </w:t>
-      </w:r>
-      <w:proofErr w:type="spellStart"/>
-      <w:r>
-        <w:t>bezkontextových</w:t>
-      </w:r>
-      <w:proofErr w:type="spellEnd"/>
-      <w:r>
-        <w:t xml:space="preserve"> gramatík je algoritmicky </w:t>
-      </w:r>
-      <w:proofErr w:type="spellStart"/>
-      <w:r>
-        <w:t>nerozhodnuteľný</w:t>
-      </w:r>
-      <w:proofErr w:type="spellEnd"/>
-      <w:r>
-        <w:t xml:space="preserve"> [5]. Z tohto dôvodu bol v práci zvolený praktický prístup, ktorý obmedzuje testovanie na konečnú množinu slov do používateľom zadanej maximálnej dĺžky. Takéto obmedzenie umožňuje transformovať abstraktný matematický problém na realizovateľnú softvérovú úlohu, pričom v prípade nájdenia </w:t>
-      </w:r>
-      <w:proofErr w:type="spellStart"/>
-      <w:r>
-        <w:t>protipríkladu</w:t>
-      </w:r>
-      <w:proofErr w:type="spellEnd"/>
-      <w:r>
-        <w:t xml:space="preserve"> poskytuje jednoznačný dôkaz o </w:t>
-      </w:r>
-      <w:proofErr w:type="spellStart"/>
-      <w:r>
-        <w:t>neekvivalencii</w:t>
-      </w:r>
-      <w:proofErr w:type="spellEnd"/>
-      <w:r>
-        <w:t xml:space="preserve"> skúmaných gramatík.</w:t>
+        <w:t>Predkladaná bakalárska práca sa zaoberala problematikou testovania ekvivalencie bezkontextových gramatík, pričom hlavným cieľom bolo navrhnúť a implementovať metodiku založenú na princípe aproximácie. Teoretická analýza potvrdila, že problém exaktnej ekvivalencie bezkontextových gramatík je algoritmicky nerozhodnuteľný [5]. Z tohto dôvodu bol v práci zvolený praktický prístup, ktorý obmedzuje testovanie na konečnú množinu slov do používateľom zadanej maximálnej dĺžky. Takéto obmedzenie umožňuje transformovať abstraktný matematický problém na realizovateľnú softvérovú úlohu, pričom v prípade nájdenia protipríkladu poskytuje jednoznačný dôkaz o neekvivalencii skúmaných gramatík.</w:t>
       </w:r>
     </w:p>
     <w:p>
       <w:r>
         <w:t xml:space="preserve">V procese realizácie systému sa ako kľúčové ukázalo predspracovanie vstupných gramatík a optimalizácia ich pravidiel. Implementovaný algoritmus </w:t>
       </w:r>
-      <w:proofErr w:type="spellStart"/>
       <w:r>
         <w:rPr>
           <w:rFonts w:ascii="Courier New" w:hAnsi="Courier New" w:cs="Courier New"/>
@@ -21723,25 +18843,8 @@
         </w:rPr>
         <w:t>optimize_grammar</w:t>
       </w:r>
-      <w:proofErr w:type="spellEnd"/>
-      <w:r>
-        <w:t xml:space="preserve"> integroval postupy eliminácie ε-pravidiel, jednoduchých pravidiel, ľavej </w:t>
-      </w:r>
-      <w:proofErr w:type="spellStart"/>
-      <w:r>
-        <w:t>rekurzie</w:t>
-      </w:r>
-      <w:proofErr w:type="spellEnd"/>
-      <w:r>
-        <w:t xml:space="preserve"> a zbytočných symbolov. Tým boli gramatiky pripravené na efektívnejšie generovanie slov. Systematické využitie najľavejších odvodení v kombinácii s </w:t>
-      </w:r>
-      <w:proofErr w:type="spellStart"/>
-      <w:r>
-        <w:t>memoizáciou</w:t>
-      </w:r>
-      <w:proofErr w:type="spellEnd"/>
-      <w:r>
-        <w:t xml:space="preserve"> pomocou </w:t>
+      <w:r>
+        <w:t xml:space="preserve"> integroval postupy eliminácie ε-pravidiel, jednoduchých pravidiel, ľavej rekurzie a zbytočných symbolov. Tým boli gramatiky pripravené na efektívnejšie generovanie slov. Systematické využitie najľavejších odvodení v kombinácii s memoizáciou pomocou </w:t>
       </w:r>
       <w:r>
         <w:rPr>
@@ -21752,44 +18855,15 @@
         <w:t>@lru_cache</w:t>
       </w:r>
       <w:r>
-        <w:t xml:space="preserve"> v jazyku </w:t>
-      </w:r>
-      <w:proofErr w:type="spellStart"/>
-      <w:r>
-        <w:t>Python</w:t>
-      </w:r>
-      <w:proofErr w:type="spellEnd"/>
-      <w:r>
-        <w:t xml:space="preserve"> prispelo k zníženiu počtu opakovaných výpočtov a k zvýšeniu praktickej použiteľnosti generátora. Experimentálne testovanie ukázalo, že navrhnuté riešenie dokáže porovnávať gramatiky do zvolenej maximálnej dĺžky a v prípade rozdielu identifikovať konkrétny </w:t>
-      </w:r>
-      <w:proofErr w:type="spellStart"/>
-      <w:r>
-        <w:t>protipríklad</w:t>
-      </w:r>
-      <w:proofErr w:type="spellEnd"/>
+        <w:t xml:space="preserve"> v jazyku Python prispelo k zníženiu počtu opakovaných výpočtov a k zvýšeniu praktickej použiteľnosti generátora. Experimentálne testovanie ukázalo, že navrhnuté riešenie dokáže porovnávať gramatiky do zvolenej maximálnej dĺžky a v prípade rozdielu identifikovať konkrétny protipríklad</w:t>
+      </w:r>
       <w:r>
         <w:t>.</w:t>
       </w:r>
     </w:p>
     <w:p>
       <w:r>
-        <w:t xml:space="preserve">Napriek úspešnej implementácii má navrhnutý prístup prirodzené limity, ktoré vyplývajú z vlastností </w:t>
-      </w:r>
-      <w:proofErr w:type="spellStart"/>
-      <w:r>
-        <w:t>bezkontextových</w:t>
-      </w:r>
-      <w:proofErr w:type="spellEnd"/>
-      <w:r>
-        <w:t xml:space="preserve"> jazykov. Pri gramatikách s vysokou mierou vetvenia môže dochádzať k rýchlemu nárastu počtu generovaných slov, čo zvyšuje časovú aj pamäťovú náročnosť výpočtu. Zároveň platí, že absencia </w:t>
-      </w:r>
-      <w:proofErr w:type="spellStart"/>
-      <w:r>
-        <w:t>protipríkladu</w:t>
-      </w:r>
-      <w:proofErr w:type="spellEnd"/>
-      <w:r>
-        <w:t xml:space="preserve"> do dĺžky </w:t>
+        <w:t xml:space="preserve">Napriek úspešnej implementácii má navrhnutý prístup prirodzené limity, ktoré vyplývajú z vlastností bezkontextových jazykov. Pri gramatikách s vysokou mierou vetvenia môže dochádzať k rýchlemu nárastu počtu generovaných slov, čo zvyšuje časovú aj pamäťovú náročnosť výpočtu. Zároveň platí, že absencia protipríkladu do dĺžky </w:t>
       </w:r>
       <m:oMath>
         <m:r>
@@ -21805,39 +18879,7 @@
     </w:p>
     <w:p>
       <w:r>
-        <w:t xml:space="preserve">Prínos práce spočíva v prepojení teoretických poznatkov z oblasti formálnych jazykov s praktickou implementáciou softvérového nástroja. Vytvorená aplikácia môže slúžiť ako pomôcka pri výučbe teórie formálnych jazykov, ako aj ako pomocný nástroj pri experimentálnom overovaní vlastností </w:t>
-      </w:r>
-      <w:proofErr w:type="spellStart"/>
-      <w:r>
-        <w:t>bezkontextových</w:t>
-      </w:r>
-      <w:proofErr w:type="spellEnd"/>
-      <w:r>
-        <w:t xml:space="preserve"> gramatík. Ďalší rozvoj systému by sa mohol zamerať najmä na </w:t>
-      </w:r>
-      <w:proofErr w:type="spellStart"/>
-      <w:r>
-        <w:t>paralelizáciu</w:t>
-      </w:r>
-      <w:proofErr w:type="spellEnd"/>
-      <w:r>
-        <w:t xml:space="preserve"> generovania slov, optimalizáciu práce s pamäťou a doplnenie heuristík na inteligentnejšie orezávanie derivačného priestoru. Tieto rozšírenia by mohli zvýšiť efektivitu programu a posunúť hranice praktickej použiteľnosti </w:t>
-      </w:r>
-      <w:proofErr w:type="spellStart"/>
-      <w:r>
-        <w:t>aproximatívnych</w:t>
-      </w:r>
-      <w:proofErr w:type="spellEnd"/>
-      <w:r>
-        <w:t xml:space="preserve"> metód pri analýze </w:t>
-      </w:r>
-      <w:proofErr w:type="spellStart"/>
-      <w:r>
-        <w:t>bezkontextových</w:t>
-      </w:r>
-      <w:proofErr w:type="spellEnd"/>
-      <w:r>
-        <w:t xml:space="preserve"> gramatík</w:t>
+        <w:t>Prínos práce spočíva v prepojení teoretických poznatkov z oblasti formálnych jazykov s praktickou implementáciou softvérového nástroja. Vytvorená aplikácia môže slúžiť ako pomôcka pri výučbe teórie formálnych jazykov, ako aj ako pomocný nástroj pri experimentálnom overovaní vlastností bezkontextových gramatík. Ďalší rozvoj systému by sa mohol zamerať najmä na paralelizáciu generovania slov, optimalizáciu práce s pamäťou a doplnenie heuristík na inteligentnejšie orezávanie derivačného priestoru. Tieto rozšírenia by mohli zvýšiť efektivitu programu a posunúť hranice praktickej použiteľnosti aproximatívnych metód pri analýze bezkontextových gramatík</w:t>
       </w:r>
       <w:r>
         <w:t>.</w:t>
@@ -21954,23 +18996,7 @@
         <w:pStyle w:val="Zoznam"/>
       </w:pPr>
       <w:r>
-        <w:t xml:space="preserve">Príloha obsahuje úplný zdrojový kód aplikácie na testovanie ekvivalencie </w:t>
-      </w:r>
-      <w:proofErr w:type="spellStart"/>
-      <w:r>
-        <w:t>bezkontextových</w:t>
-      </w:r>
-      <w:proofErr w:type="spellEnd"/>
-      <w:r>
-        <w:t xml:space="preserve"> gramatík. Program je implementovaný v jazyku </w:t>
-      </w:r>
-      <w:proofErr w:type="spellStart"/>
-      <w:r>
-        <w:t>Python</w:t>
-      </w:r>
-      <w:proofErr w:type="spellEnd"/>
-      <w:r>
-        <w:t xml:space="preserve"> a zahŕňa grafické používateľské rozhranie, spracovanie vstupných gramatík, transformačné algoritmy, generovanie slov do zvolenej dĺžky, porovnávanie jazykov a ukladanie histórie testovania.</w:t>
+        <w:t>Príloha obsahuje úplný zdrojový kód aplikácie na testovanie ekvivalencie bezkontextových gramatík. Program je implementovaný v jazyku Python a zahŕňa grafické používateľské rozhranie, spracovanie vstupných gramatík, transformačné algoritmy, generovanie slov do zvolenej dĺžky, porovnávanie jazykov a ukladanie histórie testovania.</w:t>
       </w:r>
     </w:p>
     <w:p>
@@ -21978,15 +19004,7 @@
         <w:pStyle w:val="Zoznam"/>
       </w:pPr>
       <w:r>
-        <w:t xml:space="preserve">Zdrojový kód je dostupný v elektronickej podobe v súbore bp_code.py a zároveň v repozitári na platforme </w:t>
-      </w:r>
-      <w:proofErr w:type="spellStart"/>
-      <w:r>
-        <w:t>GitHub</w:t>
-      </w:r>
-      <w:proofErr w:type="spellEnd"/>
-      <w:r>
-        <w:t>:</w:t>
+        <w:t>Zdrojový kód je dostupný v elektronickej podobe v súbore bp_code.py a zároveň v repozitári na platforme GitHub:</w:t>
       </w:r>
     </w:p>
     <w:p>
@@ -21998,19 +19016,7 @@
           <w:rPr>
             <w:rStyle w:val="Hypertextovprepojenie"/>
           </w:rPr>
-          <w:t>https://github.com/AlexLagin/B</w:t>
-        </w:r>
-        <w:r>
-          <w:rPr>
-            <w:rStyle w:val="Hypertextovprepojenie"/>
-          </w:rPr>
-          <w:t>a</w:t>
-        </w:r>
-        <w:r>
-          <w:rPr>
-            <w:rStyle w:val="Hypertextovprepojenie"/>
-          </w:rPr>
-          <w:t>kalarka</w:t>
+          <w:t>https://github.com/AlexLagin/Bakalarka</w:t>
         </w:r>
       </w:hyperlink>
     </w:p>
@@ -22114,6 +19120,7 @@
         <w:docPartUnique/>
       </w:docPartObj>
     </w:sdtPr>
+    <w:sdtEndPr/>
     <w:sdtContent>
       <w:p>
         <w:pPr>

--- a/BP_t.docx
+++ b/BP_t.docx
@@ -72,7 +72,27 @@
           <w:sz w:val="41"/>
           <w:szCs w:val="41"/>
         </w:rPr>
-        <w:t>ekvivalencie bezkontextových gramatík na krátkych slovách</w:t>
+        <w:t xml:space="preserve">ekvivalencie </w:t>
+      </w:r>
+      <w:proofErr w:type="spellStart"/>
+      <w:r>
+        <w:rPr>
+          <w:rFonts w:ascii="Arial" w:hAnsi="Arial" w:cs="Arial"/>
+          <w:caps w:val="0"/>
+          <w:sz w:val="41"/>
+          <w:szCs w:val="41"/>
+        </w:rPr>
+        <w:t>bezkontextových</w:t>
+      </w:r>
+      <w:proofErr w:type="spellEnd"/>
+      <w:r>
+        <w:rPr>
+          <w:rFonts w:ascii="Arial" w:hAnsi="Arial" w:cs="Arial"/>
+          <w:caps w:val="0"/>
+          <w:sz w:val="41"/>
+          <w:szCs w:val="41"/>
+        </w:rPr>
+        <w:t xml:space="preserve"> gramatík na krátkych slovách</w:t>
       </w:r>
       <w:r>
         <w:rPr>
@@ -295,7 +315,25 @@
           <w:caps w:val="0"/>
           <w:sz w:val="40"/>
         </w:rPr>
-        <w:t xml:space="preserve">Testovanie ekvivalencie bezkontextových </w:t>
+        <w:t xml:space="preserve">Testovanie ekvivalencie </w:t>
+      </w:r>
+      <w:proofErr w:type="spellStart"/>
+      <w:r>
+        <w:rPr>
+          <w:rFonts w:ascii="Arial" w:hAnsi="Arial" w:cs="Arial"/>
+          <w:caps w:val="0"/>
+          <w:sz w:val="40"/>
+        </w:rPr>
+        <w:t>bezkontextových</w:t>
+      </w:r>
+      <w:proofErr w:type="spellEnd"/>
+      <w:r>
+        <w:rPr>
+          <w:rFonts w:ascii="Arial" w:hAnsi="Arial" w:cs="Arial"/>
+          <w:caps w:val="0"/>
+          <w:sz w:val="40"/>
+        </w:rPr>
+        <w:t xml:space="preserve"> </w:t>
       </w:r>
       <w:r>
         <w:rPr>
@@ -529,7 +567,21 @@
         <w:rPr>
           <w:rFonts w:ascii="Arial" w:hAnsi="Arial" w:cs="Arial"/>
         </w:rPr>
-        <w:t>doc. Mgr. Ján Karabáš, PhD.</w:t>
+        <w:t xml:space="preserve">doc. Mgr. Ján </w:t>
+      </w:r>
+      <w:proofErr w:type="spellStart"/>
+      <w:r>
+        <w:rPr>
+          <w:rFonts w:ascii="Arial" w:hAnsi="Arial" w:cs="Arial"/>
+        </w:rPr>
+        <w:t>Karabáš</w:t>
+      </w:r>
+      <w:proofErr w:type="spellEnd"/>
+      <w:r>
+        <w:rPr>
+          <w:rFonts w:ascii="Arial" w:hAnsi="Arial" w:cs="Arial"/>
+        </w:rPr>
+        <w:t>, PhD.</w:t>
       </w:r>
     </w:p>
     <w:bookmarkEnd w:id="2"/>
@@ -550,7 +602,7 @@
         </w:rPr>
         <w:lastRenderedPageBreak/>
         <w:drawing>
-          <wp:anchor distT="0" distB="0" distL="114300" distR="114300" simplePos="0" relativeHeight="251662336" behindDoc="1" locked="0" layoutInCell="1" allowOverlap="1" wp14:anchorId="53C692F6" wp14:editId="54FB7C3D">
+          <wp:anchor distT="0" distB="0" distL="114300" distR="114300" simplePos="0" relativeHeight="251662336" behindDoc="1" locked="0" layoutInCell="1" allowOverlap="1" wp14:anchorId="53C692F6" wp14:editId="2A07D46D">
             <wp:simplePos x="0" y="0"/>
             <wp:positionH relativeFrom="page">
               <wp:align>left</wp:align>
@@ -727,7 +779,15 @@
         <w:ind w:firstLine="0"/>
       </w:pPr>
       <w:r>
-        <w:t>Touto cestou by som sa chcel poďakovať vedúcemu bakalárskej práce doc. Mgr. Jánovi Karabášovi, PhD. za odborné vedenie, cenné pripomienky a pomoc pri vypracovaní práce.</w:t>
+        <w:t xml:space="preserve">Touto cestou by som sa chcel poďakovať vedúcemu bakalárskej práce doc. Mgr. Jánovi </w:t>
+      </w:r>
+      <w:proofErr w:type="spellStart"/>
+      <w:r>
+        <w:t>Karabášovi</w:t>
+      </w:r>
+      <w:proofErr w:type="spellEnd"/>
+      <w:r>
+        <w:t>, PhD. za odborné vedenie, cenné pripomienky a pomoc pri vypracovaní práce.</w:t>
       </w:r>
     </w:p>
     <w:p>
@@ -745,13 +805,77 @@
         <w:pStyle w:val="Bezodsadenia"/>
       </w:pPr>
       <w:r>
-        <w:t>Bakalárska práca sa zaoberá problematikou testovania ekvivalencie bezkontextových gramatík, ktorá predstavuje v teórii výpočtu algoritmicky nerozhodnuteľný problém. Hlavným cieľom práce je návrh a implementácia softvérovej aplikácie v jazyku Python, ktorá realizuje aproximáciu tejto ekvivalencie prostredníctvom systematického testovania na množine slov obmedzenej dĺžky. Teoretická časť práce analyzuje vlastnosti bezkontextových a lineárnych gramatík a zdôvodňuje nevyhnutnosť použitia aproximačných metód v inžinierskej praxi. Jadrom práce je opis a realizácia transformačných algoritmov, ktoré zahŕňajú elimináciu ε-pravidiel, jednoduchých pravidiel, ľavej rekurzie a zbytočných symbolov. Implementované riešenie využíva na generovanie reťazcov metódu najľavejších odvodení, ktorá je optimalizovaná technikou memo</w:t>
+        <w:t xml:space="preserve">Bakalárska práca sa zaoberá problematikou testovania ekvivalencie </w:t>
+      </w:r>
+      <w:proofErr w:type="spellStart"/>
+      <w:r>
+        <w:t>bezkontextových</w:t>
+      </w:r>
+      <w:proofErr w:type="spellEnd"/>
+      <w:r>
+        <w:t xml:space="preserve"> gramatík, ktorá predstavuje v teórii výpočtu algoritmicky </w:t>
+      </w:r>
+      <w:proofErr w:type="spellStart"/>
+      <w:r>
+        <w:t>nerozhodnuteľný</w:t>
+      </w:r>
+      <w:proofErr w:type="spellEnd"/>
+      <w:r>
+        <w:t xml:space="preserve"> problém. Hlavným cieľom práce je návrh a implementácia softvérovej aplikácie v jazyku </w:t>
+      </w:r>
+      <w:proofErr w:type="spellStart"/>
+      <w:r>
+        <w:t>Python</w:t>
+      </w:r>
+      <w:proofErr w:type="spellEnd"/>
+      <w:r>
+        <w:t xml:space="preserve">, ktorá realizuje aproximáciu tejto ekvivalencie prostredníctvom systematického testovania na množine slov obmedzenej dĺžky. Teoretická časť práce analyzuje vlastnosti </w:t>
+      </w:r>
+      <w:proofErr w:type="spellStart"/>
+      <w:r>
+        <w:t>bezkontextových</w:t>
+      </w:r>
+      <w:proofErr w:type="spellEnd"/>
+      <w:r>
+        <w:t xml:space="preserve"> a lineárnych gramatík a zdôvodňuje nevyhnutnosť použitia aproximačných metód v inžinierskej praxi. Jadrom práce je opis a realizácia transformačných algoritmov, ktoré zahŕňajú elimináciu ε-pravidiel, jednoduchých pravidiel, ľavej </w:t>
+      </w:r>
+      <w:proofErr w:type="spellStart"/>
+      <w:r>
+        <w:t>rekurzie</w:t>
+      </w:r>
+      <w:proofErr w:type="spellEnd"/>
+      <w:r>
+        <w:t xml:space="preserve"> a zbytočných symbolov. Implementované riešenie využíva na generovanie reťazcov metódu najľavejších odvodení, ktorá je optimalizovaná technikou </w:t>
+      </w:r>
+      <w:proofErr w:type="spellStart"/>
+      <w:r>
+        <w:t>memo</w:t>
       </w:r>
       <w:r>
         <w:t>r</w:t>
       </w:r>
       <w:r>
-        <w:t xml:space="preserve">izácie na báze dynamického programovania. Výsledná aplikácia s grafickým používateľským rozhraním umožňuje spoľahlivo detegovať neekvivalenciu jazykov a v prípade zhody poskytuje informáciu o ekvivalencii vzhľadom na zvolenú hĺbku aproximácie. Experimentálne overenie na sade vybraných gramatík potvrdilo efektivitu navrhnutých optimalizácií a schopnosť systému identifikovať protipríklady už pri krátkych dĺžkach slov. </w:t>
+        <w:t>izácie</w:t>
+      </w:r>
+      <w:proofErr w:type="spellEnd"/>
+      <w:r>
+        <w:t xml:space="preserve"> na báze dynamického programovania. Výsledná aplikácia s grafickým používateľským rozhraním umožňuje spoľahlivo detegovať </w:t>
+      </w:r>
+      <w:proofErr w:type="spellStart"/>
+      <w:r>
+        <w:t>neekvivalenciu</w:t>
+      </w:r>
+      <w:proofErr w:type="spellEnd"/>
+      <w:r>
+        <w:t xml:space="preserve"> jazykov a v prípade zhody poskytuje informáciu o ekvivalencii vzhľadom na zvolenú hĺbku aproximácie. Experimentálne overenie na sade vybraných gramatík potvrdilo efektivitu navrhnutých optimalizácií a schopnosť systému identifikovať </w:t>
+      </w:r>
+      <w:proofErr w:type="spellStart"/>
+      <w:r>
+        <w:t>protipríklady</w:t>
+      </w:r>
+      <w:proofErr w:type="spellEnd"/>
+      <w:r>
+        <w:t xml:space="preserve"> už pri krátkych dĺžkach slov. </w:t>
       </w:r>
     </w:p>
     <w:p>
@@ -766,9 +890,19 @@
       <w:pPr>
         <w:pStyle w:val="Bezodsadenia"/>
       </w:pPr>
-      <w:r>
-        <w:t>bezkontextové gramatiky, ekvivalencia jazykov, aproximačné testovanie, najľavejšie odvodenie, Python</w:t>
-      </w:r>
+      <w:proofErr w:type="spellStart"/>
+      <w:r>
+        <w:t>bezkontextové</w:t>
+      </w:r>
+      <w:proofErr w:type="spellEnd"/>
+      <w:r>
+        <w:t xml:space="preserve"> gramatiky, ekvivalencia jazykov, aproximačné testovanie, najľavejšie odvodenie, </w:t>
+      </w:r>
+      <w:proofErr w:type="spellStart"/>
+      <w:r>
+        <w:t>Python</w:t>
+      </w:r>
+      <w:proofErr w:type="spellEnd"/>
     </w:p>
     <w:p>
       <w:pPr>
@@ -793,8 +927,1125 @@
           <w:lang w:val="en-US"/>
         </w:rPr>
       </w:pPr>
-      <w:r>
-        <w:t>The bachelor thesis deals with the problem of testing the equivalence of context-free grammars, which represents an algorithmically undecidable problem in the theory of computation. The main objective of the thesis is the design and implementation of a software application in Python that approximates this equivalence through systematic testing on a finite set of words with bounded length. The theoretical part of the thesis analyses the properties of context-free and linear grammars and justifies the need for approximation methods in engineering practice. The core of the thesis consists of the description and implementation of transformation algorithms, including the elimination of ε-rules, simple rules, left recursion and redundant symbols. The implemented solution uses the method of leftmost derivations to generate strings, optimized by memoization based on dynamic programming. The resulting application with a graphical user interface enables reliable detection of language non-equivalence and, in the case of agreement, provides information about equivalence with respect to the selected approximation depth. Experimental evaluation on a selected set of grammars confirmed the effectiveness of the proposed optimizations and the ability of the system to identify counterexamples already for short word lengths.</w:t>
+      <w:proofErr w:type="spellStart"/>
+      <w:r>
+        <w:t>The</w:t>
+      </w:r>
+      <w:proofErr w:type="spellEnd"/>
+      <w:r>
+        <w:t xml:space="preserve"> </w:t>
+      </w:r>
+      <w:proofErr w:type="spellStart"/>
+      <w:r>
+        <w:t>bachelor</w:t>
+      </w:r>
+      <w:proofErr w:type="spellEnd"/>
+      <w:r>
+        <w:t xml:space="preserve"> </w:t>
+      </w:r>
+      <w:proofErr w:type="spellStart"/>
+      <w:r>
+        <w:t>thesis</w:t>
+      </w:r>
+      <w:proofErr w:type="spellEnd"/>
+      <w:r>
+        <w:t xml:space="preserve"> </w:t>
+      </w:r>
+      <w:proofErr w:type="spellStart"/>
+      <w:r>
+        <w:t>deals</w:t>
+      </w:r>
+      <w:proofErr w:type="spellEnd"/>
+      <w:r>
+        <w:t xml:space="preserve"> </w:t>
+      </w:r>
+      <w:proofErr w:type="spellStart"/>
+      <w:r>
+        <w:t>with</w:t>
+      </w:r>
+      <w:proofErr w:type="spellEnd"/>
+      <w:r>
+        <w:t xml:space="preserve"> </w:t>
+      </w:r>
+      <w:proofErr w:type="spellStart"/>
+      <w:r>
+        <w:t>the</w:t>
+      </w:r>
+      <w:proofErr w:type="spellEnd"/>
+      <w:r>
+        <w:t xml:space="preserve"> </w:t>
+      </w:r>
+      <w:proofErr w:type="spellStart"/>
+      <w:r>
+        <w:t>problem</w:t>
+      </w:r>
+      <w:proofErr w:type="spellEnd"/>
+      <w:r>
+        <w:t xml:space="preserve"> of </w:t>
+      </w:r>
+      <w:proofErr w:type="spellStart"/>
+      <w:r>
+        <w:t>testing</w:t>
+      </w:r>
+      <w:proofErr w:type="spellEnd"/>
+      <w:r>
+        <w:t xml:space="preserve"> </w:t>
+      </w:r>
+      <w:proofErr w:type="spellStart"/>
+      <w:r>
+        <w:t>the</w:t>
+      </w:r>
+      <w:proofErr w:type="spellEnd"/>
+      <w:r>
+        <w:t xml:space="preserve"> </w:t>
+      </w:r>
+      <w:proofErr w:type="spellStart"/>
+      <w:r>
+        <w:t>equivalence</w:t>
+      </w:r>
+      <w:proofErr w:type="spellEnd"/>
+      <w:r>
+        <w:t xml:space="preserve"> of </w:t>
+      </w:r>
+      <w:proofErr w:type="spellStart"/>
+      <w:r>
+        <w:t>context-free</w:t>
+      </w:r>
+      <w:proofErr w:type="spellEnd"/>
+      <w:r>
+        <w:t xml:space="preserve"> </w:t>
+      </w:r>
+      <w:proofErr w:type="spellStart"/>
+      <w:r>
+        <w:t>grammars</w:t>
+      </w:r>
+      <w:proofErr w:type="spellEnd"/>
+      <w:r>
+        <w:t xml:space="preserve">, </w:t>
+      </w:r>
+      <w:proofErr w:type="spellStart"/>
+      <w:r>
+        <w:t>which</w:t>
+      </w:r>
+      <w:proofErr w:type="spellEnd"/>
+      <w:r>
+        <w:t xml:space="preserve"> </w:t>
+      </w:r>
+      <w:proofErr w:type="spellStart"/>
+      <w:r>
+        <w:t>represents</w:t>
+      </w:r>
+      <w:proofErr w:type="spellEnd"/>
+      <w:r>
+        <w:t xml:space="preserve"> </w:t>
+      </w:r>
+      <w:proofErr w:type="spellStart"/>
+      <w:r>
+        <w:t>an</w:t>
+      </w:r>
+      <w:proofErr w:type="spellEnd"/>
+      <w:r>
+        <w:t xml:space="preserve"> </w:t>
+      </w:r>
+      <w:proofErr w:type="spellStart"/>
+      <w:r>
+        <w:t>algorithmically</w:t>
+      </w:r>
+      <w:proofErr w:type="spellEnd"/>
+      <w:r>
+        <w:t xml:space="preserve"> </w:t>
+      </w:r>
+      <w:proofErr w:type="spellStart"/>
+      <w:r>
+        <w:t>undecidable</w:t>
+      </w:r>
+      <w:proofErr w:type="spellEnd"/>
+      <w:r>
+        <w:t xml:space="preserve"> </w:t>
+      </w:r>
+      <w:proofErr w:type="spellStart"/>
+      <w:r>
+        <w:t>problem</w:t>
+      </w:r>
+      <w:proofErr w:type="spellEnd"/>
+      <w:r>
+        <w:t xml:space="preserve"> in </w:t>
+      </w:r>
+      <w:proofErr w:type="spellStart"/>
+      <w:r>
+        <w:t>the</w:t>
+      </w:r>
+      <w:proofErr w:type="spellEnd"/>
+      <w:r>
+        <w:t xml:space="preserve"> </w:t>
+      </w:r>
+      <w:proofErr w:type="spellStart"/>
+      <w:r>
+        <w:t>theory</w:t>
+      </w:r>
+      <w:proofErr w:type="spellEnd"/>
+      <w:r>
+        <w:t xml:space="preserve"> of </w:t>
+      </w:r>
+      <w:proofErr w:type="spellStart"/>
+      <w:r>
+        <w:t>computation</w:t>
+      </w:r>
+      <w:proofErr w:type="spellEnd"/>
+      <w:r>
+        <w:t xml:space="preserve">. </w:t>
+      </w:r>
+      <w:proofErr w:type="spellStart"/>
+      <w:r>
+        <w:t>The</w:t>
+      </w:r>
+      <w:proofErr w:type="spellEnd"/>
+      <w:r>
+        <w:t xml:space="preserve"> </w:t>
+      </w:r>
+      <w:proofErr w:type="spellStart"/>
+      <w:r>
+        <w:t>main</w:t>
+      </w:r>
+      <w:proofErr w:type="spellEnd"/>
+      <w:r>
+        <w:t xml:space="preserve"> </w:t>
+      </w:r>
+      <w:proofErr w:type="spellStart"/>
+      <w:r>
+        <w:t>objective</w:t>
+      </w:r>
+      <w:proofErr w:type="spellEnd"/>
+      <w:r>
+        <w:t xml:space="preserve"> of </w:t>
+      </w:r>
+      <w:proofErr w:type="spellStart"/>
+      <w:r>
+        <w:t>the</w:t>
+      </w:r>
+      <w:proofErr w:type="spellEnd"/>
+      <w:r>
+        <w:t xml:space="preserve"> </w:t>
+      </w:r>
+      <w:proofErr w:type="spellStart"/>
+      <w:r>
+        <w:t>thesis</w:t>
+      </w:r>
+      <w:proofErr w:type="spellEnd"/>
+      <w:r>
+        <w:t xml:space="preserve"> </w:t>
+      </w:r>
+      <w:proofErr w:type="spellStart"/>
+      <w:r>
+        <w:t>is</w:t>
+      </w:r>
+      <w:proofErr w:type="spellEnd"/>
+      <w:r>
+        <w:t xml:space="preserve"> </w:t>
+      </w:r>
+      <w:proofErr w:type="spellStart"/>
+      <w:r>
+        <w:t>the</w:t>
+      </w:r>
+      <w:proofErr w:type="spellEnd"/>
+      <w:r>
+        <w:t xml:space="preserve"> design and </w:t>
+      </w:r>
+      <w:proofErr w:type="spellStart"/>
+      <w:r>
+        <w:t>implementation</w:t>
+      </w:r>
+      <w:proofErr w:type="spellEnd"/>
+      <w:r>
+        <w:t xml:space="preserve"> of a software </w:t>
+      </w:r>
+      <w:proofErr w:type="spellStart"/>
+      <w:r>
+        <w:t>application</w:t>
+      </w:r>
+      <w:proofErr w:type="spellEnd"/>
+      <w:r>
+        <w:t xml:space="preserve"> in </w:t>
+      </w:r>
+      <w:proofErr w:type="spellStart"/>
+      <w:r>
+        <w:t>Python</w:t>
+      </w:r>
+      <w:proofErr w:type="spellEnd"/>
+      <w:r>
+        <w:t xml:space="preserve"> </w:t>
+      </w:r>
+      <w:proofErr w:type="spellStart"/>
+      <w:r>
+        <w:t>that</w:t>
+      </w:r>
+      <w:proofErr w:type="spellEnd"/>
+      <w:r>
+        <w:t xml:space="preserve"> </w:t>
+      </w:r>
+      <w:proofErr w:type="spellStart"/>
+      <w:r>
+        <w:t>approximates</w:t>
+      </w:r>
+      <w:proofErr w:type="spellEnd"/>
+      <w:r>
+        <w:t xml:space="preserve"> </w:t>
+      </w:r>
+      <w:proofErr w:type="spellStart"/>
+      <w:r>
+        <w:t>this</w:t>
+      </w:r>
+      <w:proofErr w:type="spellEnd"/>
+      <w:r>
+        <w:t xml:space="preserve"> </w:t>
+      </w:r>
+      <w:proofErr w:type="spellStart"/>
+      <w:r>
+        <w:t>equivalence</w:t>
+      </w:r>
+      <w:proofErr w:type="spellEnd"/>
+      <w:r>
+        <w:t xml:space="preserve"> </w:t>
+      </w:r>
+      <w:proofErr w:type="spellStart"/>
+      <w:r>
+        <w:t>through</w:t>
+      </w:r>
+      <w:proofErr w:type="spellEnd"/>
+      <w:r>
+        <w:t xml:space="preserve"> </w:t>
+      </w:r>
+      <w:proofErr w:type="spellStart"/>
+      <w:r>
+        <w:t>systematic</w:t>
+      </w:r>
+      <w:proofErr w:type="spellEnd"/>
+      <w:r>
+        <w:t xml:space="preserve"> </w:t>
+      </w:r>
+      <w:proofErr w:type="spellStart"/>
+      <w:r>
+        <w:t>testing</w:t>
+      </w:r>
+      <w:proofErr w:type="spellEnd"/>
+      <w:r>
+        <w:t xml:space="preserve"> on a </w:t>
+      </w:r>
+      <w:proofErr w:type="spellStart"/>
+      <w:r>
+        <w:t>finite</w:t>
+      </w:r>
+      <w:proofErr w:type="spellEnd"/>
+      <w:r>
+        <w:t xml:space="preserve"> set of </w:t>
+      </w:r>
+      <w:proofErr w:type="spellStart"/>
+      <w:r>
+        <w:t>words</w:t>
+      </w:r>
+      <w:proofErr w:type="spellEnd"/>
+      <w:r>
+        <w:t xml:space="preserve"> </w:t>
+      </w:r>
+      <w:proofErr w:type="spellStart"/>
+      <w:r>
+        <w:t>with</w:t>
+      </w:r>
+      <w:proofErr w:type="spellEnd"/>
+      <w:r>
+        <w:t xml:space="preserve"> </w:t>
+      </w:r>
+      <w:proofErr w:type="spellStart"/>
+      <w:r>
+        <w:t>bounded</w:t>
+      </w:r>
+      <w:proofErr w:type="spellEnd"/>
+      <w:r>
+        <w:t xml:space="preserve"> </w:t>
+      </w:r>
+      <w:proofErr w:type="spellStart"/>
+      <w:r>
+        <w:t>length</w:t>
+      </w:r>
+      <w:proofErr w:type="spellEnd"/>
+      <w:r>
+        <w:t xml:space="preserve">. </w:t>
+      </w:r>
+      <w:proofErr w:type="spellStart"/>
+      <w:r>
+        <w:t>The</w:t>
+      </w:r>
+      <w:proofErr w:type="spellEnd"/>
+      <w:r>
+        <w:t xml:space="preserve"> </w:t>
+      </w:r>
+      <w:proofErr w:type="spellStart"/>
+      <w:r>
+        <w:t>theoretical</w:t>
+      </w:r>
+      <w:proofErr w:type="spellEnd"/>
+      <w:r>
+        <w:t xml:space="preserve"> part of </w:t>
+      </w:r>
+      <w:proofErr w:type="spellStart"/>
+      <w:r>
+        <w:t>the</w:t>
+      </w:r>
+      <w:proofErr w:type="spellEnd"/>
+      <w:r>
+        <w:t xml:space="preserve"> </w:t>
+      </w:r>
+      <w:proofErr w:type="spellStart"/>
+      <w:r>
+        <w:t>thesis</w:t>
+      </w:r>
+      <w:proofErr w:type="spellEnd"/>
+      <w:r>
+        <w:t xml:space="preserve"> </w:t>
+      </w:r>
+      <w:proofErr w:type="spellStart"/>
+      <w:r>
+        <w:t>analyses</w:t>
+      </w:r>
+      <w:proofErr w:type="spellEnd"/>
+      <w:r>
+        <w:t xml:space="preserve"> </w:t>
+      </w:r>
+      <w:proofErr w:type="spellStart"/>
+      <w:r>
+        <w:t>the</w:t>
+      </w:r>
+      <w:proofErr w:type="spellEnd"/>
+      <w:r>
+        <w:t xml:space="preserve"> </w:t>
+      </w:r>
+      <w:proofErr w:type="spellStart"/>
+      <w:r>
+        <w:t>properties</w:t>
+      </w:r>
+      <w:proofErr w:type="spellEnd"/>
+      <w:r>
+        <w:t xml:space="preserve"> of </w:t>
+      </w:r>
+      <w:proofErr w:type="spellStart"/>
+      <w:r>
+        <w:t>context-free</w:t>
+      </w:r>
+      <w:proofErr w:type="spellEnd"/>
+      <w:r>
+        <w:t xml:space="preserve"> and </w:t>
+      </w:r>
+      <w:proofErr w:type="spellStart"/>
+      <w:r>
+        <w:t>linear</w:t>
+      </w:r>
+      <w:proofErr w:type="spellEnd"/>
+      <w:r>
+        <w:t xml:space="preserve"> </w:t>
+      </w:r>
+      <w:proofErr w:type="spellStart"/>
+      <w:r>
+        <w:t>grammars</w:t>
+      </w:r>
+      <w:proofErr w:type="spellEnd"/>
+      <w:r>
+        <w:t xml:space="preserve"> and </w:t>
+      </w:r>
+      <w:proofErr w:type="spellStart"/>
+      <w:r>
+        <w:t>justifies</w:t>
+      </w:r>
+      <w:proofErr w:type="spellEnd"/>
+      <w:r>
+        <w:t xml:space="preserve"> </w:t>
+      </w:r>
+      <w:proofErr w:type="spellStart"/>
+      <w:r>
+        <w:t>the</w:t>
+      </w:r>
+      <w:proofErr w:type="spellEnd"/>
+      <w:r>
+        <w:t xml:space="preserve"> </w:t>
+      </w:r>
+      <w:proofErr w:type="spellStart"/>
+      <w:r>
+        <w:t>need</w:t>
+      </w:r>
+      <w:proofErr w:type="spellEnd"/>
+      <w:r>
+        <w:t xml:space="preserve"> </w:t>
+      </w:r>
+      <w:proofErr w:type="spellStart"/>
+      <w:r>
+        <w:t>for</w:t>
+      </w:r>
+      <w:proofErr w:type="spellEnd"/>
+      <w:r>
+        <w:t xml:space="preserve"> </w:t>
+      </w:r>
+      <w:proofErr w:type="spellStart"/>
+      <w:r>
+        <w:t>approximation</w:t>
+      </w:r>
+      <w:proofErr w:type="spellEnd"/>
+      <w:r>
+        <w:t xml:space="preserve"> </w:t>
+      </w:r>
+      <w:proofErr w:type="spellStart"/>
+      <w:r>
+        <w:t>methods</w:t>
+      </w:r>
+      <w:proofErr w:type="spellEnd"/>
+      <w:r>
+        <w:t xml:space="preserve"> in </w:t>
+      </w:r>
+      <w:proofErr w:type="spellStart"/>
+      <w:r>
+        <w:t>engineering</w:t>
+      </w:r>
+      <w:proofErr w:type="spellEnd"/>
+      <w:r>
+        <w:t xml:space="preserve"> </w:t>
+      </w:r>
+      <w:proofErr w:type="spellStart"/>
+      <w:r>
+        <w:t>practice</w:t>
+      </w:r>
+      <w:proofErr w:type="spellEnd"/>
+      <w:r>
+        <w:t xml:space="preserve">. </w:t>
+      </w:r>
+      <w:proofErr w:type="spellStart"/>
+      <w:r>
+        <w:t>The</w:t>
+      </w:r>
+      <w:proofErr w:type="spellEnd"/>
+      <w:r>
+        <w:t xml:space="preserve"> </w:t>
+      </w:r>
+      <w:proofErr w:type="spellStart"/>
+      <w:r>
+        <w:t>core</w:t>
+      </w:r>
+      <w:proofErr w:type="spellEnd"/>
+      <w:r>
+        <w:t xml:space="preserve"> of </w:t>
+      </w:r>
+      <w:proofErr w:type="spellStart"/>
+      <w:r>
+        <w:t>the</w:t>
+      </w:r>
+      <w:proofErr w:type="spellEnd"/>
+      <w:r>
+        <w:t xml:space="preserve"> </w:t>
+      </w:r>
+      <w:proofErr w:type="spellStart"/>
+      <w:r>
+        <w:t>thesis</w:t>
+      </w:r>
+      <w:proofErr w:type="spellEnd"/>
+      <w:r>
+        <w:t xml:space="preserve"> </w:t>
+      </w:r>
+      <w:proofErr w:type="spellStart"/>
+      <w:r>
+        <w:t>consists</w:t>
+      </w:r>
+      <w:proofErr w:type="spellEnd"/>
+      <w:r>
+        <w:t xml:space="preserve"> of </w:t>
+      </w:r>
+      <w:proofErr w:type="spellStart"/>
+      <w:r>
+        <w:t>the</w:t>
+      </w:r>
+      <w:proofErr w:type="spellEnd"/>
+      <w:r>
+        <w:t xml:space="preserve"> </w:t>
+      </w:r>
+      <w:proofErr w:type="spellStart"/>
+      <w:r>
+        <w:t>description</w:t>
+      </w:r>
+      <w:proofErr w:type="spellEnd"/>
+      <w:r>
+        <w:t xml:space="preserve"> and </w:t>
+      </w:r>
+      <w:proofErr w:type="spellStart"/>
+      <w:r>
+        <w:t>implementation</w:t>
+      </w:r>
+      <w:proofErr w:type="spellEnd"/>
+      <w:r>
+        <w:t xml:space="preserve"> of </w:t>
+      </w:r>
+      <w:proofErr w:type="spellStart"/>
+      <w:r>
+        <w:t>transformation</w:t>
+      </w:r>
+      <w:proofErr w:type="spellEnd"/>
+      <w:r>
+        <w:t xml:space="preserve"> </w:t>
+      </w:r>
+      <w:proofErr w:type="spellStart"/>
+      <w:r>
+        <w:t>algorithms</w:t>
+      </w:r>
+      <w:proofErr w:type="spellEnd"/>
+      <w:r>
+        <w:t xml:space="preserve">, </w:t>
+      </w:r>
+      <w:proofErr w:type="spellStart"/>
+      <w:r>
+        <w:t>including</w:t>
+      </w:r>
+      <w:proofErr w:type="spellEnd"/>
+      <w:r>
+        <w:t xml:space="preserve"> </w:t>
+      </w:r>
+      <w:proofErr w:type="spellStart"/>
+      <w:r>
+        <w:t>the</w:t>
+      </w:r>
+      <w:proofErr w:type="spellEnd"/>
+      <w:r>
+        <w:t xml:space="preserve"> </w:t>
+      </w:r>
+      <w:proofErr w:type="spellStart"/>
+      <w:r>
+        <w:t>elimination</w:t>
+      </w:r>
+      <w:proofErr w:type="spellEnd"/>
+      <w:r>
+        <w:t xml:space="preserve"> of ε-</w:t>
+      </w:r>
+      <w:proofErr w:type="spellStart"/>
+      <w:r>
+        <w:t>rules</w:t>
+      </w:r>
+      <w:proofErr w:type="spellEnd"/>
+      <w:r>
+        <w:t xml:space="preserve">, </w:t>
+      </w:r>
+      <w:proofErr w:type="spellStart"/>
+      <w:r>
+        <w:t>simple</w:t>
+      </w:r>
+      <w:proofErr w:type="spellEnd"/>
+      <w:r>
+        <w:t xml:space="preserve"> </w:t>
+      </w:r>
+      <w:proofErr w:type="spellStart"/>
+      <w:r>
+        <w:t>rules</w:t>
+      </w:r>
+      <w:proofErr w:type="spellEnd"/>
+      <w:r>
+        <w:t xml:space="preserve">, </w:t>
+      </w:r>
+      <w:proofErr w:type="spellStart"/>
+      <w:r>
+        <w:t>left</w:t>
+      </w:r>
+      <w:proofErr w:type="spellEnd"/>
+      <w:r>
+        <w:t xml:space="preserve"> </w:t>
+      </w:r>
+      <w:proofErr w:type="spellStart"/>
+      <w:r>
+        <w:t>recursion</w:t>
+      </w:r>
+      <w:proofErr w:type="spellEnd"/>
+      <w:r>
+        <w:t xml:space="preserve"> and </w:t>
+      </w:r>
+      <w:proofErr w:type="spellStart"/>
+      <w:r>
+        <w:t>redundant</w:t>
+      </w:r>
+      <w:proofErr w:type="spellEnd"/>
+      <w:r>
+        <w:t xml:space="preserve"> </w:t>
+      </w:r>
+      <w:proofErr w:type="spellStart"/>
+      <w:r>
+        <w:t>symbols</w:t>
+      </w:r>
+      <w:proofErr w:type="spellEnd"/>
+      <w:r>
+        <w:t xml:space="preserve">. </w:t>
+      </w:r>
+      <w:proofErr w:type="spellStart"/>
+      <w:r>
+        <w:t>The</w:t>
+      </w:r>
+      <w:proofErr w:type="spellEnd"/>
+      <w:r>
+        <w:t xml:space="preserve"> </w:t>
+      </w:r>
+      <w:proofErr w:type="spellStart"/>
+      <w:r>
+        <w:t>implemented</w:t>
+      </w:r>
+      <w:proofErr w:type="spellEnd"/>
+      <w:r>
+        <w:t xml:space="preserve"> </w:t>
+      </w:r>
+      <w:proofErr w:type="spellStart"/>
+      <w:r>
+        <w:t>solution</w:t>
+      </w:r>
+      <w:proofErr w:type="spellEnd"/>
+      <w:r>
+        <w:t xml:space="preserve"> </w:t>
+      </w:r>
+      <w:proofErr w:type="spellStart"/>
+      <w:r>
+        <w:t>uses</w:t>
+      </w:r>
+      <w:proofErr w:type="spellEnd"/>
+      <w:r>
+        <w:t xml:space="preserve"> </w:t>
+      </w:r>
+      <w:proofErr w:type="spellStart"/>
+      <w:r>
+        <w:t>the</w:t>
+      </w:r>
+      <w:proofErr w:type="spellEnd"/>
+      <w:r>
+        <w:t xml:space="preserve"> </w:t>
+      </w:r>
+      <w:proofErr w:type="spellStart"/>
+      <w:r>
+        <w:t>method</w:t>
+      </w:r>
+      <w:proofErr w:type="spellEnd"/>
+      <w:r>
+        <w:t xml:space="preserve"> of </w:t>
+      </w:r>
+      <w:proofErr w:type="spellStart"/>
+      <w:r>
+        <w:t>leftmost</w:t>
+      </w:r>
+      <w:proofErr w:type="spellEnd"/>
+      <w:r>
+        <w:t xml:space="preserve"> </w:t>
+      </w:r>
+      <w:proofErr w:type="spellStart"/>
+      <w:r>
+        <w:t>derivations</w:t>
+      </w:r>
+      <w:proofErr w:type="spellEnd"/>
+      <w:r>
+        <w:t xml:space="preserve"> to </w:t>
+      </w:r>
+      <w:proofErr w:type="spellStart"/>
+      <w:r>
+        <w:t>generate</w:t>
+      </w:r>
+      <w:proofErr w:type="spellEnd"/>
+      <w:r>
+        <w:t xml:space="preserve"> </w:t>
+      </w:r>
+      <w:proofErr w:type="spellStart"/>
+      <w:r>
+        <w:t>strings</w:t>
+      </w:r>
+      <w:proofErr w:type="spellEnd"/>
+      <w:r>
+        <w:t xml:space="preserve">, </w:t>
+      </w:r>
+      <w:proofErr w:type="spellStart"/>
+      <w:r>
+        <w:t>optimized</w:t>
+      </w:r>
+      <w:proofErr w:type="spellEnd"/>
+      <w:r>
+        <w:t xml:space="preserve"> by </w:t>
+      </w:r>
+      <w:proofErr w:type="spellStart"/>
+      <w:r>
+        <w:t>memoization</w:t>
+      </w:r>
+      <w:proofErr w:type="spellEnd"/>
+      <w:r>
+        <w:t xml:space="preserve"> </w:t>
+      </w:r>
+      <w:proofErr w:type="spellStart"/>
+      <w:r>
+        <w:t>based</w:t>
+      </w:r>
+      <w:proofErr w:type="spellEnd"/>
+      <w:r>
+        <w:t xml:space="preserve"> on </w:t>
+      </w:r>
+      <w:proofErr w:type="spellStart"/>
+      <w:r>
+        <w:t>dynamic</w:t>
+      </w:r>
+      <w:proofErr w:type="spellEnd"/>
+      <w:r>
+        <w:t xml:space="preserve"> </w:t>
+      </w:r>
+      <w:proofErr w:type="spellStart"/>
+      <w:r>
+        <w:t>programming</w:t>
+      </w:r>
+      <w:proofErr w:type="spellEnd"/>
+      <w:r>
+        <w:t xml:space="preserve">. </w:t>
+      </w:r>
+      <w:proofErr w:type="spellStart"/>
+      <w:r>
+        <w:t>The</w:t>
+      </w:r>
+      <w:proofErr w:type="spellEnd"/>
+      <w:r>
+        <w:t xml:space="preserve"> </w:t>
+      </w:r>
+      <w:proofErr w:type="spellStart"/>
+      <w:r>
+        <w:t>resulting</w:t>
+      </w:r>
+      <w:proofErr w:type="spellEnd"/>
+      <w:r>
+        <w:t xml:space="preserve"> </w:t>
+      </w:r>
+      <w:proofErr w:type="spellStart"/>
+      <w:r>
+        <w:t>application</w:t>
+      </w:r>
+      <w:proofErr w:type="spellEnd"/>
+      <w:r>
+        <w:t xml:space="preserve"> </w:t>
+      </w:r>
+      <w:proofErr w:type="spellStart"/>
+      <w:r>
+        <w:t>with</w:t>
+      </w:r>
+      <w:proofErr w:type="spellEnd"/>
+      <w:r>
+        <w:t xml:space="preserve"> a </w:t>
+      </w:r>
+      <w:proofErr w:type="spellStart"/>
+      <w:r>
+        <w:t>graphical</w:t>
+      </w:r>
+      <w:proofErr w:type="spellEnd"/>
+      <w:r>
+        <w:t xml:space="preserve"> user interface </w:t>
+      </w:r>
+      <w:proofErr w:type="spellStart"/>
+      <w:r>
+        <w:t>enables</w:t>
+      </w:r>
+      <w:proofErr w:type="spellEnd"/>
+      <w:r>
+        <w:t xml:space="preserve"> </w:t>
+      </w:r>
+      <w:proofErr w:type="spellStart"/>
+      <w:r>
+        <w:t>reliable</w:t>
+      </w:r>
+      <w:proofErr w:type="spellEnd"/>
+      <w:r>
+        <w:t xml:space="preserve"> </w:t>
+      </w:r>
+      <w:proofErr w:type="spellStart"/>
+      <w:r>
+        <w:t>detection</w:t>
+      </w:r>
+      <w:proofErr w:type="spellEnd"/>
+      <w:r>
+        <w:t xml:space="preserve"> of </w:t>
+      </w:r>
+      <w:proofErr w:type="spellStart"/>
+      <w:r>
+        <w:t>language</w:t>
+      </w:r>
+      <w:proofErr w:type="spellEnd"/>
+      <w:r>
+        <w:t xml:space="preserve"> </w:t>
+      </w:r>
+      <w:proofErr w:type="spellStart"/>
+      <w:r>
+        <w:t>non-equivalence</w:t>
+      </w:r>
+      <w:proofErr w:type="spellEnd"/>
+      <w:r>
+        <w:t xml:space="preserve"> and, in </w:t>
+      </w:r>
+      <w:proofErr w:type="spellStart"/>
+      <w:r>
+        <w:t>the</w:t>
+      </w:r>
+      <w:proofErr w:type="spellEnd"/>
+      <w:r>
+        <w:t xml:space="preserve"> </w:t>
+      </w:r>
+      <w:proofErr w:type="spellStart"/>
+      <w:r>
+        <w:t>case</w:t>
+      </w:r>
+      <w:proofErr w:type="spellEnd"/>
+      <w:r>
+        <w:t xml:space="preserve"> of </w:t>
+      </w:r>
+      <w:proofErr w:type="spellStart"/>
+      <w:r>
+        <w:t>agreement</w:t>
+      </w:r>
+      <w:proofErr w:type="spellEnd"/>
+      <w:r>
+        <w:t xml:space="preserve">, </w:t>
+      </w:r>
+      <w:proofErr w:type="spellStart"/>
+      <w:r>
+        <w:t>provides</w:t>
+      </w:r>
+      <w:proofErr w:type="spellEnd"/>
+      <w:r>
+        <w:t xml:space="preserve"> </w:t>
+      </w:r>
+      <w:proofErr w:type="spellStart"/>
+      <w:r>
+        <w:t>information</w:t>
+      </w:r>
+      <w:proofErr w:type="spellEnd"/>
+      <w:r>
+        <w:t xml:space="preserve"> </w:t>
+      </w:r>
+      <w:proofErr w:type="spellStart"/>
+      <w:r>
+        <w:t>about</w:t>
+      </w:r>
+      <w:proofErr w:type="spellEnd"/>
+      <w:r>
+        <w:t xml:space="preserve"> </w:t>
+      </w:r>
+      <w:proofErr w:type="spellStart"/>
+      <w:r>
+        <w:t>equivalence</w:t>
+      </w:r>
+      <w:proofErr w:type="spellEnd"/>
+      <w:r>
+        <w:t xml:space="preserve"> </w:t>
+      </w:r>
+      <w:proofErr w:type="spellStart"/>
+      <w:r>
+        <w:t>with</w:t>
+      </w:r>
+      <w:proofErr w:type="spellEnd"/>
+      <w:r>
+        <w:t xml:space="preserve"> </w:t>
+      </w:r>
+      <w:proofErr w:type="spellStart"/>
+      <w:r>
+        <w:t>respect</w:t>
+      </w:r>
+      <w:proofErr w:type="spellEnd"/>
+      <w:r>
+        <w:t xml:space="preserve"> to </w:t>
+      </w:r>
+      <w:proofErr w:type="spellStart"/>
+      <w:r>
+        <w:t>the</w:t>
+      </w:r>
+      <w:proofErr w:type="spellEnd"/>
+      <w:r>
+        <w:t xml:space="preserve"> </w:t>
+      </w:r>
+      <w:proofErr w:type="spellStart"/>
+      <w:r>
+        <w:t>selected</w:t>
+      </w:r>
+      <w:proofErr w:type="spellEnd"/>
+      <w:r>
+        <w:t xml:space="preserve"> </w:t>
+      </w:r>
+      <w:proofErr w:type="spellStart"/>
+      <w:r>
+        <w:t>approximation</w:t>
+      </w:r>
+      <w:proofErr w:type="spellEnd"/>
+      <w:r>
+        <w:t xml:space="preserve"> </w:t>
+      </w:r>
+      <w:proofErr w:type="spellStart"/>
+      <w:r>
+        <w:t>depth</w:t>
+      </w:r>
+      <w:proofErr w:type="spellEnd"/>
+      <w:r>
+        <w:t xml:space="preserve">. </w:t>
+      </w:r>
+      <w:proofErr w:type="spellStart"/>
+      <w:r>
+        <w:t>Experimental</w:t>
+      </w:r>
+      <w:proofErr w:type="spellEnd"/>
+      <w:r>
+        <w:t xml:space="preserve"> </w:t>
+      </w:r>
+      <w:proofErr w:type="spellStart"/>
+      <w:r>
+        <w:t>evaluation</w:t>
+      </w:r>
+      <w:proofErr w:type="spellEnd"/>
+      <w:r>
+        <w:t xml:space="preserve"> on a </w:t>
+      </w:r>
+      <w:proofErr w:type="spellStart"/>
+      <w:r>
+        <w:t>selected</w:t>
+      </w:r>
+      <w:proofErr w:type="spellEnd"/>
+      <w:r>
+        <w:t xml:space="preserve"> set of </w:t>
+      </w:r>
+      <w:proofErr w:type="spellStart"/>
+      <w:r>
+        <w:t>grammars</w:t>
+      </w:r>
+      <w:proofErr w:type="spellEnd"/>
+      <w:r>
+        <w:t xml:space="preserve"> </w:t>
+      </w:r>
+      <w:proofErr w:type="spellStart"/>
+      <w:r>
+        <w:t>confirmed</w:t>
+      </w:r>
+      <w:proofErr w:type="spellEnd"/>
+      <w:r>
+        <w:t xml:space="preserve"> </w:t>
+      </w:r>
+      <w:proofErr w:type="spellStart"/>
+      <w:r>
+        <w:t>the</w:t>
+      </w:r>
+      <w:proofErr w:type="spellEnd"/>
+      <w:r>
+        <w:t xml:space="preserve"> </w:t>
+      </w:r>
+      <w:proofErr w:type="spellStart"/>
+      <w:r>
+        <w:t>effectiveness</w:t>
+      </w:r>
+      <w:proofErr w:type="spellEnd"/>
+      <w:r>
+        <w:t xml:space="preserve"> of </w:t>
+      </w:r>
+      <w:proofErr w:type="spellStart"/>
+      <w:r>
+        <w:t>the</w:t>
+      </w:r>
+      <w:proofErr w:type="spellEnd"/>
+      <w:r>
+        <w:t xml:space="preserve"> </w:t>
+      </w:r>
+      <w:proofErr w:type="spellStart"/>
+      <w:r>
+        <w:t>proposed</w:t>
+      </w:r>
+      <w:proofErr w:type="spellEnd"/>
+      <w:r>
+        <w:t xml:space="preserve"> </w:t>
+      </w:r>
+      <w:proofErr w:type="spellStart"/>
+      <w:r>
+        <w:t>optimizations</w:t>
+      </w:r>
+      <w:proofErr w:type="spellEnd"/>
+      <w:r>
+        <w:t xml:space="preserve"> and </w:t>
+      </w:r>
+      <w:proofErr w:type="spellStart"/>
+      <w:r>
+        <w:t>the</w:t>
+      </w:r>
+      <w:proofErr w:type="spellEnd"/>
+      <w:r>
+        <w:t xml:space="preserve"> </w:t>
+      </w:r>
+      <w:proofErr w:type="spellStart"/>
+      <w:r>
+        <w:t>ability</w:t>
+      </w:r>
+      <w:proofErr w:type="spellEnd"/>
+      <w:r>
+        <w:t xml:space="preserve"> of </w:t>
+      </w:r>
+      <w:proofErr w:type="spellStart"/>
+      <w:r>
+        <w:t>the</w:t>
+      </w:r>
+      <w:proofErr w:type="spellEnd"/>
+      <w:r>
+        <w:t xml:space="preserve"> </w:t>
+      </w:r>
+      <w:proofErr w:type="spellStart"/>
+      <w:r>
+        <w:t>system</w:t>
+      </w:r>
+      <w:proofErr w:type="spellEnd"/>
+      <w:r>
+        <w:t xml:space="preserve"> to </w:t>
+      </w:r>
+      <w:proofErr w:type="spellStart"/>
+      <w:r>
+        <w:t>identify</w:t>
+      </w:r>
+      <w:proofErr w:type="spellEnd"/>
+      <w:r>
+        <w:t xml:space="preserve"> </w:t>
+      </w:r>
+      <w:proofErr w:type="spellStart"/>
+      <w:r>
+        <w:t>counterexamples</w:t>
+      </w:r>
+      <w:proofErr w:type="spellEnd"/>
+      <w:r>
+        <w:t xml:space="preserve"> </w:t>
+      </w:r>
+      <w:proofErr w:type="spellStart"/>
+      <w:r>
+        <w:t>already</w:t>
+      </w:r>
+      <w:proofErr w:type="spellEnd"/>
+      <w:r>
+        <w:t xml:space="preserve"> </w:t>
+      </w:r>
+      <w:proofErr w:type="spellStart"/>
+      <w:r>
+        <w:t>for</w:t>
+      </w:r>
+      <w:proofErr w:type="spellEnd"/>
+      <w:r>
+        <w:t xml:space="preserve"> </w:t>
+      </w:r>
+      <w:proofErr w:type="spellStart"/>
+      <w:r>
+        <w:t>short</w:t>
+      </w:r>
+      <w:proofErr w:type="spellEnd"/>
+      <w:r>
+        <w:t xml:space="preserve"> </w:t>
+      </w:r>
+      <w:proofErr w:type="spellStart"/>
+      <w:r>
+        <w:t>word</w:t>
+      </w:r>
+      <w:proofErr w:type="spellEnd"/>
+      <w:r>
+        <w:t xml:space="preserve"> </w:t>
+      </w:r>
+      <w:proofErr w:type="spellStart"/>
+      <w:r>
+        <w:t>lengths</w:t>
+      </w:r>
+      <w:proofErr w:type="spellEnd"/>
+      <w:r>
+        <w:t>.</w:t>
       </w:r>
     </w:p>
     <w:p>
@@ -824,9 +2075,75 @@
           <w:docGrid w:linePitch="360"/>
         </w:sectPr>
       </w:pPr>
-      <w:r>
-        <w:t>context-free grammars, language equivalence, approximation testing, leftmost derivation, Python</w:t>
-      </w:r>
+      <w:proofErr w:type="spellStart"/>
+      <w:r>
+        <w:t>context-free</w:t>
+      </w:r>
+      <w:proofErr w:type="spellEnd"/>
+      <w:r>
+        <w:t xml:space="preserve"> </w:t>
+      </w:r>
+      <w:proofErr w:type="spellStart"/>
+      <w:r>
+        <w:t>grammars</w:t>
+      </w:r>
+      <w:proofErr w:type="spellEnd"/>
+      <w:r>
+        <w:t xml:space="preserve">, </w:t>
+      </w:r>
+      <w:proofErr w:type="spellStart"/>
+      <w:r>
+        <w:t>language</w:t>
+      </w:r>
+      <w:proofErr w:type="spellEnd"/>
+      <w:r>
+        <w:t xml:space="preserve"> </w:t>
+      </w:r>
+      <w:proofErr w:type="spellStart"/>
+      <w:r>
+        <w:t>equivalence</w:t>
+      </w:r>
+      <w:proofErr w:type="spellEnd"/>
+      <w:r>
+        <w:t xml:space="preserve">, </w:t>
+      </w:r>
+      <w:proofErr w:type="spellStart"/>
+      <w:r>
+        <w:t>approximation</w:t>
+      </w:r>
+      <w:proofErr w:type="spellEnd"/>
+      <w:r>
+        <w:t xml:space="preserve"> </w:t>
+      </w:r>
+      <w:proofErr w:type="spellStart"/>
+      <w:r>
+        <w:t>testing</w:t>
+      </w:r>
+      <w:proofErr w:type="spellEnd"/>
+      <w:r>
+        <w:t xml:space="preserve">, </w:t>
+      </w:r>
+      <w:proofErr w:type="spellStart"/>
+      <w:r>
+        <w:t>leftmost</w:t>
+      </w:r>
+      <w:proofErr w:type="spellEnd"/>
+      <w:r>
+        <w:t xml:space="preserve"> </w:t>
+      </w:r>
+      <w:proofErr w:type="spellStart"/>
+      <w:r>
+        <w:t>derivation</w:t>
+      </w:r>
+      <w:proofErr w:type="spellEnd"/>
+      <w:r>
+        <w:t xml:space="preserve">, </w:t>
+      </w:r>
+      <w:proofErr w:type="spellStart"/>
+      <w:r>
+        <w:t>Python</w:t>
+      </w:r>
+      <w:proofErr w:type="spellEnd"/>
     </w:p>
     <w:p/>
     <w:p>
@@ -5256,8 +6573,29 @@
         <w:t>CFG</w:t>
       </w:r>
       <w:r>
-        <w:t xml:space="preserve"> – bezkontextová gramatika, z angl. Context-Free Grammar</w:t>
-      </w:r>
+        <w:t xml:space="preserve"> – </w:t>
+      </w:r>
+      <w:proofErr w:type="spellStart"/>
+      <w:r>
+        <w:t>bezkontextová</w:t>
+      </w:r>
+      <w:proofErr w:type="spellEnd"/>
+      <w:r>
+        <w:t xml:space="preserve"> gramatika, z angl. </w:t>
+      </w:r>
+      <w:proofErr w:type="spellStart"/>
+      <w:r>
+        <w:t>Context-Free</w:t>
+      </w:r>
+      <w:proofErr w:type="spellEnd"/>
+      <w:r>
+        <w:t xml:space="preserve"> </w:t>
+      </w:r>
+      <w:proofErr w:type="spellStart"/>
+      <w:r>
+        <w:t>Grammar</w:t>
+      </w:r>
+      <w:proofErr w:type="spellEnd"/>
     </w:p>
     <w:p>
       <w:pPr>
@@ -5271,8 +6609,29 @@
         <w:t>CFL</w:t>
       </w:r>
       <w:r>
-        <w:t xml:space="preserve"> – bezkontextový jazyk, z angl. Context-Free Language</w:t>
-      </w:r>
+        <w:t xml:space="preserve"> – </w:t>
+      </w:r>
+      <w:proofErr w:type="spellStart"/>
+      <w:r>
+        <w:t>bezkontextový</w:t>
+      </w:r>
+      <w:proofErr w:type="spellEnd"/>
+      <w:r>
+        <w:t xml:space="preserve"> jazyk, z angl. </w:t>
+      </w:r>
+      <w:proofErr w:type="spellStart"/>
+      <w:r>
+        <w:t>Context-Free</w:t>
+      </w:r>
+      <w:proofErr w:type="spellEnd"/>
+      <w:r>
+        <w:t xml:space="preserve"> </w:t>
+      </w:r>
+      <w:proofErr w:type="spellStart"/>
+      <w:r>
+        <w:t>Language</w:t>
+      </w:r>
+      <w:proofErr w:type="spellEnd"/>
     </w:p>
     <w:p>
       <w:pPr>
@@ -5286,7 +6645,31 @@
         <w:t>CYK</w:t>
       </w:r>
       <w:r>
-        <w:t xml:space="preserve"> – algoritmus Cocke–Younger–Kasami na riešenie problému príslušnosti slova do bezkontextového jazyka</w:t>
+        <w:t xml:space="preserve"> – algoritmus </w:t>
+      </w:r>
+      <w:proofErr w:type="spellStart"/>
+      <w:r>
+        <w:t>Cocke</w:t>
+      </w:r>
+      <w:proofErr w:type="spellEnd"/>
+      <w:r>
+        <w:t>–</w:t>
+      </w:r>
+      <w:proofErr w:type="spellStart"/>
+      <w:r>
+        <w:t>Younger</w:t>
+      </w:r>
+      <w:proofErr w:type="spellEnd"/>
+      <w:r>
+        <w:t xml:space="preserve">–Kasami na riešenie problému príslušnosti slova do </w:t>
+      </w:r>
+      <w:proofErr w:type="spellStart"/>
+      <w:r>
+        <w:t>bezkontextového</w:t>
+      </w:r>
+      <w:proofErr w:type="spellEnd"/>
+      <w:r>
+        <w:t xml:space="preserve"> jazyka</w:t>
       </w:r>
     </w:p>
     <w:p>
@@ -5301,8 +6684,29 @@
         <w:t>DFA</w:t>
       </w:r>
       <w:r>
-        <w:t xml:space="preserve"> – deterministický konečný automat, z angl. Deterministic Finite Automaton</w:t>
-      </w:r>
+        <w:t xml:space="preserve"> – deterministický konečný automat, z angl. </w:t>
+      </w:r>
+      <w:proofErr w:type="spellStart"/>
+      <w:r>
+        <w:t>Deterministic</w:t>
+      </w:r>
+      <w:proofErr w:type="spellEnd"/>
+      <w:r>
+        <w:t xml:space="preserve"> </w:t>
+      </w:r>
+      <w:proofErr w:type="spellStart"/>
+      <w:r>
+        <w:t>Finite</w:t>
+      </w:r>
+      <w:proofErr w:type="spellEnd"/>
+      <w:r>
+        <w:t xml:space="preserve"> </w:t>
+      </w:r>
+      <w:proofErr w:type="spellStart"/>
+      <w:r>
+        <w:t>Automaton</w:t>
+      </w:r>
+      <w:proofErr w:type="spellEnd"/>
     </w:p>
     <w:p>
       <w:pPr>
@@ -5316,8 +6720,21 @@
         <w:t>JSON</w:t>
       </w:r>
       <w:r>
-        <w:t xml:space="preserve"> – textový dátový formát používaný na ukladanie štruktúrovaných údajov, z angl. JavaScript Object Notation</w:t>
-      </w:r>
+        <w:t xml:space="preserve"> – textový dátový formát používaný na ukladanie štruktúrovaných údajov, z angl. JavaScript </w:t>
+      </w:r>
+      <w:proofErr w:type="spellStart"/>
+      <w:r>
+        <w:t>Object</w:t>
+      </w:r>
+      <w:proofErr w:type="spellEnd"/>
+      <w:r>
+        <w:t xml:space="preserve"> </w:t>
+      </w:r>
+      <w:proofErr w:type="spellStart"/>
+      <w:r>
+        <w:t>Notation</w:t>
+      </w:r>
+      <w:proofErr w:type="spellEnd"/>
     </w:p>
     <w:p>
       <w:pPr>
@@ -5775,7 +7192,49 @@
         <w:rPr>
           <w:rFonts w:ascii="Times New Roman" w:hAnsi="Times New Roman" w:cs="Times New Roman"/>
         </w:rPr>
-        <w:t>Teória formálnych jazykov a automatov predstavuje základný rámec pre pochopenie syntaktických štruktúr a procesov v rámci modernej informatiky. Od svojho vzniku v polovici 20. storočia, kedy Noam Chomsky definoval hierarchiu gramatík, sa táto disciplína stala nevyhnutnou pre návrh kompilátorov, analýzu dát a verifikáciu softvérových systémov [1]. V rámci tejto hierarchie zaujímajú bezkontextové gramatiky osobitné postavenie. Ich vyjadrovacia sila je dostatočná na opis väčšiny syntaktických pravidiel programovacích jazykov, pričom si zachovávajú schopnosť relatívne efektívnej analýzy pomocou zásobníkových automatov [5]. Napriek ich nesmiernemu praktickému významu v inžinierskej praxi však narážame na základné teoretické bariéry, ktoré definujú hranice algoritmickej riešiteľnosti.</w:t>
+        <w:t xml:space="preserve">Teória formálnych jazykov a automatov predstavuje základný rámec pre pochopenie syntaktických štruktúr a procesov v rámci modernej informatiky. Od svojho vzniku v polovici 20. storočia, kedy </w:t>
+      </w:r>
+      <w:proofErr w:type="spellStart"/>
+      <w:r>
+        <w:rPr>
+          <w:rFonts w:ascii="Times New Roman" w:hAnsi="Times New Roman" w:cs="Times New Roman"/>
+        </w:rPr>
+        <w:t>Noam</w:t>
+      </w:r>
+      <w:proofErr w:type="spellEnd"/>
+      <w:r>
+        <w:rPr>
+          <w:rFonts w:ascii="Times New Roman" w:hAnsi="Times New Roman" w:cs="Times New Roman"/>
+        </w:rPr>
+        <w:t xml:space="preserve"> </w:t>
+      </w:r>
+      <w:proofErr w:type="spellStart"/>
+      <w:r>
+        <w:rPr>
+          <w:rFonts w:ascii="Times New Roman" w:hAnsi="Times New Roman" w:cs="Times New Roman"/>
+        </w:rPr>
+        <w:t>Chomsky</w:t>
+      </w:r>
+      <w:proofErr w:type="spellEnd"/>
+      <w:r>
+        <w:rPr>
+          <w:rFonts w:ascii="Times New Roman" w:hAnsi="Times New Roman" w:cs="Times New Roman"/>
+        </w:rPr>
+        <w:t xml:space="preserve"> definoval hierarchiu gramatík, sa táto disciplína stala nevyhnutnou pre návrh kompilátorov, analýzu dát a verifikáciu softvérových systémov [1]. V rámci tejto hierarchie zaujímajú </w:t>
+      </w:r>
+      <w:proofErr w:type="spellStart"/>
+      <w:r>
+        <w:rPr>
+          <w:rFonts w:ascii="Times New Roman" w:hAnsi="Times New Roman" w:cs="Times New Roman"/>
+        </w:rPr>
+        <w:t>bezkontextové</w:t>
+      </w:r>
+      <w:proofErr w:type="spellEnd"/>
+      <w:r>
+        <w:rPr>
+          <w:rFonts w:ascii="Times New Roman" w:hAnsi="Times New Roman" w:cs="Times New Roman"/>
+        </w:rPr>
+        <w:t xml:space="preserve"> gramatiky osobitné postavenie. Ich vyjadrovacia sila je dostatočná na opis väčšiny syntaktických pravidiel programovacích jazykov, pričom si zachovávajú schopnosť relatívne efektívnej analýzy pomocou zásobníkových automatov [5]. Napriek ich nesmiernemu praktickému významu v inžinierskej praxi však narážame na základné teoretické bariéry, ktoré definujú hranice algoritmickej riešiteľnosti.</w:t>
       </w:r>
     </w:p>
     <w:p>
@@ -5788,7 +7247,77 @@
         <w:rPr>
           <w:rFonts w:cs="Times New Roman"/>
         </w:rPr>
-        <w:t>Jedným zo základných problémov, ktorým čelí teoretická informatika, je otázka ekvivalencie dvoch gramatík. Kým pri regulárnych jazykoch, reprezentovaných konečnými automatmi, je problém ekvivalencie rozhodnuteľný a existujú štandardizované postupy na jeho overenie založené na minimalizácii stavového priestoru, pri bezkontextových gramatikách je situácia odlišná. Sipser vo svojej analýze zdôrazňuje, že problém ekvivalencie pre bezkontextové gramatiky patrí do kategórie nerozhodnuteľných problémov [5]. To znamená, že neexistuje univerzálny algoritmus, ktorý by pre ľubovoľné dve gramatiky v konečnom čase určil, či generujú identický jazyk. Táto skutočnosť núti hľadať alternatívne cesty, ktoré by umožnili aspoň čiastočné overenie zhody jazykov v praktických aplikáciách.</w:t>
+        <w:t xml:space="preserve">Jedným zo základných problémov, ktorým čelí teoretická informatika, je otázka ekvivalencie dvoch gramatík. Kým pri regulárnych jazykoch, reprezentovaných konečnými automatmi, je problém ekvivalencie </w:t>
+      </w:r>
+      <w:proofErr w:type="spellStart"/>
+      <w:r>
+        <w:rPr>
+          <w:rFonts w:cs="Times New Roman"/>
+        </w:rPr>
+        <w:t>rozhodnuteľný</w:t>
+      </w:r>
+      <w:proofErr w:type="spellEnd"/>
+      <w:r>
+        <w:rPr>
+          <w:rFonts w:cs="Times New Roman"/>
+        </w:rPr>
+        <w:t xml:space="preserve"> a existujú štandardizované postupy na jeho overenie založené na minimalizácii stavového priestoru, pri </w:t>
+      </w:r>
+      <w:proofErr w:type="spellStart"/>
+      <w:r>
+        <w:rPr>
+          <w:rFonts w:cs="Times New Roman"/>
+        </w:rPr>
+        <w:t>bezkontextových</w:t>
+      </w:r>
+      <w:proofErr w:type="spellEnd"/>
+      <w:r>
+        <w:rPr>
+          <w:rFonts w:cs="Times New Roman"/>
+        </w:rPr>
+        <w:t xml:space="preserve"> gramatikách je situácia odlišná. </w:t>
+      </w:r>
+      <w:proofErr w:type="spellStart"/>
+      <w:r>
+        <w:rPr>
+          <w:rFonts w:cs="Times New Roman"/>
+        </w:rPr>
+        <w:t>Sipser</w:t>
+      </w:r>
+      <w:proofErr w:type="spellEnd"/>
+      <w:r>
+        <w:rPr>
+          <w:rFonts w:cs="Times New Roman"/>
+        </w:rPr>
+        <w:t xml:space="preserve"> vo svojej analýze zdôrazňuje, že problém ekvivalencie pre </w:t>
+      </w:r>
+      <w:proofErr w:type="spellStart"/>
+      <w:r>
+        <w:rPr>
+          <w:rFonts w:cs="Times New Roman"/>
+        </w:rPr>
+        <w:t>bezkontextové</w:t>
+      </w:r>
+      <w:proofErr w:type="spellEnd"/>
+      <w:r>
+        <w:rPr>
+          <w:rFonts w:cs="Times New Roman"/>
+        </w:rPr>
+        <w:t xml:space="preserve"> gramatiky patrí do kategórie </w:t>
+      </w:r>
+      <w:proofErr w:type="spellStart"/>
+      <w:r>
+        <w:rPr>
+          <w:rFonts w:cs="Times New Roman"/>
+        </w:rPr>
+        <w:t>nerozhodnuteľných</w:t>
+      </w:r>
+      <w:proofErr w:type="spellEnd"/>
+      <w:r>
+        <w:rPr>
+          <w:rFonts w:cs="Times New Roman"/>
+        </w:rPr>
+        <w:t xml:space="preserve"> problémov [5]. To znamená, že neexistuje univerzálny algoritmus, ktorý by pre ľubovoľné dve gramatiky v konečnom čase určil, či generujú identický jazyk. Táto skutočnosť núti hľadať alternatívne cesty, ktoré by umožnili aspoň čiastočné overenie zhody jazykov v praktických aplikáciách.</w:t>
       </w:r>
       <w:r>
         <w:t xml:space="preserve"> </w:t>
@@ -5805,12 +7334,40 @@
         <w:rPr>
           <w:rFonts w:cstheme="minorHAnsi"/>
         </w:rPr>
-        <w:t xml:space="preserve">Z tejto nerozhodnej teoretickej situácie je koncept aproximácie ekvivalencie. Ak nie je možné dokázať absolútnu zhodu pre všetky potenciálne slová jazyka, možno sa sústrediť na testovanie nad konečnou množinou slov obmedzenej dĺžky. V praxi sa často ukazuje, že neekvivalencia sa prejaví už na relatívne krátkych reťazcoch, čo robí z aproximatívneho testovania spoľahlivý nástroj pre rýchlu detekciu chýb v návrhoch syntaktických pravidiel [3]. </w:t>
-      </w:r>
+        <w:t xml:space="preserve">Z tejto nerozhodnej teoretickej situácie je koncept aproximácie ekvivalencie. Ak nie je možné dokázať absolútnu zhodu pre všetky potenciálne slová jazyka, možno sa sústrediť na testovanie nad konečnou množinou slov obmedzenej dĺžky. V praxi sa často ukazuje, že </w:t>
+      </w:r>
+      <w:proofErr w:type="spellStart"/>
       <w:r>
         <w:rPr>
           <w:rFonts w:cstheme="minorHAnsi"/>
         </w:rPr>
+        <w:t>neekvivalencia</w:t>
+      </w:r>
+      <w:proofErr w:type="spellEnd"/>
+      <w:r>
+        <w:rPr>
+          <w:rFonts w:cstheme="minorHAnsi"/>
+        </w:rPr>
+        <w:t xml:space="preserve"> sa prejaví už na relatívne krátkych reťazcoch, čo robí z </w:t>
+      </w:r>
+      <w:proofErr w:type="spellStart"/>
+      <w:r>
+        <w:rPr>
+          <w:rFonts w:cstheme="minorHAnsi"/>
+        </w:rPr>
+        <w:t>aproximatívneho</w:t>
+      </w:r>
+      <w:proofErr w:type="spellEnd"/>
+      <w:r>
+        <w:rPr>
+          <w:rFonts w:cstheme="minorHAnsi"/>
+        </w:rPr>
+        <w:t xml:space="preserve"> testovania spoľahlivý nástroj pre rýchlu detekciu chýb v návrhoch syntaktických pravidiel [3]. </w:t>
+      </w:r>
+      <w:r>
+        <w:rPr>
+          <w:rFonts w:cstheme="minorHAnsi"/>
+        </w:rPr>
         <w:t>V</w:t>
       </w:r>
       <w:r>
@@ -5840,11 +7397,27 @@
         </w:rPr>
       </w:pPr>
       <w:r>
-        <w:t xml:space="preserve">Predkladaná bakalárska práca sa zameriava na návrh a implementáciu softvérovej aplikácie, ktorá realizuje aproximáciu ekvivalencie bezkontextových gramatík prostredníctvom systematického generovania a porovnávania slov. Jadrom navrhovaného riešenia je predspracovanie vstupných gramatík do optimalizovanej podoby a následné generovanie množín slov do používateľom zvolenej maximálnej dĺžky. V rámci teoretického návrhu sa uvádza aj transformácia pravidiel do tvaru s terminálnym prefixom, ktorá súvisí s generovaním slov </w:t>
+        <w:t xml:space="preserve">Predkladaná bakalárska práca sa zameriava na návrh a implementáciu softvérovej aplikácie, ktorá realizuje aproximáciu ekvivalencie </w:t>
+      </w:r>
+      <w:proofErr w:type="spellStart"/>
+      <w:r>
+        <w:t>bezkontextových</w:t>
+      </w:r>
+      <w:proofErr w:type="spellEnd"/>
+      <w:r>
+        <w:t xml:space="preserve"> gramatík prostredníctvom systematického generovania a porovnávania slov. Jadrom navrhovaného riešenia je predspracovanie vstupných gramatík do optimalizovanej podoby a následné generovanie množín slov do používateľom zvolenej maximálnej dĺžky. V rámci teoretického návrhu sa uvádza aj transformácia pravidiel do tvaru s terminálnym prefixom, ktorá súvisí s generovaním slov </w:t>
       </w:r>
       <w:r>
         <w:lastRenderedPageBreak/>
-        <w:t>zľava doprava pomocou najľavejších odvodení. V implementovanej verzii však samotné porovnávanie jazykov prebieha nad optimalizovanými gramatikami. V prípade, že sa vygenerované množiny líšia, systém je schopný užívateľovi poskytnúť konkrétny protipríklad – slovo, ktoré do jedného z jazykov nepatrí, čím poskytuje jasný dôkaz o odlišnosti skúmaných gramatík.</w:t>
+        <w:t xml:space="preserve">zľava doprava pomocou najľavejších odvodení. V implementovanej verzii však samotné porovnávanie jazykov prebieha nad optimalizovanými gramatikami. V prípade, že sa vygenerované množiny líšia, systém je schopný užívateľovi poskytnúť konkrétny </w:t>
+      </w:r>
+      <w:proofErr w:type="spellStart"/>
+      <w:r>
+        <w:t>protipríklad</w:t>
+      </w:r>
+      <w:proofErr w:type="spellEnd"/>
+      <w:r>
+        <w:t xml:space="preserve"> – slovo, ktoré do jedného z jazykov nepatrí, čím poskytuje jasný dôkaz o odlišnosti skúmaných gramatík.</w:t>
       </w:r>
     </w:p>
     <w:p>
@@ -5861,7 +7434,39 @@
         </w:rPr>
       </w:pPr>
       <w:r>
-        <w:t>Text práce je rozdelený do piatich kapitol. Po úvode nasleduje prvá kapitola venovaná teoretickým východiskám formálnych jazykov so zameraním na bezkontextové gramatiky a ich vlastnosti. Druhá kapitola rozoberá problém ekvivalencie bezkontextových gramatík a zdôvodňuje použitie aproximatívnych metód. Tretia kapitola opisuje transformačné algoritmy a postup generovania slov. Štvrtá kapitola sa venuje návrhu a implementácii aplikácie v jazyku Python vrátane grafického používateľského rozhrania. Piata kapitola predkladá experimentálne výsledky a vyhodnotenie testovania na vybranej sade vstupov</w:t>
+        <w:t xml:space="preserve">Text práce je rozdelený do piatich kapitol. Po úvode nasleduje prvá kapitola venovaná teoretickým východiskám formálnych jazykov so zameraním na </w:t>
+      </w:r>
+      <w:proofErr w:type="spellStart"/>
+      <w:r>
+        <w:t>bezkontextové</w:t>
+      </w:r>
+      <w:proofErr w:type="spellEnd"/>
+      <w:r>
+        <w:t xml:space="preserve"> gramatiky a ich vlastnosti. Druhá kapitola rozoberá problém ekvivalencie </w:t>
+      </w:r>
+      <w:proofErr w:type="spellStart"/>
+      <w:r>
+        <w:t>bezkontextových</w:t>
+      </w:r>
+      <w:proofErr w:type="spellEnd"/>
+      <w:r>
+        <w:t xml:space="preserve"> gramatík a zdôvodňuje použitie </w:t>
+      </w:r>
+      <w:proofErr w:type="spellStart"/>
+      <w:r>
+        <w:t>aproximatívnych</w:t>
+      </w:r>
+      <w:proofErr w:type="spellEnd"/>
+      <w:r>
+        <w:t xml:space="preserve"> metód. Tretia kapitola opisuje transformačné algoritmy a postup generovania slov. Štvrtá kapitola sa venuje návrhu a implementácii aplikácie v jazyku </w:t>
+      </w:r>
+      <w:proofErr w:type="spellStart"/>
+      <w:r>
+        <w:t>Python</w:t>
+      </w:r>
+      <w:proofErr w:type="spellEnd"/>
+      <w:r>
+        <w:t xml:space="preserve"> vrátane grafického používateľského rozhrania. Piata kapitola predkladá experimentálne výsledky a vyhodnotenie testovania na vybranej sade vstupov</w:t>
       </w:r>
       <w:r>
         <w:t>.</w:t>
@@ -5897,7 +7502,15 @@
         <w:pStyle w:val="Bezodsadenia"/>
       </w:pPr>
       <w:r>
-        <w:t>Teória formálnych jazykov a automatov predstavuje základný rámec pre pochopenie syntaktických štruktúr a procesov v rámci modernej informatiky. Formálny jazyk nie je v tomto kontexte vnímaný ako prostriedok bežnej medziľudskej komunikácie, ale ako exaktne definovaná množina reťazcov nad konečnou abecedou, ktoré spĺňajú vopred stanovené syntaktické pravidlá [5]. Na opis týchto množín sa využívajú gramatiky – matematické systémy definujúce spôsob, akým možno z počiatočného symbolu odvodiť validné slová jazyka. Predtým, než sa pristúpi k samotnej klasifikácii gramatík, je nevyhnutné definovať základné objekty, z ktorých sa formálne systémy skladajú. Tieto pojmy tvoria hierarchickú štruktúru, kde z jednoduchých symbolov vznikajú zložitejšie reťazce a z nich následne celé jazyky.</w:t>
+        <w:t xml:space="preserve">Teória formálnych jazykov a automatov predstavuje základný rámec pre pochopenie syntaktických štruktúr a procesov v rámci modernej informatiky. Formálny jazyk nie je v tomto kontexte vnímaný ako prostriedok bežnej medziľudskej komunikácie, ale ako exaktne definovaná množina reťazcov nad konečnou abecedou, ktoré spĺňajú vopred stanovené syntaktické pravidlá [5]. Na opis týchto množín sa využívajú gramatiky – matematické systémy definujúce spôsob, akým možno z počiatočného symbolu odvodiť </w:t>
+      </w:r>
+      <w:proofErr w:type="spellStart"/>
+      <w:r>
+        <w:t>validné</w:t>
+      </w:r>
+      <w:proofErr w:type="spellEnd"/>
+      <w:r>
+        <w:t xml:space="preserve"> slová jazyka. Predtým, než sa pristúpi k samotnej klasifikácii gramatík, je nevyhnutné definovať základné objekty, z ktorých sa formálne systémy skladajú. Tieto pojmy tvoria hierarchickú štruktúru, kde z jednoduchých symbolov vznikajú zložitejšie reťazce a z nich následne celé jazyky.</w:t>
       </w:r>
       <w:r>
         <w:t xml:space="preserve"> </w:t>
@@ -6962,8 +8575,13 @@
       <w:r>
         <w:t xml:space="preserve">Klasifikácia podľa </w:t>
       </w:r>
-      <w:r>
-        <w:t>Chomského hierarchie</w:t>
+      <w:proofErr w:type="spellStart"/>
+      <w:r>
+        <w:t>Chomského</w:t>
+      </w:r>
+      <w:proofErr w:type="spellEnd"/>
+      <w:r>
+        <w:t xml:space="preserve"> hierarchie</w:t>
       </w:r>
       <w:bookmarkEnd w:id="17"/>
       <w:r>
@@ -6975,7 +8593,23 @@
         <w:pStyle w:val="Bezodsadenia"/>
       </w:pPr>
       <w:r>
-        <w:t>Hierarchické usporiadanie gramatík predstavuje základné rozdelenie generatívnych systémov. Noam Chomsky v roku 1956 definoval štyri základné triedy na základe obmedzení kladených na tvar ich prepisovacích pravidiel [3]. Tieto triedy tvoria inkluzívnu hierarchiu, kde každá vyššia úroveň</w:t>
+        <w:t xml:space="preserve">Hierarchické usporiadanie gramatík predstavuje základné rozdelenie generatívnych systémov. </w:t>
+      </w:r>
+      <w:proofErr w:type="spellStart"/>
+      <w:r>
+        <w:t>Noam</w:t>
+      </w:r>
+      <w:proofErr w:type="spellEnd"/>
+      <w:r>
+        <w:t xml:space="preserve"> </w:t>
+      </w:r>
+      <w:proofErr w:type="spellStart"/>
+      <w:r>
+        <w:t>Chomsky</w:t>
+      </w:r>
+      <w:proofErr w:type="spellEnd"/>
+      <w:r>
+        <w:t xml:space="preserve"> v roku 1956 definoval štyri základné triedy na základe obmedzení kladených na tvar ich prepisovacích pravidiel [3]. Tieto triedy tvoria inkluzívnu hierarchiu, kde každá vyššia úroveň</w:t>
       </w:r>
       <w:r>
         <w:t>,</w:t>
@@ -6987,7 +8621,15 @@
         <w:t xml:space="preserve"> </w:t>
       </w:r>
       <w:r>
-        <w:t>je nadmnožinou úrovne predchádzajúcej:</w:t>
+        <w:t xml:space="preserve">je </w:t>
+      </w:r>
+      <w:proofErr w:type="spellStart"/>
+      <w:r>
+        <w:t>nadmnožinou</w:t>
+      </w:r>
+      <w:proofErr w:type="spellEnd"/>
+      <w:r>
+        <w:t xml:space="preserve"> úrovne predchádzajúcej:</w:t>
       </w:r>
     </w:p>
     <w:p>
@@ -7006,7 +8648,23 @@
         <w:t>Typ 0: Rekurzívne vyčísliteľné gramatiky</w:t>
       </w:r>
       <w:r>
-        <w:t xml:space="preserve"> – Ide o najvšeobecnejšiu triedu bez obmedzení na tvar pravidiel (okrem prítomnosti aspoň jedného neterminálu na ľavej strane). Tieto gramatiky majú rovnakú výpočtovú silu ako Turingove stroje a dokážu simulovať ľubovoľný algoritmicky opísateľný proces [3].</w:t>
+        <w:t xml:space="preserve"> – Ide o najvšeobecnejšiu triedu bez obmedzení na tvar pravidiel (okrem prítomnosti aspoň jedného </w:t>
+      </w:r>
+      <w:proofErr w:type="spellStart"/>
+      <w:r>
+        <w:t>neterminálu</w:t>
+      </w:r>
+      <w:proofErr w:type="spellEnd"/>
+      <w:r>
+        <w:t xml:space="preserve"> na ľavej strane). Tieto gramatiky majú rovnakú výpočtovú silu ako </w:t>
+      </w:r>
+      <w:proofErr w:type="spellStart"/>
+      <w:r>
+        <w:t>Turingove</w:t>
+      </w:r>
+      <w:proofErr w:type="spellEnd"/>
+      <w:r>
+        <w:t xml:space="preserve"> stroje a dokážu simulovať ľubovoľný algoritmicky opísateľný proces [3].</w:t>
       </w:r>
     </w:p>
     <w:p>
@@ -7123,7 +8781,23 @@
           <w:b/>
           <w:bCs/>
         </w:rPr>
-        <w:t>Typ 2: Bezkontextové gramatiky</w:t>
+        <w:t xml:space="preserve">Typ 2: </w:t>
+      </w:r>
+      <w:proofErr w:type="spellStart"/>
+      <w:r>
+        <w:rPr>
+          <w:b/>
+          <w:bCs/>
+        </w:rPr>
+        <w:t>Bezkontextové</w:t>
+      </w:r>
+      <w:proofErr w:type="spellEnd"/>
+      <w:r>
+        <w:rPr>
+          <w:b/>
+          <w:bCs/>
+        </w:rPr>
+        <w:t xml:space="preserve"> gramatiky</w:t>
       </w:r>
       <w:r>
         <w:t xml:space="preserve"> – Pravidlá sú obmedzené tak, že na ľavej strane sa môže nachádzať vždy iba jeden neterminálny symbol. Práve táto vlastnosť ich robí kľúčovými pre definíciu syntaxe programovacích jazykov, nakoľko umožňujú modelovať hierarchické štruktúry [3].</w:t>
@@ -7145,7 +8819,15 @@
         <w:t>Typ 3: Regulárne gramatiky</w:t>
       </w:r>
       <w:r>
-        <w:t xml:space="preserve"> – Predstavujú najjednoduchšiu triedu. Pravidlá dovoľujú na pravej strane maximálne jeden neterminál, ktorý sa musí nachádzať vždy na rovnakom konci reťazca napr. </w:t>
+        <w:t xml:space="preserve"> – Predstavujú najjednoduchšiu triedu. Pravidlá dovoľujú na pravej strane maximálne jeden </w:t>
+      </w:r>
+      <w:proofErr w:type="spellStart"/>
+      <w:r>
+        <w:t>neterminál</w:t>
+      </w:r>
+      <w:proofErr w:type="spellEnd"/>
+      <w:r>
+        <w:t xml:space="preserve">, ktorý sa musí nachádzať vždy na rovnakom konci reťazca napr. </w:t>
       </w:r>
       <m:oMath>
         <m:r>
@@ -7202,7 +8884,15 @@
     </w:p>
     <w:p>
       <w:r>
-        <w:t>Hierarchické vzťahy medzi jednotlivými typmi gramatík podľa Chomského hierarchie sú znázornené na obr. 1</w:t>
+        <w:t xml:space="preserve">Hierarchické vzťahy medzi jednotlivými typmi gramatík podľa </w:t>
+      </w:r>
+      <w:proofErr w:type="spellStart"/>
+      <w:r>
+        <w:t>Chomského</w:t>
+      </w:r>
+      <w:proofErr w:type="spellEnd"/>
+      <w:r>
+        <w:t xml:space="preserve"> hierarchie sú znázornené na obr. 1</w:t>
       </w:r>
     </w:p>
     <w:p>
@@ -7270,14 +8960,27 @@
       <w:r>
         <w:t xml:space="preserve">Obr. </w:t>
       </w:r>
-      <w:fldSimple w:instr=" SEQ Obrázok \* ARABIC ">
-        <w:r>
-          <w:rPr>
-            <w:noProof/>
-          </w:rPr>
-          <w:t>1</w:t>
-        </w:r>
-      </w:fldSimple>
+      <w:r>
+        <w:fldChar w:fldCharType="begin"/>
+      </w:r>
+      <w:r>
+        <w:instrText xml:space="preserve"> SEQ Obrázok \* ARABIC </w:instrText>
+      </w:r>
+      <w:r>
+        <w:fldChar w:fldCharType="separate"/>
+      </w:r>
+      <w:r>
+        <w:rPr>
+          <w:noProof/>
+        </w:rPr>
+        <w:t>1</w:t>
+      </w:r>
+      <w:r>
+        <w:rPr>
+          <w:noProof/>
+        </w:rPr>
+        <w:fldChar w:fldCharType="end"/>
+      </w:r>
       <w:bookmarkEnd w:id="18"/>
       <w:r>
         <w:rPr>
@@ -7291,7 +8994,15 @@
       <w:bookmarkEnd w:id="19"/>
       <w:bookmarkEnd w:id="20"/>
       <w:r>
-        <w:t>Hierarchia Chomského typov gramatík</w:t>
+        <w:t xml:space="preserve">Hierarchia </w:t>
+      </w:r>
+      <w:proofErr w:type="spellStart"/>
+      <w:r>
+        <w:t>Chomského</w:t>
+      </w:r>
+      <w:proofErr w:type="spellEnd"/>
+      <w:r>
+        <w:t xml:space="preserve"> typov gramatík</w:t>
       </w:r>
       <w:bookmarkEnd w:id="21"/>
       <w:bookmarkEnd w:id="22"/>
@@ -7305,8 +9016,13 @@
         <w:spacing w:before="480" w:after="240"/>
       </w:pPr>
       <w:bookmarkStart w:id="23" w:name="_Toc230735184"/>
-      <w:r>
-        <w:t>Bezkontextové gramatiky a proces odvodenia</w:t>
+      <w:proofErr w:type="spellStart"/>
+      <w:r>
+        <w:t>Bezkontextové</w:t>
+      </w:r>
+      <w:proofErr w:type="spellEnd"/>
+      <w:r>
+        <w:t xml:space="preserve"> gramatiky a proces odvodenia</w:t>
       </w:r>
       <w:bookmarkEnd w:id="23"/>
     </w:p>
@@ -7314,8 +9030,21 @@
       <w:pPr>
         <w:ind w:firstLine="0"/>
       </w:pPr>
-      <w:r>
-        <w:t>Bezkontextová gramatika (CFG) umožňuje nahradenie neterminálu na ľavej strane pravidla reťazcom na pravej strane bez ohľadu na to, aké symboly sa nachádzajú v jeho okolí [5].</w:t>
+      <w:proofErr w:type="spellStart"/>
+      <w:r>
+        <w:t>Bezkontextová</w:t>
+      </w:r>
+      <w:proofErr w:type="spellEnd"/>
+      <w:r>
+        <w:t xml:space="preserve"> gramatika (CFG) umožňuje nahradenie </w:t>
+      </w:r>
+      <w:proofErr w:type="spellStart"/>
+      <w:r>
+        <w:t>neterminálu</w:t>
+      </w:r>
+      <w:proofErr w:type="spellEnd"/>
+      <w:r>
+        <w:t xml:space="preserve"> na ľavej strane pravidla reťazcom na pravej strane bez ohľadu na to, aké symboly sa nachádzajú v jeho okolí [5].</w:t>
       </w:r>
       <w:r>
         <w:t xml:space="preserve"> </w:t>
@@ -7327,7 +9056,31 @@
     <w:p/>
     <w:p>
       <w:r>
-        <w:t>Proces generovania slova v gramatike sa nazýva derivácia. Ide o postupnú aplikáciu produkčných pravidiel, kým výsledný reťazec neobsahuje iba terminálne symboly. Ak v jednom kroku odvodenia existuje viacero neterminálov, ktoré možno nahradiť, vzniká otázka priority. Najľavejšie odvodenie je taká sekvencia krokov, v ktorej je v každom kroku nahradený vždy ten neterminál, ktorý sa v aktuálnej fráze nachádza najviac vľavo [5]. Tento deterministický prístup k odvodzovaniu je základom pre algoritmizáciu v predkladanej práci. Umožňuje systematicky prechádzať priestor všetkých možných slov jazyka bez duplicitného skúmania identických derivačných stromov. Pri testovaní ekvivalencie na krátkych slovách sa najľavejšie odvodenie stáva bázou pre prehľadávanie stavového priestoru do obmedzenej hĺbky</w:t>
+        <w:t xml:space="preserve">Proces generovania slova v gramatike sa nazýva derivácia. Ide o postupnú aplikáciu produkčných pravidiel, kým výsledný reťazec neobsahuje iba terminálne symboly. Ak v jednom kroku odvodenia existuje viacero </w:t>
+      </w:r>
+      <w:proofErr w:type="spellStart"/>
+      <w:r>
+        <w:t>neterminálov</w:t>
+      </w:r>
+      <w:proofErr w:type="spellEnd"/>
+      <w:r>
+        <w:t xml:space="preserve">, ktoré možno nahradiť, vzniká otázka priority. Najľavejšie odvodenie je taká sekvencia krokov, v ktorej je v každom kroku nahradený vždy ten </w:t>
+      </w:r>
+      <w:proofErr w:type="spellStart"/>
+      <w:r>
+        <w:t>neterminál</w:t>
+      </w:r>
+      <w:proofErr w:type="spellEnd"/>
+      <w:r>
+        <w:t xml:space="preserve">, ktorý sa v aktuálnej fráze nachádza najviac vľavo [5]. Tento deterministický prístup k odvodzovaniu je základom pre </w:t>
+      </w:r>
+      <w:proofErr w:type="spellStart"/>
+      <w:r>
+        <w:t>algoritmizáciu</w:t>
+      </w:r>
+      <w:proofErr w:type="spellEnd"/>
+      <w:r>
+        <w:t xml:space="preserve"> v predkladanej práci. Umožňuje systematicky prechádzať priestor všetkých možných slov jazyka bez duplicitného skúmania identických derivačných stromov. Pri testovaní ekvivalencie na krátkych slovách sa najľavejšie odvodenie stáva bázou pre prehľadávanie stavového priestoru do obmedzenej hĺbky</w:t>
       </w:r>
       <w:r>
         <w:t>.</w:t>
@@ -7349,13 +9102,29 @@
         <w:ind w:firstLine="0"/>
       </w:pPr>
       <w:r>
-        <w:t>Proces generovania slova v bezkontextovej gramatike možno vizualizovať pomocou derivačného stromu</w:t>
+        <w:t xml:space="preserve">Proces generovania slova v </w:t>
+      </w:r>
+      <w:proofErr w:type="spellStart"/>
+      <w:r>
+        <w:t>bezkontextovej</w:t>
+      </w:r>
+      <w:proofErr w:type="spellEnd"/>
+      <w:r>
+        <w:t xml:space="preserve"> gramatike možno vizualizovať pomocou derivačného stromu</w:t>
       </w:r>
       <w:r>
         <w:t xml:space="preserve">, </w:t>
       </w:r>
       <w:r>
-        <w:t>niekedy nazývaného strom odvodenia. Derivačný strom poskytuje grafickú reprezentáciu toho, ako sú jednotlivé pravidlá aplikované, pričom odhliada od poradia, v akom boli neterminály prepisované, ak výsledok vedie k rovnakej štruktúre</w:t>
+        <w:t xml:space="preserve">niekedy nazývaného strom odvodenia. Derivačný strom poskytuje grafickú reprezentáciu toho, ako sú jednotlivé pravidlá aplikované, pričom odhliada od poradia, v akom boli </w:t>
+      </w:r>
+      <w:proofErr w:type="spellStart"/>
+      <w:r>
+        <w:t>neterminály</w:t>
+      </w:r>
+      <w:proofErr w:type="spellEnd"/>
+      <w:r>
+        <w:t xml:space="preserve"> prepisované, ak výsledok vedie k rovnakej štruktúre</w:t>
       </w:r>
       <w:r>
         <w:t xml:space="preserve"> [2].</w:t>
@@ -7390,7 +9159,15 @@
         </m:r>
       </m:oMath>
       <w:r>
-        <w:t>. Ak prečítame listy stromu v poradí zľava doprava, získame výsledné slovo, ktoré sa nazýva výnos stromu (angl. yield) [2]. Existuje úzky vzťah medzi derivačnými stromami a najľavejšími odvodeniami. Pre každý derivačný strom existuje práve jedno zodpovedajúce najľavejšie odvodenie. Ak pre jedno slovo v danej gramatike existuje viac ako jeden derivačný strom, hovoríme, že gramatika je viacznačná [5]. Vizuálna podoba derivačného stromu jasne ukazuje hierarchickú kostru slova, kde neterminály tvoria vnútornú štruktúru a terminály jeho vonkajšiu podobu.</w:t>
+        <w:t xml:space="preserve">. Ak prečítame listy stromu v poradí zľava doprava, získame výsledné slovo, ktoré sa nazýva výnos stromu (angl. yield) [2]. Existuje úzky vzťah medzi derivačnými stromami a najľavejšími odvodeniami. Pre každý derivačný strom existuje práve jedno zodpovedajúce najľavejšie odvodenie. Ak pre jedno slovo v danej gramatike existuje viac ako jeden derivačný strom, hovoríme, že gramatika je viacznačná [5]. Vizuálna podoba derivačného stromu jasne ukazuje hierarchickú kostru slova, kde </w:t>
+      </w:r>
+      <w:proofErr w:type="spellStart"/>
+      <w:r>
+        <w:t>neterminály</w:t>
+      </w:r>
+      <w:proofErr w:type="spellEnd"/>
+      <w:r>
+        <w:t xml:space="preserve"> tvoria vnútornú štruktúru a terminály jeho vonkajšiu podobu.</w:t>
       </w:r>
     </w:p>
     <w:p/>
@@ -7425,7 +9202,15 @@
         <w:t xml:space="preserve"> </w:t>
       </w:r>
       <w:r>
-        <w:t>Najľavejšie odvodenie slova v bezkontextovej gramatike</w:t>
+        <w:t xml:space="preserve">Najľavejšie odvodenie slova v </w:t>
+      </w:r>
+      <w:proofErr w:type="spellStart"/>
+      <w:r>
+        <w:t>bezkontextovej</w:t>
+      </w:r>
+      <w:proofErr w:type="spellEnd"/>
+      <w:r>
+        <w:t xml:space="preserve"> gramatike</w:t>
       </w:r>
     </w:p>
     <w:p>
@@ -7793,7 +9578,15 @@
     <w:p/>
     <w:p>
       <w:r>
-        <w:t>Každý krok odvodenia zodpovedá jednej úrovni derivačného stromu. Vizuálna podoba tohto procesu je znázornená na obrázku 2. Neterminály tvoria vnútornú štruktúru stromu, zatiaľ čo terminálne symboly tvoria jeho listy.</w:t>
+        <w:t xml:space="preserve">Každý krok odvodenia zodpovedá jednej úrovni derivačného stromu. Vizuálna podoba tohto procesu je znázornená na obrázku 2. </w:t>
+      </w:r>
+      <w:proofErr w:type="spellStart"/>
+      <w:r>
+        <w:t>Neterminály</w:t>
+      </w:r>
+      <w:proofErr w:type="spellEnd"/>
+      <w:r>
+        <w:t xml:space="preserve"> tvoria vnútornú štruktúru stromu, zatiaľ čo terminálne symboly tvoria jeho listy.</w:t>
       </w:r>
     </w:p>
     <w:p>
@@ -7807,7 +9600,7 @@
         </w:rPr>
         <w:lastRenderedPageBreak/>
         <w:drawing>
-          <wp:inline distT="0" distB="0" distL="0" distR="0" wp14:anchorId="0056D94F" wp14:editId="507FE185">
+          <wp:inline distT="0" distB="0" distL="0" distR="0" wp14:anchorId="0056D94F" wp14:editId="6BEE24D4">
             <wp:extent cx="3388360" cy="2541270"/>
             <wp:effectExtent l="0" t="0" r="2540" b="0"/>
             <wp:docPr id="422641400" name="Obrázok 1"/>
@@ -7858,26 +9651,41 @@
       <w:r>
         <w:t xml:space="preserve">Obr. </w:t>
       </w:r>
-      <w:fldSimple w:instr=" SEQ Obrázok \* ARABIC ">
-        <w:r>
-          <w:rPr>
-            <w:noProof/>
-          </w:rPr>
-          <w:t>2</w:t>
-        </w:r>
-      </w:fldSimple>
+      <w:r>
+        <w:fldChar w:fldCharType="begin"/>
+      </w:r>
+      <w:r>
+        <w:instrText xml:space="preserve"> SEQ Obrázok \* ARABIC </w:instrText>
+      </w:r>
+      <w:r>
+        <w:fldChar w:fldCharType="separate"/>
+      </w:r>
       <w:r>
         <w:rPr>
           <w:noProof/>
         </w:rPr>
+        <w:t>2</w:t>
+      </w:r>
+      <w:r>
+        <w:rPr>
+          <w:noProof/>
+        </w:rPr>
+        <w:fldChar w:fldCharType="end"/>
+      </w:r>
+      <w:r>
+        <w:rPr>
+          <w:noProof/>
+        </w:rPr>
         <w:t>:</w:t>
       </w:r>
       <w:r>
         <w:t xml:space="preserve"> Derivačný strom slova </w:t>
       </w:r>
+      <w:proofErr w:type="spellStart"/>
       <w:r>
         <w:t>aabcdd</w:t>
       </w:r>
+      <w:proofErr w:type="spellEnd"/>
       <w:r>
         <w:t xml:space="preserve"> v gramatike G</w:t>
       </w:r>
@@ -7900,7 +9708,15 @@
         <w:ind w:firstLine="0"/>
       </w:pPr>
       <w:r>
-        <w:t xml:space="preserve">Lineárne gramatiky predstavujú špecifickú triedu gramatík, pri ktorých je tvar pravidiel obmedzený tak, aby bol derivačný proces jednoduchší na spracovanie. V širšom zmysle možno za lineárny tvar považovať pravidlá, ktoré začínajú neprázdnym terminálnym slovom a za ním môže nasledovať fráza zložená z terminálov a neterminálov. V najčastejšom prípade ide o pravidlá tvaru </w:t>
+        <w:t xml:space="preserve">Lineárne gramatiky predstavujú špecifickú triedu gramatík, pri ktorých je tvar pravidiel obmedzený tak, aby bol derivačný proces jednoduchší na spracovanie. V širšom zmysle možno za lineárny tvar považovať pravidlá, ktoré začínajú neprázdnym terminálnym slovom a za ním môže nasledovať fráza zložená z terminálov a </w:t>
+      </w:r>
+      <w:proofErr w:type="spellStart"/>
+      <w:r>
+        <w:t>neterminálov</w:t>
+      </w:r>
+      <w:proofErr w:type="spellEnd"/>
+      <w:r>
+        <w:t xml:space="preserve">. V najčastejšom prípade ide o pravidlá tvaru </w:t>
       </w:r>
       <m:oMath>
         <m:r>
@@ -7949,7 +9765,7 @@
     </w:p>
     <w:p>
       <w:r>
-        <w:t>Význam týchto úprav pre túto prácu spočíva najmä v tom, že pomáhajú obmedziť nekontrolované vetvenie derivačného procesu a lepšie pripraviť gramatiku na systematické generovanie slov. V implementovanej aplikácii však samotné porovnávanie jazykov prebieha nad optimalizovanými gramatikami po odstránení nevhodných pravidiel a zbytočných symbolov. Tvar s terminálnym prefixom je preto v práci uvádzaný najmä ako teoretický a pomocný transformačný koncept, nie ako samostatný výstup aplikácie.</w:t>
+        <w:t>Význam týchto úprav pre túto prácu spočíva najmä v tom, že pomáhajú obmedziť nekontrolované vetvenie derivačného procesu a lepšie pripraviť gramatiku na systematické generovanie slov. V implementovanej aplikácii však samotné porovnávanie jazykov prebieha nad optimalizovanými gramatikami po odstránení nevhodných pravidiel a zbytočných symbolov.</w:t>
       </w:r>
     </w:p>
     <w:p>
@@ -7968,11 +9784,59 @@
         <w:pStyle w:val="Bezodsadenia"/>
       </w:pPr>
       <w:r>
-        <w:t xml:space="preserve">Pre pochopenie limitácií algoritmov pracujúcich s bezkontextovými gramatikami je nevyhnutné analyzovať ich uzáverové vlastnosti. Na rozdiel od regulárnych jazykov, trieda bezkontextových jazykov (CFL) vykazuje v tejto oblasti špecifické nedostatky. Podľa literatúry  sú bezkontextové jazyky uzavreté voči zjednoteniu, zreťazeniu a Kleeneho iterácii [2]. Zásadný problém však nastáva pri operáciách prieniku a doplnku. Sipser demonštruje, že </w:t>
+        <w:t xml:space="preserve">Pre pochopenie limitácií algoritmov pracujúcich s </w:t>
+      </w:r>
+      <w:proofErr w:type="spellStart"/>
+      <w:r>
+        <w:t>bezkontextovými</w:t>
+      </w:r>
+      <w:proofErr w:type="spellEnd"/>
+      <w:r>
+        <w:t xml:space="preserve"> gramatikami je nevyhnutné analyzovať ich uzáverové vlastnosti. Na rozdiel od regulárnych jazykov, trieda </w:t>
+      </w:r>
+      <w:proofErr w:type="spellStart"/>
+      <w:r>
+        <w:t>bezkontextových</w:t>
+      </w:r>
+      <w:proofErr w:type="spellEnd"/>
+      <w:r>
+        <w:t xml:space="preserve"> jazykov (CFL) vykazuje v tejto oblasti špecifické nedostatky. Podľa literatúry  sú </w:t>
+      </w:r>
+      <w:proofErr w:type="spellStart"/>
+      <w:r>
+        <w:t>bezkontextové</w:t>
+      </w:r>
+      <w:proofErr w:type="spellEnd"/>
+      <w:r>
+        <w:t xml:space="preserve"> jazyky uzavreté voči zjednoteniu, zreťazeniu a </w:t>
+      </w:r>
+      <w:proofErr w:type="spellStart"/>
+      <w:r>
+        <w:t>Kleeneho</w:t>
+      </w:r>
+      <w:proofErr w:type="spellEnd"/>
+      <w:r>
+        <w:t xml:space="preserve"> iterácii [2]. Zásadný problém však nastáva pri operáciách prieniku a doplnku. </w:t>
+      </w:r>
+      <w:proofErr w:type="spellStart"/>
+      <w:r>
+        <w:t>Sipser</w:t>
+      </w:r>
+      <w:proofErr w:type="spellEnd"/>
+      <w:r>
+        <w:t xml:space="preserve"> demonštruje, že prienik dvoch CFL nemusí byť </w:t>
+      </w:r>
+      <w:proofErr w:type="spellStart"/>
+      <w:r>
+        <w:t>bezkontextový</w:t>
+      </w:r>
+      <w:proofErr w:type="spellEnd"/>
+      <w:r>
+        <w:t xml:space="preserve"> jazyk [5]. Táto chýbajúca uzavretosť je priamym </w:t>
       </w:r>
       <w:r>
         <w:lastRenderedPageBreak/>
-        <w:t>prienik dvoch CFL nemusí byť bezkontextový jazyk [5]. Táto chýbajúca uzavretosť je priamym dôvodom, prečo nie je možné zostrojiť algoritmus pre exaktné testovanie ekvivalencie pomocou symetrickej diferencie, ako je to bežné pri regulárnych jazykoch</w:t>
+        <w:t>dôvodom, prečo nie je možné zostrojiť algoritmus pre exaktné testovanie ekvivalencie pomocou symetrickej diferencie, ako je to bežné pri regulárnych jazykoch</w:t>
       </w:r>
       <w:r>
         <w:t>.</w:t>
@@ -7980,7 +9844,15 @@
     </w:p>
     <w:p>
       <w:r>
-        <w:t xml:space="preserve">Otázka, či dve bezkontextové gramatiky generujú identický jazyk </w:t>
+        <w:t xml:space="preserve">Otázka, či dve </w:t>
+      </w:r>
+      <w:proofErr w:type="spellStart"/>
+      <w:r>
+        <w:t>bezkontextové</w:t>
+      </w:r>
+      <w:proofErr w:type="spellEnd"/>
+      <w:r>
+        <w:t xml:space="preserve"> gramatiky generujú identický jazyk </w:t>
       </w:r>
       <m:oMath>
         <m:r>
@@ -8104,7 +9976,15 @@
         <w:pStyle w:val="Bezodsadenia"/>
       </w:pPr>
       <w:r>
-        <w:t>V tejto kapitole analyzujeme teoretické hranice algoritmickej riešiteľnosti pri bezkontextových štruktúrach. Zdôvodňujeme, prečo je v inžinierskej praxi nevyhnutné pristúpiť k metodike aproximácie a prečo táto stratégia vyžaduje špecifické transformačné kroky, ktoré sú kľúčové pre stabilitu implementovaného riešenia</w:t>
+        <w:t xml:space="preserve">V tejto kapitole analyzujeme teoretické hranice algoritmickej riešiteľnosti pri </w:t>
+      </w:r>
+      <w:proofErr w:type="spellStart"/>
+      <w:r>
+        <w:t>bezkontextových</w:t>
+      </w:r>
+      <w:proofErr w:type="spellEnd"/>
+      <w:r>
+        <w:t xml:space="preserve"> štruktúrach. Zdôvodňujeme, prečo je v inžinierskej praxi nevyhnutné pristúpiť k metodike aproximácie a prečo táto stratégia vyžaduje špecifické transformačné kroky, ktoré sú kľúčové pre stabilitu implementovaného riešenia</w:t>
       </w:r>
       <w:r>
         <w:t>.</w:t>
@@ -8116,8 +9996,13 @@
         <w:spacing w:before="480" w:after="240"/>
       </w:pPr>
       <w:bookmarkStart w:id="30" w:name="_Toc230735189"/>
-      <w:r>
-        <w:t xml:space="preserve">Rozhodnuteľnosť </w:t>
+      <w:proofErr w:type="spellStart"/>
+      <w:r>
+        <w:t>Rozhodnuteľnosť</w:t>
+      </w:r>
+      <w:proofErr w:type="spellEnd"/>
+      <w:r>
+        <w:t xml:space="preserve"> </w:t>
       </w:r>
       <w:r>
         <w:t>a</w:t>
@@ -8132,12 +10017,60 @@
         <w:ind w:firstLine="0"/>
       </w:pPr>
       <w:r>
-        <w:t>Teoretická informatika pri analýze výpočtových modelov naráža na fundamentálne otázky, ktoré definujú samotné hranice toho, čo je možné vyriešiť pomocou algoritmov. Jednou z najvýznamnejších oblastí je teória rozhodnuteľnosti, ktorá skúma, či pre daný problém existuje Turingov stroj schopný v konečnom počte krokov poskytnúť správnu odpoveď pre ľubovoľný vstup [5].</w:t>
-      </w:r>
-    </w:p>
-    <w:p>
-      <w:r>
-        <w:t xml:space="preserve">V rámci Chomského hierarchie sa pri prechode od regulárnych k bezkontextovým gramatikám prejavuje zásadný zlom. Kým mnohé vlastnosti bezkontextových jazykov patria do kategórie rozhodnuteľných úloh – napríklad problém prázdnosti jazyka </w:t>
+        <w:t xml:space="preserve">Teoretická informatika pri analýze výpočtových modelov naráža na fundamentálne otázky, ktoré definujú samotné hranice toho, čo je možné vyriešiť pomocou algoritmov. Jednou z najvýznamnejších oblastí je teória </w:t>
+      </w:r>
+      <w:proofErr w:type="spellStart"/>
+      <w:r>
+        <w:t>rozhodnuteľnosti</w:t>
+      </w:r>
+      <w:proofErr w:type="spellEnd"/>
+      <w:r>
+        <w:t xml:space="preserve">, ktorá skúma, či pre daný problém existuje </w:t>
+      </w:r>
+      <w:proofErr w:type="spellStart"/>
+      <w:r>
+        <w:t>Turingov</w:t>
+      </w:r>
+      <w:proofErr w:type="spellEnd"/>
+      <w:r>
+        <w:t xml:space="preserve"> stroj schopný v konečnom počte krokov poskytnúť správnu odpoveď pre ľubovoľný vstup [5].</w:t>
+      </w:r>
+    </w:p>
+    <w:p>
+      <w:r>
+        <w:t xml:space="preserve">V rámci </w:t>
+      </w:r>
+      <w:proofErr w:type="spellStart"/>
+      <w:r>
+        <w:t>Chomského</w:t>
+      </w:r>
+      <w:proofErr w:type="spellEnd"/>
+      <w:r>
+        <w:t xml:space="preserve"> hierarchie sa pri prechode od regulárnych k </w:t>
+      </w:r>
+      <w:proofErr w:type="spellStart"/>
+      <w:r>
+        <w:t>bezkontextovým</w:t>
+      </w:r>
+      <w:proofErr w:type="spellEnd"/>
+      <w:r>
+        <w:t xml:space="preserve"> gramatikám prejavuje zásadný zlom. Kým mnohé vlastnosti </w:t>
+      </w:r>
+      <w:proofErr w:type="spellStart"/>
+      <w:r>
+        <w:t>bezkontextových</w:t>
+      </w:r>
+      <w:proofErr w:type="spellEnd"/>
+      <w:r>
+        <w:t xml:space="preserve"> jazykov patria do kategórie </w:t>
+      </w:r>
+      <w:proofErr w:type="spellStart"/>
+      <w:r>
+        <w:t>rozhodnuteľných</w:t>
+      </w:r>
+      <w:proofErr w:type="spellEnd"/>
+      <w:r>
+        <w:t xml:space="preserve"> úloh – napríklad problém prázdnosti jazyka </w:t>
       </w:r>
       <m:oMath>
         <m:r>
@@ -8232,7 +10165,15 @@
       </w:pPr>
       <w:bookmarkStart w:id="31" w:name="_Toc230735190"/>
       <w:r>
-        <w:t xml:space="preserve">Bariéra nerozhodnuteľnosti </w:t>
+        <w:t xml:space="preserve">Bariéra </w:t>
+      </w:r>
+      <w:proofErr w:type="spellStart"/>
+      <w:r>
+        <w:t>nerozhodnuteľnosti</w:t>
+      </w:r>
+      <w:proofErr w:type="spellEnd"/>
+      <w:r>
+        <w:t xml:space="preserve"> </w:t>
       </w:r>
       <w:r>
         <w:t>ekvivalencie CFG</w:t>
@@ -8244,7 +10185,15 @@
         <w:pStyle w:val="Bezodsadenia"/>
       </w:pPr>
       <w:r>
-        <w:t xml:space="preserve">Otázka, či dve bezkontextové gramatiky </w:t>
+        <w:t xml:space="preserve">Otázka, či dve </w:t>
+      </w:r>
+      <w:proofErr w:type="spellStart"/>
+      <w:r>
+        <w:t>bezkontextové</w:t>
+      </w:r>
+      <w:proofErr w:type="spellEnd"/>
+      <w:r>
+        <w:t xml:space="preserve"> gramatiky </w:t>
       </w:r>
       <m:oMath>
         <m:sSub>
@@ -8670,7 +10619,15 @@
         <w:t>.</w:t>
       </w:r>
       <w:r>
-        <w:t xml:space="preserve"> Keďže však doplnok bezkontextového jazyka </w:t>
+        <w:t xml:space="preserve"> Keďže však doplnok </w:t>
+      </w:r>
+      <w:proofErr w:type="spellStart"/>
+      <w:r>
+        <w:t>bezkontextového</w:t>
+      </w:r>
+      <w:proofErr w:type="spellEnd"/>
+      <w:r>
+        <w:t xml:space="preserve"> jazyka </w:t>
       </w:r>
       <m:oMath>
         <m:bar>
@@ -8719,7 +10676,15 @@
         <w:pStyle w:val="Bezodsadenia"/>
       </w:pPr>
       <w:r>
-        <w:t xml:space="preserve">Pre pochopenie náročnosti porovnávania CFG je inštruktívne opísať algoritmus pre regulárne jazyky, kde je tento problém plne rozhodnuteľný. Tento postup slúži ako ideálny model, ku ktorému sa snažíme v rámci aproximácie priblížiť. Štandardizovaný algoritmus pre overenie </w:t>
+        <w:t xml:space="preserve">Pre pochopenie náročnosti porovnávania CFG je inštruktívne opísať algoritmus pre regulárne jazyky, kde je tento problém plne </w:t>
+      </w:r>
+      <w:proofErr w:type="spellStart"/>
+      <w:r>
+        <w:t>rozhodnuteľný</w:t>
+      </w:r>
+      <w:proofErr w:type="spellEnd"/>
+      <w:r>
+        <w:t xml:space="preserve">. Tento postup slúži ako ideálny model, ku ktorému sa snažíme v rámci aproximácie priblížiť. Štandardizovaný algoritmus pre overenie </w:t>
       </w:r>
       <m:oMath>
         <m:r>
@@ -8813,7 +10778,15 @@
         <w:t>- t</w:t>
       </w:r>
       <w:r>
-        <w:t>ransformácia oboch automatov do ich kanonickej minimálnej formy. Podľa Hopcrofta je minimálny DFA pre daný regulárny jazyk určený jednoznačne až na izomorfizmus stavov [2].</w:t>
+        <w:t xml:space="preserve">ransformácia oboch automatov do ich kanonickej minimálnej formy. Podľa </w:t>
+      </w:r>
+      <w:proofErr w:type="spellStart"/>
+      <w:r>
+        <w:t>Hopcrofta</w:t>
+      </w:r>
+      <w:proofErr w:type="spellEnd"/>
+      <w:r>
+        <w:t xml:space="preserve"> je minimálny DFA pre daný regulárny jazyk určený jednoznačne až na izomorfizmus stavov [2].</w:t>
       </w:r>
     </w:p>
     <w:p>
@@ -8832,12 +10805,33 @@
         <w:t xml:space="preserve">Porovnanie štruktúr </w:t>
       </w:r>
       <w:r>
-        <w:t>– ak sú minimálne automaty izomorfné, jazyky sú ekvivaltné</w:t>
-      </w:r>
-    </w:p>
-    <w:p>
-      <w:r>
-        <w:t>Tento proces prebieha v polynomiálnom čase. Pri bezkontextových gramatikách však takýto "minimálny tvar" neexistuje, čo nás núti opustiť snahu o exaktný dôkaz a zamerať sa na testovanie vlastností jazyka.</w:t>
+        <w:t xml:space="preserve">– ak sú minimálne automaty izomorfné, jazyky sú </w:t>
+      </w:r>
+      <w:proofErr w:type="spellStart"/>
+      <w:r>
+        <w:t>ekvivaltné</w:t>
+      </w:r>
+      <w:proofErr w:type="spellEnd"/>
+    </w:p>
+    <w:p>
+      <w:r>
+        <w:t xml:space="preserve">Tento proces prebieha v </w:t>
+      </w:r>
+      <w:proofErr w:type="spellStart"/>
+      <w:r>
+        <w:t>polynomiálnom</w:t>
+      </w:r>
+      <w:proofErr w:type="spellEnd"/>
+      <w:r>
+        <w:t xml:space="preserve"> čase. Pri </w:t>
+      </w:r>
+      <w:proofErr w:type="spellStart"/>
+      <w:r>
+        <w:t>bezkontextových</w:t>
+      </w:r>
+      <w:proofErr w:type="spellEnd"/>
+      <w:r>
+        <w:t xml:space="preserve"> gramatikách však takýto "minimálny tvar" neexistuje, čo nás núti opustiť snahu o exaktný dôkaz a zamerať sa na testovanie vlastností jazyka.</w:t>
       </w:r>
     </w:p>
     <w:p>
@@ -9108,13 +11102,22 @@
           <w:b/>
           <w:bCs/>
         </w:rPr>
-        <w:t>Odstránenie ľavej rekurzie</w:t>
-      </w:r>
+        <w:t xml:space="preserve">Odstránenie ľavej </w:t>
+      </w:r>
+      <w:proofErr w:type="spellStart"/>
       <w:r>
         <w:rPr>
           <w:b/>
           <w:bCs/>
         </w:rPr>
+        <w:t>rekurzie</w:t>
+      </w:r>
+      <w:proofErr w:type="spellEnd"/>
+      <w:r>
+        <w:rPr>
+          <w:b/>
+          <w:bCs/>
+        </w:rPr>
         <w:t xml:space="preserve"> -</w:t>
       </w:r>
       <w:r>
@@ -9124,7 +11127,47 @@
         <w:t>p</w:t>
       </w:r>
       <w:r>
-        <w:t>ri použití stratégie najľavejších odvodení spôsobuje priama aj nepriama ľavá rekurzia okamžité zacyklenie výpočtu. Program by sa pokúšal nekonečne rozvíjať ten istý neterminál na začiatku frázy, čo by v prostredí jazyka Python viedlo k pretečeniu zásobníka. Transformácia na tvar bez ľavej rekurzie je teda kľúčová pre stabilitu prehľadávania stavového priestoru [5]</w:t>
+        <w:t xml:space="preserve">ri použití stratégie najľavejších odvodení spôsobuje priama aj nepriama ľavá </w:t>
+      </w:r>
+      <w:proofErr w:type="spellStart"/>
+      <w:r>
+        <w:t>rekurzia</w:t>
+      </w:r>
+      <w:proofErr w:type="spellEnd"/>
+      <w:r>
+        <w:t xml:space="preserve"> okamžité </w:t>
+      </w:r>
+      <w:proofErr w:type="spellStart"/>
+      <w:r>
+        <w:t>zacyklenie</w:t>
+      </w:r>
+      <w:proofErr w:type="spellEnd"/>
+      <w:r>
+        <w:t xml:space="preserve"> výpočtu. Program by sa pokúšal nekonečne rozvíjať ten istý </w:t>
+      </w:r>
+      <w:proofErr w:type="spellStart"/>
+      <w:r>
+        <w:t>neterminál</w:t>
+      </w:r>
+      <w:proofErr w:type="spellEnd"/>
+      <w:r>
+        <w:t xml:space="preserve"> na začiatku frázy, čo by v prostredí jazyka </w:t>
+      </w:r>
+      <w:proofErr w:type="spellStart"/>
+      <w:r>
+        <w:t>Python</w:t>
+      </w:r>
+      <w:proofErr w:type="spellEnd"/>
+      <w:r>
+        <w:t xml:space="preserve"> viedlo k pretečeniu zásobníka. Transformácia na tvar bez ľavej </w:t>
+      </w:r>
+      <w:proofErr w:type="spellStart"/>
+      <w:r>
+        <w:t>rekurzie</w:t>
+      </w:r>
+      <w:proofErr w:type="spellEnd"/>
+      <w:r>
+        <w:t xml:space="preserve"> je teda kľúčová pre stabilitu prehľadávania stavového priestoru [5]</w:t>
       </w:r>
     </w:p>
     <w:p>
@@ -9146,7 +11189,15 @@
         <w:t xml:space="preserve"> - o</w:t>
       </w:r>
       <w:r>
-        <w:t>dstránenie neproduktívnych a nedosiahnutelných symbolov nie je len otázkou elegancie, ale predovšetkým efektivity. Algoritmus by inak strácal výpočtový čas preverovaním vetiev derivačného stromu, ktoré nemôžu viesť k žiadnemu terminálnemu slovu, čím by sa drasticky znížila hĺbka aproximácie dosiahnuteľná v reálnom čase [1]</w:t>
+        <w:t xml:space="preserve">dstránenie neproduktívnych a </w:t>
+      </w:r>
+      <w:proofErr w:type="spellStart"/>
+      <w:r>
+        <w:t>nedosiahnutelných</w:t>
+      </w:r>
+      <w:proofErr w:type="spellEnd"/>
+      <w:r>
+        <w:t xml:space="preserve"> symbolov nie je len otázkou elegancie, ale predovšetkým efektivity. Algoritmus by inak strácal výpočtový čas preverovaním vetiev derivačného stromu, ktoré nemôžu viesť k žiadnemu terminálnemu slovu, čím by sa drasticky znížila hĺbka aproximácie dosiahnuteľná v reálnom čase [1]</w:t>
       </w:r>
     </w:p>
     <w:p>
@@ -9176,7 +11227,15 @@
         <w:t>tretej</w:t>
       </w:r>
       <w:r>
-        <w:t xml:space="preserve"> kapitole sa podrobne zaoberáme technickou realizáciou transformačných postupov, ktoré sú nevyhnutné pre stabilitu a konečnosť procesu testovania ekvivalencie. Bezkontextová gramatika v surovom stave, v akom ju môže zadať používateľ, často obsahuje štruktúry znemožňujúce efektívne generovanie slov. Nasledujúce algoritmy predstavujú systematický proces úpravy gramatiky, pričom vychádzajú z klasickej teórie formálnych jazykov opísanej v literatúre [2], [5].</w:t>
+        <w:t xml:space="preserve"> kapitole sa podrobne zaoberáme technickou realizáciou transformačných postupov, ktoré sú nevyhnutné pre stabilitu a konečnosť procesu testovania ekvivalencie. </w:t>
+      </w:r>
+      <w:proofErr w:type="spellStart"/>
+      <w:r>
+        <w:t>Bezkontextová</w:t>
+      </w:r>
+      <w:proofErr w:type="spellEnd"/>
+      <w:r>
+        <w:t xml:space="preserve"> gramatika v surovom stave, v akom ju môže zadať používateľ, často obsahuje štruktúry znemožňujúce efektívne generovanie slov. Nasledujúce algoritmy predstavujú systematický proces úpravy gramatiky, pričom vychádzajú z klasickej teórie formálnych jazykov opísanej v literatúre [2], [5].</w:t>
       </w:r>
     </w:p>
     <w:p>
@@ -9280,7 +11339,23 @@
         <w:pStyle w:val="Bezodsadenia"/>
       </w:pPr>
       <w:r>
-        <w:t>Prvým krokom transformácie je redukcia gramatiky, ktorá spočíva v eliminácii neterminálov, ktoré neprispievajú k tvorbe terminálnych slov. Tento proces sa delí na identifikáciu neproduktívnych a následne nedosiahnuteľných symbolov. Podľa Hopcrofta je poradie týchto krokov kritické, pretože odstránenie neproduktívnych symbolov môže spôsobiť, že niektoré predtým dosiahnuteľné symboly sa stanú nedosiahnuteľnými</w:t>
+        <w:t xml:space="preserve">Prvým krokom transformácie je redukcia gramatiky, ktorá spočíva v eliminácii </w:t>
+      </w:r>
+      <w:proofErr w:type="spellStart"/>
+      <w:r>
+        <w:t>neterminálov</w:t>
+      </w:r>
+      <w:proofErr w:type="spellEnd"/>
+      <w:r>
+        <w:t xml:space="preserve">, ktoré neprispievajú k tvorbe terminálnych slov. Tento proces sa delí na identifikáciu neproduktívnych a následne nedosiahnuteľných symbolov. Podľa </w:t>
+      </w:r>
+      <w:proofErr w:type="spellStart"/>
+      <w:r>
+        <w:t>Hopcrofta</w:t>
+      </w:r>
+      <w:proofErr w:type="spellEnd"/>
+      <w:r>
+        <w:t xml:space="preserve"> je poradie týchto krokov kritické, pretože odstránenie neproduktívnych symbolov môže spôsobiť, že niektoré predtým dosiahnuteľné symboly sa stanú nedosiahnuteľnými</w:t>
       </w:r>
       <w:r>
         <w:t xml:space="preserve"> [2]</w:t>
@@ -9303,8 +11378,37 @@
       <w:pPr>
         <w:pStyle w:val="Bezodsadenia"/>
       </w:pPr>
-      <w:r>
-        <w:t>Neterminál sa považuje za produktívny, ak z neho existuje odvodenie vedúce k reťazcu zloženému výhradne z terminálov. Algoritmus pracuje iteratívne: v prvej fáze identifikuje neterminály, ktoré majú aspoň jedno pravidlo s čisto terminálnou pravou stranou. V ďalších krokoch sa do množiny pridávajú neterminály, ktorých aspoň jedna alternatíva na pravej strane pozostáva len z terminálov alebo už identifikovaných produktívnych neterminálov [5]. Symboly, ktoré po ustálení tohto procesu nie sú súčasťou množiny, sú spolu s príslušnými pravidlami z gramatiky odstránené.</w:t>
+      <w:proofErr w:type="spellStart"/>
+      <w:r>
+        <w:t>Neterminál</w:t>
+      </w:r>
+      <w:proofErr w:type="spellEnd"/>
+      <w:r>
+        <w:t xml:space="preserve"> sa považuje za produktívny, ak z neho existuje odvodenie vedúce k reťazcu zloženému výhradne z terminálov. Algoritmus pracuje iteratívne: v prvej fáze identifikuje </w:t>
+      </w:r>
+      <w:proofErr w:type="spellStart"/>
+      <w:r>
+        <w:t>neterminály</w:t>
+      </w:r>
+      <w:proofErr w:type="spellEnd"/>
+      <w:r>
+        <w:t xml:space="preserve">, ktoré majú aspoň jedno pravidlo s čisto terminálnou pravou stranou. V ďalších krokoch sa do množiny pridávajú </w:t>
+      </w:r>
+      <w:proofErr w:type="spellStart"/>
+      <w:r>
+        <w:t>neterminály</w:t>
+      </w:r>
+      <w:proofErr w:type="spellEnd"/>
+      <w:r>
+        <w:t xml:space="preserve">, ktorých aspoň jedna alternatíva na pravej strane pozostáva len z terminálov alebo už identifikovaných produktívnych </w:t>
+      </w:r>
+      <w:proofErr w:type="spellStart"/>
+      <w:r>
+        <w:t>neterminálov</w:t>
+      </w:r>
+      <w:proofErr w:type="spellEnd"/>
+      <w:r>
+        <w:t xml:space="preserve"> [5]. Symboly, ktoré po ustálení tohto procesu nie sú súčasťou množiny, sú spolu s príslušnými pravidlami z gramatiky odstránené.</w:t>
       </w:r>
     </w:p>
     <w:p/>
@@ -9766,8 +11870,13 @@
         <w:pStyle w:val="Bezodsadenia"/>
       </w:pPr>
       <w:r>
-        <w:t>Aby bolo možné zaručiť, že dĺžka odvodzovanej frázy v každom kroku neklesá, je nevyhnutné gramatiku zbaviť pravidiel, ktoré generujú prázdne slovo alebo len premenovávajú neterminály</w:t>
-      </w:r>
+        <w:t xml:space="preserve">Aby bolo možné zaručiť, že dĺžka odvodzovanej frázy v každom kroku neklesá, je nevyhnutné gramatiku zbaviť pravidiel, ktoré generujú prázdne slovo alebo len premenovávajú </w:t>
+      </w:r>
+      <w:proofErr w:type="spellStart"/>
+      <w:r>
+        <w:t>neterminály</w:t>
+      </w:r>
+      <w:proofErr w:type="spellEnd"/>
       <w:r>
         <w:t>.</w:t>
       </w:r>
@@ -10025,8 +12134,13 @@
       <w:pPr>
         <w:pStyle w:val="Bezodsadenia"/>
       </w:pPr>
-      <w:r>
-        <w:t xml:space="preserve">Neterminál </w:t>
+      <w:proofErr w:type="spellStart"/>
+      <w:r>
+        <w:t>Neterminál</w:t>
+      </w:r>
+      <w:proofErr w:type="spellEnd"/>
+      <w:r>
+        <w:t xml:space="preserve"> </w:t>
       </w:r>
       <m:oMath>
         <m:r>
@@ -10289,16 +12403,37 @@
       <w:bookmarkStart w:id="42" w:name="_Toc230735201"/>
       <w:r>
         <w:lastRenderedPageBreak/>
-        <w:t>Odstránenie ľavej rekurzie</w:t>
+        <w:t xml:space="preserve">Odstránenie ľavej </w:t>
+      </w:r>
+      <w:proofErr w:type="spellStart"/>
+      <w:r>
+        <w:t>rekurzie</w:t>
       </w:r>
       <w:bookmarkEnd w:id="42"/>
+      <w:proofErr w:type="spellEnd"/>
     </w:p>
     <w:p>
       <w:pPr>
         <w:pStyle w:val="Bezodsadenia"/>
       </w:pPr>
       <w:r>
-        <w:t xml:space="preserve">Pre stabilitu generovania slov pomocou najľavejších odvodení je kľúčové odstrániť ľavú rekurziu. Ak by neterminál </w:t>
+        <w:t xml:space="preserve">Pre stabilitu generovania slov pomocou najľavejších odvodení je kľúčové odstrániť ľavú </w:t>
+      </w:r>
+      <w:proofErr w:type="spellStart"/>
+      <w:r>
+        <w:t>rekurziu</w:t>
+      </w:r>
+      <w:proofErr w:type="spellEnd"/>
+      <w:r>
+        <w:t xml:space="preserve">. Ak by </w:t>
+      </w:r>
+      <w:proofErr w:type="spellStart"/>
+      <w:r>
+        <w:t>neterminál</w:t>
+      </w:r>
+      <w:proofErr w:type="spellEnd"/>
+      <w:r>
+        <w:t xml:space="preserve"> </w:t>
       </w:r>
       <m:oMath>
         <m:r>
@@ -10329,9 +12464,14 @@
       </w:pPr>
       <w:bookmarkStart w:id="43" w:name="_Toc230735202"/>
       <w:r>
-        <w:t>Priama ľavá rekurzia</w:t>
+        <w:t xml:space="preserve">Priama ľavá </w:t>
+      </w:r>
+      <w:proofErr w:type="spellStart"/>
+      <w:r>
+        <w:t>rekurzia</w:t>
       </w:r>
       <w:bookmarkEnd w:id="43"/>
+      <w:proofErr w:type="spellEnd"/>
     </w:p>
     <w:p>
       <w:pPr>
@@ -10688,16 +12828,29 @@
       </w:pPr>
       <w:bookmarkStart w:id="44" w:name="_Toc230735203"/>
       <w:r>
-        <w:t>Nepriama ľavá rekurzia</w:t>
+        <w:t xml:space="preserve">Nepriama ľavá </w:t>
+      </w:r>
+      <w:proofErr w:type="spellStart"/>
+      <w:r>
+        <w:t>rekurzia</w:t>
       </w:r>
       <w:bookmarkEnd w:id="44"/>
+      <w:proofErr w:type="spellEnd"/>
     </w:p>
     <w:p>
       <w:pPr>
         <w:pStyle w:val="Bezodsadenia"/>
       </w:pPr>
       <w:r>
-        <w:t xml:space="preserve">Rieši sa pomocou algoritmu, ktorý vyžaduje pevné usporiadanie neterminálov </w:t>
+        <w:t xml:space="preserve">Rieši sa pomocou algoritmu, ktorý vyžaduje pevné usporiadanie </w:t>
+      </w:r>
+      <w:proofErr w:type="spellStart"/>
+      <w:r>
+        <w:t>neterminálov</w:t>
+      </w:r>
+      <w:proofErr w:type="spellEnd"/>
+      <w:r>
+        <w:t xml:space="preserve"> </w:t>
       </w:r>
       <m:oMath>
         <m:sSub>
@@ -10886,7 +13039,15 @@
         <w:t>,</w:t>
       </w:r>
       <w:r>
-        <w:t xml:space="preserve"> ich pravými stranami, čím prevádza nepriamu rekurziu na priamu, ktorú následne eliminuje.</w:t>
+        <w:t xml:space="preserve"> ich pravými stranami, čím prevádza nepriamu </w:t>
+      </w:r>
+      <w:proofErr w:type="spellStart"/>
+      <w:r>
+        <w:t>rekurziu</w:t>
+      </w:r>
+      <w:proofErr w:type="spellEnd"/>
+      <w:r>
+        <w:t xml:space="preserve"> na priamu, ktorú následne eliminuje.</w:t>
       </w:r>
     </w:p>
     <w:p/>
@@ -11019,7 +13180,15 @@
         <w:pStyle w:val="Bezodsadenia"/>
       </w:pPr>
       <w:r>
-        <w:t xml:space="preserve">Tu existuje nepriama rekurzia </w:t>
+        <w:t xml:space="preserve">Tu existuje nepriama </w:t>
+      </w:r>
+      <w:proofErr w:type="spellStart"/>
+      <w:r>
+        <w:t>rekurzia</w:t>
+      </w:r>
+      <w:proofErr w:type="spellEnd"/>
+      <w:r>
+        <w:t xml:space="preserve"> </w:t>
       </w:r>
       <m:oMath>
         <m:r>
@@ -11240,7 +13409,15 @@
         <w:pStyle w:val="Bezodsadenia"/>
       </w:pPr>
       <w:r>
-        <w:t xml:space="preserve">Tým sa nepriama rekurzia zmenila na priamu </w:t>
+        <w:t xml:space="preserve">Tým sa nepriama </w:t>
+      </w:r>
+      <w:proofErr w:type="spellStart"/>
+      <w:r>
+        <w:t>rekurzia</w:t>
+      </w:r>
+      <w:proofErr w:type="spellEnd"/>
+      <w:r>
+        <w:t xml:space="preserve"> zmenila na priamu </w:t>
       </w:r>
       <m:oMath>
         <m:r>
@@ -11286,7 +13463,13 @@
         <w:pStyle w:val="Bezodsadenia"/>
       </w:pPr>
       <w:r>
-        <w:t>Po vyčistení gramatiky možno produkčné pravidlá ďalej upravovať do tvaru A → aα, kde a je terminálny symbol a α je ľubovoľný reťazec symbolov, nazývaný aj fráza. Takýto tvar zabezpečuje, že pravidlo nezačína neterminálnym symbolom a je vhodný pri generovaní slov zľava doprava. V tejto práci sa tento krok uvádza ako pomocná transformačná myšlienka, zatiaľ čo samotná implementácia porovnáva jazyky nad optimalizovanými gramatikami.</w:t>
+        <w:t xml:space="preserve">Po vyčistení gramatiky možno produkčné pravidlá ďalej upravovať do tvaru A → aα, kde a je terminálny symbol </w:t>
+      </w:r>
+      <w:r>
+        <w:t xml:space="preserve">a </w:t>
+      </w:r>
+      <w:r>
+        <w:t>α je ľubovoľný reťazec symbolov, nazývaný aj fráza. Takýto tvar zabezpečuje, že pravidlo nezačína neterminálnym symbolom a je vhodný pri generovaní slov zľava doprava. V tejto práci sa tento krok uvádza ako pomocná transformačná myšlienka, zatiaľ čo samotná implementácia porovnáva jazyky nad optimalizovanými gramatikami.</w:t>
       </w:r>
     </w:p>
     <w:p/>
@@ -11415,7 +13598,23 @@
         <w:pStyle w:val="Bezodsadenia"/>
       </w:pPr>
       <w:r>
-        <w:t xml:space="preserve">Pravidlo nezačína terminálom, preto možno počiatočný neterminál nahradiť jeho produkciami priamo v pravidle pre pôvodný neterminál. Tým vzniknú nové pravidlá, ktoré už začínajú terminálnym symbolom. Tento tvar umožňuje jednoduchšie sledovať rast generovanej frázy vzhľadom na limit </w:t>
+        <w:t xml:space="preserve">Pravidlo nezačína terminálom, preto možno počiatočný </w:t>
+      </w:r>
+      <w:proofErr w:type="spellStart"/>
+      <w:r>
+        <w:t>neterminál</w:t>
+      </w:r>
+      <w:proofErr w:type="spellEnd"/>
+      <w:r>
+        <w:t xml:space="preserve"> nahradiť jeho produkciami priamo v pravidle pre pôvodný </w:t>
+      </w:r>
+      <w:proofErr w:type="spellStart"/>
+      <w:r>
+        <w:t>neterminál</w:t>
+      </w:r>
+      <w:proofErr w:type="spellEnd"/>
+      <w:r>
+        <w:t xml:space="preserve">. Tým vzniknú nové pravidlá, ktoré už začínajú terminálnym symbolom. Tento tvar umožňuje jednoduchšie sledovať rast generovanej frázy vzhľadom na limit </w:t>
       </w:r>
       <m:oMath>
         <m:sSub>
@@ -11446,7 +13645,37 @@
         </m:sSub>
       </m:oMath>
       <w:r>
-        <w:t>, pričom v implementovanej aplikácii sa tento princíp využíva najmä ako teoretické zdôvodnenie úprav pred generovaním slov.</w:t>
+        <w:t>.</w:t>
+      </w:r>
+      <w:r>
+        <w:t xml:space="preserve"> V aplikácii sa po odstránení ľavej </w:t>
+      </w:r>
+      <w:proofErr w:type="spellStart"/>
+      <w:r>
+        <w:t>rekurzie</w:t>
+      </w:r>
+      <w:proofErr w:type="spellEnd"/>
+      <w:r>
+        <w:t xml:space="preserve"> vykonáva substitučný krok </w:t>
+      </w:r>
+      <w:r>
+        <w:t xml:space="preserve">podľa </w:t>
+      </w:r>
+      <w:proofErr w:type="spellStart"/>
+      <w:r>
+        <w:t>neterminálov</w:t>
+      </w:r>
+      <w:proofErr w:type="spellEnd"/>
+      <w:r>
+        <w:t xml:space="preserve">, aby pravidlá nezačínali </w:t>
+      </w:r>
+      <w:proofErr w:type="spellStart"/>
+      <w:r>
+        <w:t>neterminálom</w:t>
+      </w:r>
+      <w:proofErr w:type="spellEnd"/>
+      <w:r>
+        <w:t xml:space="preserve">. </w:t>
       </w:r>
     </w:p>
     <w:p>
@@ -11489,7 +13718,23 @@
         <w:pStyle w:val="Bezodsadenia"/>
       </w:pPr>
       <w:r>
-        <w:t>Generovanie slov je realizované po jednotlivých dĺžkach. Pre každú cieľovú dĺžku algoritmus určuje, ktoré slová možno odvodiť zo zvoleného neterminálu. Pri spracovaní produkcií sa pravá strana pravidla rozdelí na terminálne a neterminálne symboly a následne sa rekurzívne generujú všetky kombinácie, ktorých výsledná dĺžka zodpovedá požadovanej hodnote. Výsledky čiastkových volaní sa ukladajú pomocou memoizácie, čím sa znižuje počet opakovaných výpočtov</w:t>
+        <w:t xml:space="preserve">Generovanie slov je realizované po jednotlivých dĺžkach. Pre každú cieľovú dĺžku algoritmus určuje, ktoré slová možno odvodiť zo zvoleného </w:t>
+      </w:r>
+      <w:proofErr w:type="spellStart"/>
+      <w:r>
+        <w:t>neterminálu</w:t>
+      </w:r>
+      <w:proofErr w:type="spellEnd"/>
+      <w:r>
+        <w:t xml:space="preserve">. Pri spracovaní produkcií sa pravá strana pravidla rozdelí na terminálne a neterminálne symboly a následne sa rekurzívne generujú všetky kombinácie, ktorých výsledná dĺžka zodpovedá požadovanej hodnote. Výsledky čiastkových volaní sa ukladajú pomocou </w:t>
+      </w:r>
+      <w:proofErr w:type="spellStart"/>
+      <w:r>
+        <w:t>memoizácie</w:t>
+      </w:r>
+      <w:proofErr w:type="spellEnd"/>
+      <w:r>
+        <w:t>, čím sa znižuje počet opakovaných výpočtov</w:t>
       </w:r>
       <w:r>
         <w:t>.</w:t>
@@ -11509,6 +13754,7 @@
       <w:r>
         <w:t xml:space="preserve">Aby algoritmus neprehľadával nadbytočný priestor, využíva funkciu </w:t>
       </w:r>
+      <w:proofErr w:type="spellStart"/>
       <w:r>
         <w:rPr>
           <w:rFonts w:ascii="Courier New" w:hAnsi="Courier New" w:cs="Courier New"/>
@@ -11517,8 +13763,17 @@
         </w:rPr>
         <w:t>min_len_nt</w:t>
       </w:r>
-      <w:r>
-        <w:t xml:space="preserve">, ktorá pre každý neterminál vopred vypočíta minimálnu dĺžku terminálneho reťazca, ktorú </w:t>
+      <w:proofErr w:type="spellEnd"/>
+      <w:r>
+        <w:t xml:space="preserve">, ktorá pre každý </w:t>
+      </w:r>
+      <w:proofErr w:type="spellStart"/>
+      <w:r>
+        <w:t>neterminál</w:t>
+      </w:r>
+      <w:proofErr w:type="spellEnd"/>
+      <w:r>
+        <w:t xml:space="preserve"> vopred vypočíta minimálnu dĺžku terminálneho reťazca, ktorú </w:t>
       </w:r>
       <w:r>
         <w:lastRenderedPageBreak/>
@@ -11573,8 +13828,16 @@
                   <m:rPr>
                     <m:nor/>
                   </m:rPr>
-                  <m:t>zvyšné neterminály</m:t>
+                  <m:t xml:space="preserve">zvyšné </m:t>
                 </m:r>
+                <w:proofErr w:type="spellStart"/>
+                <m:r>
+                  <m:rPr>
+                    <m:nor/>
+                  </m:rPr>
+                  <m:t>neterminály</m:t>
+                </m:r>
+                <w:proofErr w:type="spellEnd"/>
               </m:e>
             </m:d>
           </m:e>
@@ -11674,13 +13937,23 @@
       <w:r>
         <w:t xml:space="preserve"> </w:t>
       </w:r>
+      <w:proofErr w:type="spellStart"/>
       <w:r>
         <w:rPr>
           <w:rFonts w:ascii="Courier New" w:hAnsi="Courier New" w:cs="Courier New"/>
           <w:sz w:val="22"/>
           <w:szCs w:val="22"/>
         </w:rPr>
-        <w:t>min_len_nt(B)</w:t>
+        <w:t>min_len_nt</w:t>
+      </w:r>
+      <w:proofErr w:type="spellEnd"/>
+      <w:r>
+        <w:rPr>
+          <w:rFonts w:ascii="Courier New" w:hAnsi="Courier New" w:cs="Courier New"/>
+          <w:sz w:val="22"/>
+          <w:szCs w:val="22"/>
+        </w:rPr>
+        <w:t>(B)</w:t>
       </w:r>
       <w:r>
         <w:t xml:space="preserve"> vráti hodnotu 2 pretože najkratšie slovo z </w:t>
@@ -11760,7 +14033,35 @@
         <w:rPr>
           <w:rFonts w:asciiTheme="majorHAnsi" w:hAnsiTheme="majorHAnsi" w:cstheme="majorHAnsi"/>
         </w:rPr>
-        <w:t>Výsledkom pôsobenia týchto algoritmov sú dve konečné množiny slov, ktorých symetrická diferencia priamo indikuje neekvivalenciu skúmaných gramatík. Konkrétne detaily implementácie týchto postupov v jazyku Python sú rozobrané v nasledujúcej kapitole.</w:t>
+        <w:t xml:space="preserve">Výsledkom pôsobenia týchto algoritmov sú dve konečné množiny slov, ktorých symetrická diferencia priamo indikuje </w:t>
+      </w:r>
+      <w:proofErr w:type="spellStart"/>
+      <w:r>
+        <w:rPr>
+          <w:rFonts w:asciiTheme="majorHAnsi" w:hAnsiTheme="majorHAnsi" w:cstheme="majorHAnsi"/>
+        </w:rPr>
+        <w:t>neekvivalenciu</w:t>
+      </w:r>
+      <w:proofErr w:type="spellEnd"/>
+      <w:r>
+        <w:rPr>
+          <w:rFonts w:asciiTheme="majorHAnsi" w:hAnsiTheme="majorHAnsi" w:cstheme="majorHAnsi"/>
+        </w:rPr>
+        <w:t xml:space="preserve"> skúmaných gramatík. Konkrétne detaily implementácie týchto postupov v jazyku </w:t>
+      </w:r>
+      <w:proofErr w:type="spellStart"/>
+      <w:r>
+        <w:rPr>
+          <w:rFonts w:asciiTheme="majorHAnsi" w:hAnsiTheme="majorHAnsi" w:cstheme="majorHAnsi"/>
+        </w:rPr>
+        <w:t>Python</w:t>
+      </w:r>
+      <w:proofErr w:type="spellEnd"/>
+      <w:r>
+        <w:rPr>
+          <w:rFonts w:asciiTheme="majorHAnsi" w:hAnsiTheme="majorHAnsi" w:cstheme="majorHAnsi"/>
+        </w:rPr>
+        <w:t xml:space="preserve"> sú rozobrané v nasledujúcej kapitole.</w:t>
       </w:r>
     </w:p>
     <w:p>
@@ -11789,15 +14090,36 @@
         <w:pStyle w:val="Bezodsadenia"/>
       </w:pPr>
       <w:r>
-        <w:t>V tejto kapitole je opísaná praktická realizácia navrhnutého systému na testovanie ekvivalencie bezkontextových gramatík na krátkych slovách. Zatiaľ čo predchádzajúca kapitola sa zaoberala najmä teoretickým opisom transformačných algoritmov a princípom generovania slov, táto kapitola sa sústreďuje na ich konkrétnu implementáciu v programovacom jazyku Python</w:t>
-      </w:r>
+        <w:t xml:space="preserve">V tejto kapitole je opísaná praktická realizácia navrhnutého systému na testovanie ekvivalencie </w:t>
+      </w:r>
+      <w:proofErr w:type="spellStart"/>
+      <w:r>
+        <w:t>bezkontextových</w:t>
+      </w:r>
+      <w:proofErr w:type="spellEnd"/>
+      <w:r>
+        <w:t xml:space="preserve"> gramatík na krátkych slovách. Zatiaľ čo predchádzajúca kapitola sa zaoberala najmä teoretickým opisom transformačných algoritmov a princípom generovania slov, táto kapitola sa sústreďuje na ich konkrétnu implementáciu v programovacom jazyku </w:t>
+      </w:r>
+      <w:proofErr w:type="spellStart"/>
+      <w:r>
+        <w:t>Python</w:t>
+      </w:r>
+      <w:proofErr w:type="spellEnd"/>
       <w:r>
         <w:t>.</w:t>
       </w:r>
     </w:p>
     <w:p>
       <w:r>
-        <w:t xml:space="preserve">Aplikácia je navrhnutá ako samostatný program s grafickým používateľským rozhraním. Používateľ do nej zadáva dve bezkontextové gramatiky </w:t>
+        <w:t xml:space="preserve">Aplikácia je navrhnutá ako samostatný program s grafickým používateľským rozhraním. Používateľ do nej zadáva dve </w:t>
+      </w:r>
+      <w:proofErr w:type="spellStart"/>
+      <w:r>
+        <w:t>bezkontextové</w:t>
+      </w:r>
+      <w:proofErr w:type="spellEnd"/>
+      <w:r>
+        <w:t xml:space="preserve"> gramatiky </w:t>
       </w:r>
       <m:oMath>
         <m:sSub>
@@ -12002,7 +14324,23 @@
         <w:ind w:firstLine="0"/>
       </w:pPr>
       <w:r>
-        <w:t>Ako hlavný programovací jazyk bol zvolený Python. Táto voľba bola vhodná najmä z dôvodu jednoduchej práce s reťazcami, množinami a slovníkmi, ktoré tvoria základnú dátovú reprezentáciu gramatík. Python zároveň poskytuje štandardné knižnice, ktoré umožňujú vytvoriť grafické rozhranie, ukladať výsledky do súboru a optimalizovať rekurzívne výpočty</w:t>
+        <w:t xml:space="preserve">Ako hlavný programovací jazyk bol zvolený </w:t>
+      </w:r>
+      <w:proofErr w:type="spellStart"/>
+      <w:r>
+        <w:t>Python</w:t>
+      </w:r>
+      <w:proofErr w:type="spellEnd"/>
+      <w:r>
+        <w:t xml:space="preserve">. Táto voľba bola vhodná najmä z dôvodu jednoduchej práce s reťazcami, množinami a slovníkmi, ktoré tvoria základnú dátovú reprezentáciu gramatík. </w:t>
+      </w:r>
+      <w:proofErr w:type="spellStart"/>
+      <w:r>
+        <w:t>Python</w:t>
+      </w:r>
+      <w:proofErr w:type="spellEnd"/>
+      <w:r>
+        <w:t xml:space="preserve"> zároveň poskytuje štandardné knižnice, ktoré umožňujú vytvoriť grafické rozhranie, ukladať výsledky do súboru a optimalizovať rekurzívne výpočty</w:t>
       </w:r>
       <w:r>
         <w:t>.</w:t>
@@ -12024,6 +14362,7 @@
           <w:numId w:val="20"/>
         </w:numPr>
       </w:pPr>
+      <w:proofErr w:type="spellStart"/>
       <w:r>
         <w:rPr>
           <w:b/>
@@ -12031,6 +14370,7 @@
         </w:rPr>
         <w:t>Tkinter</w:t>
       </w:r>
+      <w:proofErr w:type="spellEnd"/>
       <w:r>
         <w:rPr>
           <w:b/>
@@ -12083,6 +14423,7 @@
           <w:numId w:val="20"/>
         </w:numPr>
       </w:pPr>
+      <w:proofErr w:type="spellStart"/>
       <w:r>
         <w:rPr>
           <w:b/>
@@ -12090,6 +14431,7 @@
         </w:rPr>
         <w:t>Itertools</w:t>
       </w:r>
+      <w:proofErr w:type="spellEnd"/>
       <w:r>
         <w:rPr>
           <w:b/>
@@ -12134,8 +14476,13 @@
         <w:t>ormát využívaný na perzistentné ukladanie histórie testovaní do súboru</w:t>
       </w:r>
       <w:r>
-        <w:t xml:space="preserve"> vysledky_ekvivalencie.json</w:t>
-      </w:r>
+        <w:t xml:space="preserve"> </w:t>
+      </w:r>
+      <w:proofErr w:type="spellStart"/>
+      <w:r>
+        <w:t>vysledky_ekvivalencie.json</w:t>
+      </w:r>
+      <w:proofErr w:type="spellEnd"/>
     </w:p>
     <w:p>
       <w:pPr>
@@ -12145,6 +14492,7 @@
           <w:numId w:val="20"/>
         </w:numPr>
       </w:pPr>
+      <w:proofErr w:type="spellStart"/>
       <w:r>
         <w:rPr>
           <w:b/>
@@ -12166,6 +14514,7 @@
         </w:rPr>
         <w:t>lru_cache</w:t>
       </w:r>
+      <w:proofErr w:type="spellEnd"/>
       <w:r>
         <w:t xml:space="preserve"> -</w:t>
       </w:r>
@@ -12173,7 +14522,15 @@
         <w:t xml:space="preserve"> </w:t>
       </w:r>
       <w:r>
-        <w:t>slúži na memoizáciu výsledkov rekurzívneho generovania slov</w:t>
+        <w:t xml:space="preserve">slúži na </w:t>
+      </w:r>
+      <w:proofErr w:type="spellStart"/>
+      <w:r>
+        <w:t>memoizáciu</w:t>
+      </w:r>
+      <w:proofErr w:type="spellEnd"/>
+      <w:r>
+        <w:t xml:space="preserve"> výsledkov rekurzívneho generovania slov</w:t>
       </w:r>
     </w:p>
     <w:p>
@@ -12187,6 +14544,7 @@
       <w:r>
         <w:t xml:space="preserve">Najdôležitejšou knižnicou z pohľadu používateľskej časti je </w:t>
       </w:r>
+      <w:proofErr w:type="spellStart"/>
       <w:r>
         <w:rPr>
           <w:rFonts w:ascii="Courier New" w:eastAsiaTheme="minorEastAsia" w:hAnsi="Courier New" w:cs="Courier New"/>
@@ -12195,6 +14553,7 @@
         </w:rPr>
         <w:t>tkinter</w:t>
       </w:r>
+      <w:proofErr w:type="spellEnd"/>
       <w:r>
         <w:t>, pomocou ktorej sú vytvorené vstupné obrazovky, tlačidlá, textové polia a výsledkové okno</w:t>
       </w:r>
@@ -12205,8 +14564,13 @@
         <w:spacing w:before="480" w:after="240"/>
       </w:pPr>
       <w:bookmarkStart w:id="52" w:name="_Toc230735210"/>
-      <w:r>
-        <w:t>Dátova reprezentácia gramatiky</w:t>
+      <w:proofErr w:type="spellStart"/>
+      <w:r>
+        <w:t>Dátova</w:t>
+      </w:r>
+      <w:proofErr w:type="spellEnd"/>
+      <w:r>
+        <w:t xml:space="preserve"> reprezentácia gramatiky</w:t>
       </w:r>
       <w:bookmarkEnd w:id="52"/>
     </w:p>
@@ -12231,13 +14595,23 @@
       <w:r>
         <w:t xml:space="preserve">Spracovanie pravidiel zabezpečuje funkcia </w:t>
       </w:r>
+      <w:proofErr w:type="spellStart"/>
       <w:r>
         <w:rPr>
           <w:rFonts w:ascii="Courier New" w:hAnsi="Courier New" w:cs="Courier New"/>
           <w:sz w:val="22"/>
           <w:szCs w:val="22"/>
         </w:rPr>
-        <w:t>process_rules()</w:t>
+        <w:t>process_rules</w:t>
+      </w:r>
+      <w:proofErr w:type="spellEnd"/>
+      <w:r>
+        <w:rPr>
+          <w:rFonts w:ascii="Courier New" w:hAnsi="Courier New" w:cs="Courier New"/>
+          <w:sz w:val="22"/>
+          <w:szCs w:val="22"/>
+        </w:rPr>
+        <w:t>()</w:t>
       </w:r>
       <w:r>
         <w:t>.</w:t>
@@ -12246,7 +14620,15 @@
         <w:t xml:space="preserve"> </w:t>
       </w:r>
       <w:r>
-        <w:t xml:space="preserve">Funkcia najskôr zjednotí zápis šípky, následne rozdelí pravidlo na ľavú a pravú stranu. Ľavá strana sa prevedie na veľké písmená, čím sa zabezpečí, že počiatočný symbol a neterminály nie sú citlivé na veľkosť písmen. Pravá strana sa rozdelí na jednotlivé alternatívy. Ak sa v pravidle nachádza zápis (), aplikácia ho interne nahradí prázdnym reťazcom, ktorý reprezentuje </w:t>
+        <w:t xml:space="preserve">Funkcia najskôr zjednotí zápis šípky, následne rozdelí pravidlo na ľavú a pravú stranu. Ľavá strana sa prevedie na veľké písmená, čím sa zabezpečí, že počiatočný symbol a </w:t>
+      </w:r>
+      <w:proofErr w:type="spellStart"/>
+      <w:r>
+        <w:t>neterminály</w:t>
+      </w:r>
+      <w:proofErr w:type="spellEnd"/>
+      <w:r>
+        <w:t xml:space="preserve"> nie sú citlivé na veľkosť písmen. Pravá strana sa rozdelí na jednotlivé alternatívy. Ak sa v pravidle nachádza zápis (), aplikácia ho interne nahradí prázdnym reťazcom, ktorý reprezentuje </w:t>
       </w:r>
       <m:oMath>
         <m:r>
@@ -12266,7 +14648,15 @@
     <w:p/>
     <w:p>
       <w:r>
-        <w:t xml:space="preserve">Dôležitou časťou implementácie je aj rozpoznávanie neterminálnych symbolov v pravej strane pravidiel. Problém môže nastať vtedy, keď názvy neterminálov majú rôznu dĺžku alebo spoločné prefixy, napríklad </w:t>
+        <w:t xml:space="preserve">Dôležitou časťou implementácie je aj rozpoznávanie neterminálnych symbolov v pravej strane pravidiel. Problém môže nastať vtedy, keď názvy </w:t>
+      </w:r>
+      <w:proofErr w:type="spellStart"/>
+      <w:r>
+        <w:t>neterminálov</w:t>
+      </w:r>
+      <w:proofErr w:type="spellEnd"/>
+      <w:r>
+        <w:t xml:space="preserve"> majú rôznu dĺžku alebo spoločné prefixy, napríklad </w:t>
       </w:r>
       <m:oMath>
         <m:r>
@@ -12293,13 +14683,23 @@
       <w:r>
         <w:t xml:space="preserve">. Preto bola implementovaná funkcia </w:t>
       </w:r>
+      <w:proofErr w:type="spellStart"/>
       <w:r>
         <w:rPr>
           <w:rFonts w:ascii="Courier New" w:hAnsi="Courier New" w:cs="Courier New"/>
           <w:sz w:val="22"/>
           <w:szCs w:val="22"/>
         </w:rPr>
-        <w:t>tokenize_by_nonterminals()</w:t>
+        <w:t>tokenize_by_nonterminals</w:t>
+      </w:r>
+      <w:proofErr w:type="spellEnd"/>
+      <w:r>
+        <w:rPr>
+          <w:rFonts w:ascii="Courier New" w:hAnsi="Courier New" w:cs="Courier New"/>
+          <w:sz w:val="22"/>
+          <w:szCs w:val="22"/>
+        </w:rPr>
+        <w:t>()</w:t>
       </w:r>
       <w:r>
         <w:t>, ktorá rozdeľuje produkciu na terminálne a neterminálne symboly.</w:t>
@@ -12335,8 +14735,18 @@
           <w:b/>
           <w:bCs/>
         </w:rPr>
-        <w:t>Tokenizácia pravej strany pravidla podľa neterminálov</w:t>
-      </w:r>
+        <w:t xml:space="preserve">Tokenizácia pravej strany pravidla podľa </w:t>
+      </w:r>
+      <w:proofErr w:type="spellStart"/>
+      <w:r>
+        <w:rPr>
+          <w:rFonts w:asciiTheme="majorHAnsi" w:hAnsiTheme="majorHAnsi" w:cstheme="majorHAnsi"/>
+          <w:b/>
+          <w:bCs/>
+        </w:rPr>
+        <w:t>neterminálov</w:t>
+      </w:r>
+      <w:proofErr w:type="spellEnd"/>
     </w:p>
     <w:p>
       <w:pPr>
@@ -12513,8 +14923,29 @@
       <w:pPr>
         <w:pStyle w:val="Bezodsadenia"/>
       </w:pPr>
-      <w:r>
-        <w:t>Neterminály sa pred spracovaním zoradia od najdlhšieho po najkratší. Tým sa zabezpečí, že ak existujú neterminály s podobným začiatkom, aplikácia najskôr uprednostní najdlhšiu možnú zhodu. Ak sa na aktuálnej pozícii nenájde žiadny neterminál, znak sa spracuje ako terminál</w:t>
+      <w:proofErr w:type="spellStart"/>
+      <w:r>
+        <w:t>Neterminály</w:t>
+      </w:r>
+      <w:proofErr w:type="spellEnd"/>
+      <w:r>
+        <w:t xml:space="preserve"> sa pred spracovaním zoradia od najdlhšieho po najkratší. Tým sa zabezpečí, že ak existujú </w:t>
+      </w:r>
+      <w:proofErr w:type="spellStart"/>
+      <w:r>
+        <w:t>neterminály</w:t>
+      </w:r>
+      <w:proofErr w:type="spellEnd"/>
+      <w:r>
+        <w:t xml:space="preserve"> s podobným začiatkom, aplikácia najskôr uprednostní najdlhšiu možnú zhodu. Ak sa na aktuálnej pozícii nenájde žiadny </w:t>
+      </w:r>
+      <w:proofErr w:type="spellStart"/>
+      <w:r>
+        <w:t>neterminál</w:t>
+      </w:r>
+      <w:proofErr w:type="spellEnd"/>
+      <w:r>
+        <w:t>, znak sa spracuje ako terminál</w:t>
       </w:r>
       <w:r>
         <w:t>.</w:t>
@@ -12538,6 +14969,7 @@
       <w:r>
         <w:t xml:space="preserve">Aplikácia obsahuje grafické používateľské rozhranie vytvorené pomocou knižnice </w:t>
       </w:r>
+      <w:proofErr w:type="spellStart"/>
       <w:r>
         <w:rPr>
           <w:rFonts w:ascii="Courier New" w:eastAsiaTheme="minorEastAsia" w:hAnsi="Courier New" w:cs="Courier New"/>
@@ -12546,6 +14978,7 @@
         </w:rPr>
         <w:t>tkinter</w:t>
       </w:r>
+      <w:proofErr w:type="spellEnd"/>
       <w:r>
         <w:t xml:space="preserve">. Jeho cieľom je umožniť používateľovi pohodlné zadanie dvoch gramatík, nastavenie hodnoty </w:t>
       </w:r>
@@ -12871,7 +15304,23 @@
         <w:t xml:space="preserve"> </w:t>
       </w:r>
       <w:r>
-        <w:t>a v prípade neekvivalencie aj konkrétny protipríklad. Výsledkové okno tak používateľovi neukazuje iba konečný verdikt, ale aj upravenú podobu gramatík, s ktorými aplikácia pracovala po optimalizácii</w:t>
+        <w:t xml:space="preserve">a v prípade </w:t>
+      </w:r>
+      <w:proofErr w:type="spellStart"/>
+      <w:r>
+        <w:t>neekvivalencie</w:t>
+      </w:r>
+      <w:proofErr w:type="spellEnd"/>
+      <w:r>
+        <w:t xml:space="preserve"> aj konkrétny </w:t>
+      </w:r>
+      <w:proofErr w:type="spellStart"/>
+      <w:r>
+        <w:t>protipríklad</w:t>
+      </w:r>
+      <w:proofErr w:type="spellEnd"/>
+      <w:r>
+        <w:t>. Výsledkové okno tak používateľovi neukazuje iba konečný verdikt, ale aj upravenú podobu gramatík, s ktorými aplikácia pracovala po optimalizácii</w:t>
       </w:r>
       <w:r>
         <w:t>.</w:t>
@@ -12887,20 +15336,30 @@
         <w:lastRenderedPageBreak/>
         <w:t xml:space="preserve">Samotné vytvorenie výsledku pre používateľské rozhranie zabezpečuje funkcia </w:t>
       </w:r>
+      <w:proofErr w:type="spellStart"/>
       <w:r>
         <w:rPr>
           <w:rFonts w:ascii="Courier New" w:hAnsi="Courier New" w:cs="Courier New"/>
           <w:sz w:val="22"/>
           <w:szCs w:val="22"/>
         </w:rPr>
-        <w:t>build_result_payload(</w:t>
-      </w:r>
+        <w:t>build_result_payload</w:t>
+      </w:r>
+      <w:proofErr w:type="spellEnd"/>
       <w:r>
         <w:rPr>
           <w:rFonts w:ascii="Courier New" w:hAnsi="Courier New" w:cs="Courier New"/>
           <w:sz w:val="22"/>
           <w:szCs w:val="22"/>
         </w:rPr>
+        <w:t>(</w:t>
+      </w:r>
+      <w:r>
+        <w:rPr>
+          <w:rFonts w:ascii="Courier New" w:hAnsi="Courier New" w:cs="Courier New"/>
+          <w:sz w:val="22"/>
+          <w:szCs w:val="22"/>
+        </w:rPr>
         <w:t>)</w:t>
       </w:r>
       <w:r>
@@ -12936,265 +15395,238 @@
     <w:p>
       <w:pPr>
         <w:pStyle w:val="Kd"/>
+        <w:jc w:val="left"/>
       </w:pPr>
       <w:r>
         <w:t>def build_result_payload(eq_length: int):</w:t>
       </w:r>
-    </w:p>
-    <w:p>
-      <w:pPr>
-        <w:pStyle w:val="Kd"/>
-      </w:pPr>
-      <w:r>
+      <w:r>
+        <w:br/>
         <w:t xml:space="preserve">    start1 = g1_data.get("start")</w:t>
       </w:r>
-    </w:p>
-    <w:p>
-      <w:pPr>
-        <w:pStyle w:val="Kd"/>
-      </w:pPr>
-      <w:r>
+      <w:r>
+        <w:br/>
         <w:t xml:space="preserve">    rules1 = g1_data.get("rules_lines", [])</w:t>
       </w:r>
-    </w:p>
-    <w:p>
-      <w:pPr>
-        <w:pStyle w:val="Kd"/>
-      </w:pPr>
-      <w:r>
+      <w:r>
+        <w:br/>
         <w:t xml:space="preserve">    start2 = g2_data.get("start")</w:t>
       </w:r>
-    </w:p>
-    <w:p>
-      <w:pPr>
-        <w:pStyle w:val="Kd"/>
-      </w:pPr>
-      <w:r>
+      <w:r>
+        <w:br/>
         <w:t xml:space="preserve">    rules2 = g2_data.get("rules_lines", [])</w:t>
       </w:r>
-    </w:p>
-    <w:p>
-      <w:pPr>
-        <w:pStyle w:val="Kd"/>
-      </w:pPr>
-    </w:p>
-    <w:p>
-      <w:pPr>
-        <w:pStyle w:val="Kd"/>
-      </w:pPr>
-      <w:r>
-        <w:t xml:space="preserve">    final1, start1_opt = optimize_grammar(start1, rules1)</w:t>
-      </w:r>
-    </w:p>
-    <w:p>
-      <w:pPr>
-        <w:pStyle w:val="Kd"/>
-      </w:pPr>
-      <w:r>
-        <w:t xml:space="preserve">    final2, start2_opt = optimize_grammar(start2, rules2)</w:t>
-      </w:r>
-    </w:p>
-    <w:p>
-      <w:pPr>
-        <w:pStyle w:val="Kd"/>
-      </w:pPr>
-    </w:p>
-    <w:p>
-      <w:pPr>
-        <w:pStyle w:val="Kd"/>
-      </w:pPr>
-      <w:r>
+      <w:r>
+        <w:br/>
+      </w:r>
+      <w:r>
+        <w:br/>
+        <w:t xml:space="preserve">    lines = []</w:t>
+      </w:r>
+      <w:r>
+        <w:br/>
+        <w:t xml:space="preserve">    both_rules_empty = (not rules1) and (not rules2)</w:t>
+      </w:r>
+      <w:r>
+        <w:br/>
+      </w:r>
+      <w:r>
+        <w:br/>
+        <w:t xml:space="preserve">    if not both_rules_empty:</w:t>
+      </w:r>
+      <w:r>
+        <w:br/>
+        <w:t xml:space="preserve">        if not start1 or not rules1:</w:t>
+      </w:r>
+      <w:r>
+        <w:br/>
+        <w:t xml:space="preserve">            lines.append("Gramatika G1 nie je úplne zadaná.")</w:t>
+      </w:r>
+      <w:r>
+        <w:br/>
+      </w:r>
+      <w:r>
+        <w:br/>
+        <w:t xml:space="preserve">        if not start2 or not rules2:</w:t>
+      </w:r>
+      <w:r>
+        <w:br/>
+        <w:t xml:space="preserve">            lines.append("Gramatika G2 nie je úplne zadaná.")</w:t>
+      </w:r>
+      <w:r>
+        <w:br/>
+      </w:r>
+      <w:r>
+        <w:br/>
+        <w:t xml:space="preserve">        if lines:</w:t>
+      </w:r>
+      <w:r>
+        <w:br/>
+        <w:t xml:space="preserve">            return {"plain_lines": lines}</w:t>
+      </w:r>
+      <w:r>
+        <w:br/>
+      </w:r>
+      <w:r>
+        <w:br/>
+        <w:t xml:space="preserve">    if both_rules_empty:</w:t>
+      </w:r>
+      <w:r>
+        <w:br/>
+        <w:t xml:space="preserve">        final1, start1_opt = {}, start1 or ""</w:t>
+      </w:r>
+      <w:r>
+        <w:br/>
+        <w:t xml:space="preserve">        final2, start2_opt = {}, start2 or ""</w:t>
+      </w:r>
+      <w:r>
+        <w:br/>
+        <w:t xml:space="preserve">    else:</w:t>
+      </w:r>
+      <w:r>
+        <w:br/>
+        <w:t xml:space="preserve">        final1, start1_opt = optimize_grammar(start1, rules1)</w:t>
+      </w:r>
+      <w:r>
+        <w:br/>
+        <w:t xml:space="preserve">        final2, start2_opt = optimize_grammar(start2, rules2)</w:t>
+      </w:r>
+      <w:r>
+        <w:br/>
+      </w:r>
+      <w:r>
+        <w:br/>
         <w:t xml:space="preserve">    equivalent = languages_equivalent_up_to_length(</w:t>
       </w:r>
-    </w:p>
-    <w:p>
-      <w:pPr>
-        <w:pStyle w:val="Kd"/>
-      </w:pPr>
-      <w:r>
+      <w:r>
+        <w:br/>
         <w:t xml:space="preserve">        final1,</w:t>
       </w:r>
-    </w:p>
-    <w:p>
-      <w:pPr>
-        <w:pStyle w:val="Kd"/>
-      </w:pPr>
-      <w:r>
+      <w:r>
+        <w:br/>
         <w:t xml:space="preserve">        start1_opt,</w:t>
       </w:r>
-    </w:p>
-    <w:p>
-      <w:pPr>
-        <w:pStyle w:val="Kd"/>
-      </w:pPr>
-      <w:r>
+      <w:r>
+        <w:br/>
         <w:t xml:space="preserve">        final2,</w:t>
       </w:r>
-    </w:p>
-    <w:p>
-      <w:pPr>
-        <w:pStyle w:val="Kd"/>
-      </w:pPr>
-      <w:r>
+      <w:r>
+        <w:br/>
         <w:t xml:space="preserve">        start2_opt,</w:t>
       </w:r>
-    </w:p>
-    <w:p>
-      <w:pPr>
-        <w:pStyle w:val="Kd"/>
-      </w:pPr>
-      <w:r>
+      <w:r>
+        <w:br/>
         <w:t xml:space="preserve">        eq_length</w:t>
       </w:r>
-    </w:p>
-    <w:p>
-      <w:pPr>
-        <w:pStyle w:val="Kd"/>
-      </w:pPr>
-      <w:r>
+      <w:r>
+        <w:br/>
         <w:t xml:space="preserve">    )</w:t>
       </w:r>
-    </w:p>
-    <w:p>
-      <w:pPr>
-        <w:pStyle w:val="Kd"/>
-      </w:pPr>
-    </w:p>
-    <w:p>
-      <w:pPr>
-        <w:pStyle w:val="Kd"/>
-      </w:pPr>
-      <w:r>
+      <w:r>
+        <w:br/>
+      </w:r>
+      <w:r>
+        <w:br/>
         <w:t xml:space="preserve">    counterexample = None</w:t>
       </w:r>
-    </w:p>
-    <w:p>
-      <w:pPr>
-        <w:pStyle w:val="Kd"/>
-      </w:pPr>
-    </w:p>
-    <w:p>
-      <w:pPr>
-        <w:pStyle w:val="Kd"/>
-      </w:pPr>
-      <w:r>
-        <w:t xml:space="preserve">    if not equivalent:</w:t>
-      </w:r>
-    </w:p>
-    <w:p>
-      <w:pPr>
-        <w:pStyle w:val="Kd"/>
-      </w:pPr>
-      <w:r>
+      <w:r>
+        <w:br/>
+      </w:r>
+      <w:r>
+        <w:br/>
+        <w:t xml:space="preserve">    </w:t>
+      </w:r>
+      <w:r>
+        <w:br/>
+      </w:r>
+      <w:r>
+        <w:lastRenderedPageBreak/>
+        <w:t>if not equivalent:</w:t>
+      </w:r>
+      <w:r>
+        <w:br/>
         <w:t xml:space="preserve">        counterexample = find_counterexample_up_to_length(</w:t>
       </w:r>
-    </w:p>
-    <w:p>
-      <w:pPr>
-        <w:pStyle w:val="Kd"/>
-      </w:pPr>
-      <w:r>
+      <w:r>
+        <w:br/>
         <w:t xml:space="preserve">            final1,</w:t>
       </w:r>
-    </w:p>
-    <w:p>
-      <w:pPr>
-        <w:pStyle w:val="Kd"/>
-      </w:pPr>
-      <w:r>
+      <w:r>
+        <w:br/>
         <w:t xml:space="preserve">            start1_opt,</w:t>
       </w:r>
-    </w:p>
-    <w:p>
-      <w:pPr>
-        <w:pStyle w:val="Kd"/>
-      </w:pPr>
-      <w:r>
+      <w:r>
+        <w:br/>
         <w:t xml:space="preserve">            final2,</w:t>
       </w:r>
-    </w:p>
-    <w:p>
-      <w:pPr>
-        <w:pStyle w:val="Kd"/>
-      </w:pPr>
-      <w:r>
+      <w:r>
+        <w:br/>
         <w:t xml:space="preserve">            start2_opt,</w:t>
       </w:r>
-    </w:p>
-    <w:p>
-      <w:pPr>
-        <w:pStyle w:val="Kd"/>
-      </w:pPr>
-      <w:r>
+      <w:r>
+        <w:br/>
         <w:t xml:space="preserve">            eq_length</w:t>
       </w:r>
-    </w:p>
-    <w:p>
-      <w:pPr>
-        <w:pStyle w:val="Kd"/>
-      </w:pPr>
-      <w:r>
+      <w:r>
+        <w:br/>
         <w:t xml:space="preserve">        )</w:t>
       </w:r>
-    </w:p>
-    <w:p>
-      <w:pPr>
-        <w:pStyle w:val="Kd"/>
-      </w:pPr>
-    </w:p>
-    <w:p>
-      <w:pPr>
-        <w:pStyle w:val="Kd"/>
-      </w:pPr>
-      <w:r>
+      <w:r>
+        <w:br/>
+      </w:r>
+      <w:r>
+        <w:br/>
+        <w:t xml:space="preserve">    language1 = generate_strings_up_to_length(final1, start1_opt, eq_length)</w:t>
+      </w:r>
+      <w:r>
+        <w:br/>
+        <w:t xml:space="preserve">    language2 = generate_strings_up_to_length(final2, start2_opt, eq_length)</w:t>
+      </w:r>
+      <w:r>
+        <w:br/>
+      </w:r>
+      <w:r>
+        <w:br/>
         <w:t xml:space="preserve">    return {</w:t>
       </w:r>
-    </w:p>
-    <w:p>
-      <w:pPr>
-        <w:pStyle w:val="Kd"/>
-      </w:pPr>
-      <w:r>
+      <w:r>
+        <w:br/>
         <w:t xml:space="preserve">        "final1": final1,</w:t>
       </w:r>
-    </w:p>
-    <w:p>
-      <w:pPr>
-        <w:pStyle w:val="Kd"/>
-      </w:pPr>
-      <w:r>
+      <w:r>
+        <w:br/>
         <w:t xml:space="preserve">        "final2": final2,</w:t>
       </w:r>
-    </w:p>
-    <w:p>
-      <w:pPr>
-        <w:pStyle w:val="Kd"/>
-      </w:pPr>
-      <w:r>
+      <w:r>
+        <w:br/>
+        <w:t xml:space="preserve">        "start1_opt": start1_opt,</w:t>
+      </w:r>
+      <w:r>
+        <w:br/>
+        <w:t xml:space="preserve">        "start2_opt": start2_opt,</w:t>
+      </w:r>
+      <w:r>
+        <w:br/>
+        <w:t xml:space="preserve">        "language1": language1,</w:t>
+      </w:r>
+      <w:r>
+        <w:br/>
+        <w:t xml:space="preserve">        "language2": language2,</w:t>
+      </w:r>
+      <w:r>
+        <w:br/>
         <w:t xml:space="preserve">        "eq_length": eq_length,</w:t>
       </w:r>
-    </w:p>
-    <w:p>
-      <w:pPr>
-        <w:pStyle w:val="Kd"/>
-      </w:pPr>
-      <w:r>
+      <w:r>
+        <w:br/>
         <w:t xml:space="preserve">        "equivalent": equivalent,</w:t>
       </w:r>
-    </w:p>
-    <w:p>
-      <w:pPr>
-        <w:pStyle w:val="Kd"/>
-      </w:pPr>
-      <w:r>
+      <w:r>
+        <w:br/>
         <w:t xml:space="preserve">        "counterexample": counterexample</w:t>
       </w:r>
-    </w:p>
-    <w:p>
-      <w:pPr>
-        <w:pStyle w:val="Kd"/>
-      </w:pPr>
-      <w:r>
+      <w:r>
+        <w:br/>
         <w:t xml:space="preserve">    }</w:t>
       </w:r>
     </w:p>
@@ -13211,15 +15643,7 @@
           <w:rFonts w:asciiTheme="minorHAnsi" w:hAnsiTheme="minorHAnsi"/>
           <w:sz w:val="24"/>
         </w:rPr>
-        <w:t xml:space="preserve">Táto funkcia najskôr načíta uložené vstupy, potom optimalizuje obe gramatiky a spustí porovnanie jazykov do zadanej dĺžky. Ak sa zistí neekvivalencia, vyhľadá sa protipríklad. </w:t>
-      </w:r>
-      <w:r>
-        <w:rPr>
-          <w:rFonts w:asciiTheme="minorHAnsi" w:hAnsiTheme="minorHAnsi"/>
-          <w:sz w:val="24"/>
-        </w:rPr>
-        <w:lastRenderedPageBreak/>
-        <w:t>Výsledok sa uloží do slovníka, ktorý sa následne používa pri vykreslení výsledkovej obrazovky.</w:t>
+        <w:t>Táto funkcia najskôr načíta uložené vstupy, potom optimalizuje obe gramatiky a spustí porovnanie jazykov do zadanej dĺžky. Ak sa zistí neekvivalencia, vyhľadá sa protipríklad. Výsledok sa uloží do slovníka, ktorý sa následne používa pri vykreslení výsledkovej obrazovky.</w:t>
       </w:r>
     </w:p>
     <w:p>
@@ -13238,8 +15662,13 @@
         <w:pStyle w:val="Bezodsadenia"/>
       </w:pPr>
       <w:r>
-        <w:t>Pred samotným generovaním slov aplikácia upraví vstupné gramatiky do optimalizovanej podoby. Cieľom optimalizácie nie je zmeniť jazyk gramatiky, ale odstrániť také pravidlá a symboly, ktoré by mohli zhoršiť efektivitu generovania alebo spôsobiť nekonečné cyklenie</w:t>
-      </w:r>
+        <w:t xml:space="preserve">Pred samotným generovaním slov aplikácia upraví vstupné gramatiky do optimalizovanej podoby. Cieľom optimalizácie nie je zmeniť jazyk gramatiky, ale odstrániť také pravidlá a symboly, ktoré by mohli zhoršiť efektivitu generovania alebo spôsobiť nekonečné </w:t>
+      </w:r>
+      <w:proofErr w:type="spellStart"/>
+      <w:r>
+        <w:t>cyklenie</w:t>
+      </w:r>
+      <w:proofErr w:type="spellEnd"/>
       <w:r>
         <w:t>.</w:t>
       </w:r>
@@ -13267,308 +15696,204 @@
       <w:r>
         <w:t>def optimize_grammar(start_symbol, rules_input):</w:t>
       </w:r>
-    </w:p>
-    <w:p>
-      <w:pPr>
-        <w:pStyle w:val="Kd"/>
-        <w:jc w:val="left"/>
-      </w:pPr>
-      <w:r>
+      <w:r>
+        <w:br/>
         <w:t xml:space="preserve">    original_grammar = process_rules(rules_input)</w:t>
       </w:r>
-    </w:p>
-    <w:p>
-      <w:pPr>
-        <w:pStyle w:val="Kd"/>
-        <w:jc w:val="left"/>
-      </w:pPr>
-      <w:r>
+      <w:r>
+        <w:br/>
         <w:t xml:space="preserve">    original_non_terminals = list(original_grammar.keys())</w:t>
       </w:r>
-    </w:p>
-    <w:p>
-      <w:pPr>
-        <w:pStyle w:val="Kd"/>
-        <w:jc w:val="left"/>
-      </w:pPr>
-    </w:p>
-    <w:p>
-      <w:pPr>
-        <w:pStyle w:val="Kd"/>
-        <w:jc w:val="left"/>
-      </w:pPr>
-      <w:r>
+      <w:r>
+        <w:br/>
+      </w:r>
+      <w:r>
+        <w:lastRenderedPageBreak/>
+        <w:br/>
         <w:t xml:space="preserve">    epsilon_nt = find_epsilon_producing(original_grammar, original_non_terminals)</w:t>
       </w:r>
-    </w:p>
-    <w:p>
-      <w:pPr>
-        <w:pStyle w:val="Kd"/>
-        <w:jc w:val="left"/>
-      </w:pPr>
-      <w:r>
+      <w:r>
+        <w:br/>
         <w:t xml:space="preserve">    grammar_eps = remove_epsilon_productions(original_grammar, start_symbol, epsilon_nt)</w:t>
       </w:r>
-    </w:p>
-    <w:p>
-      <w:pPr>
-        <w:pStyle w:val="Kd"/>
-        <w:jc w:val="left"/>
-      </w:pPr>
-      <w:r>
+      <w:r>
+        <w:br/>
         <w:t xml:space="preserve">    grammar_eps = remove_productions_with_missing_nonterminals(</w:t>
       </w:r>
-    </w:p>
-    <w:p>
-      <w:pPr>
-        <w:pStyle w:val="Kd"/>
-        <w:jc w:val="left"/>
-      </w:pPr>
-      <w:r>
+      <w:r>
+        <w:br/>
         <w:t xml:space="preserve">        grammar_eps,</w:t>
       </w:r>
-    </w:p>
-    <w:p>
-      <w:pPr>
-        <w:pStyle w:val="Kd"/>
-        <w:jc w:val="left"/>
-      </w:pPr>
-      <w:r>
+      <w:r>
+        <w:br/>
         <w:t xml:space="preserve">        original_non_terminals</w:t>
       </w:r>
-    </w:p>
-    <w:p>
-      <w:pPr>
-        <w:pStyle w:val="Kd"/>
-        <w:jc w:val="left"/>
-      </w:pPr>
-      <w:r>
+      <w:r>
+        <w:br/>
         <w:t xml:space="preserve">    )</w:t>
       </w:r>
-    </w:p>
-    <w:p>
-      <w:pPr>
-        <w:pStyle w:val="Kd"/>
-        <w:jc w:val="left"/>
-      </w:pPr>
-    </w:p>
-    <w:p>
-      <w:pPr>
-        <w:pStyle w:val="Kd"/>
-        <w:jc w:val="left"/>
-      </w:pPr>
-      <w:r>
+      <w:r>
+        <w:br/>
+      </w:r>
+      <w:r>
+        <w:br/>
         <w:t xml:space="preserve">    grammar_with_start, new_start_symbol = create_new_start_symbol_if_epsilon(</w:t>
       </w:r>
-    </w:p>
-    <w:p>
-      <w:pPr>
-        <w:pStyle w:val="Kd"/>
-        <w:jc w:val="left"/>
-      </w:pPr>
-      <w:r>
+      <w:r>
+        <w:br/>
         <w:t xml:space="preserve">        grammar_eps,</w:t>
       </w:r>
-    </w:p>
-    <w:p>
-      <w:pPr>
-        <w:pStyle w:val="Kd"/>
-        <w:jc w:val="left"/>
-      </w:pPr>
-      <w:r>
+      <w:r>
+        <w:br/>
         <w:t xml:space="preserve">        start_symbol,</w:t>
       </w:r>
-    </w:p>
-    <w:p>
-      <w:pPr>
-        <w:pStyle w:val="Kd"/>
-        <w:jc w:val="left"/>
-      </w:pPr>
-      <w:r>
+      <w:r>
+        <w:br/>
         <w:t xml:space="preserve">        epsilon_nt</w:t>
       </w:r>
-    </w:p>
-    <w:p>
-      <w:pPr>
-        <w:pStyle w:val="Kd"/>
-        <w:jc w:val="left"/>
-      </w:pPr>
-      <w:r>
+      <w:r>
+        <w:br/>
         <w:t xml:space="preserve">    )</w:t>
       </w:r>
-    </w:p>
-    <w:p>
-      <w:pPr>
-        <w:pStyle w:val="Kd"/>
-        <w:jc w:val="left"/>
-      </w:pPr>
-    </w:p>
-    <w:p>
-      <w:pPr>
-        <w:pStyle w:val="Kd"/>
-        <w:jc w:val="left"/>
-      </w:pPr>
-      <w:r>
-        <w:t xml:space="preserve">    grammar_no_simple = remove_simple_rules(grammar_with_start, find_simple_rules(grammar_with_start))</w:t>
-      </w:r>
-    </w:p>
-    <w:p>
-      <w:pPr>
-        <w:pStyle w:val="Kd"/>
-        <w:jc w:val="left"/>
-      </w:pPr>
-      <w:r>
-        <w:t xml:space="preserve">    grammar_left = remove_left_recursion(grammar_no_simple, start_symbol)</w:t>
-      </w:r>
-    </w:p>
-    <w:p>
-      <w:pPr>
-        <w:pStyle w:val="Kd"/>
-        <w:jc w:val="left"/>
-      </w:pPr>
-    </w:p>
-    <w:p>
-      <w:pPr>
-        <w:pStyle w:val="Kd"/>
-        <w:jc w:val="left"/>
-      </w:pPr>
-      <w:r>
-        <w:t xml:space="preserve">    grammar_no_simple = remove_simple_rules(grammar_left, find_simple_rules(grammar_left))</w:t>
-      </w:r>
-    </w:p>
-    <w:p>
-      <w:pPr>
-        <w:pStyle w:val="Kd"/>
-        <w:jc w:val="left"/>
-      </w:pPr>
-      <w:r>
-        <w:t xml:space="preserve">    grammar_left = remove_left_recursion(grammar_no_simple, start_symbol)</w:t>
-      </w:r>
-    </w:p>
-    <w:p>
-      <w:pPr>
-        <w:pStyle w:val="Kd"/>
-        <w:jc w:val="left"/>
-      </w:pPr>
-    </w:p>
-    <w:p>
-      <w:pPr>
-        <w:pStyle w:val="Kd"/>
-        <w:jc w:val="left"/>
-      </w:pPr>
+      <w:r>
+        <w:br/>
+      </w:r>
+      <w:r>
+        <w:br/>
+        <w:t xml:space="preserve">    grammar_no_simple = remove_simple_rules(</w:t>
+      </w:r>
+      <w:r>
+        <w:br/>
+        <w:t xml:space="preserve">        grammar_with_start,</w:t>
+      </w:r>
+      <w:r>
+        <w:br/>
+        <w:t xml:space="preserve">        find_simple_rules(grammar_with_start)</w:t>
+      </w:r>
+      <w:r>
+        <w:br/>
+        <w:t xml:space="preserve">    )</w:t>
+      </w:r>
+      <w:r>
+        <w:br/>
+      </w:r>
+      <w:r>
+        <w:br/>
+        <w:t xml:space="preserve">    protected = {new_start_symbol}</w:t>
+      </w:r>
+      <w:r>
+        <w:br/>
+      </w:r>
+      <w:r>
+        <w:br/>
+        <w:t xml:space="preserve">    unproductive = find_neperspektivne(grammar_no_simple, list(grammar_no_simple.keys()))</w:t>
+      </w:r>
+      <w:r>
+        <w:br/>
+        <w:t xml:space="preserve">    grammar_clean = remove_unproductive(grammar_no_simple, unproductive)</w:t>
+      </w:r>
+      <w:r>
+        <w:br/>
+      </w:r>
+      <w:r>
+        <w:br/>
+        <w:t xml:space="preserve">    unreachable = find_unreachable(grammar_clean, new_start_symbol, protected)</w:t>
+      </w:r>
+      <w:r>
+        <w:br/>
+        <w:t xml:space="preserve">    grammar_clean = remove_unreachable(grammar_clean, unreachable, protected)</w:t>
+      </w:r>
+      <w:r>
+        <w:br/>
+      </w:r>
+      <w:r>
+        <w:br/>
+        <w:t xml:space="preserve">    grammar_left, ordered_nonterminals = remove_left_recursion(</w:t>
+      </w:r>
+      <w:r>
+        <w:br/>
+        <w:t xml:space="preserve">        grammar_clean,</w:t>
+      </w:r>
+      <w:r>
+        <w:br/>
+        <w:t xml:space="preserve">        new_start_symbol</w:t>
+      </w:r>
+      <w:r>
+        <w:br/>
+        <w:t xml:space="preserve">    )</w:t>
+      </w:r>
+      <w:r>
+        <w:br/>
+      </w:r>
+      <w:r>
+        <w:br/>
+        <w:t xml:space="preserve">    grammar_no_simple = remove_simple_rules(</w:t>
+      </w:r>
+      <w:r>
+        <w:br/>
+        <w:t xml:space="preserve">        grammar_left,</w:t>
+      </w:r>
+      <w:r>
+        <w:br/>
+      </w:r>
       <w:r>
         <w:lastRenderedPageBreak/>
-        <w:t xml:space="preserve">    protected = {new_start_symbol}</w:t>
-      </w:r>
-    </w:p>
-    <w:p>
-      <w:pPr>
-        <w:pStyle w:val="Kd"/>
-        <w:jc w:val="left"/>
-      </w:pPr>
-    </w:p>
-    <w:p>
-      <w:pPr>
-        <w:pStyle w:val="Kd"/>
-        <w:jc w:val="left"/>
-      </w:pPr>
-      <w:r>
-        <w:t xml:space="preserve">    unproductive = find_neperspektivne(grammar_left, list(grammar_left.keys()))</w:t>
-      </w:r>
-    </w:p>
-    <w:p>
-      <w:pPr>
-        <w:pStyle w:val="Kd"/>
-        <w:jc w:val="left"/>
-      </w:pPr>
-      <w:r>
-        <w:t xml:space="preserve">    grammar_prod = remove_unproductive(grammar_left, unproductive)</w:t>
-      </w:r>
-    </w:p>
-    <w:p>
-      <w:pPr>
-        <w:pStyle w:val="Kd"/>
-        <w:jc w:val="left"/>
-      </w:pPr>
-    </w:p>
-    <w:p>
-      <w:pPr>
-        <w:pStyle w:val="Kd"/>
-        <w:jc w:val="left"/>
-      </w:pPr>
-      <w:r>
-        <w:t xml:space="preserve">    unreachable = find_unreachable(grammar_prod, new_start_symbol, protected)</w:t>
-      </w:r>
-    </w:p>
-    <w:p>
-      <w:pPr>
-        <w:pStyle w:val="Kd"/>
-        <w:jc w:val="left"/>
-      </w:pPr>
-      <w:r>
-        <w:t xml:space="preserve">    grammar_reach = remove_unreachable(grammar_prod, unreachable, protected)</w:t>
-      </w:r>
-    </w:p>
-    <w:p>
-      <w:pPr>
-        <w:pStyle w:val="Kd"/>
-        <w:jc w:val="left"/>
-      </w:pPr>
-    </w:p>
-    <w:p>
-      <w:pPr>
-        <w:pStyle w:val="Kd"/>
-        <w:jc w:val="left"/>
-      </w:pPr>
-      <w:r>
-        <w:t xml:space="preserve">    final_grammar = merge_equivalent_non_terminals_fixpoint(</w:t>
-      </w:r>
-    </w:p>
-    <w:p>
-      <w:pPr>
-        <w:pStyle w:val="Kd"/>
-        <w:jc w:val="left"/>
-      </w:pPr>
-      <w:r>
-        <w:t xml:space="preserve">        grammar_reach,</w:t>
-      </w:r>
-    </w:p>
-    <w:p>
-      <w:pPr>
-        <w:pStyle w:val="Kd"/>
-        <w:jc w:val="left"/>
-      </w:pPr>
-      <w:r>
-        <w:t xml:space="preserve">        list(grammar_reach.keys())</w:t>
-      </w:r>
-    </w:p>
-    <w:p>
-      <w:pPr>
-        <w:pStyle w:val="Kd"/>
-        <w:jc w:val="left"/>
-      </w:pPr>
-      <w:r>
+        <w:t xml:space="preserve">        find_simple_rules(grammar_left)</w:t>
+      </w:r>
+      <w:r>
+        <w:br/>
         <w:t xml:space="preserve">    )</w:t>
       </w:r>
-    </w:p>
-    <w:p>
-      <w:pPr>
-        <w:pStyle w:val="Kd"/>
-        <w:jc w:val="left"/>
-      </w:pPr>
-    </w:p>
-    <w:p>
-      <w:pPr>
-        <w:pStyle w:val="Kd"/>
-        <w:jc w:val="left"/>
-      </w:pPr>
-      <w:r>
-        <w:t xml:space="preserve">    return final_grammar, new_start_symbol</w:t>
-      </w:r>
-    </w:p>
-    <w:p>
-      <w:r>
-        <w:t xml:space="preserve">Funkcia najskôr prevedie vstupné pravidlá na internú slovníkovú reprezentáciu. Následne sa identifikujú neterminály, ktoré dokážu generovať prázdne slovo, a odstránia sa </w:t>
+      <w:r>
+        <w:br/>
+      </w:r>
+      <w:r>
+        <w:br/>
+        <w:t xml:space="preserve">    grammar_substituted, terminal_prefix_success = substitute_bottom_up_by_order(</w:t>
+      </w:r>
+      <w:r>
+        <w:br/>
+        <w:t xml:space="preserve">        grammar_no_simple,</w:t>
+      </w:r>
+      <w:r>
+        <w:br/>
+        <w:t xml:space="preserve">        ordered_nonterminals</w:t>
+      </w:r>
+      <w:r>
+        <w:br/>
+        <w:t xml:space="preserve">    )</w:t>
+      </w:r>
+      <w:r>
+        <w:br/>
+      </w:r>
+      <w:r>
+        <w:br/>
+        <w:t xml:space="preserve">    grammar_no_simple = remove_simple_rules(</w:t>
+      </w:r>
+      <w:r>
+        <w:br/>
+        <w:t xml:space="preserve">        grammar_substituted,</w:t>
+      </w:r>
+      <w:r>
+        <w:br/>
+        <w:t xml:space="preserve">        find_simple_rules(grammar_substituted)</w:t>
+      </w:r>
+      <w:r>
+        <w:br/>
+        <w:t xml:space="preserve">    )</w:t>
+      </w:r>
+    </w:p>
+    <w:p>
+      <w:r>
+        <w:t xml:space="preserve">Funkcia najskôr prevedie vstupné pravidlá na internú slovníkovú reprezentáciu. Následne sa identifikujú </w:t>
+      </w:r>
+      <w:proofErr w:type="spellStart"/>
+      <w:r>
+        <w:t>neterminály</w:t>
+      </w:r>
+      <w:proofErr w:type="spellEnd"/>
+      <w:r>
+        <w:t xml:space="preserve">, ktoré dokážu generovať prázdne slovo, a odstránia sa </w:t>
       </w:r>
       <m:oMath>
         <m:r>
@@ -13587,20 +15912,46 @@
         <w:t>Ď</w:t>
       </w:r>
       <w:r>
-        <w:t>alej sa odstraňujú jednoduché pravidlá a ľavá rekurzia. Tieto kroky sa v implementácii vykonávajú opakovane, pretože odstránenie jedného typu pravidiel môže vytvoriť nové prípady, ktoré je potrebné opätovne spracovať. Po týchto úpravách nasleduje odstránenie neproduktívnych a nedosiahnuteľných symbolov. Nakoniec sa aplikácia pokúsi zlúčiť ekvivalentné neterminály, čím sa výsledná gramatika môže ďalej zjednodušiť.</w:t>
+        <w:t xml:space="preserve">alej sa odstraňujú jednoduché pravidlá a ľavá </w:t>
+      </w:r>
+      <w:proofErr w:type="spellStart"/>
+      <w:r>
+        <w:t>rekurzia</w:t>
+      </w:r>
+      <w:proofErr w:type="spellEnd"/>
+      <w:r>
+        <w:t xml:space="preserve">. Tieto kroky sa v implementácii vykonávajú opakovane, pretože odstránenie jedného typu pravidiel môže vytvoriť nové prípady, ktoré je potrebné opätovne spracovať. Po týchto úpravách nasleduje odstránenie neproduktívnych a nedosiahnuteľných symbolov. Nakoniec sa aplikácia pokúsi zlúčiť ekvivalentné </w:t>
+      </w:r>
+      <w:proofErr w:type="spellStart"/>
+      <w:r>
+        <w:t>neterminály</w:t>
+      </w:r>
+      <w:proofErr w:type="spellEnd"/>
+      <w:r>
+        <w:t>, čím sa výsledná gramatika môže ďalej zjednodušiť.</w:t>
       </w:r>
     </w:p>
     <w:p>
       <w:r>
         <w:t xml:space="preserve">Výsledkom funkcie </w:t>
       </w:r>
+      <w:proofErr w:type="spellStart"/>
       <w:r>
         <w:rPr>
           <w:rFonts w:ascii="Courier New" w:hAnsi="Courier New" w:cs="Courier New"/>
           <w:sz w:val="22"/>
           <w:szCs w:val="22"/>
         </w:rPr>
-        <w:t>optimize_grammar()</w:t>
+        <w:t>optimize_grammar</w:t>
+      </w:r>
+      <w:proofErr w:type="spellEnd"/>
+      <w:r>
+        <w:rPr>
+          <w:rFonts w:ascii="Courier New" w:hAnsi="Courier New" w:cs="Courier New"/>
+          <w:sz w:val="22"/>
+          <w:szCs w:val="22"/>
+        </w:rPr>
+        <w:t>()</w:t>
       </w:r>
       <w:r>
         <w:t xml:space="preserve"> je dvojica hodnôt: optimalizovaná gramatika a počiatočný symbol, ktorý sa má použiť pri generovaní slov. Táto dvojica je potrebná najmä v prípadoch, keď bol počas spracovania vytvorený nový počiatočný symbol.</w:t>
@@ -13656,7 +16007,23 @@
         <w:pStyle w:val="Bezodsadenia"/>
       </w:pPr>
       <w:r>
-        <w:t xml:space="preserve">Kľúčovou časťou aplikácie je generovanie slov, ktoré patria do jazyka danej gramatiky. Keďže všeobecná ekvivalencia bezkontextových gramatík je nerozhodnuteľná, aplikácia negeneruje celý jazyk, ale iba slová do používateľom zadanej maximálnej dĺžky </w:t>
+        <w:t xml:space="preserve">Kľúčovou časťou aplikácie je generovanie slov, ktoré patria do jazyka danej gramatiky. Keďže všeobecná ekvivalencia </w:t>
+      </w:r>
+      <w:proofErr w:type="spellStart"/>
+      <w:r>
+        <w:t>bezkontextových</w:t>
+      </w:r>
+      <w:proofErr w:type="spellEnd"/>
+      <w:r>
+        <w:t xml:space="preserve"> gramatík je </w:t>
+      </w:r>
+      <w:proofErr w:type="spellStart"/>
+      <w:r>
+        <w:t>nerozhodnuteľná</w:t>
+      </w:r>
+      <w:proofErr w:type="spellEnd"/>
+      <w:r>
+        <w:t xml:space="preserve">, aplikácia negeneruje celý jazyk, ale iba slová do používateľom zadanej maximálnej dĺžky </w:t>
       </w:r>
       <m:oMath>
         <m:sSub>
@@ -13721,19 +16088,20 @@
         </m:sSub>
       </m:oMath>
       <w:r>
-        <w:t xml:space="preserve">. Tento </w:t>
-      </w:r>
-      <w:r>
-        <w:lastRenderedPageBreak/>
-        <w:t>prístup je výhodný najmä pri hľadaní protipríkladu, pretože rozdiel medzi jazykmi sa môže nájsť už pri krátkych slovách.</w:t>
+        <w:t>. Tento prístup je výhodný najmä pri hľadaní protipríkladu, pretože rozdiel medzi jazykmi sa môže nájsť už pri krátkych slovách.</w:t>
       </w:r>
     </w:p>
     <w:p>
       <w:r>
         <w:t xml:space="preserve">Na generovanie všetkých slov do </w:t>
       </w:r>
-      <w:r>
-        <w:t>uživateľom zadanej dĺžky</w:t>
+      <w:proofErr w:type="spellStart"/>
+      <w:r>
+        <w:t>uživateľom</w:t>
+      </w:r>
+      <w:proofErr w:type="spellEnd"/>
+      <w:r>
+        <w:t xml:space="preserve"> zadanej dĺžky</w:t>
       </w:r>
       <w:r>
         <w:rPr>
@@ -13744,28 +16112,44 @@
       <w:r>
         <w:t xml:space="preserve">slúži funkcia </w:t>
       </w:r>
+      <w:proofErr w:type="spellStart"/>
       <w:r>
         <w:rPr>
           <w:rFonts w:ascii="Courier New" w:hAnsi="Courier New" w:cs="Courier New"/>
           <w:sz w:val="22"/>
           <w:szCs w:val="22"/>
         </w:rPr>
-        <w:t>generate_strings_up_to_length()</w:t>
-      </w:r>
-      <w:r>
-        <w:t xml:space="preserve">. </w:t>
-      </w:r>
-      <w:r>
-        <w:t xml:space="preserve">Funkcia postupne generuje slová všetkých dĺžok od 0 po </w:t>
-      </w:r>
+        <w:t>generate_strings_up_to_length</w:t>
+      </w:r>
+      <w:proofErr w:type="spellEnd"/>
       <w:r>
         <w:rPr>
           <w:rFonts w:ascii="Courier New" w:hAnsi="Courier New" w:cs="Courier New"/>
           <w:sz w:val="22"/>
           <w:szCs w:val="22"/>
         </w:rPr>
+        <w:t>()</w:t>
+      </w:r>
+      <w:r>
+        <w:t xml:space="preserve">. </w:t>
+      </w:r>
+      <w:r>
+        <w:t xml:space="preserve">Funkcia postupne generuje slová všetkých dĺžok od 0 </w:t>
+      </w:r>
+      <w:r>
+        <w:lastRenderedPageBreak/>
+        <w:t xml:space="preserve">po </w:t>
+      </w:r>
+      <w:proofErr w:type="spellStart"/>
+      <w:r>
+        <w:rPr>
+          <w:rFonts w:ascii="Courier New" w:hAnsi="Courier New" w:cs="Courier New"/>
+          <w:sz w:val="22"/>
+          <w:szCs w:val="22"/>
+        </w:rPr>
         <w:t>max_length</w:t>
       </w:r>
+      <w:proofErr w:type="spellEnd"/>
       <w:r>
         <w:t>. Výsledky sa ukladajú do množiny, čím sa odstránia duplicity. Na konci sa slová zoradia najskôr podľa dĺžky a potom lexikograficky.</w:t>
       </w:r>
@@ -13843,7 +16227,7 @@
         <w:jc w:val="left"/>
       </w:pPr>
       <w:r>
-        <w:t xml:space="preserve">    if not grammar or start_symbol not in grammar:</w:t>
+        <w:t xml:space="preserve">    if max_length &lt; 0:</w:t>
       </w:r>
     </w:p>
     <w:p>
@@ -13852,7 +16236,7 @@
         <w:jc w:val="left"/>
       </w:pPr>
       <w:r>
-        <w:t xml:space="preserve">        return [""] if max_length &gt;= 0 else []</w:t>
+        <w:t xml:space="preserve">        return []</w:t>
       </w:r>
     </w:p>
     <w:p>
@@ -13867,7 +16251,7 @@
         <w:jc w:val="left"/>
       </w:pPr>
       <w:r>
-        <w:t xml:space="preserve">    gen_nt_exact = make_exact_length_engine(grammar)</w:t>
+        <w:t xml:space="preserve">    if not grammar or start_symbol not in grammar:</w:t>
       </w:r>
     </w:p>
     <w:p>
@@ -13876,7 +16260,7 @@
         <w:jc w:val="left"/>
       </w:pPr>
       <w:r>
-        <w:t xml:space="preserve">    all_strings = set()</w:t>
+        <w:t xml:space="preserve">        return []</w:t>
       </w:r>
     </w:p>
     <w:p>
@@ -13891,7 +16275,7 @@
         <w:jc w:val="left"/>
       </w:pPr>
       <w:r>
-        <w:t xml:space="preserve">    for length in range(max_length + 1):</w:t>
+        <w:t xml:space="preserve">    gen_nt_exact = make_exact_length_engine(grammar)</w:t>
       </w:r>
     </w:p>
     <w:p>
@@ -13900,7 +16284,7 @@
         <w:jc w:val="left"/>
       </w:pPr>
       <w:r>
-        <w:t xml:space="preserve">        all_strings.update(gen_nt_exact(start_symbol, length))</w:t>
+        <w:t xml:space="preserve">    all_strings = set()</w:t>
       </w:r>
     </w:p>
     <w:p>
@@ -13915,6 +16299,30 @@
         <w:jc w:val="left"/>
       </w:pPr>
       <w:r>
+        <w:t xml:space="preserve">    for length in range(max_length + 1):</w:t>
+      </w:r>
+    </w:p>
+    <w:p>
+      <w:pPr>
+        <w:pStyle w:val="Kd"/>
+        <w:jc w:val="left"/>
+      </w:pPr>
+      <w:r>
+        <w:t xml:space="preserve">        all_strings.update(gen_nt_exact(start_symbol, length))</w:t>
+      </w:r>
+    </w:p>
+    <w:p>
+      <w:pPr>
+        <w:pStyle w:val="Kd"/>
+        <w:jc w:val="left"/>
+      </w:pPr>
+    </w:p>
+    <w:p>
+      <w:pPr>
+        <w:pStyle w:val="Kd"/>
+        <w:jc w:val="left"/>
+      </w:pPr>
+      <w:r>
         <w:t xml:space="preserve">    return sorted(all_strings, key=lambda x: (len(x), x))</w:t>
       </w:r>
     </w:p>
@@ -13925,9 +16333,14 @@
       </w:pPr>
       <w:bookmarkStart w:id="56" w:name="_Toc230735214"/>
       <w:r>
-        <w:t>Porovnanie jazykov a hľadanie protipríkladu</w:t>
+        <w:t xml:space="preserve">Porovnanie jazykov a hľadanie </w:t>
+      </w:r>
+      <w:proofErr w:type="spellStart"/>
+      <w:r>
+        <w:t>protipríkladu</w:t>
       </w:r>
       <w:bookmarkEnd w:id="56"/>
+      <w:proofErr w:type="spellEnd"/>
     </w:p>
     <w:p>
       <w:pPr>
@@ -13972,13 +16385,23 @@
       <w:r>
         <w:t xml:space="preserve">Porovnanie zabezpečuje funkcia </w:t>
       </w:r>
+      <w:proofErr w:type="spellStart"/>
       <w:r>
         <w:rPr>
           <w:rFonts w:ascii="Courier New" w:hAnsi="Courier New" w:cs="Courier New"/>
           <w:sz w:val="22"/>
           <w:szCs w:val="22"/>
         </w:rPr>
-        <w:t>languages_equivalent_up_to_length()</w:t>
+        <w:t>languages_equivalent_up_to_length</w:t>
+      </w:r>
+      <w:proofErr w:type="spellEnd"/>
+      <w:r>
+        <w:rPr>
+          <w:rFonts w:ascii="Courier New" w:hAnsi="Courier New" w:cs="Courier New"/>
+          <w:sz w:val="22"/>
+          <w:szCs w:val="22"/>
+        </w:rPr>
+        <w:t>()</w:t>
       </w:r>
       <w:r>
         <w:t>.</w:t>
@@ -13993,7 +16416,15 @@
         <w:t xml:space="preserve">. </w:t>
       </w:r>
       <w:r>
-        <w:t xml:space="preserve">Následne sa porovnávajú množiny slov po jednotlivých dĺžkach. Ak sa pri niektorej dĺžke nájde rozdiel, funkcia vráti hodnotu False. Ak sa rozdiel nenájde pre žiadnu dĺžku od 0 po </w:t>
+        <w:t xml:space="preserve">Následne sa porovnávajú množiny slov po jednotlivých dĺžkach. Ak sa pri niektorej dĺžke nájde rozdiel, funkcia vráti hodnotu </w:t>
+      </w:r>
+      <w:proofErr w:type="spellStart"/>
+      <w:r>
+        <w:t>False</w:t>
+      </w:r>
+      <w:proofErr w:type="spellEnd"/>
+      <w:r>
+        <w:t xml:space="preserve">. Ak sa rozdiel nenájde pre žiadnu dĺžku od 0 po </w:t>
       </w:r>
       <m:oMath>
         <m:sSub>
@@ -14037,15 +16468,33 @@
         </w:rPr>
       </w:pPr>
       <w:r>
-        <w:t xml:space="preserve">Ak sa zistí, že jazyky nie sú ekvivalentné, aplikácia hľadá konkrétny protipríklad. Na to slúži funkcia </w:t>
-      </w:r>
+        <w:t xml:space="preserve">Ak sa zistí, že jazyky nie sú ekvivalentné, aplikácia hľadá konkrétny </w:t>
+      </w:r>
+      <w:proofErr w:type="spellStart"/>
+      <w:r>
+        <w:t>protipríklad</w:t>
+      </w:r>
+      <w:proofErr w:type="spellEnd"/>
+      <w:r>
+        <w:t xml:space="preserve">. Na to slúži funkcia </w:t>
+      </w:r>
+      <w:proofErr w:type="spellStart"/>
       <w:r>
         <w:rPr>
           <w:rFonts w:ascii="Courier New" w:hAnsi="Courier New" w:cs="Courier New"/>
           <w:sz w:val="22"/>
           <w:szCs w:val="22"/>
         </w:rPr>
-        <w:t>find_counterexample_up_to_length()</w:t>
+        <w:t>find_counterexample_up_to_length</w:t>
+      </w:r>
+      <w:proofErr w:type="spellEnd"/>
+      <w:r>
+        <w:rPr>
+          <w:rFonts w:ascii="Courier New" w:hAnsi="Courier New" w:cs="Courier New"/>
+          <w:sz w:val="22"/>
+          <w:szCs w:val="22"/>
+        </w:rPr>
+        <w:t>()</w:t>
       </w:r>
       <w:r>
         <w:rPr>
@@ -14177,31 +16626,34 @@
           <w:b/>
           <w:bCs/>
         </w:rPr>
-        <w:t xml:space="preserve"> Vyhľadanie protipríkladu pri neekvivale</w:t>
-      </w:r>
+        <w:t xml:space="preserve"> Vyhľadanie </w:t>
+      </w:r>
+      <w:proofErr w:type="spellStart"/>
       <w:r>
         <w:rPr>
           <w:rFonts w:asciiTheme="majorHAnsi" w:hAnsiTheme="majorHAnsi" w:cstheme="majorHAnsi"/>
           <w:b/>
           <w:bCs/>
         </w:rPr>
-        <w:t>ncii</w:t>
-      </w:r>
+        <w:t>protipríkladu</w:t>
+      </w:r>
+      <w:proofErr w:type="spellEnd"/>
       <w:r>
         <w:rPr>
           <w:rFonts w:asciiTheme="majorHAnsi" w:hAnsiTheme="majorHAnsi" w:cstheme="majorHAnsi"/>
           <w:b/>
           <w:bCs/>
         </w:rPr>
-        <w:t xml:space="preserve"> </w:t>
-      </w:r>
+        <w:t xml:space="preserve"> pri </w:t>
+      </w:r>
+      <w:proofErr w:type="spellStart"/>
       <w:r>
         <w:rPr>
           <w:rFonts w:asciiTheme="majorHAnsi" w:hAnsiTheme="majorHAnsi" w:cstheme="majorHAnsi"/>
           <w:b/>
           <w:bCs/>
         </w:rPr>
-        <w:t>jazyko</w:t>
+        <w:t>neekvivale</w:t>
       </w:r>
       <w:r>
         <w:rPr>
@@ -14209,193 +16661,417 @@
           <w:b/>
           <w:bCs/>
         </w:rPr>
+        <w:t>ncii</w:t>
+      </w:r>
+      <w:proofErr w:type="spellEnd"/>
+      <w:r>
+        <w:rPr>
+          <w:rFonts w:asciiTheme="majorHAnsi" w:hAnsiTheme="majorHAnsi" w:cstheme="majorHAnsi"/>
+          <w:b/>
+          <w:bCs/>
+        </w:rPr>
+        <w:t xml:space="preserve"> </w:t>
+      </w:r>
+      <w:r>
+        <w:rPr>
+          <w:rFonts w:asciiTheme="majorHAnsi" w:hAnsiTheme="majorHAnsi" w:cstheme="majorHAnsi"/>
+          <w:b/>
+          <w:bCs/>
+        </w:rPr>
+        <w:t>jazyko</w:t>
+      </w:r>
+      <w:r>
+        <w:rPr>
+          <w:rFonts w:asciiTheme="majorHAnsi" w:hAnsiTheme="majorHAnsi" w:cstheme="majorHAnsi"/>
+          <w:b/>
+          <w:bCs/>
+        </w:rPr>
         <w:t>v</w:t>
       </w:r>
     </w:p>
     <w:p>
       <w:pPr>
-        <w:pStyle w:val="Kd"/>
-      </w:pPr>
-      <w:r>
+        <w:rPr>
+          <w:rFonts w:ascii="Courier New" w:hAnsi="Courier New" w:cs="Courier New"/>
+          <w:noProof/>
+          <w:sz w:val="22"/>
+        </w:rPr>
+      </w:pPr>
+      <w:r>
+        <w:rPr>
+          <w:rFonts w:ascii="Courier New" w:hAnsi="Courier New" w:cs="Courier New"/>
+          <w:noProof/>
+          <w:sz w:val="22"/>
+        </w:rPr>
         <w:t>def find_counterexample_up_to_length(grammar1, start1, grammar2, start2, max_length):</w:t>
       </w:r>
     </w:p>
     <w:p>
       <w:pPr>
-        <w:pStyle w:val="Kd"/>
-      </w:pPr>
-      <w:r>
+        <w:rPr>
+          <w:rFonts w:ascii="Courier New" w:hAnsi="Courier New" w:cs="Courier New"/>
+          <w:noProof/>
+          <w:sz w:val="22"/>
+        </w:rPr>
+      </w:pPr>
+      <w:r>
+        <w:rPr>
+          <w:rFonts w:ascii="Courier New" w:hAnsi="Courier New" w:cs="Courier New"/>
+          <w:noProof/>
+          <w:sz w:val="22"/>
+        </w:rPr>
         <w:t xml:space="preserve">    if not grammar1:</w:t>
       </w:r>
     </w:p>
     <w:p>
       <w:pPr>
-        <w:pStyle w:val="Kd"/>
-      </w:pPr>
-      <w:r>
-        <w:t xml:space="preserve">        gen1 = lambda s, length: frozenset({""}) if length == 0 else frozenset()</w:t>
-      </w:r>
-    </w:p>
-    <w:p>
-      <w:pPr>
-        <w:pStyle w:val="Kd"/>
-      </w:pPr>
-      <w:r>
+        <w:rPr>
+          <w:rFonts w:ascii="Courier New" w:hAnsi="Courier New" w:cs="Courier New"/>
+          <w:noProof/>
+          <w:sz w:val="22"/>
+        </w:rPr>
+      </w:pPr>
+      <w:r>
+        <w:rPr>
+          <w:rFonts w:ascii="Courier New" w:hAnsi="Courier New" w:cs="Courier New"/>
+          <w:noProof/>
+          <w:sz w:val="22"/>
+        </w:rPr>
+        <w:t xml:space="preserve">        gen1 = lambda s, length: frozenset()</w:t>
+      </w:r>
+    </w:p>
+    <w:p>
+      <w:pPr>
+        <w:rPr>
+          <w:rFonts w:ascii="Courier New" w:hAnsi="Courier New" w:cs="Courier New"/>
+          <w:noProof/>
+          <w:sz w:val="22"/>
+        </w:rPr>
+      </w:pPr>
+      <w:r>
+        <w:rPr>
+          <w:rFonts w:ascii="Courier New" w:hAnsi="Courier New" w:cs="Courier New"/>
+          <w:noProof/>
+          <w:sz w:val="22"/>
+        </w:rPr>
         <w:t xml:space="preserve">    else:</w:t>
       </w:r>
     </w:p>
     <w:p>
       <w:pPr>
-        <w:pStyle w:val="Kd"/>
-      </w:pPr>
-      <w:r>
+        <w:rPr>
+          <w:rFonts w:ascii="Courier New" w:hAnsi="Courier New" w:cs="Courier New"/>
+          <w:noProof/>
+          <w:sz w:val="22"/>
+        </w:rPr>
+      </w:pPr>
+      <w:r>
+        <w:rPr>
+          <w:rFonts w:ascii="Courier New" w:hAnsi="Courier New" w:cs="Courier New"/>
+          <w:noProof/>
+          <w:sz w:val="22"/>
+        </w:rPr>
         <w:t xml:space="preserve">        gen1 = make_exact_length_engine(grammar1)</w:t>
       </w:r>
     </w:p>
     <w:p>
       <w:pPr>
-        <w:pStyle w:val="Kd"/>
-      </w:pPr>
-    </w:p>
-    <w:p>
-      <w:pPr>
-        <w:pStyle w:val="Kd"/>
-      </w:pPr>
-      <w:r>
+        <w:rPr>
+          <w:rFonts w:ascii="Courier New" w:hAnsi="Courier New" w:cs="Courier New"/>
+          <w:noProof/>
+          <w:sz w:val="22"/>
+        </w:rPr>
+      </w:pPr>
+    </w:p>
+    <w:p>
+      <w:pPr>
+        <w:rPr>
+          <w:rFonts w:ascii="Courier New" w:hAnsi="Courier New" w:cs="Courier New"/>
+          <w:noProof/>
+          <w:sz w:val="22"/>
+        </w:rPr>
+      </w:pPr>
+      <w:r>
+        <w:rPr>
+          <w:rFonts w:ascii="Courier New" w:hAnsi="Courier New" w:cs="Courier New"/>
+          <w:noProof/>
+          <w:sz w:val="22"/>
+        </w:rPr>
         <w:t xml:space="preserve">    if not grammar2:</w:t>
       </w:r>
     </w:p>
     <w:p>
       <w:pPr>
-        <w:pStyle w:val="Kd"/>
-      </w:pPr>
-      <w:r>
-        <w:t xml:space="preserve">        gen2 = lambda s, length: frozenset({""}) if length == 0 else frozenset()</w:t>
-      </w:r>
-    </w:p>
-    <w:p>
-      <w:pPr>
-        <w:pStyle w:val="Kd"/>
-      </w:pPr>
-      <w:r>
+        <w:rPr>
+          <w:rFonts w:ascii="Courier New" w:hAnsi="Courier New" w:cs="Courier New"/>
+          <w:noProof/>
+          <w:sz w:val="22"/>
+        </w:rPr>
+      </w:pPr>
+      <w:r>
+        <w:rPr>
+          <w:rFonts w:ascii="Courier New" w:hAnsi="Courier New" w:cs="Courier New"/>
+          <w:noProof/>
+          <w:sz w:val="22"/>
+        </w:rPr>
+        <w:t xml:space="preserve">        gen2 = lambda s, length: frozenset()</w:t>
+      </w:r>
+    </w:p>
+    <w:p>
+      <w:pPr>
+        <w:rPr>
+          <w:rFonts w:ascii="Courier New" w:hAnsi="Courier New" w:cs="Courier New"/>
+          <w:noProof/>
+          <w:sz w:val="22"/>
+        </w:rPr>
+      </w:pPr>
+      <w:r>
+        <w:rPr>
+          <w:rFonts w:ascii="Courier New" w:hAnsi="Courier New" w:cs="Courier New"/>
+          <w:noProof/>
+          <w:sz w:val="22"/>
+        </w:rPr>
         <w:t xml:space="preserve">    else:</w:t>
       </w:r>
     </w:p>
     <w:p>
       <w:pPr>
-        <w:pStyle w:val="Kd"/>
-      </w:pPr>
-      <w:r>
+        <w:rPr>
+          <w:rFonts w:ascii="Courier New" w:hAnsi="Courier New" w:cs="Courier New"/>
+          <w:noProof/>
+          <w:sz w:val="22"/>
+        </w:rPr>
+      </w:pPr>
+      <w:r>
+        <w:rPr>
+          <w:rFonts w:ascii="Courier New" w:hAnsi="Courier New" w:cs="Courier New"/>
+          <w:noProof/>
+          <w:sz w:val="22"/>
+        </w:rPr>
         <w:t xml:space="preserve">        gen2 = make_exact_length_engine(grammar2)</w:t>
       </w:r>
     </w:p>
     <w:p>
       <w:pPr>
-        <w:pStyle w:val="Kd"/>
-      </w:pPr>
-    </w:p>
-    <w:p>
-      <w:pPr>
-        <w:pStyle w:val="Kd"/>
-      </w:pPr>
-      <w:r>
+        <w:rPr>
+          <w:rFonts w:ascii="Courier New" w:hAnsi="Courier New" w:cs="Courier New"/>
+          <w:noProof/>
+          <w:sz w:val="22"/>
+        </w:rPr>
+      </w:pPr>
+    </w:p>
+    <w:p>
+      <w:pPr>
+        <w:rPr>
+          <w:rFonts w:ascii="Courier New" w:hAnsi="Courier New" w:cs="Courier New"/>
+          <w:noProof/>
+          <w:sz w:val="22"/>
+        </w:rPr>
+      </w:pPr>
+      <w:r>
+        <w:rPr>
+          <w:rFonts w:ascii="Courier New" w:hAnsi="Courier New" w:cs="Courier New"/>
+          <w:noProof/>
+          <w:sz w:val="22"/>
+        </w:rPr>
         <w:t xml:space="preserve">    for length in range(max_length + 1):</w:t>
       </w:r>
     </w:p>
     <w:p>
       <w:pPr>
-        <w:pStyle w:val="Kd"/>
-      </w:pPr>
-      <w:r>
+        <w:rPr>
+          <w:rFonts w:ascii="Courier New" w:hAnsi="Courier New" w:cs="Courier New"/>
+          <w:noProof/>
+          <w:sz w:val="22"/>
+        </w:rPr>
+      </w:pPr>
+      <w:r>
+        <w:rPr>
+          <w:rFonts w:ascii="Courier New" w:hAnsi="Courier New" w:cs="Courier New"/>
+          <w:noProof/>
+          <w:sz w:val="22"/>
+        </w:rPr>
         <w:t xml:space="preserve">        set1 = gen1(start1, length)</w:t>
       </w:r>
     </w:p>
     <w:p>
       <w:pPr>
-        <w:pStyle w:val="Kd"/>
-      </w:pPr>
-      <w:r>
+        <w:rPr>
+          <w:rFonts w:ascii="Courier New" w:hAnsi="Courier New" w:cs="Courier New"/>
+          <w:noProof/>
+          <w:sz w:val="22"/>
+        </w:rPr>
+      </w:pPr>
+      <w:r>
+        <w:rPr>
+          <w:rFonts w:ascii="Courier New" w:hAnsi="Courier New" w:cs="Courier New"/>
+          <w:noProof/>
+          <w:sz w:val="22"/>
+        </w:rPr>
         <w:t xml:space="preserve">        set2 = gen2(start2, length)</w:t>
       </w:r>
     </w:p>
     <w:p>
       <w:pPr>
-        <w:pStyle w:val="Kd"/>
-      </w:pPr>
-    </w:p>
-    <w:p>
-      <w:pPr>
-        <w:pStyle w:val="Kd"/>
-      </w:pPr>
-      <w:r>
+        <w:rPr>
+          <w:rFonts w:ascii="Courier New" w:hAnsi="Courier New" w:cs="Courier New"/>
+          <w:noProof/>
+          <w:sz w:val="22"/>
+        </w:rPr>
+      </w:pPr>
+    </w:p>
+    <w:p>
+      <w:pPr>
+        <w:rPr>
+          <w:rFonts w:ascii="Courier New" w:hAnsi="Courier New" w:cs="Courier New"/>
+          <w:noProof/>
+          <w:sz w:val="22"/>
+        </w:rPr>
+      </w:pPr>
+      <w:r>
+        <w:rPr>
+          <w:rFonts w:ascii="Courier New" w:hAnsi="Courier New" w:cs="Courier New"/>
+          <w:noProof/>
+          <w:sz w:val="22"/>
+        </w:rPr>
         <w:t xml:space="preserve">        only_in_g1 = sorted(set1 - set2)</w:t>
       </w:r>
     </w:p>
     <w:p>
       <w:pPr>
-        <w:pStyle w:val="Kd"/>
-      </w:pPr>
-    </w:p>
-    <w:p>
-      <w:pPr>
-        <w:pStyle w:val="Kd"/>
-      </w:pPr>
-      <w:r>
+        <w:rPr>
+          <w:rFonts w:ascii="Courier New" w:hAnsi="Courier New" w:cs="Courier New"/>
+          <w:noProof/>
+          <w:sz w:val="22"/>
+        </w:rPr>
+      </w:pPr>
+    </w:p>
+    <w:p>
+      <w:pPr>
+        <w:rPr>
+          <w:rFonts w:ascii="Courier New" w:hAnsi="Courier New" w:cs="Courier New"/>
+          <w:noProof/>
+          <w:sz w:val="22"/>
+        </w:rPr>
+      </w:pPr>
+      <w:r>
+        <w:rPr>
+          <w:rFonts w:ascii="Courier New" w:hAnsi="Courier New" w:cs="Courier New"/>
+          <w:noProof/>
+          <w:sz w:val="22"/>
+        </w:rPr>
         <w:t xml:space="preserve">        if only_in_g1:</w:t>
       </w:r>
     </w:p>
     <w:p>
       <w:pPr>
-        <w:pStyle w:val="Kd"/>
-      </w:pPr>
-      <w:r>
+        <w:rPr>
+          <w:rFonts w:ascii="Courier New" w:hAnsi="Courier New" w:cs="Courier New"/>
+          <w:noProof/>
+          <w:sz w:val="22"/>
+        </w:rPr>
+      </w:pPr>
+      <w:r>
+        <w:rPr>
+          <w:rFonts w:ascii="Courier New" w:hAnsi="Courier New" w:cs="Courier New"/>
+          <w:noProof/>
+          <w:sz w:val="22"/>
+        </w:rPr>
         <w:t xml:space="preserve">            return only_in_g1[0], 1, 2</w:t>
       </w:r>
     </w:p>
     <w:p>
       <w:pPr>
-        <w:pStyle w:val="Kd"/>
-      </w:pPr>
-    </w:p>
-    <w:p>
-      <w:pPr>
-        <w:pStyle w:val="Kd"/>
-      </w:pPr>
-      <w:r>
+        <w:rPr>
+          <w:rFonts w:ascii="Courier New" w:hAnsi="Courier New" w:cs="Courier New"/>
+          <w:noProof/>
+          <w:sz w:val="22"/>
+        </w:rPr>
+      </w:pPr>
+    </w:p>
+    <w:p>
+      <w:pPr>
+        <w:rPr>
+          <w:rFonts w:ascii="Courier New" w:hAnsi="Courier New" w:cs="Courier New"/>
+          <w:noProof/>
+          <w:sz w:val="22"/>
+        </w:rPr>
+      </w:pPr>
+      <w:r>
+        <w:rPr>
+          <w:rFonts w:ascii="Courier New" w:hAnsi="Courier New" w:cs="Courier New"/>
+          <w:noProof/>
+          <w:sz w:val="22"/>
+        </w:rPr>
         <w:t xml:space="preserve">        only_in_g2 = sorted(set2 - set1)</w:t>
       </w:r>
     </w:p>
     <w:p>
       <w:pPr>
-        <w:pStyle w:val="Kd"/>
-      </w:pPr>
-    </w:p>
-    <w:p>
-      <w:pPr>
-        <w:pStyle w:val="Kd"/>
-      </w:pPr>
-      <w:r>
+        <w:rPr>
+          <w:rFonts w:ascii="Courier New" w:hAnsi="Courier New" w:cs="Courier New"/>
+          <w:noProof/>
+          <w:sz w:val="22"/>
+        </w:rPr>
+      </w:pPr>
+    </w:p>
+    <w:p>
+      <w:pPr>
+        <w:rPr>
+          <w:rFonts w:ascii="Courier New" w:hAnsi="Courier New" w:cs="Courier New"/>
+          <w:noProof/>
+          <w:sz w:val="22"/>
+        </w:rPr>
+      </w:pPr>
+      <w:r>
+        <w:rPr>
+          <w:rFonts w:ascii="Courier New" w:hAnsi="Courier New" w:cs="Courier New"/>
+          <w:noProof/>
+          <w:sz w:val="22"/>
+        </w:rPr>
         <w:t xml:space="preserve">        if only_in_g2:</w:t>
       </w:r>
     </w:p>
     <w:p>
       <w:pPr>
-        <w:pStyle w:val="Kd"/>
-      </w:pPr>
-      <w:r>
+        <w:rPr>
+          <w:rFonts w:ascii="Courier New" w:hAnsi="Courier New" w:cs="Courier New"/>
+          <w:noProof/>
+          <w:sz w:val="22"/>
+        </w:rPr>
+      </w:pPr>
+      <w:r>
+        <w:rPr>
+          <w:rFonts w:ascii="Courier New" w:hAnsi="Courier New" w:cs="Courier New"/>
+          <w:noProof/>
+          <w:sz w:val="22"/>
+        </w:rPr>
         <w:t xml:space="preserve">            return only_in_g2[0], 2, 1</w:t>
       </w:r>
     </w:p>
     <w:p>
       <w:pPr>
-        <w:pStyle w:val="Kd"/>
-      </w:pPr>
-    </w:p>
-    <w:p>
-      <w:pPr>
-        <w:pStyle w:val="Kd"/>
-      </w:pPr>
-      <w:r>
+        <w:rPr>
+          <w:rFonts w:ascii="Courier New" w:hAnsi="Courier New" w:cs="Courier New"/>
+          <w:noProof/>
+          <w:sz w:val="22"/>
+        </w:rPr>
+      </w:pPr>
+    </w:p>
+    <w:p>
+      <w:pPr>
+        <w:rPr>
+          <w:rFonts w:ascii="Courier New" w:hAnsi="Courier New" w:cs="Courier New"/>
+          <w:noProof/>
+          <w:sz w:val="22"/>
+        </w:rPr>
+      </w:pPr>
+      <w:r>
+        <w:rPr>
+          <w:rFonts w:ascii="Courier New" w:hAnsi="Courier New" w:cs="Courier New"/>
+          <w:noProof/>
+          <w:sz w:val="22"/>
+        </w:rPr>
         <w:t xml:space="preserve">    return None</w:t>
       </w:r>
     </w:p>
@@ -14649,7 +17325,6 @@
       </w:pPr>
       <w:bookmarkStart w:id="57" w:name="_Toc230735215"/>
       <w:r>
-        <w:lastRenderedPageBreak/>
         <w:t>Ukladanie histórie testovania</w:t>
       </w:r>
       <w:bookmarkEnd w:id="57"/>
@@ -14663,6 +17338,7 @@
       <w:r>
         <w:t xml:space="preserve">História sa ukladá do súboru </w:t>
       </w:r>
+      <w:proofErr w:type="spellStart"/>
       <w:r>
         <w:rPr>
           <w:rFonts w:ascii="Courier New" w:hAnsi="Courier New" w:cs="Courier New"/>
@@ -14671,6 +17347,7 @@
         </w:rPr>
         <w:t>vysledky_ekvivalencie.json</w:t>
       </w:r>
+      <w:proofErr w:type="spellEnd"/>
       <w:r>
         <w:t xml:space="preserve">. Každý záznam obsahuje vstupné gramatiky, hodnotu </w:t>
       </w:r>
@@ -14716,6 +17393,7 @@
       </w:pPr>
       <w:bookmarkStart w:id="58" w:name="_Toc230735216"/>
       <w:r>
+        <w:lastRenderedPageBreak/>
         <w:t>Zhrnutie implementácie</w:t>
       </w:r>
       <w:bookmarkEnd w:id="58"/>
@@ -14725,7 +17403,15 @@
         <w:pStyle w:val="Bezodsadenia"/>
       </w:pPr>
       <w:r>
-        <w:t xml:space="preserve">Implementovaný systém spája teoretické algoritmy pre úpravu bezkontextových gramatík s praktickým grafickým rozhraním. Používateľ zadáva dve gramatiky a hodnotu </w:t>
+        <w:t xml:space="preserve">Implementovaný systém spája teoretické algoritmy pre úpravu </w:t>
+      </w:r>
+      <w:proofErr w:type="spellStart"/>
+      <w:r>
+        <w:t>bezkontextových</w:t>
+      </w:r>
+      <w:proofErr w:type="spellEnd"/>
+      <w:r>
+        <w:t xml:space="preserve"> gramatík s praktickým grafickým rozhraním. Používateľ zadáva dve gramatiky a hodnotu </w:t>
       </w:r>
       <m:oMath>
         <m:sSub>
@@ -14761,7 +17447,15 @@
     </w:p>
     <w:p>
       <w:r>
-        <w:t xml:space="preserve">Najdôležitejšou časťou implementácie je generovanie slov presnej dĺžky, ktoré využíva memoizáciu pomocou </w:t>
+        <w:t xml:space="preserve">Najdôležitejšou časťou implementácie je generovanie slov presnej dĺžky, ktoré využíva </w:t>
+      </w:r>
+      <w:proofErr w:type="spellStart"/>
+      <w:r>
+        <w:t>memoizáciu</w:t>
+      </w:r>
+      <w:proofErr w:type="spellEnd"/>
+      <w:r>
+        <w:t xml:space="preserve"> pomocou </w:t>
       </w:r>
       <w:r>
         <w:rPr>
@@ -14824,7 +17518,15 @@
         <w:pStyle w:val="Bezodsadenia"/>
       </w:pPr>
       <w:r>
-        <w:t>V tejto kapitole sú uvedené výsledky experimentálneho overenia implementovanej aplikácie. Cieľom testovania bolo overiť, či navrhnutý program dokáže správne porovnávať dvojice bezkontextových gramatík na základe množiny slov vygenerovaných do používateľom zvolenej maximálnej dĺžk</w:t>
+        <w:t xml:space="preserve">V tejto kapitole sú uvedené výsledky experimentálneho overenia implementovanej aplikácie. Cieľom testovania bolo overiť, či navrhnutý program dokáže správne porovnávať dvojice </w:t>
+      </w:r>
+      <w:proofErr w:type="spellStart"/>
+      <w:r>
+        <w:t>bezkontextových</w:t>
+      </w:r>
+      <w:proofErr w:type="spellEnd"/>
+      <w:r>
+        <w:t xml:space="preserve"> gramatík na základe množiny slov vygenerovaných do používateľom zvolenej maximálnej dĺžk</w:t>
       </w:r>
       <w:r>
         <w:t xml:space="preserve">y </w:t>
@@ -14863,7 +17565,31 @@
     </w:p>
     <w:p>
       <w:r>
-        <w:t>Keďže problém všeobecnej ekvivalencie bezkontextových gramatík je nerozhodnuteľný, aplikácia neposkytuje absolútny dôkaz ekvivalencie pre všetky možné slová daného jazyka. Namiesto toho používa aproximatívny prístup, pri ktorom sa porovnávajú iba slová s dĺžkou najviac</w:t>
+        <w:t xml:space="preserve">Keďže problém všeobecnej ekvivalencie </w:t>
+      </w:r>
+      <w:proofErr w:type="spellStart"/>
+      <w:r>
+        <w:t>bezkontextových</w:t>
+      </w:r>
+      <w:proofErr w:type="spellEnd"/>
+      <w:r>
+        <w:t xml:space="preserve"> gramatík je </w:t>
+      </w:r>
+      <w:proofErr w:type="spellStart"/>
+      <w:r>
+        <w:t>nerozhodnuteľný</w:t>
+      </w:r>
+      <w:proofErr w:type="spellEnd"/>
+      <w:r>
+        <w:t xml:space="preserve">, aplikácia neposkytuje absolútny dôkaz ekvivalencie pre všetky možné slová daného jazyka. Namiesto toho používa </w:t>
+      </w:r>
+      <w:proofErr w:type="spellStart"/>
+      <w:r>
+        <w:t>aproximatívny</w:t>
+      </w:r>
+      <w:proofErr w:type="spellEnd"/>
+      <w:r>
+        <w:t xml:space="preserve"> prístup, pri ktorom sa porovnávajú iba slová s dĺžkou najviac</w:t>
       </w:r>
       <w:r>
         <w:t xml:space="preserve"> </w:t>
@@ -14906,12 +17632,44 @@
         <w:t xml:space="preserve"> </w:t>
       </w:r>
       <w:r>
-        <w:t>Ak sa v tomto rozsahu nájde slovo, ktoré patrí iba do jedného z jazykov, aplikácia vie určiť konkrétny protipríklad a tým potvrdiť neekvivalenciu gramatík. Ak sa rozdiel nenájde, výsledok znamená, že gramatiky sú ekvivalentné vzhľadom na zvolenú maximálnu dĺžku slov.</w:t>
-      </w:r>
-    </w:p>
-    <w:p>
-      <w:r>
-        <w:t>Experimentálne testovanie bolo rozdelené na tri časti. Prvá časť overuje prípad, keď dve rozdielne zapísané gramatiky generujú rovnaký jazyk. Druhá časť ukazuje situáciu, keď aplikácia nájde protipríklad a tým potvrdí neekvivalenciu. Tretia časť sa venuje vplyvu hodnoty</w:t>
+        <w:t xml:space="preserve">Ak sa v tomto rozsahu nájde slovo, ktoré patrí iba do jedného z jazykov, aplikácia vie určiť konkrétny </w:t>
+      </w:r>
+      <w:proofErr w:type="spellStart"/>
+      <w:r>
+        <w:t>protipríklad</w:t>
+      </w:r>
+      <w:proofErr w:type="spellEnd"/>
+      <w:r>
+        <w:t xml:space="preserve"> a tým potvrdiť </w:t>
+      </w:r>
+      <w:proofErr w:type="spellStart"/>
+      <w:r>
+        <w:t>neekvivalenciu</w:t>
+      </w:r>
+      <w:proofErr w:type="spellEnd"/>
+      <w:r>
+        <w:t xml:space="preserve"> gramatík. Ak sa rozdiel nenájde, výsledok znamená, že gramatiky sú ekvivalentné vzhľadom na zvolenú maximálnu dĺžku slov.</w:t>
+      </w:r>
+    </w:p>
+    <w:p>
+      <w:r>
+        <w:t xml:space="preserve">Experimentálne testovanie bolo rozdelené na tri časti. Prvá časť overuje prípad, keď dve rozdielne zapísané gramatiky generujú rovnaký jazyk. Druhá časť ukazuje situáciu, keď aplikácia nájde </w:t>
+      </w:r>
+      <w:proofErr w:type="spellStart"/>
+      <w:r>
+        <w:t>protipríklad</w:t>
+      </w:r>
+      <w:proofErr w:type="spellEnd"/>
+      <w:r>
+        <w:t xml:space="preserve"> a tým potvrdí </w:t>
+      </w:r>
+      <w:proofErr w:type="spellStart"/>
+      <w:r>
+        <w:t>neekvivalenciu</w:t>
+      </w:r>
+      <w:proofErr w:type="spellEnd"/>
+      <w:r>
+        <w:t>. Tretia časť sa venuje vplyvu hodnoty</w:t>
       </w:r>
       <w:r>
         <w:t xml:space="preserve"> </w:t>
@@ -15124,11 +17882,21 @@
         </w:numPr>
       </w:pPr>
       <w:r>
-        <w:t xml:space="preserve">Schopnosť nájsť protipríklad pri </w:t>
-      </w:r>
+        <w:t xml:space="preserve">Schopnosť nájsť </w:t>
+      </w:r>
+      <w:proofErr w:type="spellStart"/>
+      <w:r>
+        <w:t>protipríklad</w:t>
+      </w:r>
+      <w:proofErr w:type="spellEnd"/>
+      <w:r>
+        <w:t xml:space="preserve"> pri </w:t>
+      </w:r>
+      <w:proofErr w:type="spellStart"/>
       <w:r>
         <w:t>neekvivalencii</w:t>
       </w:r>
+      <w:proofErr w:type="spellEnd"/>
     </w:p>
     <w:p>
       <w:pPr>
@@ -15482,7 +18250,21 @@
         <w:rPr>
           <w:rFonts w:eastAsiaTheme="minorEastAsia"/>
         </w:rPr>
-        <w:t xml:space="preserve">Aj táto gramatika generuje rovnaký jazyk. Neterminál </w:t>
+        <w:t xml:space="preserve">Aj táto gramatika generuje rovnaký jazyk. </w:t>
+      </w:r>
+      <w:proofErr w:type="spellStart"/>
+      <w:r>
+        <w:rPr>
+          <w:rFonts w:eastAsiaTheme="minorEastAsia"/>
+        </w:rPr>
+        <w:t>Neterminál</w:t>
+      </w:r>
+      <w:proofErr w:type="spellEnd"/>
+      <w:r>
+        <w:rPr>
+          <w:rFonts w:eastAsiaTheme="minorEastAsia"/>
+        </w:rPr>
+        <w:t xml:space="preserve"> </w:t>
       </w:r>
       <m:oMath>
         <m:r>
@@ -15887,10 +18669,10 @@
         </w:rPr>
         <w:lastRenderedPageBreak/>
         <w:drawing>
-          <wp:inline distT="0" distB="0" distL="0" distR="0" wp14:anchorId="5ABCC2F7" wp14:editId="169070C0">
-            <wp:extent cx="5580380" cy="3350260"/>
-            <wp:effectExtent l="0" t="0" r="1270" b="2540"/>
-            <wp:docPr id="1806892776" name="Obrázok 1"/>
+          <wp:inline distT="0" distB="0" distL="0" distR="0" wp14:anchorId="330B2C18" wp14:editId="48713E58">
+            <wp:extent cx="5580380" cy="3353435"/>
+            <wp:effectExtent l="0" t="0" r="1270" b="0"/>
+            <wp:docPr id="1972047890" name="Obrázok 1"/>
             <wp:cNvGraphicFramePr>
               <a:graphicFrameLocks xmlns:a="http://schemas.openxmlformats.org/drawingml/2006/main" noChangeAspect="1"/>
             </wp:cNvGraphicFramePr>
@@ -15898,7 +18680,7 @@
               <a:graphicData uri="http://schemas.openxmlformats.org/drawingml/2006/picture">
                 <pic:pic xmlns:pic="http://schemas.openxmlformats.org/drawingml/2006/picture">
                   <pic:nvPicPr>
-                    <pic:cNvPr id="1806892776" name=""/>
+                    <pic:cNvPr id="1972047890" name=""/>
                     <pic:cNvPicPr/>
                   </pic:nvPicPr>
                   <pic:blipFill>
@@ -15910,7 +18692,7 @@
                   <pic:spPr>
                     <a:xfrm>
                       <a:off x="0" y="0"/>
-                      <a:ext cx="5580380" cy="3350260"/>
+                      <a:ext cx="5580380" cy="3353435"/>
                     </a:xfrm>
                     <a:prstGeom prst="rect">
                       <a:avLst/>
@@ -15932,14 +18714,27 @@
       <w:r>
         <w:t xml:space="preserve">Obr. </w:t>
       </w:r>
-      <w:fldSimple w:instr=" SEQ Obrázok \* ARABIC ">
-        <w:r>
-          <w:rPr>
-            <w:noProof/>
-          </w:rPr>
-          <w:t>3</w:t>
-        </w:r>
-      </w:fldSimple>
+      <w:r>
+        <w:fldChar w:fldCharType="begin"/>
+      </w:r>
+      <w:r>
+        <w:instrText xml:space="preserve"> SEQ Obrázok \* ARABIC </w:instrText>
+      </w:r>
+      <w:r>
+        <w:fldChar w:fldCharType="separate"/>
+      </w:r>
+      <w:r>
+        <w:rPr>
+          <w:noProof/>
+        </w:rPr>
+        <w:t>3</w:t>
+      </w:r>
+      <w:r>
+        <w:rPr>
+          <w:noProof/>
+        </w:rPr>
+        <w:fldChar w:fldCharType="end"/>
+      </w:r>
       <w:r>
         <w:rPr>
           <w:noProof/>
@@ -15996,7 +18791,15 @@
       </w:pPr>
       <w:bookmarkStart w:id="64" w:name="_Toc230735220"/>
       <w:r>
-        <w:t>Test neekvivalencie gramatík</w:t>
+        <w:t xml:space="preserve">Test </w:t>
+      </w:r>
+      <w:proofErr w:type="spellStart"/>
+      <w:r>
+        <w:t>neekvivalencie</w:t>
+      </w:r>
+      <w:proofErr w:type="spellEnd"/>
+      <w:r>
+        <w:t xml:space="preserve"> gramatík</w:t>
       </w:r>
       <w:bookmarkEnd w:id="64"/>
     </w:p>
@@ -16639,8 +19442,13 @@
       <w:r>
         <w:t>. J</w:t>
       </w:r>
-      <w:r>
-        <w:t>azyk generovaný touto gramatikou je</w:t>
+      <w:proofErr w:type="spellStart"/>
+      <w:r>
+        <w:t>azyk</w:t>
+      </w:r>
+      <w:proofErr w:type="spellEnd"/>
+      <w:r>
+        <w:t xml:space="preserve"> generovaný touto gramatikou je</w:t>
       </w:r>
       <w:r>
         <w:t>:</w:t>
@@ -17267,7 +20075,15 @@
         <w:t xml:space="preserve">, že </w:t>
       </w:r>
       <w:r>
-        <w:t xml:space="preserve">jazyky vygenerované týmito gramatikami nie sú ekvivalentné. Ako protipríklad </w:t>
+        <w:t xml:space="preserve">jazyky vygenerované týmito gramatikami nie sú ekvivalentné. Ako </w:t>
+      </w:r>
+      <w:proofErr w:type="spellStart"/>
+      <w:r>
+        <w:t>protipríklad</w:t>
+      </w:r>
+      <w:proofErr w:type="spellEnd"/>
+      <w:r>
+        <w:t xml:space="preserve"> </w:t>
       </w:r>
       <w:r>
         <w:t xml:space="preserve">sa zobrazí </w:t>
@@ -17293,7 +20109,21 @@
         <w:rPr>
           <w:rFonts w:eastAsiaTheme="minorEastAsia"/>
         </w:rPr>
-        <w:t xml:space="preserve"> Nájdený protipríklad pri neekvivalentných jazykoch je zobrazený na obr. 4.</w:t>
+        <w:t xml:space="preserve"> Nájdený </w:t>
+      </w:r>
+      <w:proofErr w:type="spellStart"/>
+      <w:r>
+        <w:rPr>
+          <w:rFonts w:eastAsiaTheme="minorEastAsia"/>
+        </w:rPr>
+        <w:t>protipríklad</w:t>
+      </w:r>
+      <w:proofErr w:type="spellEnd"/>
+      <w:r>
+        <w:rPr>
+          <w:rFonts w:eastAsiaTheme="minorEastAsia"/>
+        </w:rPr>
+        <w:t xml:space="preserve"> pri neekvivalentných jazykoch je zobrazený na obr. 4.</w:t>
       </w:r>
     </w:p>
     <w:p>
@@ -17306,10 +20136,10 @@
           <w:noProof/>
         </w:rPr>
         <w:drawing>
-          <wp:inline distT="0" distB="0" distL="0" distR="0" wp14:anchorId="00BAFC05" wp14:editId="2062FB66">
-            <wp:extent cx="5580380" cy="3348355"/>
-            <wp:effectExtent l="0" t="0" r="1270" b="4445"/>
-            <wp:docPr id="1121673336" name="Obrázok 1"/>
+          <wp:inline distT="0" distB="0" distL="0" distR="0" wp14:anchorId="42145F04" wp14:editId="22BA1946">
+            <wp:extent cx="5580380" cy="3354705"/>
+            <wp:effectExtent l="0" t="0" r="1270" b="0"/>
+            <wp:docPr id="284131025" name="Obrázok 1"/>
             <wp:cNvGraphicFramePr>
               <a:graphicFrameLocks xmlns:a="http://schemas.openxmlformats.org/drawingml/2006/main" noChangeAspect="1"/>
             </wp:cNvGraphicFramePr>
@@ -17317,7 +20147,7 @@
               <a:graphicData uri="http://schemas.openxmlformats.org/drawingml/2006/picture">
                 <pic:pic xmlns:pic="http://schemas.openxmlformats.org/drawingml/2006/picture">
                   <pic:nvPicPr>
-                    <pic:cNvPr id="1121673336" name=""/>
+                    <pic:cNvPr id="284131025" name=""/>
                     <pic:cNvPicPr/>
                   </pic:nvPicPr>
                   <pic:blipFill>
@@ -17329,7 +20159,7 @@
                   <pic:spPr>
                     <a:xfrm>
                       <a:off x="0" y="0"/>
-                      <a:ext cx="5580380" cy="3348355"/>
+                      <a:ext cx="5580380" cy="3354705"/>
                     </a:xfrm>
                     <a:prstGeom prst="rect">
                       <a:avLst/>
@@ -17351,32 +20181,74 @@
       <w:r>
         <w:t xml:space="preserve">Obr. </w:t>
       </w:r>
-      <w:fldSimple w:instr=" SEQ Obrázok \* ARABIC ">
-        <w:r>
-          <w:rPr>
-            <w:noProof/>
-          </w:rPr>
-          <w:t>4</w:t>
-        </w:r>
-      </w:fldSimple>
+      <w:r>
+        <w:fldChar w:fldCharType="begin"/>
+      </w:r>
+      <w:r>
+        <w:instrText xml:space="preserve"> SEQ Obrázok \* ARABIC </w:instrText>
+      </w:r>
+      <w:r>
+        <w:fldChar w:fldCharType="separate"/>
+      </w:r>
       <w:r>
         <w:rPr>
           <w:noProof/>
         </w:rPr>
+        <w:t>4</w:t>
+      </w:r>
+      <w:r>
+        <w:rPr>
+          <w:noProof/>
+        </w:rPr>
+        <w:fldChar w:fldCharType="end"/>
+      </w:r>
+      <w:r>
+        <w:rPr>
+          <w:noProof/>
+        </w:rPr>
         <w:t>:</w:t>
       </w:r>
       <w:r>
         <w:t xml:space="preserve"> </w:t>
       </w:r>
       <w:r>
-        <w:t>Výsledok testu neekvivalencie jazykov s nájdeným protipríkladom</w:t>
+        <w:t xml:space="preserve">Výsledok testu </w:t>
+      </w:r>
+      <w:proofErr w:type="spellStart"/>
+      <w:r>
+        <w:t>neekvivalencie</w:t>
+      </w:r>
+      <w:proofErr w:type="spellEnd"/>
+      <w:r>
+        <w:t xml:space="preserve"> jazykov s nájdeným </w:t>
+      </w:r>
+      <w:proofErr w:type="spellStart"/>
+      <w:r>
+        <w:t>protipríkladom</w:t>
       </w:r>
       <w:bookmarkEnd w:id="65"/>
       <w:bookmarkEnd w:id="66"/>
-    </w:p>
-    <w:p>
-      <w:r>
-        <w:t>Tento experiment ukazuje dôležitú vlastnosť implementovaného riešenia. Ak aplikácia nájde konkrétne slovo, ktoré patrí iba do jedného jazyka, nejde o odhad. V takom prípade je neekvivalencia gramatík dokázaná konkrétnym protipríkladom.</w:t>
+      <w:proofErr w:type="spellEnd"/>
+    </w:p>
+    <w:p>
+      <w:r>
+        <w:t xml:space="preserve">Tento experiment ukazuje dôležitú vlastnosť implementovaného riešenia. Ak aplikácia nájde konkrétne slovo, ktoré patrí iba do jedného jazyka, nejde o odhad. V takom prípade je </w:t>
+      </w:r>
+      <w:proofErr w:type="spellStart"/>
+      <w:r>
+        <w:t>neekvivalencia</w:t>
+      </w:r>
+      <w:proofErr w:type="spellEnd"/>
+      <w:r>
+        <w:t xml:space="preserve"> gramatík dokázaná konkrétnym </w:t>
+      </w:r>
+      <w:proofErr w:type="spellStart"/>
+      <w:r>
+        <w:t>protipríkladom</w:t>
+      </w:r>
+      <w:proofErr w:type="spellEnd"/>
+      <w:r>
+        <w:t>.</w:t>
       </w:r>
       <w:r>
         <w:fldChar w:fldCharType="begin"/>
@@ -17444,7 +20316,15 @@
         <w:pStyle w:val="Bezodsadenia"/>
       </w:pPr>
       <w:r>
-        <w:t xml:space="preserve">Tretí experiment ukazuje, že výsledok aproximatívneho testovania závisí od hodnoty </w:t>
+        <w:t xml:space="preserve">Tretí experiment ukazuje, že výsledok </w:t>
+      </w:r>
+      <w:proofErr w:type="spellStart"/>
+      <w:r>
+        <w:t>aproximatívneho</w:t>
+      </w:r>
+      <w:proofErr w:type="spellEnd"/>
+      <w:r>
+        <w:t xml:space="preserve"> testovania závisí od hodnoty </w:t>
       </w:r>
       <m:oMath>
         <m:sSub>
@@ -18114,10 +20994,10 @@
         </w:rPr>
         <w:lastRenderedPageBreak/>
         <w:drawing>
-          <wp:inline distT="0" distB="0" distL="0" distR="0" wp14:anchorId="4E8C13FB" wp14:editId="6EE7570D">
-            <wp:extent cx="5580380" cy="3359785"/>
-            <wp:effectExtent l="0" t="0" r="1270" b="0"/>
-            <wp:docPr id="2034282639" name="Obrázok 1"/>
+          <wp:inline distT="0" distB="0" distL="0" distR="0" wp14:anchorId="5E43E18A" wp14:editId="287C95DD">
+            <wp:extent cx="5580380" cy="3350260"/>
+            <wp:effectExtent l="0" t="0" r="1270" b="2540"/>
+            <wp:docPr id="202650078" name="Obrázok 1"/>
             <wp:cNvGraphicFramePr>
               <a:graphicFrameLocks xmlns:a="http://schemas.openxmlformats.org/drawingml/2006/main" noChangeAspect="1"/>
             </wp:cNvGraphicFramePr>
@@ -18125,7 +21005,7 @@
               <a:graphicData uri="http://schemas.openxmlformats.org/drawingml/2006/picture">
                 <pic:pic xmlns:pic="http://schemas.openxmlformats.org/drawingml/2006/picture">
                   <pic:nvPicPr>
-                    <pic:cNvPr id="2034282639" name=""/>
+                    <pic:cNvPr id="202650078" name=""/>
                     <pic:cNvPicPr/>
                   </pic:nvPicPr>
                   <pic:blipFill>
@@ -18137,7 +21017,7 @@
                   <pic:spPr>
                     <a:xfrm>
                       <a:off x="0" y="0"/>
-                      <a:ext cx="5580380" cy="3359785"/>
+                      <a:ext cx="5580380" cy="3350260"/>
                     </a:xfrm>
                     <a:prstGeom prst="rect">
                       <a:avLst/>
@@ -18159,14 +21039,27 @@
       <w:r>
         <w:t xml:space="preserve">Obr. </w:t>
       </w:r>
-      <w:fldSimple w:instr=" SEQ Obrázok \* ARABIC ">
-        <w:r>
-          <w:rPr>
-            <w:noProof/>
-          </w:rPr>
-          <w:t>5</w:t>
-        </w:r>
-      </w:fldSimple>
+      <w:r>
+        <w:fldChar w:fldCharType="begin"/>
+      </w:r>
+      <w:r>
+        <w:instrText xml:space="preserve"> SEQ Obrázok \* ARABIC </w:instrText>
+      </w:r>
+      <w:r>
+        <w:fldChar w:fldCharType="separate"/>
+      </w:r>
+      <w:r>
+        <w:rPr>
+          <w:noProof/>
+        </w:rPr>
+        <w:t>5</w:t>
+      </w:r>
+      <w:r>
+        <w:rPr>
+          <w:noProof/>
+        </w:rPr>
+        <w:fldChar w:fldCharType="end"/>
+      </w:r>
       <w:r>
         <w:rPr>
           <w:noProof/>
@@ -18420,7 +21313,15 @@
         <w:t xml:space="preserve"> </w:t>
       </w:r>
       <w:r>
-        <w:t>sa rozšíri množina testovaných slov, a tým rastie šanca, že aplikácia nájde protipríklad, ak sa jazyky skutočne líšia.</w:t>
+        <w:t xml:space="preserve">sa rozšíri množina testovaných slov, a tým rastie šanca, že aplikácia nájde </w:t>
+      </w:r>
+      <w:proofErr w:type="spellStart"/>
+      <w:r>
+        <w:t>protipríklad</w:t>
+      </w:r>
+      <w:proofErr w:type="spellEnd"/>
+      <w:r>
+        <w:t>, ak sa jazyky skutočne líšia.</w:t>
       </w:r>
       <w:r>
         <w:t xml:space="preserve"> </w:t>
@@ -18536,10 +21437,10 @@
         </w:rPr>
         <w:lastRenderedPageBreak/>
         <w:drawing>
-          <wp:inline distT="0" distB="0" distL="0" distR="0" wp14:anchorId="1349F574" wp14:editId="175A1DBD">
-            <wp:extent cx="5580380" cy="3328670"/>
-            <wp:effectExtent l="0" t="0" r="1270" b="5080"/>
-            <wp:docPr id="328622644" name="Obrázok 1"/>
+          <wp:inline distT="0" distB="0" distL="0" distR="0" wp14:anchorId="19EB4A6F" wp14:editId="2B10DB13">
+            <wp:extent cx="5580380" cy="3351530"/>
+            <wp:effectExtent l="0" t="0" r="1270" b="1270"/>
+            <wp:docPr id="960259326" name="Obrázok 1"/>
             <wp:cNvGraphicFramePr>
               <a:graphicFrameLocks xmlns:a="http://schemas.openxmlformats.org/drawingml/2006/main" noChangeAspect="1"/>
             </wp:cNvGraphicFramePr>
@@ -18547,7 +21448,7 @@
               <a:graphicData uri="http://schemas.openxmlformats.org/drawingml/2006/picture">
                 <pic:pic xmlns:pic="http://schemas.openxmlformats.org/drawingml/2006/picture">
                   <pic:nvPicPr>
-                    <pic:cNvPr id="328622644" name=""/>
+                    <pic:cNvPr id="960259326" name=""/>
                     <pic:cNvPicPr/>
                   </pic:nvPicPr>
                   <pic:blipFill>
@@ -18559,7 +21460,7 @@
                   <pic:spPr>
                     <a:xfrm>
                       <a:off x="0" y="0"/>
-                      <a:ext cx="5580380" cy="3328670"/>
+                      <a:ext cx="5580380" cy="3351530"/>
                     </a:xfrm>
                     <a:prstGeom prst="rect">
                       <a:avLst/>
@@ -18573,33 +21474,54 @@
       </w:r>
     </w:p>
     <w:p>
+      <w:pPr>
+        <w:pStyle w:val="Popis"/>
+      </w:pPr>
       <w:bookmarkStart w:id="70" w:name="_Toc230695603"/>
       <w:bookmarkStart w:id="71" w:name="_Toc230732238"/>
       <w:r>
         <w:t xml:space="preserve">Obr. </w:t>
       </w:r>
-      <w:fldSimple w:instr=" SEQ Obrázok \* ARABIC ">
-        <w:r>
-          <w:rPr>
-            <w:noProof/>
-          </w:rPr>
-          <w:t>6</w:t>
-        </w:r>
-      </w:fldSimple>
+      <w:r>
+        <w:fldChar w:fldCharType="begin"/>
+      </w:r>
+      <w:r>
+        <w:instrText xml:space="preserve"> SEQ Obrázok \* ARABIC </w:instrText>
+      </w:r>
+      <w:r>
+        <w:fldChar w:fldCharType="separate"/>
+      </w:r>
       <w:r>
         <w:rPr>
           <w:noProof/>
         </w:rPr>
+        <w:t>6</w:t>
+      </w:r>
+      <w:r>
+        <w:rPr>
+          <w:noProof/>
+        </w:rPr>
+        <w:fldChar w:fldCharType="end"/>
+      </w:r>
+      <w:r>
+        <w:rPr>
+          <w:noProof/>
+        </w:rPr>
         <w:t>:</w:t>
       </w:r>
       <w:r>
         <w:t xml:space="preserve"> </w:t>
       </w:r>
       <w:r>
-        <w:t>Výsledok testu, keď sa nájde protipríklad</w:t>
+        <w:t xml:space="preserve">Výsledok testu, keď sa nájde </w:t>
+      </w:r>
+      <w:proofErr w:type="spellStart"/>
+      <w:r>
+        <w:t>protipríklad</w:t>
       </w:r>
       <w:bookmarkEnd w:id="70"/>
       <w:bookmarkEnd w:id="71"/>
+      <w:proofErr w:type="spellEnd"/>
     </w:p>
     <w:p>
       <w:pPr>
@@ -18617,12 +21539,44 @@
         <w:pStyle w:val="Bezodsadenia"/>
       </w:pPr>
       <w:r>
-        <w:t>Vykonané experimenty potvrdili, že implementovaná aplikácia správne realizuje základnú myšlienku aproximatívneho testovania ekvivalencie bezkontextových gramatík. V prvom teste aplikácia rozpoznala, že dve rozdielne zapísané gramatiky generujú rovnaký jazyk v rámci zvolenej maximálnej dĺžky slov. Tento výsledok ukazuje, že aplikácia neporovnáva iba samotný zápis pravidiel, ale jazyk, ktorý je týmito pravidlami generovaný.</w:t>
-      </w:r>
-    </w:p>
-    <w:p>
-      <w:r>
-        <w:t xml:space="preserve">Druhý test ukázal schopnosť aplikácie identifikovať neekvivalenciu pomocou konkrétneho protipríkladu. Slovo </w:t>
+        <w:t xml:space="preserve">Vykonané experimenty potvrdili, že implementovaná aplikácia správne realizuje základnú myšlienku </w:t>
+      </w:r>
+      <w:proofErr w:type="spellStart"/>
+      <w:r>
+        <w:t>aproximatívneho</w:t>
+      </w:r>
+      <w:proofErr w:type="spellEnd"/>
+      <w:r>
+        <w:t xml:space="preserve"> testovania ekvivalencie </w:t>
+      </w:r>
+      <w:proofErr w:type="spellStart"/>
+      <w:r>
+        <w:t>bezkontextových</w:t>
+      </w:r>
+      <w:proofErr w:type="spellEnd"/>
+      <w:r>
+        <w:t xml:space="preserve"> gramatík. V prvom teste aplikácia rozpoznala, že dve rozdielne zapísané gramatiky generujú rovnaký jazyk v rámci zvolenej maximálnej dĺžky slov. Tento výsledok ukazuje, že aplikácia neporovnáva iba samotný zápis pravidiel, ale jazyk, ktorý je týmito pravidlami generovaný.</w:t>
+      </w:r>
+    </w:p>
+    <w:p>
+      <w:r>
+        <w:t xml:space="preserve">Druhý test ukázal schopnosť aplikácie identifikovať </w:t>
+      </w:r>
+      <w:proofErr w:type="spellStart"/>
+      <w:r>
+        <w:t>neekvivalenciu</w:t>
+      </w:r>
+      <w:proofErr w:type="spellEnd"/>
+      <w:r>
+        <w:t xml:space="preserve"> pomocou konkrétneho </w:t>
+      </w:r>
+      <w:proofErr w:type="spellStart"/>
+      <w:r>
+        <w:t>protipríkladu</w:t>
+      </w:r>
+      <w:proofErr w:type="spellEnd"/>
+      <w:r>
+        <w:t xml:space="preserve">. Slovo </w:t>
       </w:r>
       <m:oMath>
         <m:r>
@@ -18771,7 +21725,39 @@
     </w:p>
     <w:p>
       <w:r>
-        <w:t xml:space="preserve">Z hľadiska cieľov práce možno konštatovať, že aplikácia poskytuje praktický nástroj na porovnávanie bezkontextových gramatík na krátkych slovách. Jej hlavnou výhodou je schopnosť nájsť konkrétny protipríklad pri neekvivalencii. V prípade, že sa protipríklad </w:t>
+        <w:t xml:space="preserve">Z hľadiska cieľov práce možno konštatovať, že aplikácia poskytuje praktický nástroj na porovnávanie </w:t>
+      </w:r>
+      <w:proofErr w:type="spellStart"/>
+      <w:r>
+        <w:t>bezkontextových</w:t>
+      </w:r>
+      <w:proofErr w:type="spellEnd"/>
+      <w:r>
+        <w:t xml:space="preserve"> gramatík na krátkych slovách. Jej hlavnou výhodou je schopnosť nájsť konkrétny </w:t>
+      </w:r>
+      <w:proofErr w:type="spellStart"/>
+      <w:r>
+        <w:t>protipríklad</w:t>
+      </w:r>
+      <w:proofErr w:type="spellEnd"/>
+      <w:r>
+        <w:t xml:space="preserve"> pri </w:t>
+      </w:r>
+      <w:proofErr w:type="spellStart"/>
+      <w:r>
+        <w:t>neekvivalencii</w:t>
+      </w:r>
+      <w:proofErr w:type="spellEnd"/>
+      <w:r>
+        <w:t xml:space="preserve">. V prípade, že sa </w:t>
+      </w:r>
+      <w:proofErr w:type="spellStart"/>
+      <w:r>
+        <w:t>protipríklad</w:t>
+      </w:r>
+      <w:proofErr w:type="spellEnd"/>
+      <w:r>
+        <w:t xml:space="preserve"> </w:t>
       </w:r>
       <w:r>
         <w:lastRenderedPageBreak/>
@@ -18828,13 +21814,54 @@
         <w:pStyle w:val="Bezodsadenia"/>
       </w:pPr>
       <w:r>
-        <w:t>Predkladaná bakalárska práca sa zaoberala problematikou testovania ekvivalencie bezkontextových gramatík, pričom hlavným cieľom bolo navrhnúť a implementovať metodiku založenú na princípe aproximácie. Teoretická analýza potvrdila, že problém exaktnej ekvivalencie bezkontextových gramatík je algoritmicky nerozhodnuteľný [5]. Z tohto dôvodu bol v práci zvolený praktický prístup, ktorý obmedzuje testovanie na konečnú množinu slov do používateľom zadanej maximálnej dĺžky. Takéto obmedzenie umožňuje transformovať abstraktný matematický problém na realizovateľnú softvérovú úlohu, pričom v prípade nájdenia protipríkladu poskytuje jednoznačný dôkaz o neekvivalencii skúmaných gramatík.</w:t>
+        <w:t xml:space="preserve">Predkladaná bakalárska práca sa zaoberala problematikou testovania ekvivalencie </w:t>
+      </w:r>
+      <w:proofErr w:type="spellStart"/>
+      <w:r>
+        <w:t>bezkontextových</w:t>
+      </w:r>
+      <w:proofErr w:type="spellEnd"/>
+      <w:r>
+        <w:t xml:space="preserve"> gramatík, pričom hlavným cieľom bolo navrhnúť a implementovať metodiku založenú na princípe aproximácie. Teoretická analýza potvrdila, že problém exaktnej ekvivalencie </w:t>
+      </w:r>
+      <w:proofErr w:type="spellStart"/>
+      <w:r>
+        <w:t>bezkontextových</w:t>
+      </w:r>
+      <w:proofErr w:type="spellEnd"/>
+      <w:r>
+        <w:t xml:space="preserve"> gramatík je algoritmicky </w:t>
+      </w:r>
+      <w:proofErr w:type="spellStart"/>
+      <w:r>
+        <w:t>nerozhodnuteľný</w:t>
+      </w:r>
+      <w:proofErr w:type="spellEnd"/>
+      <w:r>
+        <w:t xml:space="preserve"> [5]. Z tohto dôvodu bol v práci zvolený praktický prístup, ktorý obmedzuje testovanie na konečnú množinu slov do používateľom zadanej maximálnej dĺžky. Takéto obmedzenie umožňuje transformovať abstraktný matematický problém na realizovateľnú softvérovú úlohu, pričom v prípade nájdenia </w:t>
+      </w:r>
+      <w:proofErr w:type="spellStart"/>
+      <w:r>
+        <w:t>protipríkladu</w:t>
+      </w:r>
+      <w:proofErr w:type="spellEnd"/>
+      <w:r>
+        <w:t xml:space="preserve"> poskytuje jednoznačný dôkaz o </w:t>
+      </w:r>
+      <w:proofErr w:type="spellStart"/>
+      <w:r>
+        <w:t>neekvivalencii</w:t>
+      </w:r>
+      <w:proofErr w:type="spellEnd"/>
+      <w:r>
+        <w:t xml:space="preserve"> skúmaných gramatík.</w:t>
       </w:r>
     </w:p>
     <w:p>
       <w:r>
         <w:t xml:space="preserve">V procese realizácie systému sa ako kľúčové ukázalo predspracovanie vstupných gramatík a optimalizácia ich pravidiel. Implementovaný algoritmus </w:t>
       </w:r>
+      <w:proofErr w:type="spellStart"/>
       <w:r>
         <w:rPr>
           <w:rFonts w:ascii="Courier New" w:hAnsi="Courier New" w:cs="Courier New"/>
@@ -18843,8 +21870,25 @@
         </w:rPr>
         <w:t>optimize_grammar</w:t>
       </w:r>
-      <w:r>
-        <w:t xml:space="preserve"> integroval postupy eliminácie ε-pravidiel, jednoduchých pravidiel, ľavej rekurzie a zbytočných symbolov. Tým boli gramatiky pripravené na efektívnejšie generovanie slov. Systematické využitie najľavejších odvodení v kombinácii s memoizáciou pomocou </w:t>
+      <w:proofErr w:type="spellEnd"/>
+      <w:r>
+        <w:t xml:space="preserve"> integroval postupy eliminácie ε-pravidiel, jednoduchých pravidiel, ľavej </w:t>
+      </w:r>
+      <w:proofErr w:type="spellStart"/>
+      <w:r>
+        <w:t>rekurzie</w:t>
+      </w:r>
+      <w:proofErr w:type="spellEnd"/>
+      <w:r>
+        <w:t xml:space="preserve"> a zbytočných symbolov. Tým boli gramatiky pripravené na efektívnejšie generovanie slov. Systematické využitie najľavejších odvodení v kombinácii s </w:t>
+      </w:r>
+      <w:proofErr w:type="spellStart"/>
+      <w:r>
+        <w:t>memoizáciou</w:t>
+      </w:r>
+      <w:proofErr w:type="spellEnd"/>
+      <w:r>
+        <w:t xml:space="preserve"> pomocou </w:t>
       </w:r>
       <w:r>
         <w:rPr>
@@ -18855,15 +21899,44 @@
         <w:t>@lru_cache</w:t>
       </w:r>
       <w:r>
-        <w:t xml:space="preserve"> v jazyku Python prispelo k zníženiu počtu opakovaných výpočtov a k zvýšeniu praktickej použiteľnosti generátora. Experimentálne testovanie ukázalo, že navrhnuté riešenie dokáže porovnávať gramatiky do zvolenej maximálnej dĺžky a v prípade rozdielu identifikovať konkrétny protipríklad</w:t>
-      </w:r>
+        <w:t xml:space="preserve"> v jazyku </w:t>
+      </w:r>
+      <w:proofErr w:type="spellStart"/>
+      <w:r>
+        <w:t>Python</w:t>
+      </w:r>
+      <w:proofErr w:type="spellEnd"/>
+      <w:r>
+        <w:t xml:space="preserve"> prispelo k zníženiu počtu opakovaných výpočtov a k zvýšeniu praktickej použiteľnosti generátora. Experimentálne testovanie ukázalo, že navrhnuté riešenie dokáže porovnávať gramatiky do zvolenej maximálnej dĺžky a v prípade rozdielu identifikovať konkrétny </w:t>
+      </w:r>
+      <w:proofErr w:type="spellStart"/>
+      <w:r>
+        <w:t>protipríklad</w:t>
+      </w:r>
+      <w:proofErr w:type="spellEnd"/>
       <w:r>
         <w:t>.</w:t>
       </w:r>
     </w:p>
     <w:p>
       <w:r>
-        <w:t xml:space="preserve">Napriek úspešnej implementácii má navrhnutý prístup prirodzené limity, ktoré vyplývajú z vlastností bezkontextových jazykov. Pri gramatikách s vysokou mierou vetvenia môže dochádzať k rýchlemu nárastu počtu generovaných slov, čo zvyšuje časovú aj pamäťovú náročnosť výpočtu. Zároveň platí, že absencia protipríkladu do dĺžky </w:t>
+        <w:t xml:space="preserve">Napriek úspešnej implementácii má navrhnutý prístup prirodzené limity, ktoré vyplývajú z vlastností </w:t>
+      </w:r>
+      <w:proofErr w:type="spellStart"/>
+      <w:r>
+        <w:t>bezkontextových</w:t>
+      </w:r>
+      <w:proofErr w:type="spellEnd"/>
+      <w:r>
+        <w:t xml:space="preserve"> jazykov. Pri gramatikách s vysokou mierou vetvenia môže dochádzať k rýchlemu nárastu počtu generovaných slov, čo zvyšuje časovú aj pamäťovú náročnosť výpočtu. Zároveň platí, že absencia </w:t>
+      </w:r>
+      <w:proofErr w:type="spellStart"/>
+      <w:r>
+        <w:t>protipríkladu</w:t>
+      </w:r>
+      <w:proofErr w:type="spellEnd"/>
+      <w:r>
+        <w:t xml:space="preserve"> do dĺžky </w:t>
       </w:r>
       <m:oMath>
         <m:r>
@@ -18879,7 +21952,39 @@
     </w:p>
     <w:p>
       <w:r>
-        <w:t>Prínos práce spočíva v prepojení teoretických poznatkov z oblasti formálnych jazykov s praktickou implementáciou softvérového nástroja. Vytvorená aplikácia môže slúžiť ako pomôcka pri výučbe teórie formálnych jazykov, ako aj ako pomocný nástroj pri experimentálnom overovaní vlastností bezkontextových gramatík. Ďalší rozvoj systému by sa mohol zamerať najmä na paralelizáciu generovania slov, optimalizáciu práce s pamäťou a doplnenie heuristík na inteligentnejšie orezávanie derivačného priestoru. Tieto rozšírenia by mohli zvýšiť efektivitu programu a posunúť hranice praktickej použiteľnosti aproximatívnych metód pri analýze bezkontextových gramatík</w:t>
+        <w:t xml:space="preserve">Prínos práce spočíva v prepojení teoretických poznatkov z oblasti formálnych jazykov s praktickou implementáciou softvérového nástroja. Vytvorená aplikácia môže slúžiť ako pomôcka pri výučbe teórie formálnych jazykov, ako aj ako pomocný nástroj pri experimentálnom overovaní vlastností </w:t>
+      </w:r>
+      <w:proofErr w:type="spellStart"/>
+      <w:r>
+        <w:t>bezkontextových</w:t>
+      </w:r>
+      <w:proofErr w:type="spellEnd"/>
+      <w:r>
+        <w:t xml:space="preserve"> gramatík. Ďalší rozvoj systému by sa mohol zamerať najmä na </w:t>
+      </w:r>
+      <w:proofErr w:type="spellStart"/>
+      <w:r>
+        <w:t>paralelizáciu</w:t>
+      </w:r>
+      <w:proofErr w:type="spellEnd"/>
+      <w:r>
+        <w:t xml:space="preserve"> generovania slov, optimalizáciu práce s pamäťou a doplnenie heuristík na inteligentnejšie orezávanie derivačného priestoru. Tieto rozšírenia by mohli zvýšiť efektivitu programu a posunúť hranice praktickej použiteľnosti </w:t>
+      </w:r>
+      <w:proofErr w:type="spellStart"/>
+      <w:r>
+        <w:t>aproximatívnych</w:t>
+      </w:r>
+      <w:proofErr w:type="spellEnd"/>
+      <w:r>
+        <w:t xml:space="preserve"> metód pri analýze </w:t>
+      </w:r>
+      <w:proofErr w:type="spellStart"/>
+      <w:r>
+        <w:t>bezkontextových</w:t>
+      </w:r>
+      <w:proofErr w:type="spellEnd"/>
+      <w:r>
+        <w:t xml:space="preserve"> gramatík</w:t>
       </w:r>
       <w:r>
         <w:t>.</w:t>
@@ -18908,7 +22013,39 @@
       </w:r>
       <w:r>
         <w:tab/>
-        <w:t>PILGRIM, Mark. Ponořme se do Python(u) 3. Praha: CZ.NIC, z. s. p. o., 2010. ISBN 978-80-904248-2-1.</w:t>
+        <w:t xml:space="preserve">PILGRIM, </w:t>
+      </w:r>
+      <w:proofErr w:type="spellStart"/>
+      <w:r>
+        <w:t>Mark</w:t>
+      </w:r>
+      <w:proofErr w:type="spellEnd"/>
+      <w:r>
+        <w:t xml:space="preserve">. </w:t>
+      </w:r>
+      <w:proofErr w:type="spellStart"/>
+      <w:r>
+        <w:t>Ponořme</w:t>
+      </w:r>
+      <w:proofErr w:type="spellEnd"/>
+      <w:r>
+        <w:t xml:space="preserve"> </w:t>
+      </w:r>
+      <w:proofErr w:type="spellStart"/>
+      <w:r>
+        <w:t>se</w:t>
+      </w:r>
+      <w:proofErr w:type="spellEnd"/>
+      <w:r>
+        <w:t xml:space="preserve"> do </w:t>
+      </w:r>
+      <w:proofErr w:type="spellStart"/>
+      <w:r>
+        <w:t>Python</w:t>
+      </w:r>
+      <w:proofErr w:type="spellEnd"/>
+      <w:r>
+        <w:t>(u) 3. Praha: CZ.NIC, z. s. p. o., 2010. ISBN 978-80-904248-2-1.</w:t>
       </w:r>
     </w:p>
     <w:p>
@@ -18920,7 +22057,31 @@
       </w:r>
       <w:r>
         <w:tab/>
-        <w:t>MAREŠ, Martin a Tomáš VALLA. Průvodce labyrintem algoritmů. Praha: CZ.NIC, z. s. p. o., 2017. ISBN 978-80-88168-22-5.</w:t>
+        <w:t xml:space="preserve">MAREŠ, Martin a Tomáš VALLA. </w:t>
+      </w:r>
+      <w:proofErr w:type="spellStart"/>
+      <w:r>
+        <w:t>Průvodce</w:t>
+      </w:r>
+      <w:proofErr w:type="spellEnd"/>
+      <w:r>
+        <w:t xml:space="preserve"> </w:t>
+      </w:r>
+      <w:proofErr w:type="spellStart"/>
+      <w:r>
+        <w:t>labyrintem</w:t>
+      </w:r>
+      <w:proofErr w:type="spellEnd"/>
+      <w:r>
+        <w:t xml:space="preserve"> </w:t>
+      </w:r>
+      <w:proofErr w:type="spellStart"/>
+      <w:r>
+        <w:t>algoritmů</w:t>
+      </w:r>
+      <w:proofErr w:type="spellEnd"/>
+      <w:r>
+        <w:t>. Praha: CZ.NIC, z. s. p. o., 2017. ISBN 978-80-88168-22-5.</w:t>
       </w:r>
     </w:p>
     <w:p>
@@ -18932,7 +22093,71 @@
       </w:r>
       <w:r>
         <w:tab/>
-        <w:t>SIPSER, Michael. Introduction to the Theory of Computation. 2nd ed. Boston: Thomson Course Technology, 2006. ISBN 0-534-95097-3.</w:t>
+        <w:t xml:space="preserve">SIPSER, Michael. </w:t>
+      </w:r>
+      <w:proofErr w:type="spellStart"/>
+      <w:r>
+        <w:t>Introduction</w:t>
+      </w:r>
+      <w:proofErr w:type="spellEnd"/>
+      <w:r>
+        <w:t xml:space="preserve"> to </w:t>
+      </w:r>
+      <w:proofErr w:type="spellStart"/>
+      <w:r>
+        <w:t>the</w:t>
+      </w:r>
+      <w:proofErr w:type="spellEnd"/>
+      <w:r>
+        <w:t xml:space="preserve"> </w:t>
+      </w:r>
+      <w:proofErr w:type="spellStart"/>
+      <w:r>
+        <w:t>Theory</w:t>
+      </w:r>
+      <w:proofErr w:type="spellEnd"/>
+      <w:r>
+        <w:t xml:space="preserve"> of </w:t>
+      </w:r>
+      <w:proofErr w:type="spellStart"/>
+      <w:r>
+        <w:t>Computation</w:t>
+      </w:r>
+      <w:proofErr w:type="spellEnd"/>
+      <w:r>
+        <w:t xml:space="preserve">. 2nd </w:t>
+      </w:r>
+      <w:proofErr w:type="spellStart"/>
+      <w:r>
+        <w:t>ed</w:t>
+      </w:r>
+      <w:proofErr w:type="spellEnd"/>
+      <w:r>
+        <w:t xml:space="preserve">. Boston: </w:t>
+      </w:r>
+      <w:proofErr w:type="spellStart"/>
+      <w:r>
+        <w:t>Thomson</w:t>
+      </w:r>
+      <w:proofErr w:type="spellEnd"/>
+      <w:r>
+        <w:t xml:space="preserve"> </w:t>
+      </w:r>
+      <w:proofErr w:type="spellStart"/>
+      <w:r>
+        <w:t>Course</w:t>
+      </w:r>
+      <w:proofErr w:type="spellEnd"/>
+      <w:r>
+        <w:t xml:space="preserve"> </w:t>
+      </w:r>
+      <w:proofErr w:type="spellStart"/>
+      <w:r>
+        <w:t>Technology</w:t>
+      </w:r>
+      <w:proofErr w:type="spellEnd"/>
+      <w:r>
+        <w:t>, 2006. ISBN 0-534-95097-3.</w:t>
       </w:r>
     </w:p>
     <w:p>
@@ -18944,7 +22169,87 @@
       </w:r>
       <w:r>
         <w:tab/>
-        <w:t>HOPCROFT, John E., Rajeev MOTWANI a Jeffrey D. ULLMAN. Introduction to Automata Theory, Languages, and Computation. 3rd ed. Boston: Pearson Addison-Wesley, 2007. ISBN 0-321-45536-3.</w:t>
+        <w:t xml:space="preserve">HOPCROFT, John E., </w:t>
+      </w:r>
+      <w:proofErr w:type="spellStart"/>
+      <w:r>
+        <w:t>Rajeev</w:t>
+      </w:r>
+      <w:proofErr w:type="spellEnd"/>
+      <w:r>
+        <w:t xml:space="preserve"> MOTWANI a </w:t>
+      </w:r>
+      <w:proofErr w:type="spellStart"/>
+      <w:r>
+        <w:t>Jeffrey</w:t>
+      </w:r>
+      <w:proofErr w:type="spellEnd"/>
+      <w:r>
+        <w:t xml:space="preserve"> D. ULLMAN. </w:t>
+      </w:r>
+      <w:proofErr w:type="spellStart"/>
+      <w:r>
+        <w:t>Introduction</w:t>
+      </w:r>
+      <w:proofErr w:type="spellEnd"/>
+      <w:r>
+        <w:t xml:space="preserve"> to </w:t>
+      </w:r>
+      <w:proofErr w:type="spellStart"/>
+      <w:r>
+        <w:t>Automata</w:t>
+      </w:r>
+      <w:proofErr w:type="spellEnd"/>
+      <w:r>
+        <w:t xml:space="preserve"> </w:t>
+      </w:r>
+      <w:proofErr w:type="spellStart"/>
+      <w:r>
+        <w:t>Theory</w:t>
+      </w:r>
+      <w:proofErr w:type="spellEnd"/>
+      <w:r>
+        <w:t xml:space="preserve">, </w:t>
+      </w:r>
+      <w:proofErr w:type="spellStart"/>
+      <w:r>
+        <w:t>Languages</w:t>
+      </w:r>
+      <w:proofErr w:type="spellEnd"/>
+      <w:r>
+        <w:t xml:space="preserve">, and </w:t>
+      </w:r>
+      <w:proofErr w:type="spellStart"/>
+      <w:r>
+        <w:t>Computation</w:t>
+      </w:r>
+      <w:proofErr w:type="spellEnd"/>
+      <w:r>
+        <w:t xml:space="preserve">. 3rd </w:t>
+      </w:r>
+      <w:proofErr w:type="spellStart"/>
+      <w:r>
+        <w:t>ed</w:t>
+      </w:r>
+      <w:proofErr w:type="spellEnd"/>
+      <w:r>
+        <w:t xml:space="preserve">. Boston: </w:t>
+      </w:r>
+      <w:proofErr w:type="spellStart"/>
+      <w:r>
+        <w:t>Pearson</w:t>
+      </w:r>
+      <w:proofErr w:type="spellEnd"/>
+      <w:r>
+        <w:t xml:space="preserve"> </w:t>
+      </w:r>
+      <w:proofErr w:type="spellStart"/>
+      <w:r>
+        <w:t>Addison-Wesley</w:t>
+      </w:r>
+      <w:proofErr w:type="spellEnd"/>
+      <w:r>
+        <w:t>, 2007. ISBN 0-321-45536-3.</w:t>
       </w:r>
     </w:p>
     <w:p>
@@ -18956,7 +22261,63 @@
       </w:r>
       <w:r>
         <w:tab/>
-        <w:t>CORMEN, Thomas H., Charles E. LEISERSON, Ronald L. RIVEST a Clifford STEIN. Introduction to Algorithms. 3rd ed. Cambridge: The MIT Press, 2009. ISBN 978-0-262-03384-8.</w:t>
+        <w:t xml:space="preserve">CORMEN, Thomas H., Charles E. LEISERSON, </w:t>
+      </w:r>
+      <w:proofErr w:type="spellStart"/>
+      <w:r>
+        <w:t>Ronald</w:t>
+      </w:r>
+      <w:proofErr w:type="spellEnd"/>
+      <w:r>
+        <w:t xml:space="preserve"> L. RIVEST a </w:t>
+      </w:r>
+      <w:proofErr w:type="spellStart"/>
+      <w:r>
+        <w:t>Clifford</w:t>
+      </w:r>
+      <w:proofErr w:type="spellEnd"/>
+      <w:r>
+        <w:t xml:space="preserve"> STEIN. </w:t>
+      </w:r>
+      <w:proofErr w:type="spellStart"/>
+      <w:r>
+        <w:t>Introduction</w:t>
+      </w:r>
+      <w:proofErr w:type="spellEnd"/>
+      <w:r>
+        <w:t xml:space="preserve"> to </w:t>
+      </w:r>
+      <w:proofErr w:type="spellStart"/>
+      <w:r>
+        <w:t>Algorithms</w:t>
+      </w:r>
+      <w:proofErr w:type="spellEnd"/>
+      <w:r>
+        <w:t xml:space="preserve">. 3rd </w:t>
+      </w:r>
+      <w:proofErr w:type="spellStart"/>
+      <w:r>
+        <w:t>ed</w:t>
+      </w:r>
+      <w:proofErr w:type="spellEnd"/>
+      <w:r>
+        <w:t xml:space="preserve">. </w:t>
+      </w:r>
+      <w:proofErr w:type="spellStart"/>
+      <w:r>
+        <w:t>Cambridge</w:t>
+      </w:r>
+      <w:proofErr w:type="spellEnd"/>
+      <w:r>
+        <w:t xml:space="preserve">: </w:t>
+      </w:r>
+      <w:proofErr w:type="spellStart"/>
+      <w:r>
+        <w:t>The</w:t>
+      </w:r>
+      <w:proofErr w:type="spellEnd"/>
+      <w:r>
+        <w:t xml:space="preserve"> MIT Press, 2009. ISBN 978-0-262-03384-8.</w:t>
       </w:r>
     </w:p>
     <w:p>
@@ -18968,7 +22329,71 @@
       </w:r>
       <w:r>
         <w:tab/>
-        <w:t>FINKELSTEIN, J. Chomsky-hierarchy.svg [online]. Wikimedia Commons, 5. februára 2010, posledná úprava 3. marca 2024 [cit. 2026-05-27]. Dostupné na: https://commons.wikimedia.org/wiki/File:Chomsky-hierarchy.svg. Licencia: Creative Commons Attribution-Share Alike 3.0 Unported.</w:t>
+        <w:t xml:space="preserve">FINKELSTEIN, J. </w:t>
+      </w:r>
+      <w:proofErr w:type="spellStart"/>
+      <w:r>
+        <w:t>Chomsky-hierarchy.svg</w:t>
+      </w:r>
+      <w:proofErr w:type="spellEnd"/>
+      <w:r>
+        <w:t xml:space="preserve"> [online]. </w:t>
+      </w:r>
+      <w:proofErr w:type="spellStart"/>
+      <w:r>
+        <w:t>Wikimedia</w:t>
+      </w:r>
+      <w:proofErr w:type="spellEnd"/>
+      <w:r>
+        <w:t xml:space="preserve"> </w:t>
+      </w:r>
+      <w:proofErr w:type="spellStart"/>
+      <w:r>
+        <w:t>Commons</w:t>
+      </w:r>
+      <w:proofErr w:type="spellEnd"/>
+      <w:r>
+        <w:t xml:space="preserve">, 5. februára 2010, posledná úprava 3. marca 2024 [cit. 2026-05-27]. Dostupné na: https://commons.wikimedia.org/wiki/File:Chomsky-hierarchy.svg. Licencia: </w:t>
+      </w:r>
+      <w:proofErr w:type="spellStart"/>
+      <w:r>
+        <w:t>Creative</w:t>
+      </w:r>
+      <w:proofErr w:type="spellEnd"/>
+      <w:r>
+        <w:t xml:space="preserve"> </w:t>
+      </w:r>
+      <w:proofErr w:type="spellStart"/>
+      <w:r>
+        <w:t>Commons</w:t>
+      </w:r>
+      <w:proofErr w:type="spellEnd"/>
+      <w:r>
+        <w:t xml:space="preserve"> </w:t>
+      </w:r>
+      <w:proofErr w:type="spellStart"/>
+      <w:r>
+        <w:t>Attribution-Share</w:t>
+      </w:r>
+      <w:proofErr w:type="spellEnd"/>
+      <w:r>
+        <w:t xml:space="preserve"> </w:t>
+      </w:r>
+      <w:proofErr w:type="spellStart"/>
+      <w:r>
+        <w:t>Alike</w:t>
+      </w:r>
+      <w:proofErr w:type="spellEnd"/>
+      <w:r>
+        <w:t xml:space="preserve"> 3.0 </w:t>
+      </w:r>
+      <w:proofErr w:type="spellStart"/>
+      <w:r>
+        <w:t>Unported</w:t>
+      </w:r>
+      <w:proofErr w:type="spellEnd"/>
+      <w:r>
+        <w:t>.</w:t>
       </w:r>
     </w:p>
     <w:p>
@@ -18996,7 +22421,23 @@
         <w:pStyle w:val="Zoznam"/>
       </w:pPr>
       <w:r>
-        <w:t>Príloha obsahuje úplný zdrojový kód aplikácie na testovanie ekvivalencie bezkontextových gramatík. Program je implementovaný v jazyku Python a zahŕňa grafické používateľské rozhranie, spracovanie vstupných gramatík, transformačné algoritmy, generovanie slov do zvolenej dĺžky, porovnávanie jazykov a ukladanie histórie testovania.</w:t>
+        <w:t xml:space="preserve">Príloha obsahuje úplný zdrojový kód aplikácie na testovanie ekvivalencie </w:t>
+      </w:r>
+      <w:proofErr w:type="spellStart"/>
+      <w:r>
+        <w:t>bezkontextových</w:t>
+      </w:r>
+      <w:proofErr w:type="spellEnd"/>
+      <w:r>
+        <w:t xml:space="preserve"> gramatík. Program je implementovaný v jazyku </w:t>
+      </w:r>
+      <w:proofErr w:type="spellStart"/>
+      <w:r>
+        <w:t>Python</w:t>
+      </w:r>
+      <w:proofErr w:type="spellEnd"/>
+      <w:r>
+        <w:t xml:space="preserve"> a zahŕňa grafické používateľské rozhranie, spracovanie vstupných gramatík, transformačné algoritmy, generovanie slov do zvolenej dĺžky, porovnávanie jazykov a ukladanie histórie testovania.</w:t>
       </w:r>
     </w:p>
     <w:p>
@@ -19004,7 +22445,15 @@
         <w:pStyle w:val="Zoznam"/>
       </w:pPr>
       <w:r>
-        <w:t>Zdrojový kód je dostupný v elektronickej podobe v súbore bp_code.py a zároveň v repozitári na platforme GitHub:</w:t>
+        <w:t xml:space="preserve">Zdrojový kód je dostupný v elektronickej podobe v súbore bp_code.py a zároveň v repozitári na platforme </w:t>
+      </w:r>
+      <w:proofErr w:type="spellStart"/>
+      <w:r>
+        <w:t>GitHub</w:t>
+      </w:r>
+      <w:proofErr w:type="spellEnd"/>
+      <w:r>
+        <w:t>:</w:t>
       </w:r>
     </w:p>
     <w:p>
@@ -21229,7 +24678,6 @@
   <w:style w:type="character" w:default="1" w:styleId="Predvolenpsmoodseku">
     <w:name w:val="Default Paragraph Font"/>
     <w:uiPriority w:val="1"/>
-    <w:semiHidden/>
     <w:unhideWhenUsed/>
   </w:style>
   <w:style w:type="table" w:default="1" w:styleId="Normlnatabuka">

--- a/BP_t.docx
+++ b/BP_t.docx
@@ -15,6 +15,18 @@
       </w:pPr>
       <w:bookmarkStart w:id="0" w:name="_Toc173791393"/>
       <w:bookmarkStart w:id="1" w:name="_Toc173791532"/>
+    </w:p>
+    <w:p>
+      <w:pPr>
+        <w:pStyle w:val="Afilicia"/>
+        <w:framePr w:wrap="auto" w:yAlign="inline"/>
+        <w:spacing w:after="80" w:line="360" w:lineRule="auto"/>
+        <w:rPr>
+          <w:rFonts w:ascii="Arial" w:hAnsi="Arial" w:cs="Arial"/>
+          <w:sz w:val="29"/>
+          <w:szCs w:val="29"/>
+        </w:rPr>
+      </w:pPr>
       <w:r>
         <w:rPr>
           <w:rFonts w:ascii="Arial" w:hAnsi="Arial" w:cs="Arial"/>
@@ -602,7 +614,7 @@
         </w:rPr>
         <w:lastRenderedPageBreak/>
         <w:drawing>
-          <wp:anchor distT="0" distB="0" distL="114300" distR="114300" simplePos="0" relativeHeight="251662336" behindDoc="1" locked="0" layoutInCell="1" allowOverlap="1" wp14:anchorId="53C692F6" wp14:editId="2A07D46D">
+          <wp:anchor distT="0" distB="0" distL="114300" distR="114300" simplePos="0" relativeHeight="251662336" behindDoc="1" locked="0" layoutInCell="1" allowOverlap="1" wp14:anchorId="53C692F6" wp14:editId="549135AB">
             <wp:simplePos x="0" y="0"/>
             <wp:positionH relativeFrom="page">
               <wp:align>left</wp:align>
@@ -4676,7 +4688,7 @@
             <w:noProof/>
             <w:webHidden/>
           </w:rPr>
-          <w:t>26</w:t>
+          <w:t>27</w:t>
         </w:r>
         <w:r>
           <w:rPr>
@@ -5146,7 +5158,7 @@
             <w:noProof/>
             <w:webHidden/>
           </w:rPr>
-          <w:t>33</w:t>
+          <w:t>34</w:t>
         </w:r>
         <w:r>
           <w:rPr>
@@ -5215,7 +5227,7 @@
             <w:noProof/>
             <w:webHidden/>
           </w:rPr>
-          <w:t>34</w:t>
+          <w:t>35</w:t>
         </w:r>
         <w:r>
           <w:rPr>
@@ -5353,7 +5365,7 @@
             <w:noProof/>
             <w:webHidden/>
           </w:rPr>
-          <w:t>36</w:t>
+          <w:t>37</w:t>
         </w:r>
         <w:r>
           <w:rPr>
@@ -5444,7 +5456,7 @@
             <w:noProof/>
             <w:webHidden/>
           </w:rPr>
-          <w:t>37</w:t>
+          <w:t>38</w:t>
         </w:r>
         <w:r>
           <w:rPr>
@@ -5513,7 +5525,7 @@
             <w:noProof/>
             <w:webHidden/>
           </w:rPr>
-          <w:t>37</w:t>
+          <w:t>38</w:t>
         </w:r>
         <w:r>
           <w:rPr>
@@ -5582,7 +5594,7 @@
             <w:noProof/>
             <w:webHidden/>
           </w:rPr>
-          <w:t>38</w:t>
+          <w:t>39</w:t>
         </w:r>
         <w:r>
           <w:rPr>
@@ -5651,7 +5663,7 @@
             <w:noProof/>
             <w:webHidden/>
           </w:rPr>
-          <w:t>39</w:t>
+          <w:t>40</w:t>
         </w:r>
         <w:r>
           <w:rPr>
@@ -5761,7 +5773,7 @@
             <w:noProof/>
             <w:webHidden/>
           </w:rPr>
-          <w:t>40</w:t>
+          <w:t>41</w:t>
         </w:r>
         <w:r>
           <w:rPr>
@@ -5830,7 +5842,7 @@
             <w:noProof/>
             <w:webHidden/>
           </w:rPr>
-          <w:t>43</w:t>
+          <w:t>44</w:t>
         </w:r>
         <w:r>
           <w:rPr>
@@ -5902,7 +5914,7 @@
             <w:noProof/>
             <w:webHidden/>
           </w:rPr>
-          <w:t>45</w:t>
+          <w:t>46</w:t>
         </w:r>
         <w:r>
           <w:rPr>
@@ -5974,7 +5986,7 @@
             <w:noProof/>
             <w:webHidden/>
           </w:rPr>
-          <w:t>46</w:t>
+          <w:t>47</w:t>
         </w:r>
         <w:r>
           <w:rPr>
@@ -6046,7 +6058,7 @@
             <w:noProof/>
             <w:webHidden/>
           </w:rPr>
-          <w:t>47</w:t>
+          <w:t>48</w:t>
         </w:r>
         <w:r>
           <w:rPr>
@@ -6253,13 +6265,36 @@
           <w:t xml:space="preserve">Obr. 3: Výsledok testu ekvivalencie jazykov pri hodnote </w:t>
         </w:r>
         <m:oMath>
+          <m:sSub>
+            <m:sSubPr>
+              <m:ctrlPr>
+                <w:rPr>
+                  <w:rFonts w:ascii="Cambria Math" w:hAnsi="Cambria Math"/>
+                </w:rPr>
+              </m:ctrlPr>
+            </m:sSubPr>
+            <m:e>
+              <m:r>
+                <w:rPr>
+                  <w:rFonts w:ascii="Cambria Math" w:hAnsi="Cambria Math"/>
+                </w:rPr>
+                <m:t>L</m:t>
+              </m:r>
+            </m:e>
+            <m:sub>
+              <m:r>
+                <w:rPr>
+                  <w:rFonts w:ascii="Cambria Math" w:hAnsi="Cambria Math"/>
+                </w:rPr>
+                <m:t>test</m:t>
+              </m:r>
+            </m:sub>
+          </m:sSub>
           <m:r>
             <w:rPr>
-              <w:rStyle w:val="Hypertextovprepojenie"/>
               <w:rFonts w:ascii="Cambria Math" w:hAnsi="Cambria Math"/>
-              <w:noProof/>
             </w:rPr>
-            <m:t>Ltest=20</m:t>
+            <m:t>=20</m:t>
           </m:r>
         </m:oMath>
         <w:r>
@@ -6301,7 +6336,7 @@
             <w:noProof/>
             <w:webHidden/>
           </w:rPr>
-          <w:t>39</w:t>
+          <w:t>40</w:t>
         </w:r>
         <w:r>
           <w:rPr>
@@ -6372,7 +6407,7 @@
             <w:noProof/>
             <w:webHidden/>
           </w:rPr>
-          <w:t>40</w:t>
+          <w:t>41</w:t>
         </w:r>
         <w:r>
           <w:rPr>
@@ -6405,13 +6440,36 @@
           <w:t xml:space="preserve">Obr. 5: Výsledok testu pri hodnote </w:t>
         </w:r>
         <m:oMath>
+          <m:sSub>
+            <m:sSubPr>
+              <m:ctrlPr>
+                <w:rPr>
+                  <w:rFonts w:ascii="Cambria Math" w:hAnsi="Cambria Math"/>
+                </w:rPr>
+              </m:ctrlPr>
+            </m:sSubPr>
+            <m:e>
+              <m:r>
+                <w:rPr>
+                  <w:rFonts w:ascii="Cambria Math" w:hAnsi="Cambria Math"/>
+                </w:rPr>
+                <m:t>L</m:t>
+              </m:r>
+            </m:e>
+            <m:sub>
+              <m:r>
+                <w:rPr>
+                  <w:rFonts w:ascii="Cambria Math" w:hAnsi="Cambria Math"/>
+                </w:rPr>
+                <m:t>test</m:t>
+              </m:r>
+            </m:sub>
+          </m:sSub>
           <m:r>
             <w:rPr>
-              <w:rStyle w:val="Hypertextovprepojenie"/>
               <w:rFonts w:ascii="Cambria Math" w:hAnsi="Cambria Math"/>
-              <w:noProof/>
             </w:rPr>
-            <m:t>Ltest=4</m:t>
+            <m:t>=4</m:t>
           </m:r>
         </m:oMath>
         <w:r>
@@ -6460,7 +6518,7 @@
             <w:noProof/>
             <w:webHidden/>
           </w:rPr>
-          <w:t>42</w:t>
+          <w:t>43</w:t>
         </w:r>
         <w:r>
           <w:rPr>
@@ -6531,7 +6589,7 @@
             <w:noProof/>
             <w:webHidden/>
           </w:rPr>
-          <w:t>43</w:t>
+          <w:t>44</w:t>
         </w:r>
         <w:r>
           <w:rPr>
@@ -7162,6 +7220,23 @@
       <w:pPr>
         <w:ind w:firstLine="0"/>
       </w:pPr>
+      <m:oMath>
+        <m:r>
+          <m:rPr>
+            <m:sty m:val="bi"/>
+          </m:rPr>
+          <w:rPr>
+            <w:rFonts w:ascii="Cambria Math" w:hAnsi="Cambria Math"/>
+          </w:rPr>
+          <m:t>ϵ</m:t>
+        </m:r>
+      </m:oMath>
+      <w:r>
+        <w:rPr>
+          <w:rFonts w:eastAsiaTheme="minorEastAsia"/>
+        </w:rPr>
+        <w:t xml:space="preserve"> – prázdne slovo </w:t>
+      </w:r>
     </w:p>
     <w:p>
       <w:pPr>
@@ -7578,35 +7653,30 @@
       </w:r>
       <m:oMath>
         <m:r>
-          <m:rPr>
-            <m:sty m:val="p"/>
-          </m:rPr>
           <w:rPr>
             <w:rFonts w:ascii="Cambria Math" w:eastAsiaTheme="minorEastAsia" w:hAnsi="Cambria Math"/>
           </w:rPr>
-          <m:t>Σ</m:t>
-        </m:r>
-        <m:r>
-          <w:rPr>
-            <w:rFonts w:ascii="Cambria Math" w:eastAsiaTheme="minorEastAsia" w:hAnsi="Cambria Math"/>
-          </w:rPr>
-          <m:t>=</m:t>
-        </m:r>
-        <m:r>
-          <m:rPr>
-            <m:lit/>
-          </m:rPr>
-          <w:rPr>
-            <w:rFonts w:ascii="Cambria Math" w:eastAsiaTheme="minorEastAsia" w:hAnsi="Cambria Math"/>
-          </w:rPr>
-          <m:t>{</m:t>
-        </m:r>
-        <m:r>
-          <w:rPr>
-            <w:rFonts w:ascii="Cambria Math" w:eastAsiaTheme="minorEastAsia" w:hAnsi="Cambria Math"/>
-          </w:rPr>
-          <m:t>0,1}</m:t>
-        </m:r>
+          <m:t>Σ=</m:t>
+        </m:r>
+        <m:d>
+          <m:dPr>
+            <m:begChr m:val="{"/>
+            <m:endChr m:val="}"/>
+            <m:ctrlPr>
+              <w:rPr>
+                <w:rFonts w:ascii="Cambria Math" w:eastAsiaTheme="minorEastAsia" w:hAnsi="Cambria Math"/>
+              </w:rPr>
+            </m:ctrlPr>
+          </m:dPr>
+          <m:e>
+            <m:r>
+              <w:rPr>
+                <w:rFonts w:ascii="Cambria Math" w:eastAsiaTheme="minorEastAsia" w:hAnsi="Cambria Math"/>
+              </w:rPr>
+              <m:t>0,1</m:t>
+            </m:r>
+          </m:e>
+        </m:d>
       </m:oMath>
       <w:r>
         <w:t xml:space="preserve"> alebo abeceda pozostávajúca z malých písmen latinskej abecedy. Hoci sa môže zdať, že výber abecedy je triviálny, jej konečnosť je kľúčovým predpokladom pre všetky nadväzujúce algoritmy.</w:t>
@@ -7999,47 +8069,22 @@
         </m:r>
       </m:oMath>
       <w:r>
-        <w:t xml:space="preserve"> sú disjunktné </w:t>
+        <w:t xml:space="preserve"> sú </w:t>
+      </w:r>
+      <w:proofErr w:type="spellStart"/>
+      <w:r>
+        <w:t>disjunktné</w:t>
+      </w:r>
+      <w:proofErr w:type="spellEnd"/>
+      <w:r>
+        <w:t xml:space="preserve"> </w:t>
       </w:r>
       <m:oMath>
         <m:r>
-          <m:rPr>
-            <m:sty m:val="p"/>
-          </m:rPr>
           <w:rPr>
             <w:rFonts w:ascii="Cambria Math" w:hAnsi="Cambria Math"/>
           </w:rPr>
-          <m:t>N</m:t>
-        </m:r>
-        <m:r>
-          <w:rPr>
-            <w:rFonts w:ascii="Cambria Math" w:hAnsi="Cambria Math"/>
-          </w:rPr>
-          <m:t> </m:t>
-        </m:r>
-        <m:r>
-          <m:rPr>
-            <m:sty m:val="p"/>
-          </m:rPr>
-          <w:rPr>
-            <w:rFonts w:ascii="Cambria Math" w:hAnsi="Cambria Math"/>
-          </w:rPr>
-          <m:t>∩</m:t>
-        </m:r>
-        <m:r>
-          <w:rPr>
-            <w:rFonts w:ascii="Cambria Math" w:hAnsi="Cambria Math"/>
-          </w:rPr>
-          <m:t>T = </m:t>
-        </m:r>
-        <m:r>
-          <m:rPr>
-            <m:sty m:val="p"/>
-          </m:rPr>
-          <w:rPr>
-            <w:rFonts w:ascii="Cambria Math" w:hAnsi="Cambria Math"/>
-          </w:rPr>
-          <m:t>∅</m:t>
+          <m:t>N ∩T = ∅</m:t>
         </m:r>
       </m:oMath>
       <w:r>
@@ -8070,9 +8115,6 @@
       </w:r>
       <m:oMath>
         <m:r>
-          <m:rPr>
-            <m:sty m:val="p"/>
-          </m:rPr>
           <w:rPr>
             <w:rFonts w:ascii="Cambria Math" w:hAnsi="Cambria Math"/>
           </w:rPr>
@@ -8110,22 +8152,7 @@
           <w:rPr>
             <w:rFonts w:ascii="Cambria Math" w:hAnsi="Cambria Math"/>
           </w:rPr>
-          <m:t xml:space="preserve">S </m:t>
-        </m:r>
-        <m:r>
-          <m:rPr>
-            <m:sty m:val="p"/>
-          </m:rPr>
-          <w:rPr>
-            <w:rFonts w:ascii="Cambria Math" w:hAnsi="Cambria Math"/>
-          </w:rPr>
-          <m:t>∈</m:t>
-        </m:r>
-        <m:r>
-          <w:rPr>
-            <w:rFonts w:ascii="Cambria Math" w:hAnsi="Cambria Math"/>
-          </w:rPr>
-          <m:t>N</m:t>
+          <m:t>S∈N</m:t>
         </m:r>
       </m:oMath>
       <w:r>
@@ -8238,7 +8265,7 @@
           <w:rPr>
             <w:rFonts w:ascii="Cambria Math" w:hAnsi="Cambria Math"/>
           </w:rPr>
-          <m:t>=w</m:t>
+          <m:t>={w</m:t>
         </m:r>
         <m:r>
           <m:rPr>
@@ -8333,7 +8360,7 @@
           <w:rPr>
             <w:rFonts w:ascii="Cambria Math" w:hAnsi="Cambria Math"/>
           </w:rPr>
-          <m:t>w</m:t>
+          <m:t>w}</m:t>
         </m:r>
       </m:oMath>
       <w:r>
@@ -8687,28 +8714,10 @@
       </w:r>
       <m:oMath>
         <m:r>
-          <m:rPr>
-            <m:sty m:val="p"/>
-          </m:rPr>
           <w:rPr>
             <w:rFonts w:ascii="Cambria Math" w:hAnsi="Cambria Math"/>
           </w:rPr>
-          <m:t>α</m:t>
-        </m:r>
-        <m:r>
-          <w:rPr>
-            <w:rFonts w:ascii="Cambria Math" w:hAnsi="Cambria Math"/>
-          </w:rPr>
-          <m:t>A</m:t>
-        </m:r>
-        <m:r>
-          <m:rPr>
-            <m:sty m:val="p"/>
-          </m:rPr>
-          <w:rPr>
-            <w:rFonts w:ascii="Cambria Math" w:hAnsi="Cambria Math"/>
-          </w:rPr>
-          <m:t>β→αγβ</m:t>
+          <m:t>αAβ→αγβ</m:t>
         </m:r>
       </m:oMath>
       <w:r>
@@ -8834,48 +8843,18 @@
           <w:rPr>
             <w:rFonts w:ascii="Cambria Math" w:hAnsi="Cambria Math"/>
           </w:rPr>
-          <m:t xml:space="preserve">A </m:t>
-        </m:r>
-        <m:r>
-          <m:rPr>
-            <m:sty m:val="p"/>
-          </m:rPr>
+          <m:t>A→aB</m:t>
+        </m:r>
+      </m:oMath>
+      <w:r>
+        <w:t xml:space="preserve"> alebo </w:t>
+      </w:r>
+      <m:oMath>
+        <m:r>
           <w:rPr>
             <w:rFonts w:ascii="Cambria Math" w:hAnsi="Cambria Math"/>
           </w:rPr>
-          <m:t>→</m:t>
-        </m:r>
-        <m:r>
-          <w:rPr>
-            <w:rFonts w:ascii="Cambria Math" w:hAnsi="Cambria Math"/>
-          </w:rPr>
-          <m:t>aB</m:t>
-        </m:r>
-      </m:oMath>
-      <w:r>
-        <w:t xml:space="preserve"> alebo </w:t>
-      </w:r>
-      <m:oMath>
-        <m:r>
-          <w:rPr>
-            <w:rFonts w:ascii="Cambria Math" w:hAnsi="Cambria Math"/>
-          </w:rPr>
-          <m:t xml:space="preserve">A </m:t>
-        </m:r>
-        <m:r>
-          <m:rPr>
-            <m:sty m:val="p"/>
-          </m:rPr>
-          <w:rPr>
-            <w:rFonts w:ascii="Cambria Math" w:hAnsi="Cambria Math"/>
-          </w:rPr>
-          <m:t>→</m:t>
-        </m:r>
-        <m:r>
-          <w:rPr>
-            <w:rFonts w:ascii="Cambria Math" w:hAnsi="Cambria Math"/>
-          </w:rPr>
-          <m:t>a</m:t>
+          <m:t>A→a</m:t>
         </m:r>
       </m:oMath>
       <w:r>
@@ -8960,27 +8939,14 @@
       <w:r>
         <w:t xml:space="preserve">Obr. </w:t>
       </w:r>
-      <w:r>
-        <w:fldChar w:fldCharType="begin"/>
-      </w:r>
-      <w:r>
-        <w:instrText xml:space="preserve"> SEQ Obrázok \* ARABIC </w:instrText>
-      </w:r>
-      <w:r>
-        <w:fldChar w:fldCharType="separate"/>
-      </w:r>
-      <w:r>
-        <w:rPr>
-          <w:noProof/>
-        </w:rPr>
-        <w:t>1</w:t>
-      </w:r>
-      <w:r>
-        <w:rPr>
-          <w:noProof/>
-        </w:rPr>
-        <w:fldChar w:fldCharType="end"/>
-      </w:r>
+      <w:fldSimple w:instr=" SEQ Obrázok \* ARABIC ">
+        <w:r>
+          <w:rPr>
+            <w:noProof/>
+          </w:rPr>
+          <w:t>1</w:t>
+        </w:r>
+      </w:fldSimple>
       <w:bookmarkEnd w:id="18"/>
       <w:r>
         <w:rPr>
@@ -9309,70 +9275,52 @@
           <w:rFonts w:eastAsiaTheme="minorEastAsia"/>
         </w:rPr>
       </w:pPr>
+      <m:oMath>
+        <m:r>
+          <w:rPr>
+            <w:rFonts w:ascii="Cambria Math" w:hAnsi="Cambria Math"/>
+          </w:rPr>
+          <m:t>P=S→aSd|A</m:t>
+        </m:r>
+      </m:oMath>
+      <w:r>
+        <w:rPr>
+          <w:rFonts w:eastAsiaTheme="minorEastAsia"/>
+        </w:rPr>
+        <w:t xml:space="preserve">        </w:t>
+      </w:r>
+      <m:oMath>
+        <m:r>
+          <m:rPr>
+            <m:sty m:val="p"/>
+          </m:rPr>
+          <w:rPr>
+            <w:rFonts w:ascii="Cambria Math" w:eastAsiaTheme="minorEastAsia" w:hAnsi="Cambria Math"/>
+          </w:rPr>
+          <w:br/>
+        </m:r>
+      </m:oMath>
       <m:oMathPara>
         <m:oMath>
           <m:r>
             <w:rPr>
               <w:rFonts w:ascii="Cambria Math" w:hAnsi="Cambria Math"/>
             </w:rPr>
-            <m:t>P={S→aSd|A</m:t>
-          </m:r>
-          <m:r>
-            <m:rPr>
-              <m:sty m:val="p"/>
-            </m:rPr>
-            <w:rPr>
-              <w:rFonts w:ascii="Cambria Math" w:hAnsi="Cambria Math"/>
-            </w:rPr>
-            <w:br/>
+            <m:t>A→bAc|ϵ</m:t>
           </m:r>
         </m:oMath>
       </m:oMathPara>
-      <w:r>
-        <w:rPr>
-          <w:rFonts w:eastAsiaTheme="minorEastAsia"/>
-        </w:rPr>
-        <w:t xml:space="preserve">        </w:t>
+    </w:p>
+    <w:p>
+      <w:r>
+        <w:t xml:space="preserve">Táto gramatika generuje jazyk </w:t>
       </w:r>
       <m:oMath>
         <m:r>
           <w:rPr>
             <w:rFonts w:ascii="Cambria Math" w:hAnsi="Cambria Math"/>
           </w:rPr>
-          <m:t>A→bAc</m:t>
-        </m:r>
-        <m:d>
-          <m:dPr>
-            <m:begChr m:val="|"/>
-            <m:endChr m:val="}"/>
-            <m:ctrlPr>
-              <w:rPr>
-                <w:rFonts w:ascii="Cambria Math" w:hAnsi="Cambria Math"/>
-                <w:i/>
-              </w:rPr>
-            </m:ctrlPr>
-          </m:dPr>
-          <m:e>
-            <m:r>
-              <w:rPr>
-                <w:rFonts w:ascii="Cambria Math" w:hAnsi="Cambria Math"/>
-              </w:rPr>
-              <m:t>ε</m:t>
-            </m:r>
-          </m:e>
-        </m:d>
-      </m:oMath>
-    </w:p>
-    <w:p>
-      <w:r>
-        <w:t xml:space="preserve">Táto gramatika generuje jazyk </w:t>
-      </w:r>
-      <m:oMath>
-        <m:r>
-          <w:rPr>
-            <w:rFonts w:ascii="Cambria Math" w:hAnsi="Cambria Math"/>
-          </w:rPr>
-          <m:t>L = {aⁿbᵐcᵐdⁿ | n, m ≥ 0}</m:t>
+          <m:t>L=aⁿbᵐcᵐdⁿ|n,m≥0</m:t>
         </m:r>
       </m:oMath>
       <w:r>
@@ -9600,7 +9548,7 @@
         </w:rPr>
         <w:lastRenderedPageBreak/>
         <w:drawing>
-          <wp:inline distT="0" distB="0" distL="0" distR="0" wp14:anchorId="0056D94F" wp14:editId="6BEE24D4">
+          <wp:inline distT="0" distB="0" distL="0" distR="0" wp14:anchorId="0056D94F" wp14:editId="1312D565">
             <wp:extent cx="3388360" cy="2541270"/>
             <wp:effectExtent l="0" t="0" r="2540" b="0"/>
             <wp:docPr id="422641400" name="Obrázok 1"/>
@@ -9651,27 +9599,14 @@
       <w:r>
         <w:t xml:space="preserve">Obr. </w:t>
       </w:r>
-      <w:r>
-        <w:fldChar w:fldCharType="begin"/>
-      </w:r>
-      <w:r>
-        <w:instrText xml:space="preserve"> SEQ Obrázok \* ARABIC </w:instrText>
-      </w:r>
-      <w:r>
-        <w:fldChar w:fldCharType="separate"/>
-      </w:r>
-      <w:r>
-        <w:rPr>
-          <w:noProof/>
-        </w:rPr>
-        <w:t>2</w:t>
-      </w:r>
-      <w:r>
-        <w:rPr>
-          <w:noProof/>
-        </w:rPr>
-        <w:fldChar w:fldCharType="end"/>
-      </w:r>
+      <w:fldSimple w:instr=" SEQ Obrázok \* ARABIC ">
+        <w:r>
+          <w:rPr>
+            <w:noProof/>
+          </w:rPr>
+          <w:t>2</w:t>
+        </w:r>
+      </w:fldSimple>
       <w:r>
         <w:rPr>
           <w:noProof/>
@@ -9723,7 +9658,7 @@
           <w:rPr>
             <w:rFonts w:ascii="Cambria Math" w:hAnsi="Cambria Math"/>
           </w:rPr>
-          <m:t>A → aα</m:t>
+          <m:t>A→aα</m:t>
         </m:r>
       </m:oMath>
       <w:r>
@@ -10630,24 +10565,12 @@
         <w:t xml:space="preserve"> jazyka </w:t>
       </w:r>
       <m:oMath>
-        <m:bar>
-          <m:barPr>
-            <m:pos m:val="top"/>
-            <m:ctrlPr>
-              <w:rPr>
-                <w:rFonts w:ascii="Cambria Math" w:hAnsi="Cambria Math"/>
-              </w:rPr>
-            </m:ctrlPr>
-          </m:barPr>
-          <m:e>
-            <m:r>
-              <w:rPr>
-                <w:rFonts w:ascii="Cambria Math" w:hAnsi="Cambria Math"/>
-              </w:rPr>
-              <m:t>L</m:t>
-            </m:r>
-          </m:e>
-        </m:bar>
+        <m:r>
+          <w:rPr>
+            <w:rFonts w:ascii="Cambria Math" w:hAnsi="Cambria Math"/>
+          </w:rPr>
+          <m:t>L</m:t>
+        </m:r>
       </m:oMath>
       <w:r>
         <w:t xml:space="preserve"> nemusí byť bezkontextový a prienik dvoch bezkontextových jazyko</w:t>
@@ -10756,7 +10679,10 @@
         <w:t xml:space="preserve">Konštrukcia DFA </w:t>
       </w:r>
       <w:r>
-        <w:t>– prevod gramatík na deterministické konečné automaty</w:t>
+        <w:t xml:space="preserve">– </w:t>
+      </w:r>
+      <w:r>
+        <w:t>prevod reprezentácie regulárneho jazyka, napríklad regulárnej gramatiky, regulárneho výrazu alebo NFA, na deterministický konečný automat</w:t>
       </w:r>
     </w:p>
     <w:p>
@@ -10805,13 +10731,59 @@
         <w:t xml:space="preserve">Porovnanie štruktúr </w:t>
       </w:r>
       <w:r>
-        <w:t xml:space="preserve">– ak sú minimálne automaty izomorfné, jazyky sú </w:t>
-      </w:r>
-      <w:proofErr w:type="spellStart"/>
-      <w:r>
-        <w:t>ekvivaltné</w:t>
-      </w:r>
-      <w:proofErr w:type="spellEnd"/>
+        <w:t xml:space="preserve">– ak sú minimálne automaty izomorfné, </w:t>
+      </w:r>
+      <w:r>
+        <w:t xml:space="preserve">prijímajú rovnaký jazyk, teda platí </w:t>
+      </w:r>
+      <m:oMath>
+        <m:r>
+          <w:rPr>
+            <w:rFonts w:ascii="Cambria Math" w:hAnsi="Cambria Math"/>
+          </w:rPr>
+          <m:t>L</m:t>
+        </m:r>
+        <m:d>
+          <m:dPr>
+            <m:ctrlPr>
+              <w:rPr>
+                <w:rFonts w:ascii="Cambria Math" w:hAnsi="Cambria Math"/>
+              </w:rPr>
+            </m:ctrlPr>
+          </m:dPr>
+          <m:e>
+            <m:r>
+              <w:rPr>
+                <w:rFonts w:ascii="Cambria Math" w:hAnsi="Cambria Math"/>
+              </w:rPr>
+              <m:t>A</m:t>
+            </m:r>
+          </m:e>
+        </m:d>
+        <m:r>
+          <w:rPr>
+            <w:rFonts w:ascii="Cambria Math" w:hAnsi="Cambria Math"/>
+          </w:rPr>
+          <m:t>=L</m:t>
+        </m:r>
+        <m:d>
+          <m:dPr>
+            <m:ctrlPr>
+              <w:rPr>
+                <w:rFonts w:ascii="Cambria Math" w:hAnsi="Cambria Math"/>
+              </w:rPr>
+            </m:ctrlPr>
+          </m:dPr>
+          <m:e>
+            <m:r>
+              <w:rPr>
+                <w:rFonts w:ascii="Cambria Math" w:hAnsi="Cambria Math"/>
+              </w:rPr>
+              <m:t>B</m:t>
+            </m:r>
+          </m:e>
+        </m:d>
+      </m:oMath>
     </w:p>
     <w:p>
       <w:r>
@@ -10978,11 +10950,11 @@
         </m:r>
       </m:oMath>
       <w:r>
-        <w:t xml:space="preserve"> však nie je postačujúce pre spoľahlivé fungovanie algoritmu. Aby bolo možné realizovať aproximáciu prostredníctvom systematického generovania najľavejších odvodení, musí byť vstupná gramatika v tvare, ktorý zaručuje, že dĺžka frázy v každom kroku odvodenia jasne narastá alebo aspoň neumožňuje nekonečné </w:t>
+        <w:t xml:space="preserve"> však nie je postačujúce pre spoľahlivé fungovanie algoritmu. Aby bolo možné realizovať aproximáciu prostredníctvom systematického </w:t>
       </w:r>
       <w:r>
         <w:lastRenderedPageBreak/>
-        <w:t>cyklenie. Z tohto dôvodu implementovaná aplikácia vyžaduje sériu transformačných krokov, ktoré sú teoreticky nevyhnutné:</w:t>
+        <w:t>generovania najľavejších odvodení, musí byť vstupná gramatika v tvare, ktorý zaručuje, že dĺžka frázy v každom kroku odvodenia jasne narastá alebo aspoň neumožňuje nekonečné cyklenie. Z tohto dôvodu implementovaná aplikácia vyžaduje sériu transformačných krokov, ktoré sú teoreticky nevyhnutné:</w:t>
       </w:r>
     </w:p>
     <w:p>
@@ -11036,42 +11008,18 @@
           <w:rPr>
             <w:rFonts w:ascii="Cambria Math" w:hAnsi="Cambria Math"/>
           </w:rPr>
-          <m:t xml:space="preserve">A </m:t>
-        </m:r>
-        <m:r>
-          <m:rPr>
-            <m:sty m:val="p"/>
-          </m:rPr>
+          <m:t>A→ϵ</m:t>
+        </m:r>
+      </m:oMath>
+      <w:r>
+        <w:t xml:space="preserve"> alebo </w:t>
+      </w:r>
+      <m:oMath>
+        <m:r>
           <w:rPr>
             <w:rFonts w:ascii="Cambria Math" w:hAnsi="Cambria Math"/>
           </w:rPr>
-          <m:t>→ϵ</m:t>
-        </m:r>
-      </m:oMath>
-      <w:r>
-        <w:t xml:space="preserve"> alebo </w:t>
-      </w:r>
-      <m:oMath>
-        <m:r>
-          <w:rPr>
-            <w:rFonts w:ascii="Cambria Math" w:hAnsi="Cambria Math"/>
-          </w:rPr>
-          <m:t xml:space="preserve">A </m:t>
-        </m:r>
-        <m:r>
-          <m:rPr>
-            <m:sty m:val="p"/>
-          </m:rPr>
-          <w:rPr>
-            <w:rFonts w:ascii="Cambria Math" w:hAnsi="Cambria Math"/>
-          </w:rPr>
-          <m:t>→</m:t>
-        </m:r>
-        <m:r>
-          <w:rPr>
-            <w:rFonts w:ascii="Cambria Math" w:hAnsi="Cambria Math"/>
-          </w:rPr>
-          <m:t>B</m:t>
+          <m:t>A→B</m:t>
         </m:r>
       </m:oMath>
       <w:r>
@@ -11527,37 +11475,7 @@
             <w:rPr>
               <w:rFonts w:ascii="Cambria Math" w:hAnsi="Cambria Math"/>
             </w:rPr>
-            <m:t xml:space="preserve">S </m:t>
-          </m:r>
-          <m:r>
-            <m:rPr>
-              <m:sty m:val="p"/>
-            </m:rPr>
-            <w:rPr>
-              <w:rFonts w:ascii="Cambria Math" w:hAnsi="Cambria Math"/>
-            </w:rPr>
-            <m:t>→</m:t>
-          </m:r>
-          <m:r>
-            <w:rPr>
-              <w:rFonts w:ascii="Cambria Math" w:hAnsi="Cambria Math"/>
-            </w:rPr>
-            <m:t xml:space="preserve">AB </m:t>
-          </m:r>
-          <m:r>
-            <m:rPr>
-              <m:sty m:val="p"/>
-            </m:rPr>
-            <w:rPr>
-              <w:rFonts w:ascii="Cambria Math" w:hAnsi="Cambria Math"/>
-            </w:rPr>
-            <m:t>∣</m:t>
-          </m:r>
-          <m:r>
-            <w:rPr>
-              <w:rFonts w:ascii="Cambria Math" w:hAnsi="Cambria Math"/>
-            </w:rPr>
-            <m:t>a</m:t>
+            <m:t>S→AB∣a</m:t>
           </m:r>
         </m:oMath>
       </m:oMathPara>
@@ -11574,22 +11492,7 @@
             <w:rPr>
               <w:rFonts w:ascii="Cambria Math" w:hAnsi="Cambria Math"/>
             </w:rPr>
-            <m:t xml:space="preserve">A </m:t>
-          </m:r>
-          <m:r>
-            <m:rPr>
-              <m:sty m:val="p"/>
-            </m:rPr>
-            <w:rPr>
-              <w:rFonts w:ascii="Cambria Math" w:hAnsi="Cambria Math"/>
-            </w:rPr>
-            <m:t>→</m:t>
-          </m:r>
-          <m:r>
-            <w:rPr>
-              <w:rFonts w:ascii="Cambria Math" w:hAnsi="Cambria Math"/>
-            </w:rPr>
-            <m:t>a</m:t>
+            <m:t>A→a</m:t>
           </m:r>
         </m:oMath>
       </m:oMathPara>
@@ -11606,22 +11509,7 @@
             <w:rPr>
               <w:rFonts w:ascii="Cambria Math" w:hAnsi="Cambria Math"/>
             </w:rPr>
-            <m:t xml:space="preserve">B </m:t>
-          </m:r>
-          <m:r>
-            <m:rPr>
-              <m:sty m:val="p"/>
-            </m:rPr>
-            <w:rPr>
-              <w:rFonts w:ascii="Cambria Math" w:hAnsi="Cambria Math"/>
-            </w:rPr>
-            <m:t>→</m:t>
-          </m:r>
-          <m:r>
-            <w:rPr>
-              <w:rFonts w:ascii="Cambria Math" w:hAnsi="Cambria Math"/>
-            </w:rPr>
-            <m:t>bB</m:t>
+            <m:t>B→bB</m:t>
           </m:r>
         </m:oMath>
       </m:oMathPara>
@@ -11663,8 +11551,218 @@
           <w:rPr>
             <w:rFonts w:ascii="Cambria Math" w:hAnsi="Cambria Math"/>
           </w:rPr>
-          <m:t xml:space="preserve">A </m:t>
-        </m:r>
+          <m:t>A→a</m:t>
+        </m:r>
+      </m:oMath>
+      <w:r>
+        <w:t xml:space="preserve"> a </w:t>
+      </w:r>
+      <m:oMath>
+        <m:r>
+          <w:rPr>
+            <w:rFonts w:ascii="Cambria Math" w:hAnsi="Cambria Math"/>
+          </w:rPr>
+          <m:t>S→a</m:t>
+        </m:r>
+      </m:oMath>
+      <w:r>
+        <w:t xml:space="preserve">. Neterminál </w:t>
+      </w:r>
+      <m:oMath>
+        <m:r>
+          <w:rPr>
+            <w:rFonts w:ascii="Cambria Math" w:hAnsi="Cambria Math"/>
+          </w:rPr>
+          <m:t>B</m:t>
+        </m:r>
+      </m:oMath>
+      <w:r>
+        <w:t xml:space="preserve"> však dokáže generovať len ďalšie neterminály </w:t>
+      </w:r>
+      <m:oMath>
+        <m:r>
+          <w:rPr>
+            <w:rFonts w:ascii="Cambria Math" w:hAnsi="Cambria Math"/>
+          </w:rPr>
+          <m:t>B</m:t>
+        </m:r>
+      </m:oMath>
+      <w:r>
+        <w:t xml:space="preserve">, nikdy nie terminálny reťazec, preto nie je produktívny. Keďže prvá alternatíva pravidla pre </w:t>
+      </w:r>
+      <m:oMath>
+        <m:r>
+          <w:rPr>
+            <w:rFonts w:ascii="Cambria Math" w:hAnsi="Cambria Math"/>
+          </w:rPr>
+          <m:t>S</m:t>
+        </m:r>
+      </m:oMath>
+      <w:r>
+        <w:t xml:space="preserve"> obsahuje neproduktívny symbol </w:t>
+      </w:r>
+      <m:oMath>
+        <m:r>
+          <w:rPr>
+            <w:rFonts w:ascii="Cambria Math" w:hAnsi="Cambria Math"/>
+          </w:rPr>
+          <m:t>B</m:t>
+        </m:r>
+      </m:oMath>
+      <w:r>
+        <w:t xml:space="preserve">, musí byť odstránená. Výsledná gramatika obsahuje iba pravidlá </w:t>
+      </w:r>
+      <m:oMath>
+        <m:r>
+          <w:rPr>
+            <w:rFonts w:ascii="Cambria Math" w:hAnsi="Cambria Math"/>
+          </w:rPr>
+          <m:t>S→a</m:t>
+        </m:r>
+      </m:oMath>
+      <w:r>
+        <w:t xml:space="preserve"> a </w:t>
+      </w:r>
+      <m:oMath>
+        <m:r>
+          <w:rPr>
+            <w:rFonts w:ascii="Cambria Math" w:hAnsi="Cambria Math"/>
+          </w:rPr>
+          <m:t>A→a</m:t>
+        </m:r>
+      </m:oMath>
+      <w:r>
+        <w:t>.</w:t>
+      </w:r>
+    </w:p>
+    <w:p>
+      <w:pPr>
+        <w:pStyle w:val="Nadpis3"/>
+      </w:pPr>
+      <w:bookmarkStart w:id="38" w:name="_Toc230735197"/>
+      <w:r>
+        <w:lastRenderedPageBreak/>
+        <w:t>Odstránenie nedosiahnuteľných symbolov</w:t>
+      </w:r>
+      <w:bookmarkEnd w:id="38"/>
+    </w:p>
+    <w:p>
+      <w:pPr>
+        <w:pStyle w:val="Bezodsadenia"/>
+      </w:pPr>
+      <w:r>
+        <w:t xml:space="preserve">Po eliminácii neproduktívnych prvkov algoritmus identifikuje symboly, ktoré nie je možné odvodiť zo štartovacieho symbolu </w:t>
+      </w:r>
+      <m:oMath>
+        <m:r>
+          <w:rPr>
+            <w:rFonts w:ascii="Cambria Math" w:hAnsi="Cambria Math"/>
+          </w:rPr>
+          <m:t>S</m:t>
+        </m:r>
+      </m:oMath>
+      <w:r>
+        <w:t>. Proces začína v koreni a pomocou prehľadávania grafu závislostí pravidiel označuje všetky neterminály a terminály, ktoré sa objavujú na pravých stranách dosiahnuteľných pravidiel. Akýkoľvek symbol, ktorý nie je súčasťou tohto dosiahnuteľného uzáveru, je pre definíciu jazyka irelevantný a z gramatiky sa odstraňuje [2]</w:t>
+      </w:r>
+      <w:r>
+        <w:t>.</w:t>
+      </w:r>
+    </w:p>
+    <w:p>
+      <w:pPr>
+        <w:pStyle w:val="Nadpis2"/>
+        <w:spacing w:before="480" w:after="240"/>
+      </w:pPr>
+      <w:bookmarkStart w:id="39" w:name="_Toc230735198"/>
+      <w:r>
+        <w:t xml:space="preserve">Eliminácia </w:t>
+      </w:r>
+      <m:oMath>
+        <m:r>
+          <m:rPr>
+            <m:sty m:val="bi"/>
+          </m:rPr>
+          <w:rPr>
+            <w:rFonts w:ascii="Cambria Math" w:hAnsi="Cambria Math"/>
+          </w:rPr>
+          <m:t>ϵ</m:t>
+        </m:r>
+      </m:oMath>
+      <w:r>
+        <w:t>-pravidiel a jednoduchých pravidiel</w:t>
+      </w:r>
+      <w:bookmarkEnd w:id="39"/>
+    </w:p>
+    <w:p>
+      <w:pPr>
+        <w:pStyle w:val="Bezodsadenia"/>
+      </w:pPr>
+      <w:r>
+        <w:t xml:space="preserve">Aby bolo možné zaručiť, že dĺžka odvodzovanej frázy v každom kroku neklesá, je nevyhnutné gramatiku zbaviť pravidiel, ktoré generujú prázdne slovo alebo len premenovávajú </w:t>
+      </w:r>
+      <w:proofErr w:type="spellStart"/>
+      <w:r>
+        <w:t>neterminály</w:t>
+      </w:r>
+      <w:proofErr w:type="spellEnd"/>
+      <w:r>
+        <w:t>.</w:t>
+      </w:r>
+    </w:p>
+    <w:p>
+      <w:pPr>
+        <w:pStyle w:val="Nadpis3"/>
+      </w:pPr>
+      <w:bookmarkStart w:id="40" w:name="_Toc230735199"/>
+      <w:r>
+        <w:t xml:space="preserve">Odstránenie </w:t>
+      </w:r>
+      <m:oMath>
+        <m:r>
+          <m:rPr>
+            <m:sty m:val="b"/>
+          </m:rPr>
+          <w:rPr>
+            <w:rFonts w:ascii="Cambria Math" w:hAnsi="Cambria Math"/>
+          </w:rPr>
+          <m:t>ϵ</m:t>
+        </m:r>
+      </m:oMath>
+      <w:r>
+        <w:t>-pravidiel</w:t>
+      </w:r>
+      <w:bookmarkEnd w:id="40"/>
+    </w:p>
+    <w:p>
+      <w:pPr>
+        <w:pStyle w:val="Bezodsadenia"/>
+      </w:pPr>
+      <w:r>
+        <w:t xml:space="preserve">Pravidlá tvaru </w:t>
+      </w:r>
+      <m:oMath>
+        <m:r>
+          <w:rPr>
+            <w:rFonts w:ascii="Cambria Math" w:hAnsi="Cambria Math"/>
+          </w:rPr>
+          <m:t>A→ϵ</m:t>
+        </m:r>
+      </m:oMath>
+      <w:r>
+        <w:t xml:space="preserve"> umožňujú skracovanie fráz počas derivácie, čo by mohlo viesť k nekonečným cyklom pri generovaní slov do dĺžky </w:t>
+      </w:r>
+      <m:oMath>
+        <m:r>
+          <w:rPr>
+            <w:rFonts w:ascii="Cambria Math" w:hAnsi="Cambria Math"/>
+          </w:rPr>
+          <m:t>k</m:t>
+        </m:r>
+      </m:oMath>
+      <w:r>
+        <w:t xml:space="preserve">. Algoritmus najprv identifikuje všetky neterminály, z ktorých sa dá odvodiť prázdny reťazec. Následne sa pre každé pravidlo, ktoré obsahuje takýto neterminál na pravej strane, vytvoria všetky možné kombinácie pravidiel s jeho prítomnosťou aj absenciou [5]. Po tejto expanzii sú pôvodné </w:t>
+      </w:r>
+      <m:oMath>
         <m:r>
           <m:rPr>
             <m:sty m:val="p"/>
@@ -11672,290 +11770,61 @@
           <w:rPr>
             <w:rFonts w:ascii="Cambria Math" w:hAnsi="Cambria Math"/>
           </w:rPr>
-          <m:t>→</m:t>
-        </m:r>
+          <m:t>ϵ</m:t>
+        </m:r>
+      </m:oMath>
+      <w:r>
+        <w:t>-pravidlá odstránené.</w:t>
+      </w:r>
+      <w:r>
+        <w:t xml:space="preserve"> </w:t>
+      </w:r>
+      <w:r>
+        <w:t xml:space="preserve">Ak po odstránení </w:t>
+      </w:r>
+      <w:proofErr w:type="spellStart"/>
+      <w:r>
+        <w:t>epsilonotvorného</w:t>
+      </w:r>
+      <w:proofErr w:type="spellEnd"/>
+      <w:r>
+        <w:t xml:space="preserve"> </w:t>
+      </w:r>
+      <w:proofErr w:type="spellStart"/>
+      <w:r>
+        <w:t>neterminálu</w:t>
+      </w:r>
+      <w:proofErr w:type="spellEnd"/>
+      <w:r>
+        <w:t xml:space="preserve"> nezostane na pravej strane žiadny symbol, vzniká alternatíva</w:t>
+      </w:r>
+      <w:r>
+        <w:t xml:space="preserve"> </w:t>
+      </w:r>
+      <m:oMath>
         <m:r>
           <w:rPr>
             <w:rFonts w:ascii="Cambria Math" w:hAnsi="Cambria Math"/>
           </w:rPr>
-          <m:t>a</m:t>
+          <m:t>ϵ</m:t>
         </m:r>
       </m:oMath>
       <w:r>
-        <w:t xml:space="preserve"> a </w:t>
+        <w:t xml:space="preserve">. Ak však na pravej strane ostanú terminály alebo iné symboly, </w:t>
       </w:r>
       <m:oMath>
         <m:r>
           <w:rPr>
             <w:rFonts w:ascii="Cambria Math" w:hAnsi="Cambria Math"/>
           </w:rPr>
-          <m:t xml:space="preserve">S </m:t>
-        </m:r>
-        <m:r>
-          <m:rPr>
-            <m:sty m:val="p"/>
-          </m:rPr>
-          <w:rPr>
-            <w:rFonts w:ascii="Cambria Math" w:hAnsi="Cambria Math"/>
-          </w:rPr>
-          <m:t>→</m:t>
-        </m:r>
-        <m:r>
-          <w:rPr>
-            <w:rFonts w:ascii="Cambria Math" w:hAnsi="Cambria Math"/>
-          </w:rPr>
-          <m:t>a</m:t>
+          <m:t>ϵ</m:t>
         </m:r>
       </m:oMath>
       <w:r>
-        <w:t xml:space="preserve">. Neterminál </w:t>
-      </w:r>
-      <m:oMath>
-        <m:r>
-          <w:rPr>
-            <w:rFonts w:ascii="Cambria Math" w:hAnsi="Cambria Math"/>
-          </w:rPr>
-          <m:t>B</m:t>
-        </m:r>
-      </m:oMath>
-      <w:r>
-        <w:t xml:space="preserve"> však dokáže generovať len ďalšie neterminály </w:t>
-      </w:r>
-      <m:oMath>
-        <m:r>
-          <w:rPr>
-            <w:rFonts w:ascii="Cambria Math" w:hAnsi="Cambria Math"/>
-          </w:rPr>
-          <m:t>B</m:t>
-        </m:r>
-      </m:oMath>
-      <w:r>
-        <w:t xml:space="preserve">, nikdy nie terminálny reťazec, preto nie je produktívny. Keďže prvá alternatíva pravidla pre </w:t>
-      </w:r>
-      <m:oMath>
-        <m:r>
-          <w:rPr>
-            <w:rFonts w:ascii="Cambria Math" w:hAnsi="Cambria Math"/>
-          </w:rPr>
-          <m:t>S</m:t>
-        </m:r>
-      </m:oMath>
-      <w:r>
-        <w:t xml:space="preserve"> obsahuje neproduktívny symbol </w:t>
-      </w:r>
-      <m:oMath>
-        <m:r>
-          <w:rPr>
-            <w:rFonts w:ascii="Cambria Math" w:hAnsi="Cambria Math"/>
-          </w:rPr>
-          <m:t>B</m:t>
-        </m:r>
-      </m:oMath>
-      <w:r>
-        <w:t xml:space="preserve">, musí byť odstránená. Výsledná gramatika obsahuje iba pravidlá </w:t>
-      </w:r>
-      <m:oMath>
-        <m:r>
-          <w:rPr>
-            <w:rFonts w:ascii="Cambria Math" w:hAnsi="Cambria Math"/>
-          </w:rPr>
-          <m:t xml:space="preserve">S </m:t>
-        </m:r>
-        <m:r>
-          <m:rPr>
-            <m:sty m:val="p"/>
-          </m:rPr>
-          <w:rPr>
-            <w:rFonts w:ascii="Cambria Math" w:hAnsi="Cambria Math"/>
-          </w:rPr>
-          <m:t>→</m:t>
-        </m:r>
-        <m:r>
-          <w:rPr>
-            <w:rFonts w:ascii="Cambria Math" w:hAnsi="Cambria Math"/>
-          </w:rPr>
-          <m:t>a</m:t>
-        </m:r>
-      </m:oMath>
-      <w:r>
-        <w:t xml:space="preserve"> a </w:t>
-      </w:r>
-      <m:oMath>
-        <m:r>
-          <w:rPr>
-            <w:rFonts w:ascii="Cambria Math" w:hAnsi="Cambria Math"/>
-          </w:rPr>
-          <m:t xml:space="preserve">A </m:t>
-        </m:r>
-        <m:r>
-          <m:rPr>
-            <m:sty m:val="p"/>
-          </m:rPr>
-          <w:rPr>
-            <w:rFonts w:ascii="Cambria Math" w:hAnsi="Cambria Math"/>
-          </w:rPr>
-          <m:t>→</m:t>
-        </m:r>
-        <m:r>
-          <w:rPr>
-            <w:rFonts w:ascii="Cambria Math" w:hAnsi="Cambria Math"/>
-          </w:rPr>
-          <m:t>a</m:t>
-        </m:r>
-      </m:oMath>
-      <w:r>
-        <w:t>.</w:t>
-      </w:r>
-    </w:p>
-    <w:p>
-      <w:pPr>
-        <w:pStyle w:val="Nadpis3"/>
-      </w:pPr>
-      <w:bookmarkStart w:id="38" w:name="_Toc230735197"/>
-      <w:r>
-        <w:lastRenderedPageBreak/>
-        <w:t>Odstránenie nedosiahnuteľných symbolov</w:t>
-      </w:r>
-      <w:bookmarkEnd w:id="38"/>
-    </w:p>
-    <w:p>
-      <w:pPr>
-        <w:pStyle w:val="Bezodsadenia"/>
-      </w:pPr>
-      <w:r>
-        <w:t xml:space="preserve">Po eliminácii neproduktívnych prvkov algoritmus identifikuje symboly, ktoré nie je možné odvodiť zo štartovacieho symbolu </w:t>
-      </w:r>
-      <m:oMath>
-        <m:r>
-          <w:rPr>
-            <w:rFonts w:ascii="Cambria Math" w:hAnsi="Cambria Math"/>
-          </w:rPr>
-          <m:t>S</m:t>
-        </m:r>
-      </m:oMath>
-      <w:r>
-        <w:t>. Proces začína v koreni a pomocou prehľadávania grafu závislostí pravidiel označuje všetky neterminály a terminály, ktoré sa objavujú na pravých stranách dosiahnuteľných pravidiel. Akýkoľvek symbol, ktorý nie je súčasťou tohto dosiahnuteľného uzáveru, je pre definíciu jazyka irelevantný a z gramatiky sa odstraňuje [2]</w:t>
-      </w:r>
-      <w:r>
-        <w:t>.</w:t>
-      </w:r>
-    </w:p>
-    <w:p>
-      <w:pPr>
-        <w:pStyle w:val="Nadpis2"/>
-        <w:spacing w:before="480" w:after="240"/>
-      </w:pPr>
-      <w:bookmarkStart w:id="39" w:name="_Toc230735198"/>
-      <w:r>
-        <w:t xml:space="preserve">Eliminácia </w:t>
-      </w:r>
-      <m:oMath>
-        <m:r>
-          <m:rPr>
-            <m:sty m:val="bi"/>
-          </m:rPr>
-          <w:rPr>
-            <w:rFonts w:ascii="Cambria Math" w:hAnsi="Cambria Math"/>
-          </w:rPr>
-          <m:t>ϵ</m:t>
-        </m:r>
-      </m:oMath>
-      <w:r>
-        <w:t>-pravidiel a jednoduchých pravidiel</w:t>
-      </w:r>
-      <w:bookmarkEnd w:id="39"/>
-    </w:p>
-    <w:p>
-      <w:pPr>
-        <w:pStyle w:val="Bezodsadenia"/>
-      </w:pPr>
-      <w:r>
-        <w:t xml:space="preserve">Aby bolo možné zaručiť, že dĺžka odvodzovanej frázy v každom kroku neklesá, je nevyhnutné gramatiku zbaviť pravidiel, ktoré generujú prázdne slovo alebo len premenovávajú </w:t>
-      </w:r>
-      <w:proofErr w:type="spellStart"/>
-      <w:r>
-        <w:t>neterminály</w:t>
-      </w:r>
-      <w:proofErr w:type="spellEnd"/>
-      <w:r>
-        <w:t>.</w:t>
-      </w:r>
-    </w:p>
-    <w:p>
-      <w:pPr>
-        <w:pStyle w:val="Nadpis3"/>
-      </w:pPr>
-      <w:bookmarkStart w:id="40" w:name="_Toc230735199"/>
-      <w:r>
-        <w:t xml:space="preserve">Odstránenie </w:t>
-      </w:r>
-      <m:oMath>
-        <m:r>
-          <m:rPr>
-            <m:sty m:val="b"/>
-          </m:rPr>
-          <w:rPr>
-            <w:rFonts w:ascii="Cambria Math" w:hAnsi="Cambria Math"/>
-          </w:rPr>
-          <m:t>ϵ</m:t>
-        </m:r>
-      </m:oMath>
-      <w:r>
-        <w:t>-pravidiel</w:t>
-      </w:r>
-      <w:bookmarkEnd w:id="40"/>
-    </w:p>
-    <w:p>
-      <w:pPr>
-        <w:pStyle w:val="Bezodsadenia"/>
-      </w:pPr>
-      <w:r>
-        <w:t xml:space="preserve">Pravidlá tvaru </w:t>
-      </w:r>
-      <m:oMath>
-        <m:r>
-          <w:rPr>
-            <w:rFonts w:ascii="Cambria Math" w:hAnsi="Cambria Math"/>
-          </w:rPr>
-          <m:t xml:space="preserve">A </m:t>
-        </m:r>
-        <m:r>
-          <m:rPr>
-            <m:sty m:val="p"/>
-          </m:rPr>
-          <w:rPr>
-            <w:rFonts w:ascii="Cambria Math" w:hAnsi="Cambria Math"/>
-          </w:rPr>
-          <m:t>→ϵ</m:t>
-        </m:r>
-      </m:oMath>
-      <w:r>
-        <w:t xml:space="preserve"> umožňujú skracovanie fráz počas derivácie, čo by mohlo viesť k nekonečným cyklom pri generovaní slov do dĺžky </w:t>
-      </w:r>
-      <m:oMath>
-        <m:r>
-          <w:rPr>
-            <w:rFonts w:ascii="Cambria Math" w:hAnsi="Cambria Math"/>
-          </w:rPr>
-          <m:t>k</m:t>
-        </m:r>
-      </m:oMath>
-      <w:r>
-        <w:t xml:space="preserve">. Algoritmus najprv identifikuje všetky neterminály, z ktorých sa dá odvodiť prázdny reťazec. Následne sa pre každé pravidlo, ktoré obsahuje takýto neterminál na pravej strane, vytvoria všetky možné kombinácie pravidiel s jeho prítomnosťou aj absenciou [5]. Po tejto expanzii sú pôvodné </w:t>
-      </w:r>
-      <m:oMath>
-        <m:r>
-          <m:rPr>
-            <m:sty m:val="p"/>
-          </m:rPr>
-          <w:rPr>
-            <w:rFonts w:ascii="Cambria Math" w:hAnsi="Cambria Math"/>
-          </w:rPr>
-          <m:t>ϵ</m:t>
-        </m:r>
-      </m:oMath>
-      <w:r>
-        <w:t>-pravidlá odstránené.</w:t>
+        <w:t xml:space="preserve"> </w:t>
+      </w:r>
+      <w:r>
+        <w:t>sa do pravidla nezapisuje samostatne.</w:t>
       </w:r>
     </w:p>
     <w:p/>
@@ -12069,28 +11938,14 @@
             <w:rPr>
               <w:rFonts w:ascii="Cambria Math" w:hAnsi="Cambria Math"/>
             </w:rPr>
-            <m:t xml:space="preserve">S </m:t>
-          </m:r>
-          <m:r>
-            <m:rPr>
-              <m:sty m:val="p"/>
-            </m:rPr>
-            <w:rPr>
-              <w:rFonts w:ascii="Cambria Math" w:hAnsi="Cambria Math"/>
-            </w:rPr>
-            <m:t>→</m:t>
-          </m:r>
-          <m:r>
-            <w:rPr>
-              <w:rFonts w:ascii="Cambria Math" w:hAnsi="Cambria Math"/>
-            </w:rPr>
-            <m:t>aAb</m:t>
+            <m:t>S→aAb∣A</m:t>
           </m:r>
         </m:oMath>
       </m:oMathPara>
     </w:p>
     <w:p>
       <w:pPr>
+        <w:pStyle w:val="Bezodsadenia"/>
         <w:rPr>
           <w:rFonts w:eastAsiaTheme="minorEastAsia"/>
         </w:rPr>
@@ -12101,197 +11956,488 @@
             <w:rPr>
               <w:rFonts w:ascii="Cambria Math" w:hAnsi="Cambria Math"/>
             </w:rPr>
-            <m:t xml:space="preserve">A </m:t>
+            <m:t>A→a∣ε</m:t>
           </m:r>
+        </m:oMath>
+      </m:oMathPara>
+    </w:p>
+    <w:p>
+      <w:pPr>
+        <w:pStyle w:val="Bezodsadenia"/>
+        <w:rPr>
+          <w:rFonts w:eastAsiaTheme="minorEastAsia"/>
+        </w:rPr>
+      </w:pPr>
+      <w:proofErr w:type="spellStart"/>
+      <w:r>
+        <w:t>Neterminál</w:t>
+      </w:r>
+      <w:proofErr w:type="spellEnd"/>
+      <w:r>
+        <w:t xml:space="preserve"> </w:t>
+      </w:r>
+      <m:oMath>
+        <m:r>
+          <w:rPr>
+            <w:rFonts w:ascii="Cambria Math" w:hAnsi="Cambria Math"/>
+          </w:rPr>
+          <m:t>A</m:t>
+        </m:r>
+      </m:oMath>
+      <w:r>
+        <w:rPr>
+          <w:rFonts w:eastAsiaTheme="minorEastAsia"/>
+        </w:rPr>
+        <w:t xml:space="preserve"> </w:t>
+      </w:r>
+      <w:r>
+        <w:t xml:space="preserve">je </w:t>
+      </w:r>
+      <w:proofErr w:type="spellStart"/>
+      <w:r>
+        <w:t>epsilonotvorný</w:t>
+      </w:r>
+      <w:proofErr w:type="spellEnd"/>
+      <w:r>
+        <w:t xml:space="preserve">, pretože obsahuje pravidlo </w:t>
+      </w:r>
+      <m:oMath>
+        <m:r>
+          <w:rPr>
+            <w:rFonts w:ascii="Cambria Math" w:hAnsi="Cambria Math"/>
+          </w:rPr>
+          <m:t>A→ε</m:t>
+        </m:r>
+      </m:oMath>
+      <w:r>
+        <w:t>. Zároveň je epsilonotvorný aj počiatočný symbol</w:t>
+      </w:r>
+      <w:r>
+        <w:t xml:space="preserve"> </w:t>
+      </w:r>
+      <m:oMath>
+        <m:r>
+          <w:rPr>
+            <w:rFonts w:ascii="Cambria Math" w:hAnsi="Cambria Math"/>
+          </w:rPr>
+          <m:t>S</m:t>
+        </m:r>
+      </m:oMath>
+      <w:r>
+        <w:t>, keďže existuje odvodenie:</w:t>
+      </w:r>
+      <w:r>
+        <w:t xml:space="preserve"> </w:t>
+      </w:r>
+      <m:oMath>
+        <m:r>
+          <w:rPr>
+            <w:rFonts w:ascii="Cambria Math" w:hAnsi="Cambria Math"/>
+          </w:rPr>
+          <m:t>S⇒A⇒ε</m:t>
+        </m:r>
+      </m:oMath>
+      <w:r>
+        <w:rPr>
+          <w:rFonts w:eastAsiaTheme="minorEastAsia"/>
+        </w:rPr>
+        <w:t xml:space="preserve">. </w:t>
+      </w:r>
+      <w:r>
+        <w:rPr>
+          <w:rFonts w:eastAsiaTheme="minorEastAsia"/>
+        </w:rPr>
+        <w:t xml:space="preserve">Pri odstraňovaní </w:t>
+      </w:r>
+      <m:oMath>
+        <m:r>
+          <w:rPr>
+            <w:rFonts w:ascii="Cambria Math" w:eastAsiaTheme="minorEastAsia" w:hAnsi="Cambria Math"/>
+          </w:rPr>
+          <m:t>ϵ</m:t>
+        </m:r>
+      </m:oMath>
+      <w:r>
+        <w:rPr>
+          <w:rFonts w:eastAsiaTheme="minorEastAsia"/>
+        </w:rPr>
+        <w:t xml:space="preserve">-pravidiel sa najprv vytvoria alternatívy pravidiel s prítomnosťou aj absenciou epsilonotvorných neterminálov. Z pravidla </w:t>
+      </w:r>
+      <m:oMath>
+        <m:r>
+          <w:rPr>
+            <w:rFonts w:ascii="Cambria Math" w:eastAsiaTheme="minorEastAsia" w:hAnsi="Cambria Math"/>
+          </w:rPr>
+          <m:t>S→aAb</m:t>
+        </m:r>
+      </m:oMath>
+      <w:r>
+        <w:rPr>
+          <w:rFonts w:eastAsiaTheme="minorEastAsia"/>
+        </w:rPr>
+        <w:t xml:space="preserve"> vzniknú pravidlá</w:t>
+      </w:r>
+      <w:r>
+        <w:rPr>
+          <w:rFonts w:eastAsiaTheme="minorEastAsia"/>
+        </w:rPr>
+        <w:t xml:space="preserve"> </w:t>
+      </w:r>
+      <m:oMath>
+        <m:r>
+          <w:rPr>
+            <w:rFonts w:ascii="Cambria Math" w:eastAsiaTheme="minorEastAsia" w:hAnsi="Cambria Math"/>
+          </w:rPr>
+          <m:t>S→aAb|ab</m:t>
+        </m:r>
+      </m:oMath>
+      <w:r>
+        <w:rPr>
+          <w:rFonts w:eastAsiaTheme="minorEastAsia"/>
+        </w:rPr>
+        <w:t xml:space="preserve">, pretože výskyt neterminálu </w:t>
+      </w:r>
+      <m:oMath>
+        <m:r>
+          <w:rPr>
+            <w:rFonts w:ascii="Cambria Math" w:eastAsiaTheme="minorEastAsia" w:hAnsi="Cambria Math"/>
+          </w:rPr>
+          <m:t>A</m:t>
+        </m:r>
+      </m:oMath>
+      <w:r>
+        <w:rPr>
+          <w:rFonts w:eastAsiaTheme="minorEastAsia"/>
+        </w:rPr>
+        <w:t xml:space="preserve"> m</w:t>
+      </w:r>
+      <w:proofErr w:type="spellStart"/>
+      <w:r>
+        <w:rPr>
+          <w:rFonts w:eastAsiaTheme="minorEastAsia"/>
+        </w:rPr>
+        <w:t>ôže</w:t>
+      </w:r>
+      <w:proofErr w:type="spellEnd"/>
+      <w:r>
+        <w:rPr>
+          <w:rFonts w:eastAsiaTheme="minorEastAsia"/>
+        </w:rPr>
+        <w:t xml:space="preserve"> byť odstránený. Následne z pravidla </w:t>
+      </w:r>
+      <m:oMath>
+        <m:r>
+          <w:rPr>
+            <w:rFonts w:ascii="Cambria Math" w:eastAsiaTheme="minorEastAsia" w:hAnsi="Cambria Math"/>
+          </w:rPr>
+          <m:t>S→A</m:t>
+        </m:r>
+      </m:oMath>
+      <w:r>
+        <w:rPr>
+          <w:rFonts w:eastAsiaTheme="minorEastAsia"/>
+        </w:rPr>
+        <w:t xml:space="preserve"> by po odstr</w:t>
+      </w:r>
+      <w:proofErr w:type="spellStart"/>
+      <w:r>
+        <w:rPr>
+          <w:rFonts w:eastAsiaTheme="minorEastAsia"/>
+        </w:rPr>
+        <w:t>ánení</w:t>
+      </w:r>
+      <w:proofErr w:type="spellEnd"/>
+      <w:r>
+        <w:rPr>
+          <w:rFonts w:eastAsiaTheme="minorEastAsia"/>
+        </w:rPr>
+        <w:t xml:space="preserve"> </w:t>
+      </w:r>
+      <w:proofErr w:type="spellStart"/>
+      <w:r>
+        <w:rPr>
+          <w:rFonts w:eastAsiaTheme="minorEastAsia"/>
+        </w:rPr>
+        <w:t>neterminálu</w:t>
+      </w:r>
+      <w:proofErr w:type="spellEnd"/>
+      <w:r>
+        <w:rPr>
+          <w:rFonts w:eastAsiaTheme="minorEastAsia"/>
+        </w:rPr>
+        <w:t xml:space="preserve"> </w:t>
+      </w:r>
+      <m:oMath>
+        <m:r>
+          <w:rPr>
+            <w:rFonts w:ascii="Cambria Math" w:eastAsiaTheme="minorEastAsia" w:hAnsi="Cambria Math"/>
+          </w:rPr>
+          <m:t>A</m:t>
+        </m:r>
+      </m:oMath>
+      <w:r>
+        <w:rPr>
+          <w:rFonts w:eastAsiaTheme="minorEastAsia"/>
+        </w:rPr>
+        <w:t xml:space="preserve"> </w:t>
+      </w:r>
+      <w:proofErr w:type="spellStart"/>
+      <w:r>
+        <w:rPr>
+          <w:rFonts w:eastAsiaTheme="minorEastAsia"/>
+          <w:lang w:val="en-US"/>
+        </w:rPr>
+        <w:t>vznikla</w:t>
+      </w:r>
+      <w:proofErr w:type="spellEnd"/>
+      <w:r>
+        <w:rPr>
+          <w:rFonts w:eastAsiaTheme="minorEastAsia"/>
+          <w:lang w:val="en-US"/>
+        </w:rPr>
+        <w:t xml:space="preserve"> </w:t>
+      </w:r>
+      <w:proofErr w:type="spellStart"/>
+      <w:r>
+        <w:rPr>
+          <w:rFonts w:eastAsiaTheme="minorEastAsia"/>
+          <w:lang w:val="en-US"/>
+        </w:rPr>
+        <w:t>mo</w:t>
+      </w:r>
+      <w:r>
+        <w:rPr>
+          <w:rFonts w:eastAsiaTheme="minorEastAsia"/>
+        </w:rPr>
+        <w:t>žnosť</w:t>
+      </w:r>
+      <w:proofErr w:type="spellEnd"/>
+      <w:r>
+        <w:rPr>
+          <w:rFonts w:eastAsiaTheme="minorEastAsia"/>
+        </w:rPr>
+        <w:t xml:space="preserve"> odvodiť prázdne slovo. Keďže však </w:t>
+      </w:r>
+      <m:oMath>
+        <m:r>
+          <w:rPr>
+            <w:rFonts w:ascii="Cambria Math" w:eastAsiaTheme="minorEastAsia" w:hAnsi="Cambria Math"/>
+          </w:rPr>
+          <m:t>S</m:t>
+        </m:r>
+      </m:oMath>
+      <w:r>
+        <w:rPr>
+          <w:rFonts w:eastAsiaTheme="minorEastAsia"/>
+        </w:rPr>
+        <w:t xml:space="preserve"> je po</w:t>
+      </w:r>
+      <w:proofErr w:type="spellStart"/>
+      <w:r>
+        <w:rPr>
+          <w:rFonts w:eastAsiaTheme="minorEastAsia"/>
+        </w:rPr>
+        <w:t>čiatočný</w:t>
+      </w:r>
+      <w:proofErr w:type="spellEnd"/>
+      <w:r>
+        <w:rPr>
+          <w:rFonts w:eastAsiaTheme="minorEastAsia"/>
+        </w:rPr>
+        <w:t xml:space="preserve"> symbol a jazyk pôvodnej gramatiky obsahuje </w:t>
+      </w:r>
+      <m:oMath>
+        <m:r>
+          <w:rPr>
+            <w:rFonts w:ascii="Cambria Math" w:eastAsiaTheme="minorEastAsia" w:hAnsi="Cambria Math"/>
+          </w:rPr>
+          <m:t>ϵ</m:t>
+        </m:r>
+      </m:oMath>
+      <w:r>
+        <w:rPr>
+          <w:rFonts w:eastAsiaTheme="minorEastAsia"/>
+        </w:rPr>
+        <w:t xml:space="preserve">, prázdne slovo sa nesmie z jazyka stratiť. Preto sa zavedie nový počiatočný symbol </w:t>
+      </w:r>
+      <m:oMath>
+        <m:r>
+          <w:rPr>
+            <w:rFonts w:ascii="Cambria Math" w:eastAsiaTheme="minorEastAsia" w:hAnsi="Cambria Math"/>
+          </w:rPr>
+          <m:t>S'</m:t>
+        </m:r>
+      </m:oMath>
+      <w:r>
+        <w:rPr>
+          <w:rFonts w:eastAsiaTheme="minorEastAsia"/>
+        </w:rPr>
+        <w:t>, kto</w:t>
+      </w:r>
+      <w:proofErr w:type="spellStart"/>
+      <w:r>
+        <w:rPr>
+          <w:rFonts w:eastAsiaTheme="minorEastAsia"/>
+        </w:rPr>
+        <w:t>rý</w:t>
+      </w:r>
+      <w:proofErr w:type="spellEnd"/>
+      <w:r>
+        <w:rPr>
+          <w:rFonts w:eastAsiaTheme="minorEastAsia"/>
+        </w:rPr>
+        <w:t xml:space="preserve"> je prepojený s pôvodným počiatočným symbolom a zároveň </w:t>
+      </w:r>
+      <w:r>
+        <w:rPr>
+          <w:rFonts w:eastAsiaTheme="minorEastAsia"/>
+        </w:rPr>
+        <w:lastRenderedPageBreak/>
+        <w:t xml:space="preserve">obsahuje jediné ponechané </w:t>
+      </w:r>
+      <m:oMath>
+        <m:r>
+          <w:rPr>
+            <w:rFonts w:ascii="Cambria Math" w:eastAsiaTheme="minorEastAsia" w:hAnsi="Cambria Math"/>
+          </w:rPr>
+          <m:t>ϵ</m:t>
+        </m:r>
+      </m:oMath>
+      <w:r>
+        <w:rPr>
+          <w:rFonts w:eastAsiaTheme="minorEastAsia"/>
+        </w:rPr>
+        <w:t>-</w:t>
+      </w:r>
+      <w:r>
+        <w:rPr>
+          <w:rFonts w:eastAsiaTheme="minorEastAsia"/>
+        </w:rPr>
+        <w:t>pravidlo.</w:t>
+      </w:r>
+      <w:r>
+        <w:rPr>
+          <w:rFonts w:eastAsiaTheme="minorEastAsia"/>
+        </w:rPr>
+        <w:t xml:space="preserve"> Po odstránení pôvodného pravidla </w:t>
+      </w:r>
+      <m:oMath>
+        <m:r>
+          <w:rPr>
+            <w:rFonts w:ascii="Cambria Math" w:eastAsiaTheme="minorEastAsia" w:hAnsi="Cambria Math"/>
+          </w:rPr>
+          <m:t>A→ε</m:t>
+        </m:r>
+      </m:oMath>
+      <w:r>
+        <w:rPr>
+          <w:rFonts w:eastAsiaTheme="minorEastAsia"/>
+        </w:rPr>
+        <w:t xml:space="preserve">, dostaneme gramatiku v tvare: </w:t>
+      </w:r>
+    </w:p>
+    <w:p>
+      <w:pPr>
+        <w:pStyle w:val="Bezodsadenia"/>
+        <w:rPr>
+          <w:rFonts w:eastAsiaTheme="minorEastAsia"/>
+        </w:rPr>
+      </w:pPr>
+      <m:oMathPara>
+        <m:oMath>
           <m:r>
-            <m:rPr>
-              <m:sty m:val="p"/>
-            </m:rPr>
             <w:rPr>
-              <w:rFonts w:ascii="Cambria Math" w:hAnsi="Cambria Math"/>
+              <w:rFonts w:ascii="Cambria Math" w:eastAsiaTheme="minorEastAsia" w:hAnsi="Cambria Math"/>
             </w:rPr>
-            <m:t>→</m:t>
+            <m:t>S'→ε∣S</m:t>
           </m:r>
+        </m:oMath>
+      </m:oMathPara>
+    </w:p>
+    <w:p>
+      <w:pPr>
+        <w:rPr>
+          <w:rFonts w:eastAsiaTheme="minorEastAsia"/>
+        </w:rPr>
+      </w:pPr>
+      <m:oMathPara>
+        <m:oMath>
           <m:r>
             <w:rPr>
               <w:rFonts w:ascii="Cambria Math" w:hAnsi="Cambria Math"/>
             </w:rPr>
-            <m:t xml:space="preserve">a </m:t>
+            <m:t>S→aAb∣ab∣A</m:t>
           </m:r>
+        </m:oMath>
+      </m:oMathPara>
+    </w:p>
+    <w:p>
+      <w:pPr>
+        <w:rPr>
+          <w:rFonts w:eastAsiaTheme="minorEastAsia"/>
+        </w:rPr>
+      </w:pPr>
+      <m:oMathPara>
+        <m:oMath>
           <m:r>
-            <m:rPr>
-              <m:sty m:val="p"/>
-            </m:rPr>
             <w:rPr>
               <w:rFonts w:ascii="Cambria Math" w:hAnsi="Cambria Math"/>
             </w:rPr>
-            <m:t>∣ϵ</m:t>
+            <m:t>A→a</m:t>
           </m:r>
         </m:oMath>
       </m:oMathPara>
     </w:p>
     <w:p>
       <w:pPr>
+        <w:rPr>
+          <w:lang w:val="en-US"/>
+        </w:rPr>
+      </w:pPr>
+      <w:r>
+        <w:t>Táto gramatika zachováva jazyk pôvodnej gramatiky, pričom prázdne slovo je odvodené iba pomocou nového počiatočného symbolu</w:t>
+      </w:r>
+      <w:r>
+        <w:t xml:space="preserve"> </w:t>
+      </w:r>
+      <m:oMath>
+        <m:r>
+          <w:rPr>
+            <w:rFonts w:ascii="Cambria Math" w:hAnsi="Cambria Math"/>
+          </w:rPr>
+          <m:t>S'</m:t>
+        </m:r>
+      </m:oMath>
+      <w:r>
+        <w:rPr>
+          <w:rFonts w:eastAsiaTheme="minorEastAsia"/>
+        </w:rPr>
+        <w:t>.</w:t>
+      </w:r>
+    </w:p>
+    <w:p>
+      <w:pPr>
+        <w:pStyle w:val="Nadpis3"/>
+      </w:pPr>
+      <w:bookmarkStart w:id="41" w:name="_Toc230735200"/>
+      <w:r>
+        <w:t>Odstránenie jednoduchých pravidiel</w:t>
+      </w:r>
+      <w:bookmarkEnd w:id="41"/>
+    </w:p>
+    <w:p>
+      <w:pPr>
         <w:pStyle w:val="Bezodsadenia"/>
       </w:pPr>
-      <w:proofErr w:type="spellStart"/>
-      <w:r>
-        <w:t>Neterminál</w:t>
-      </w:r>
-      <w:proofErr w:type="spellEnd"/>
-      <w:r>
-        <w:t xml:space="preserve"> </w:t>
+      <w:r>
+        <w:t xml:space="preserve">Jednoduché pravidlá </w:t>
       </w:r>
       <m:oMath>
         <m:r>
           <w:rPr>
             <w:rFonts w:ascii="Cambria Math" w:hAnsi="Cambria Math"/>
           </w:rPr>
-          <m:t>A</m:t>
-        </m:r>
-      </m:oMath>
-      <w:r>
-        <w:t xml:space="preserve"> je epsilonotvorný. Algoritmus upraví pravidlo pre </w:t>
-      </w:r>
-      <m:oMath>
-        <m:r>
-          <w:rPr>
-            <w:rFonts w:ascii="Cambria Math" w:hAnsi="Cambria Math"/>
-          </w:rPr>
-          <m:t>S</m:t>
-        </m:r>
-      </m:oMath>
-      <w:r>
-        <w:t xml:space="preserve"> tak, že vytvorí verziu s </w:t>
-      </w:r>
-      <m:oMath>
-        <m:r>
-          <w:rPr>
-            <w:rFonts w:ascii="Cambria Math" w:hAnsi="Cambria Math"/>
-          </w:rPr>
-          <m:t>A</m:t>
-        </m:r>
-      </m:oMath>
-      <w:r>
-        <w:t xml:space="preserve"> aj bez </w:t>
-      </w:r>
-      <m:oMath>
-        <m:r>
-          <w:rPr>
-            <w:rFonts w:ascii="Cambria Math" w:hAnsi="Cambria Math"/>
-          </w:rPr>
-          <m:t>A</m:t>
-        </m:r>
-      </m:oMath>
-      <w:r>
-        <w:t xml:space="preserve">. Vznikne </w:t>
-      </w:r>
-      <m:oMath>
-        <m:r>
-          <w:rPr>
-            <w:rFonts w:ascii="Cambria Math" w:hAnsi="Cambria Math"/>
-          </w:rPr>
-          <m:t xml:space="preserve">S </m:t>
-        </m:r>
-        <m:r>
-          <m:rPr>
-            <m:sty m:val="p"/>
-          </m:rPr>
-          <w:rPr>
-            <w:rFonts w:ascii="Cambria Math" w:hAnsi="Cambria Math"/>
-          </w:rPr>
-          <m:t>→</m:t>
-        </m:r>
-        <m:r>
-          <w:rPr>
-            <w:rFonts w:ascii="Cambria Math" w:hAnsi="Cambria Math"/>
-          </w:rPr>
-          <m:t xml:space="preserve">aAb </m:t>
-        </m:r>
-        <m:r>
-          <m:rPr>
-            <m:sty m:val="p"/>
-          </m:rPr>
-          <w:rPr>
-            <w:rFonts w:ascii="Cambria Math" w:hAnsi="Cambria Math"/>
-          </w:rPr>
-          <m:t>∣</m:t>
-        </m:r>
-        <m:r>
-          <w:rPr>
-            <w:rFonts w:ascii="Cambria Math" w:hAnsi="Cambria Math"/>
-          </w:rPr>
-          <m:t>ab</m:t>
-        </m:r>
-      </m:oMath>
-      <w:r>
-        <w:t xml:space="preserve">. Pôvodné pravidlo </w:t>
-      </w:r>
-      <m:oMath>
-        <m:r>
-          <w:rPr>
-            <w:rFonts w:ascii="Cambria Math" w:hAnsi="Cambria Math"/>
-          </w:rPr>
-          <m:t xml:space="preserve">A </m:t>
-        </m:r>
-        <m:r>
-          <m:rPr>
-            <m:sty m:val="p"/>
-          </m:rPr>
-          <w:rPr>
-            <w:rFonts w:ascii="Cambria Math" w:hAnsi="Cambria Math"/>
-          </w:rPr>
-          <m:t>→</m:t>
-        </m:r>
-        <m:r>
-          <w:rPr>
-            <w:rFonts w:ascii="Cambria Math" w:hAnsi="Cambria Math"/>
-          </w:rPr>
-          <m:t>ϵ</m:t>
-        </m:r>
-      </m:oMath>
-      <w:r>
-        <w:t xml:space="preserve"> sa následne odstráni. Tým sa zabezpečí, že dĺžka vetnej formy sa pri generovaní už nikdy nebude zmenšovať.</w:t>
-      </w:r>
-    </w:p>
-    <w:p>
-      <w:pPr>
-        <w:pStyle w:val="Nadpis3"/>
-      </w:pPr>
-      <w:bookmarkStart w:id="41" w:name="_Toc230735200"/>
-      <w:r>
-        <w:t>Odstránenie jednoduchých pravidiel</w:t>
-      </w:r>
-      <w:bookmarkEnd w:id="41"/>
-    </w:p>
-    <w:p>
-      <w:pPr>
-        <w:pStyle w:val="Bezodsadenia"/>
-      </w:pPr>
-      <w:r>
-        <w:t xml:space="preserve">Jednoduché pravidlá </w:t>
-      </w:r>
-      <m:oMath>
-        <m:r>
-          <w:rPr>
-            <w:rFonts w:ascii="Cambria Math" w:hAnsi="Cambria Math"/>
-          </w:rPr>
-          <m:t xml:space="preserve">A </m:t>
-        </m:r>
-        <m:r>
-          <m:rPr>
-            <m:sty m:val="p"/>
-          </m:rPr>
-          <w:rPr>
-            <w:rFonts w:ascii="Cambria Math" w:hAnsi="Cambria Math"/>
-          </w:rPr>
-          <m:t>→</m:t>
-        </m:r>
-        <m:r>
-          <w:rPr>
-            <w:rFonts w:ascii="Cambria Math" w:hAnsi="Cambria Math"/>
-          </w:rPr>
-          <m:t>B</m:t>
+          <m:t>A→B</m:t>
         </m:r>
       </m:oMath>
       <w:r>
@@ -12353,42 +12499,24 @@
           <w:rPr>
             <w:rFonts w:ascii="Cambria Math" w:hAnsi="Cambria Math"/>
           </w:rPr>
-          <m:t xml:space="preserve">B </m:t>
-        </m:r>
-        <m:r>
-          <m:rPr>
-            <m:sty m:val="p"/>
-          </m:rPr>
+          <m:t>B→α</m:t>
+        </m:r>
+      </m:oMath>
+      <w:r>
+        <w:rPr>
+          <w:rFonts w:eastAsiaTheme="minorEastAsia"/>
+        </w:rPr>
+        <w:t>,</w:t>
+      </w:r>
+      <w:r>
+        <w:t xml:space="preserve"> ktoré nie je jednoduché, do gramatiky sa pridá priame pravidlo </w:t>
+      </w:r>
+      <m:oMath>
+        <m:r>
           <w:rPr>
             <w:rFonts w:ascii="Cambria Math" w:hAnsi="Cambria Math"/>
           </w:rPr>
-          <m:t>→α</m:t>
-        </m:r>
-      </m:oMath>
-      <w:r>
-        <w:rPr>
-          <w:rFonts w:eastAsiaTheme="minorEastAsia"/>
-        </w:rPr>
-        <w:t>,</w:t>
-      </w:r>
-      <w:r>
-        <w:t xml:space="preserve"> ktoré nie je jednoduché, do gramatiky sa pridá priame pravidlo </w:t>
-      </w:r>
-      <m:oMath>
-        <m:r>
-          <w:rPr>
-            <w:rFonts w:ascii="Cambria Math" w:hAnsi="Cambria Math"/>
-          </w:rPr>
-          <m:t xml:space="preserve">A </m:t>
-        </m:r>
-        <m:r>
-          <m:rPr>
-            <m:sty m:val="p"/>
-          </m:rPr>
-          <w:rPr>
-            <w:rFonts w:ascii="Cambria Math" w:hAnsi="Cambria Math"/>
-          </w:rPr>
-          <m:t>→α</m:t>
+          <m:t>A→α</m:t>
         </m:r>
       </m:oMath>
       <w:r>
@@ -12402,7 +12530,6 @@
       </w:pPr>
       <w:bookmarkStart w:id="42" w:name="_Toc230735201"/>
       <w:r>
-        <w:lastRenderedPageBreak/>
         <w:t xml:space="preserve">Odstránenie ľavej </w:t>
       </w:r>
       <w:proofErr w:type="spellStart"/>
@@ -12485,22 +12612,7 @@
           <w:rPr>
             <w:rFonts w:ascii="Cambria Math" w:hAnsi="Cambria Math"/>
           </w:rPr>
-          <m:t xml:space="preserve">A </m:t>
-        </m:r>
-        <m:r>
-          <m:rPr>
-            <m:sty m:val="p"/>
-          </m:rPr>
-          <w:rPr>
-            <w:rFonts w:ascii="Cambria Math" w:hAnsi="Cambria Math"/>
-          </w:rPr>
-          <m:t>→</m:t>
-        </m:r>
-        <m:r>
-          <w:rPr>
-            <w:rFonts w:ascii="Cambria Math" w:hAnsi="Cambria Math"/>
-          </w:rPr>
-          <m:t>Aα</m:t>
+          <m:t>A→Aα</m:t>
         </m:r>
       </m:oMath>
       <w:r>
@@ -12563,23 +12675,25 @@
           <w:rPr>
             <w:rFonts w:ascii="Cambria Math" w:hAnsi="Cambria Math"/>
           </w:rPr>
-          <m:t xml:space="preserve">G = ({A},  </m:t>
-        </m:r>
-        <m:r>
-          <m:rPr>
-            <m:lit/>
-          </m:rPr>
-          <w:rPr>
-            <w:rFonts w:ascii="Cambria Math" w:hAnsi="Cambria Math"/>
-          </w:rPr>
-          <m:t>{</m:t>
-        </m:r>
-        <m:r>
-          <w:rPr>
-            <w:rFonts w:ascii="Cambria Math" w:hAnsi="Cambria Math"/>
-          </w:rPr>
-          <m:t>a, b},  P,  A)</m:t>
-        </m:r>
+          <m:t>G=</m:t>
+        </m:r>
+        <m:d>
+          <m:dPr>
+            <m:ctrlPr>
+              <w:rPr>
+                <w:rFonts w:ascii="Cambria Math" w:hAnsi="Cambria Math"/>
+              </w:rPr>
+            </m:ctrlPr>
+          </m:dPr>
+          <m:e>
+            <m:r>
+              <w:rPr>
+                <w:rFonts w:ascii="Cambria Math" w:hAnsi="Cambria Math"/>
+              </w:rPr>
+              <m:t>{A},  {a,b}, P,A</m:t>
+            </m:r>
+          </m:e>
+        </m:d>
       </m:oMath>
       <w:r>
         <w:rPr>
@@ -12600,37 +12714,7 @@
             <w:rPr>
               <w:rFonts w:ascii="Cambria Math" w:hAnsi="Cambria Math"/>
             </w:rPr>
-            <m:t xml:space="preserve">A </m:t>
-          </m:r>
-          <m:r>
-            <m:rPr>
-              <m:sty m:val="p"/>
-            </m:rPr>
-            <w:rPr>
-              <w:rFonts w:ascii="Cambria Math" w:hAnsi="Cambria Math"/>
-            </w:rPr>
-            <m:t>→</m:t>
-          </m:r>
-          <m:r>
-            <w:rPr>
-              <w:rFonts w:ascii="Cambria Math" w:hAnsi="Cambria Math"/>
-            </w:rPr>
-            <m:t xml:space="preserve">Aa </m:t>
-          </m:r>
-          <m:r>
-            <m:rPr>
-              <m:sty m:val="p"/>
-            </m:rPr>
-            <w:rPr>
-              <w:rFonts w:ascii="Cambria Math" w:hAnsi="Cambria Math"/>
-            </w:rPr>
-            <m:t>∣</m:t>
-          </m:r>
-          <m:r>
-            <w:rPr>
-              <w:rFonts w:ascii="Cambria Math" w:hAnsi="Cambria Math"/>
-            </w:rPr>
-            <m:t>b</m:t>
+            <m:t>A→Aa∣b</m:t>
           </m:r>
         </m:oMath>
       </m:oMathPara>
@@ -12828,6 +12912,7 @@
       </w:pPr>
       <w:bookmarkStart w:id="44" w:name="_Toc230735203"/>
       <w:r>
+        <w:lastRenderedPageBreak/>
         <w:t xml:space="preserve">Nepriama ľavá </w:t>
       </w:r>
       <w:proofErr w:type="spellStart"/>
@@ -13032,7 +13117,7 @@
           <w:rPr>
             <w:rFonts w:ascii="Cambria Math" w:hAnsi="Cambria Math"/>
           </w:rPr>
-          <m:t>j &lt; i</m:t>
+          <m:t>j&lt;i</m:t>
         </m:r>
       </m:oMath>
       <w:r>
@@ -13093,37 +13178,7 @@
             <w:rPr>
               <w:rFonts w:ascii="Cambria Math" w:hAnsi="Cambria Math"/>
             </w:rPr>
-            <m:t xml:space="preserve">S </m:t>
-          </m:r>
-          <m:r>
-            <m:rPr>
-              <m:sty m:val="p"/>
-            </m:rPr>
-            <w:rPr>
-              <w:rFonts w:ascii="Cambria Math" w:hAnsi="Cambria Math"/>
-            </w:rPr>
-            <m:t>→</m:t>
-          </m:r>
-          <m:r>
-            <w:rPr>
-              <w:rFonts w:ascii="Cambria Math" w:hAnsi="Cambria Math"/>
-            </w:rPr>
-            <m:t xml:space="preserve">Aa </m:t>
-          </m:r>
-          <m:r>
-            <m:rPr>
-              <m:sty m:val="p"/>
-            </m:rPr>
-            <w:rPr>
-              <w:rFonts w:ascii="Cambria Math" w:hAnsi="Cambria Math"/>
-            </w:rPr>
-            <m:t>∣</m:t>
-          </m:r>
-          <m:r>
-            <w:rPr>
-              <w:rFonts w:ascii="Cambria Math" w:hAnsi="Cambria Math"/>
-            </w:rPr>
-            <m:t>b</m:t>
+            <m:t>S→Aa∣b</m:t>
           </m:r>
         </m:oMath>
       </m:oMathPara>
@@ -13140,37 +13195,7 @@
             <w:rPr>
               <w:rFonts w:ascii="Cambria Math" w:hAnsi="Cambria Math"/>
             </w:rPr>
-            <m:t xml:space="preserve">A </m:t>
-          </m:r>
-          <m:r>
-            <m:rPr>
-              <m:sty m:val="p"/>
-            </m:rPr>
-            <w:rPr>
-              <w:rFonts w:ascii="Cambria Math" w:hAnsi="Cambria Math"/>
-            </w:rPr>
-            <m:t>→</m:t>
-          </m:r>
-          <m:r>
-            <w:rPr>
-              <w:rFonts w:ascii="Cambria Math" w:hAnsi="Cambria Math"/>
-            </w:rPr>
-            <m:t xml:space="preserve">Sc </m:t>
-          </m:r>
-          <m:r>
-            <m:rPr>
-              <m:sty m:val="p"/>
-            </m:rPr>
-            <w:rPr>
-              <w:rFonts w:ascii="Cambria Math" w:hAnsi="Cambria Math"/>
-            </w:rPr>
-            <m:t>∣</m:t>
-          </m:r>
-          <m:r>
-            <w:rPr>
-              <w:rFonts w:ascii="Cambria Math" w:hAnsi="Cambria Math"/>
-            </w:rPr>
-            <m:t>d</m:t>
+            <m:t>A→Sc∣d</m:t>
           </m:r>
         </m:oMath>
       </m:oMathPara>
@@ -13195,48 +13220,18 @@
           <w:rPr>
             <w:rFonts w:ascii="Cambria Math" w:hAnsi="Cambria Math"/>
           </w:rPr>
-          <m:t xml:space="preserve">S </m:t>
-        </m:r>
-        <m:r>
-          <m:rPr>
-            <m:sty m:val="p"/>
-          </m:rPr>
+          <m:t>S→Aa→Sca</m:t>
+        </m:r>
+      </m:oMath>
+      <w:r>
+        <w:t xml:space="preserve">. Algoritmus pri usporiadaní </w:t>
+      </w:r>
+      <m:oMath>
+        <m:r>
           <w:rPr>
             <w:rFonts w:ascii="Cambria Math" w:hAnsi="Cambria Math"/>
           </w:rPr>
-          <m:t>→</m:t>
-        </m:r>
-        <m:r>
-          <w:rPr>
-            <w:rFonts w:ascii="Cambria Math" w:hAnsi="Cambria Math"/>
-          </w:rPr>
-          <m:t xml:space="preserve">Aa </m:t>
-        </m:r>
-        <m:r>
-          <m:rPr>
-            <m:sty m:val="p"/>
-          </m:rPr>
-          <w:rPr>
-            <w:rFonts w:ascii="Cambria Math" w:hAnsi="Cambria Math"/>
-          </w:rPr>
-          <m:t>→</m:t>
-        </m:r>
-        <m:r>
-          <w:rPr>
-            <w:rFonts w:ascii="Cambria Math" w:hAnsi="Cambria Math"/>
-          </w:rPr>
-          <m:t>Sca</m:t>
-        </m:r>
-      </m:oMath>
-      <w:r>
-        <w:t xml:space="preserve">. Algoritmus pri usporiadaní </w:t>
-      </w:r>
-      <m:oMath>
-        <m:r>
-          <w:rPr>
-            <w:rFonts w:ascii="Cambria Math" w:hAnsi="Cambria Math"/>
-          </w:rPr>
-          <m:t>S &lt; A</m:t>
+          <m:t>S&lt;A</m:t>
         </m:r>
       </m:oMath>
       <w:r>
@@ -13424,22 +13419,7 @@
           <w:rPr>
             <w:rFonts w:ascii="Cambria Math" w:hAnsi="Cambria Math"/>
           </w:rPr>
-          <m:t xml:space="preserve">A </m:t>
-        </m:r>
-        <m:r>
-          <m:rPr>
-            <m:sty m:val="p"/>
-          </m:rPr>
-          <w:rPr>
-            <w:rFonts w:ascii="Cambria Math" w:hAnsi="Cambria Math"/>
-          </w:rPr>
-          <m:t>→</m:t>
-        </m:r>
-        <m:r>
-          <w:rPr>
-            <w:rFonts w:ascii="Cambria Math" w:hAnsi="Cambria Math"/>
-          </w:rPr>
-          <m:t>Aac</m:t>
+          <m:t>A→Aac</m:t>
         </m:r>
       </m:oMath>
       <w:r>
@@ -13453,7 +13433,6 @@
       </w:pPr>
       <w:bookmarkStart w:id="45" w:name="_Toc230735204"/>
       <w:r>
-        <w:lastRenderedPageBreak/>
         <w:t>Tvar s terminálnym prefixom ako pomocná transformácia</w:t>
       </w:r>
       <w:bookmarkEnd w:id="45"/>
@@ -13492,23 +13471,25 @@
           <w:rPr>
             <w:rFonts w:ascii="Cambria Math" w:hAnsi="Cambria Math"/>
           </w:rPr>
-          <m:t xml:space="preserve">G = ({S, A, B}, </m:t>
-        </m:r>
-        <m:r>
-          <m:rPr>
-            <m:lit/>
-          </m:rPr>
-          <w:rPr>
-            <w:rFonts w:ascii="Cambria Math" w:hAnsi="Cambria Math"/>
-          </w:rPr>
-          <m:t>{</m:t>
-        </m:r>
-        <m:r>
-          <w:rPr>
-            <w:rFonts w:ascii="Cambria Math" w:hAnsi="Cambria Math"/>
-          </w:rPr>
-          <m:t>a, b},  P,  S)</m:t>
-        </m:r>
+          <m:t>G=</m:t>
+        </m:r>
+        <m:d>
+          <m:dPr>
+            <m:ctrlPr>
+              <w:rPr>
+                <w:rFonts w:ascii="Cambria Math" w:hAnsi="Cambria Math"/>
+              </w:rPr>
+            </m:ctrlPr>
+          </m:dPr>
+          <m:e>
+            <m:r>
+              <w:rPr>
+                <w:rFonts w:ascii="Cambria Math" w:hAnsi="Cambria Math"/>
+              </w:rPr>
+              <m:t>{S,A,B}, {a,b},P,S</m:t>
+            </m:r>
+          </m:e>
+        </m:d>
       </m:oMath>
       <w:r>
         <w:t xml:space="preserve"> s pravidlami:</w:t>
@@ -13526,22 +13507,7 @@
             <w:rPr>
               <w:rFonts w:ascii="Cambria Math" w:hAnsi="Cambria Math"/>
             </w:rPr>
-            <m:t xml:space="preserve">S </m:t>
-          </m:r>
-          <m:r>
-            <m:rPr>
-              <m:sty m:val="p"/>
-            </m:rPr>
-            <w:rPr>
-              <w:rFonts w:ascii="Cambria Math" w:hAnsi="Cambria Math"/>
-            </w:rPr>
-            <m:t>→</m:t>
-          </m:r>
-          <m:r>
-            <w:rPr>
-              <w:rFonts w:ascii="Cambria Math" w:hAnsi="Cambria Math"/>
-            </w:rPr>
-            <m:t>AB</m:t>
+            <m:t>S→AB</m:t>
           </m:r>
         </m:oMath>
       </m:oMathPara>
@@ -13558,37 +13524,7 @@
             <w:rPr>
               <w:rFonts w:ascii="Cambria Math" w:hAnsi="Cambria Math"/>
             </w:rPr>
-            <m:t xml:space="preserve">A </m:t>
-          </m:r>
-          <m:r>
-            <m:rPr>
-              <m:sty m:val="p"/>
-            </m:rPr>
-            <w:rPr>
-              <w:rFonts w:ascii="Cambria Math" w:hAnsi="Cambria Math"/>
-            </w:rPr>
-            <m:t>→</m:t>
-          </m:r>
-          <m:r>
-            <w:rPr>
-              <w:rFonts w:ascii="Cambria Math" w:hAnsi="Cambria Math"/>
-            </w:rPr>
-            <m:t xml:space="preserve">a </m:t>
-          </m:r>
-          <m:r>
-            <m:rPr>
-              <m:sty m:val="p"/>
-            </m:rPr>
-            <w:rPr>
-              <w:rFonts w:ascii="Cambria Math" w:hAnsi="Cambria Math"/>
-            </w:rPr>
-            <m:t>∣</m:t>
-          </m:r>
-          <m:r>
-            <w:rPr>
-              <w:rFonts w:ascii="Cambria Math" w:hAnsi="Cambria Math"/>
-            </w:rPr>
-            <m:t>b</m:t>
+            <m:t>A→a∣b</m:t>
           </m:r>
         </m:oMath>
       </m:oMathPara>
@@ -13685,6 +13621,7 @@
       </w:pPr>
       <w:bookmarkStart w:id="46" w:name="_Toc230735205"/>
       <w:r>
+        <w:lastRenderedPageBreak/>
         <w:t>Algoritmus generovania slov a</w:t>
       </w:r>
       <w:r>
@@ -13773,11 +13710,7 @@
       </w:r>
       <w:proofErr w:type="spellEnd"/>
       <w:r>
-        <w:t xml:space="preserve"> vopred vypočíta minimálnu dĺžku terminálneho reťazca, ktorú </w:t>
-      </w:r>
-      <w:r>
-        <w:lastRenderedPageBreak/>
-        <w:t xml:space="preserve">dokáže vyprodukovať. Počas generovania sa v každom kroku kontroluje podmienka: </w:t>
+        <w:t xml:space="preserve"> vopred vypočíta minimálnu dĺžku terminálneho reťazca, ktorú dokáže vyprodukovať. Počas generovania sa v každom kroku kontroluje podmienka: </w:t>
       </w:r>
       <m:oMath>
         <m:r>
@@ -13828,16 +13761,8 @@
                   <m:rPr>
                     <m:nor/>
                   </m:rPr>
-                  <m:t xml:space="preserve">zvyšné </m:t>
+                  <m:t>zvyšné neterminály</m:t>
                 </m:r>
-                <w:proofErr w:type="spellStart"/>
-                <m:r>
-                  <m:rPr>
-                    <m:nor/>
-                  </m:rPr>
-                  <m:t>neterminály</m:t>
-                </m:r>
-                <w:proofErr w:type="spellEnd"/>
               </m:e>
             </m:d>
           </m:e>
@@ -13874,11 +13799,6 @@
     </w:p>
     <w:p/>
     <w:p>
-      <w:pPr>
-        <w:rPr>
-          <w:rFonts w:asciiTheme="majorHAnsi" w:hAnsiTheme="majorHAnsi" w:cstheme="majorHAnsi"/>
-        </w:rPr>
-      </w:pPr>
       <w:r>
         <w:rPr>
           <w:b/>
@@ -13890,6 +13810,117 @@
         <w:t xml:space="preserve">: </w:t>
       </w:r>
       <w:r>
+        <w:t xml:space="preserve">Majme gramatiku </w:t>
+      </w:r>
+      <m:oMath>
+        <m:r>
+          <w:rPr>
+            <w:rFonts w:ascii="Cambria Math" w:hAnsi="Cambria Math"/>
+          </w:rPr>
+          <m:t>G=</m:t>
+        </m:r>
+        <m:d>
+          <m:dPr>
+            <m:ctrlPr>
+              <w:rPr>
+                <w:rFonts w:ascii="Cambria Math" w:hAnsi="Cambria Math"/>
+              </w:rPr>
+            </m:ctrlPr>
+          </m:dPr>
+          <m:e>
+            <m:d>
+              <m:dPr>
+                <m:begChr m:val="{"/>
+                <m:endChr m:val="}"/>
+                <m:ctrlPr>
+                  <w:rPr>
+                    <w:rFonts w:ascii="Cambria Math" w:hAnsi="Cambria Math"/>
+                  </w:rPr>
+                </m:ctrlPr>
+              </m:dPr>
+              <m:e>
+                <m:r>
+                  <w:rPr>
+                    <w:rFonts w:ascii="Cambria Math" w:hAnsi="Cambria Math"/>
+                  </w:rPr>
+                  <m:t>S,B</m:t>
+                </m:r>
+              </m:e>
+            </m:d>
+            <m:r>
+              <w:rPr>
+                <w:rFonts w:ascii="Cambria Math" w:hAnsi="Cambria Math"/>
+              </w:rPr>
+              <m:t>,</m:t>
+            </m:r>
+            <m:d>
+              <m:dPr>
+                <m:begChr m:val="{"/>
+                <m:endChr m:val="}"/>
+                <m:ctrlPr>
+                  <w:rPr>
+                    <w:rFonts w:ascii="Cambria Math" w:hAnsi="Cambria Math"/>
+                  </w:rPr>
+                </m:ctrlPr>
+              </m:dPr>
+              <m:e>
+                <m:r>
+                  <w:rPr>
+                    <w:rFonts w:ascii="Cambria Math" w:hAnsi="Cambria Math"/>
+                  </w:rPr>
+                  <m:t>a,b</m:t>
+                </m:r>
+              </m:e>
+            </m:d>
+            <m:r>
+              <w:rPr>
+                <w:rFonts w:ascii="Cambria Math" w:hAnsi="Cambria Math"/>
+              </w:rPr>
+              <m:t>,  P,  S</m:t>
+            </m:r>
+          </m:e>
+        </m:d>
+      </m:oMath>
+      <w:r>
+        <w:t xml:space="preserve"> s pravidlami:</w:t>
+      </w:r>
+    </w:p>
+    <w:p>
+      <w:pPr>
+        <w:rPr>
+          <w:rFonts w:eastAsiaTheme="minorEastAsia"/>
+        </w:rPr>
+      </w:pPr>
+      <m:oMathPara>
+        <m:oMath>
+          <m:r>
+            <w:rPr>
+              <w:rFonts w:ascii="Cambria Math" w:hAnsi="Cambria Math"/>
+            </w:rPr>
+            <m:t>S→aB|a</m:t>
+          </m:r>
+        </m:oMath>
+      </m:oMathPara>
+    </w:p>
+    <w:p>
+      <m:oMathPara>
+        <m:oMath>
+          <m:r>
+            <w:rPr>
+              <w:rFonts w:ascii="Cambria Math" w:hAnsi="Cambria Math"/>
+            </w:rPr>
+            <m:t>B→bb</m:t>
+          </m:r>
+        </m:oMath>
+      </m:oMathPara>
+    </w:p>
+    <w:p>
+      <w:pPr>
+        <w:rPr>
+          <w:rFonts w:asciiTheme="majorHAnsi" w:hAnsiTheme="majorHAnsi" w:cstheme="majorHAnsi"/>
+        </w:rPr>
+      </w:pPr>
+      <w:r>
         <w:t xml:space="preserve">Testujeme slová do dĺžky </w:t>
       </w:r>
       <m:oMath>
@@ -13897,16 +13928,7 @@
           <w:rPr>
             <w:rFonts w:ascii="Cambria Math" w:hAnsi="Cambria Math"/>
           </w:rPr>
-          <m:t>k</m:t>
-        </m:r>
-        <m:r>
-          <m:rPr>
-            <m:sty m:val="p"/>
-          </m:rPr>
-          <w:rPr>
-            <w:rFonts w:ascii="Cambria Math" w:hAnsi="Cambria Math"/>
-          </w:rPr>
-          <m:t xml:space="preserve"> = 2</m:t>
+          <m:t>k=2</m:t>
         </m:r>
       </m:oMath>
       <w:r>
@@ -13982,13 +14004,10 @@
       </w:r>
       <m:oMath>
         <m:r>
-          <m:rPr>
-            <m:sty m:val="p"/>
-          </m:rPr>
           <w:rPr>
             <w:rFonts w:ascii="Cambria Math" w:hAnsi="Cambria Math"/>
           </w:rPr>
-          <m:t>1 + 2 = 3</m:t>
+          <m:t>1+2=3</m:t>
         </m:r>
       </m:oMath>
       <w:r>
@@ -13996,19 +14015,10 @@
       </w:r>
       <m:oMath>
         <m:r>
-          <m:rPr>
-            <m:sty m:val="p"/>
-          </m:rPr>
           <w:rPr>
             <w:rFonts w:ascii="Cambria Math" w:hAnsi="Cambria Math"/>
           </w:rPr>
-          <m:t xml:space="preserve">3 &gt; </m:t>
-        </m:r>
-        <m:r>
-          <w:rPr>
-            <w:rFonts w:ascii="Cambria Math" w:hAnsi="Cambria Math"/>
-          </w:rPr>
-          <m:t>k</m:t>
+          <m:t>3&gt;k</m:t>
         </m:r>
       </m:oMath>
       <w:r>
@@ -14921,38 +14931,6 @@
     </w:p>
     <w:p>
       <w:pPr>
-        <w:pStyle w:val="Bezodsadenia"/>
-      </w:pPr>
-      <w:proofErr w:type="spellStart"/>
-      <w:r>
-        <w:t>Neterminály</w:t>
-      </w:r>
-      <w:proofErr w:type="spellEnd"/>
-      <w:r>
-        <w:t xml:space="preserve"> sa pred spracovaním zoradia od najdlhšieho po najkratší. Tým sa zabezpečí, že ak existujú </w:t>
-      </w:r>
-      <w:proofErr w:type="spellStart"/>
-      <w:r>
-        <w:t>neterminály</w:t>
-      </w:r>
-      <w:proofErr w:type="spellEnd"/>
-      <w:r>
-        <w:t xml:space="preserve"> s podobným začiatkom, aplikácia najskôr uprednostní najdlhšiu možnú zhodu. Ak sa na aktuálnej pozícii nenájde žiadny </w:t>
-      </w:r>
-      <w:proofErr w:type="spellStart"/>
-      <w:r>
-        <w:t>neterminál</w:t>
-      </w:r>
-      <w:proofErr w:type="spellEnd"/>
-      <w:r>
-        <w:t>, znak sa spracuje ako terminál</w:t>
-      </w:r>
-      <w:r>
-        <w:t>.</w:t>
-      </w:r>
-    </w:p>
-    <w:p>
-      <w:pPr>
         <w:pStyle w:val="Nadpis2"/>
         <w:spacing w:before="480" w:after="240"/>
       </w:pPr>
@@ -15333,7 +15311,6 @@
         </w:rPr>
       </w:pPr>
       <w:r>
-        <w:lastRenderedPageBreak/>
         <w:t xml:space="preserve">Samotné vytvorenie výsledku pre používateľské rozhranie zabezpečuje funkcia </w:t>
       </w:r>
       <w:proofErr w:type="spellStart"/>
@@ -15398,6 +15375,7 @@
         <w:jc w:val="left"/>
       </w:pPr>
       <w:r>
+        <w:lastRenderedPageBreak/>
         <w:t>def build_result_payload(eq_length: int):</w:t>
       </w:r>
       <w:r>
@@ -15540,7 +15518,6 @@
         <w:br/>
       </w:r>
       <w:r>
-        <w:lastRenderedPageBreak/>
         <w:t>if not equivalent:</w:t>
       </w:r>
       <w:r>
@@ -15557,6 +15534,9 @@
       </w:r>
       <w:r>
         <w:br/>
+      </w:r>
+      <w:r>
+        <w:lastRenderedPageBreak/>
         <w:t xml:space="preserve">            final2,</w:t>
       </w:r>
       <w:r>
@@ -15708,13 +15688,16 @@
         <w:br/>
       </w:r>
       <w:r>
-        <w:lastRenderedPageBreak/>
         <w:br/>
         <w:t xml:space="preserve">    epsilon_nt = find_epsilon_producing(original_grammar, original_non_terminals)</w:t>
       </w:r>
       <w:r>
         <w:br/>
-        <w:t xml:space="preserve">    grammar_eps = remove_epsilon_productions(original_grammar, start_symbol, epsilon_nt)</w:t>
+        <w:t xml:space="preserve">    grammar_eps = remove_epsilon_productions(original_grammar, </w:t>
+      </w:r>
+      <w:r>
+        <w:lastRenderedPageBreak/>
+        <w:t>start_symbol, epsilon_nt)</w:t>
       </w:r>
       <w:r>
         <w:br/>
@@ -15835,9 +15818,6 @@
       </w:r>
       <w:r>
         <w:br/>
-      </w:r>
-      <w:r>
-        <w:lastRenderedPageBreak/>
         <w:t xml:space="preserve">        find_simple_rules(grammar_left)</w:t>
       </w:r>
       <w:r>
@@ -15849,7 +15829,11 @@
       </w:r>
       <w:r>
         <w:br/>
-        <w:t xml:space="preserve">    grammar_substituted, terminal_prefix_success = substitute_bottom_up_by_order(</w:t>
+        <w:t xml:space="preserve">    grammar_substituted, terminal_prefix_success = </w:t>
+      </w:r>
+      <w:r>
+        <w:lastRenderedPageBreak/>
+        <w:t>substitute_bottom_up_by_order(</w:t>
       </w:r>
       <w:r>
         <w:br/>
@@ -15937,24 +15921,36 @@
       </w:r>
       <w:proofErr w:type="spellStart"/>
       <w:r>
-        <w:rPr>
-          <w:rFonts w:ascii="Courier New" w:hAnsi="Courier New" w:cs="Courier New"/>
-          <w:sz w:val="22"/>
-          <w:szCs w:val="22"/>
-        </w:rPr>
         <w:t>optimize_grammar</w:t>
       </w:r>
       <w:proofErr w:type="spellEnd"/>
       <w:r>
-        <w:rPr>
-          <w:rFonts w:ascii="Courier New" w:hAnsi="Courier New" w:cs="Courier New"/>
-          <w:sz w:val="22"/>
-          <w:szCs w:val="22"/>
-        </w:rPr>
-        <w:t>()</w:t>
-      </w:r>
-      <w:r>
-        <w:t xml:space="preserve"> je dvojica hodnôt: optimalizovaná gramatika a počiatočný symbol, ktorý sa má použiť pri generovaní slov. Táto dvojica je potrebná najmä v prípadoch, keď bol počas spracovania vytvorený nový počiatočný symbol.</w:t>
+        <w:t xml:space="preserve">() je dvojica hodnôt: </w:t>
+      </w:r>
+      <w:r>
+        <w:t>optimalizovaná</w:t>
+      </w:r>
+      <w:r>
+        <w:t xml:space="preserve"> gramatika a počiatočný symbol, ktorý sa má použiť pri generovaní slov. Počiatočný symbol sa môže počas transformácie zmeniť v prípade, že pôvodný počiatočný symbol je </w:t>
+      </w:r>
+      <w:proofErr w:type="spellStart"/>
+      <w:r>
+        <w:t>epsilonotvorný</w:t>
+      </w:r>
+      <w:proofErr w:type="spellEnd"/>
+      <w:r>
+        <w:t xml:space="preserve">. Vtedy sa zavádza nový počiatočný symbol s pravidlom umožňujúcim odvodiť prázdne slovo, aby jazyk transformovanej gramatiky zachoval aj slovo </w:t>
+      </w:r>
+      <m:oMath>
+        <m:r>
+          <w:rPr>
+            <w:rFonts w:ascii="Cambria Math" w:hAnsi="Cambria Math"/>
+          </w:rPr>
+          <m:t>ϵ</m:t>
+        </m:r>
+      </m:oMath>
+      <w:r>
+        <w:t>.</w:t>
       </w:r>
     </w:p>
     <w:p>
@@ -16134,11 +16130,7 @@
         <w:t xml:space="preserve">. </w:t>
       </w:r>
       <w:r>
-        <w:t xml:space="preserve">Funkcia postupne generuje slová všetkých dĺžok od 0 </w:t>
-      </w:r>
-      <w:r>
-        <w:lastRenderedPageBreak/>
-        <w:t xml:space="preserve">po </w:t>
+        <w:t xml:space="preserve">Funkcia postupne generuje slová všetkých dĺžok od 0 po </w:t>
       </w:r>
       <w:proofErr w:type="spellStart"/>
       <w:r>
@@ -16166,6 +16158,7 @@
           <w:b/>
           <w:bCs/>
         </w:rPr>
+        <w:lastRenderedPageBreak/>
         <w:t>Výpis kódu 4:</w:t>
       </w:r>
       <w:r>
@@ -17985,7 +17978,7 @@
             <w:rPr>
               <w:rFonts w:ascii="Cambria Math" w:eastAsiaTheme="minorEastAsia" w:hAnsi="Cambria Math"/>
             </w:rPr>
-            <m:t>S → aA | bB</m:t>
+            <m:t>S→aA|bB</m:t>
           </m:r>
         </m:oMath>
       </m:oMathPara>
@@ -18002,7 +17995,7 @@
             <w:rPr>
               <w:rFonts w:ascii="Cambria Math" w:eastAsiaTheme="minorEastAsia" w:hAnsi="Cambria Math"/>
             </w:rPr>
-            <m:t>A → c | cD</m:t>
+            <m:t>A→c|cD</m:t>
           </m:r>
         </m:oMath>
       </m:oMathPara>
@@ -18019,7 +18012,7 @@
             <w:rPr>
               <w:rFonts w:ascii="Cambria Math" w:eastAsiaTheme="minorEastAsia" w:hAnsi="Cambria Math"/>
             </w:rPr>
-            <m:t>B → d | dD</m:t>
+            <m:t>B→d|dD</m:t>
           </m:r>
         </m:oMath>
       </m:oMathPara>
@@ -18036,7 +18029,7 @@
             <w:rPr>
               <w:rFonts w:ascii="Cambria Math" w:eastAsiaTheme="minorEastAsia" w:hAnsi="Cambria Math"/>
             </w:rPr>
-            <m:t>D → x | xD</m:t>
+            <m:t>D→x|xD</m:t>
           </m:r>
         </m:oMath>
       </m:oMathPara>
@@ -18169,7 +18162,7 @@
             <w:rPr>
               <w:rFonts w:ascii="Cambria Math" w:eastAsiaTheme="minorEastAsia" w:hAnsi="Cambria Math"/>
             </w:rPr>
-            <m:t>S → aC | bE</m:t>
+            <m:t>S→aC|bE</m:t>
           </m:r>
         </m:oMath>
       </m:oMathPara>
@@ -18186,7 +18179,7 @@
             <w:rPr>
               <w:rFonts w:ascii="Cambria Math" w:eastAsiaTheme="minorEastAsia" w:hAnsi="Cambria Math"/>
             </w:rPr>
-            <m:t>C → cF</m:t>
+            <m:t>C→cF</m:t>
           </m:r>
         </m:oMath>
       </m:oMathPara>
@@ -18203,7 +18196,7 @@
             <w:rPr>
               <w:rFonts w:ascii="Cambria Math" w:eastAsiaTheme="minorEastAsia" w:hAnsi="Cambria Math"/>
             </w:rPr>
-            <m:t>E → dF</m:t>
+            <m:t>E→dF</m:t>
           </m:r>
         </m:oMath>
       </m:oMathPara>
@@ -18220,22 +18213,7 @@
             <w:rPr>
               <w:rFonts w:ascii="Cambria Math" w:eastAsiaTheme="minorEastAsia" w:hAnsi="Cambria Math"/>
             </w:rPr>
-            <m:t>F→</m:t>
-          </m:r>
-          <m:r>
-            <m:rPr>
-              <m:sty m:val="p"/>
-            </m:rPr>
-            <w:rPr>
-              <w:rFonts w:ascii="Cambria Math" w:eastAsiaTheme="minorEastAsia" w:hAnsi="Cambria Math"/>
-            </w:rPr>
-            <m:t xml:space="preserve">ϵ </m:t>
-          </m:r>
-          <m:r>
-            <w:rPr>
-              <w:rFonts w:ascii="Cambria Math" w:eastAsiaTheme="minorEastAsia" w:hAnsi="Cambria Math"/>
-            </w:rPr>
-            <m:t>| xF</m:t>
+            <m:t>F→ϵ|xF</m:t>
           </m:r>
         </m:oMath>
       </m:oMathPara>
@@ -18714,27 +18692,14 @@
       <w:r>
         <w:t xml:space="preserve">Obr. </w:t>
       </w:r>
-      <w:r>
-        <w:fldChar w:fldCharType="begin"/>
-      </w:r>
-      <w:r>
-        <w:instrText xml:space="preserve"> SEQ Obrázok \* ARABIC </w:instrText>
-      </w:r>
-      <w:r>
-        <w:fldChar w:fldCharType="separate"/>
-      </w:r>
-      <w:r>
-        <w:rPr>
-          <w:noProof/>
-        </w:rPr>
-        <w:t>3</w:t>
-      </w:r>
-      <w:r>
-        <w:rPr>
-          <w:noProof/>
-        </w:rPr>
-        <w:fldChar w:fldCharType="end"/>
-      </w:r>
+      <w:fldSimple w:instr=" SEQ Obrázok \* ARABIC ">
+        <w:r>
+          <w:rPr>
+            <w:noProof/>
+          </w:rPr>
+          <w:t>3</w:t>
+        </w:r>
+      </w:fldSimple>
       <w:r>
         <w:rPr>
           <w:noProof/>
@@ -18859,7 +18824,7 @@
             <w:rPr>
               <w:rFonts w:ascii="Cambria Math" w:hAnsi="Cambria Math"/>
             </w:rPr>
-            <m:t>S → aX | bY</m:t>
+            <m:t>S→aX|bY</m:t>
           </m:r>
         </m:oMath>
       </m:oMathPara>
@@ -18876,7 +18841,7 @@
             <w:rPr>
               <w:rFonts w:ascii="Cambria Math" w:hAnsi="Cambria Math"/>
             </w:rPr>
-            <m:t>X → cX | d</m:t>
+            <m:t>X→cX|d</m:t>
           </m:r>
         </m:oMath>
       </m:oMathPara>
@@ -18893,7 +18858,7 @@
             <w:rPr>
               <w:rFonts w:ascii="Cambria Math" w:hAnsi="Cambria Math"/>
             </w:rPr>
-            <m:t>Y → cY | eZ</m:t>
+            <m:t>Y→cY|eZ</m:t>
           </m:r>
         </m:oMath>
       </m:oMathPara>
@@ -18910,16 +18875,7 @@
             <w:rPr>
               <w:rFonts w:ascii="Cambria Math" w:hAnsi="Cambria Math"/>
             </w:rPr>
-            <m:t xml:space="preserve">Z→ </m:t>
-          </m:r>
-          <m:r>
-            <m:rPr>
-              <m:sty m:val="p"/>
-            </m:rPr>
-            <w:rPr>
-              <w:rFonts w:ascii="Cambria Math" w:hAnsi="Cambria Math"/>
-            </w:rPr>
-            <m:t>ϵ</m:t>
+            <m:t>Z→ϵ</m:t>
           </m:r>
         </m:oMath>
       </m:oMathPara>
@@ -19347,7 +19303,7 @@
             <w:rPr>
               <w:rFonts w:ascii="Cambria Math" w:hAnsi="Cambria Math"/>
             </w:rPr>
-            <m:t>S → aX | bY</m:t>
+            <m:t>S→aX|bY</m:t>
           </m:r>
         </m:oMath>
       </m:oMathPara>
@@ -19364,7 +19320,7 @@
             <w:rPr>
               <w:rFonts w:ascii="Cambria Math" w:hAnsi="Cambria Math"/>
             </w:rPr>
-            <m:t>X → cX | d</m:t>
+            <m:t>X→cX|d</m:t>
           </m:r>
         </m:oMath>
       </m:oMathPara>
@@ -19381,7 +19337,7 @@
             <w:rPr>
               <w:rFonts w:ascii="Cambria Math" w:hAnsi="Cambria Math"/>
             </w:rPr>
-            <m:t>Y → cY | dZ</m:t>
+            <m:t>Y→cY|dZ</m:t>
           </m:r>
         </m:oMath>
       </m:oMathPara>
@@ -19398,16 +19354,7 @@
             <w:rPr>
               <w:rFonts w:ascii="Cambria Math" w:hAnsi="Cambria Math"/>
             </w:rPr>
-            <m:t xml:space="preserve">Z→ </m:t>
-          </m:r>
-          <m:r>
-            <m:rPr>
-              <m:sty m:val="p"/>
-            </m:rPr>
-            <w:rPr>
-              <w:rFonts w:ascii="Cambria Math" w:hAnsi="Cambria Math"/>
-            </w:rPr>
-            <m:t>ϵ</m:t>
+            <m:t>Z→ϵ</m:t>
           </m:r>
         </m:oMath>
       </m:oMathPara>
@@ -19442,13 +19389,8 @@
       <w:r>
         <w:t>. J</w:t>
       </w:r>
-      <w:proofErr w:type="spellStart"/>
-      <w:r>
-        <w:t>azyk</w:t>
-      </w:r>
-      <w:proofErr w:type="spellEnd"/>
-      <w:r>
-        <w:t xml:space="preserve"> generovaný touto gramatikou je</w:t>
+      <w:r>
+        <w:t>azyk generovaný touto gramatikou je</w:t>
       </w:r>
       <w:r>
         <w:t>:</w:t>
@@ -20181,27 +20123,14 @@
       <w:r>
         <w:t xml:space="preserve">Obr. </w:t>
       </w:r>
-      <w:r>
-        <w:fldChar w:fldCharType="begin"/>
-      </w:r>
-      <w:r>
-        <w:instrText xml:space="preserve"> SEQ Obrázok \* ARABIC </w:instrText>
-      </w:r>
-      <w:r>
-        <w:fldChar w:fldCharType="separate"/>
-      </w:r>
-      <w:r>
-        <w:rPr>
-          <w:noProof/>
-        </w:rPr>
-        <w:t>4</w:t>
-      </w:r>
-      <w:r>
-        <w:rPr>
-          <w:noProof/>
-        </w:rPr>
-        <w:fldChar w:fldCharType="end"/>
-      </w:r>
+      <w:fldSimple w:instr=" SEQ Obrázok \* ARABIC ">
+        <w:r>
+          <w:rPr>
+            <w:noProof/>
+          </w:rPr>
+          <w:t>4</w:t>
+        </w:r>
+      </w:fldSimple>
       <w:r>
         <w:rPr>
           <w:noProof/>
@@ -20439,7 +20368,32 @@
             <w:rPr>
               <w:rFonts w:ascii="Cambria Math" w:hAnsi="Cambria Math"/>
             </w:rPr>
-            <m:t>S → aX | aY | aZ</m:t>
+            <m:t>S→aX</m:t>
+          </m:r>
+          <m:d>
+            <m:dPr>
+              <m:begChr m:val="|"/>
+              <m:endChr m:val="|"/>
+              <m:ctrlPr>
+                <w:rPr>
+                  <w:rFonts w:ascii="Cambria Math" w:hAnsi="Cambria Math"/>
+                </w:rPr>
+              </m:ctrlPr>
+            </m:dPr>
+            <m:e>
+              <m:r>
+                <w:rPr>
+                  <w:rFonts w:ascii="Cambria Math" w:hAnsi="Cambria Math"/>
+                </w:rPr>
+                <m:t>aY</m:t>
+              </m:r>
+            </m:e>
+          </m:d>
+          <m:r>
+            <w:rPr>
+              <w:rFonts w:ascii="Cambria Math" w:hAnsi="Cambria Math"/>
+            </w:rPr>
+            <m:t>aZ</m:t>
           </m:r>
         </m:oMath>
       </m:oMathPara>
@@ -20456,7 +20410,7 @@
             <w:rPr>
               <w:rFonts w:ascii="Cambria Math" w:hAnsi="Cambria Math"/>
             </w:rPr>
-            <m:t>X → b</m:t>
+            <m:t>X→b</m:t>
           </m:r>
         </m:oMath>
       </m:oMathPara>
@@ -20473,7 +20427,7 @@
             <w:rPr>
               <w:rFonts w:ascii="Cambria Math" w:hAnsi="Cambria Math"/>
             </w:rPr>
-            <m:t>Y → bC</m:t>
+            <m:t>Y→bC</m:t>
           </m:r>
         </m:oMath>
       </m:oMathPara>
@@ -20490,7 +20444,7 @@
             <w:rPr>
               <w:rFonts w:ascii="Cambria Math" w:hAnsi="Cambria Math"/>
             </w:rPr>
-            <m:t>Z → bCD</m:t>
+            <m:t>Z→bCD</m:t>
           </m:r>
         </m:oMath>
       </m:oMathPara>
@@ -20507,7 +20461,7 @@
             <w:rPr>
               <w:rFonts w:ascii="Cambria Math" w:hAnsi="Cambria Math"/>
             </w:rPr>
-            <m:t>C → c</m:t>
+            <m:t>C→c</m:t>
           </m:r>
         </m:oMath>
       </m:oMathPara>
@@ -20524,7 +20478,7 @@
             <w:rPr>
               <w:rFonts w:ascii="Cambria Math" w:hAnsi="Cambria Math"/>
             </w:rPr>
-            <m:t>D → d</m:t>
+            <m:t>D→d</m:t>
           </m:r>
         </m:oMath>
       </m:oMathPara>
@@ -20615,7 +20569,7 @@
             <w:rPr>
               <w:rFonts w:ascii="Cambria Math" w:hAnsi="Cambria Math"/>
             </w:rPr>
-            <m:t>S → aX</m:t>
+            <m:t>S→aX</m:t>
           </m:r>
         </m:oMath>
       </m:oMathPara>
@@ -20632,7 +20586,7 @@
             <w:rPr>
               <w:rFonts w:ascii="Cambria Math" w:hAnsi="Cambria Math"/>
             </w:rPr>
-            <m:t>X → bY</m:t>
+            <m:t>X→bY</m:t>
           </m:r>
         </m:oMath>
       </m:oMathPara>
@@ -20649,22 +20603,7 @@
             <w:rPr>
               <w:rFonts w:ascii="Cambria Math" w:hAnsi="Cambria Math"/>
             </w:rPr>
-            <m:t>Y→</m:t>
-          </m:r>
-          <m:r>
-            <m:rPr>
-              <m:sty m:val="p"/>
-            </m:rPr>
-            <w:rPr>
-              <w:rFonts w:ascii="Cambria Math" w:hAnsi="Cambria Math"/>
-            </w:rPr>
-            <m:t xml:space="preserve">ϵ </m:t>
-          </m:r>
-          <m:r>
-            <w:rPr>
-              <w:rFonts w:ascii="Cambria Math" w:hAnsi="Cambria Math"/>
-            </w:rPr>
-            <m:t>|cZ</m:t>
+            <m:t>Y→ϵ|cZ</m:t>
           </m:r>
         </m:oMath>
       </m:oMathPara>
@@ -20681,22 +20620,7 @@
             <w:rPr>
               <w:rFonts w:ascii="Cambria Math" w:hAnsi="Cambria Math"/>
             </w:rPr>
-            <m:t xml:space="preserve">T → </m:t>
-          </m:r>
-          <m:r>
-            <m:rPr>
-              <m:sty m:val="p"/>
-            </m:rPr>
-            <w:rPr>
-              <w:rFonts w:ascii="Cambria Math" w:hAnsi="Cambria Math"/>
-            </w:rPr>
-            <m:t xml:space="preserve">ϵ </m:t>
-          </m:r>
-          <m:r>
-            <w:rPr>
-              <w:rFonts w:ascii="Cambria Math" w:hAnsi="Cambria Math"/>
-            </w:rPr>
-            <m:t>| eT</m:t>
+            <m:t>T→ϵ|eT</m:t>
           </m:r>
         </m:oMath>
       </m:oMathPara>
@@ -20713,22 +20637,7 @@
             <w:rPr>
               <w:rFonts w:ascii="Cambria Math" w:hAnsi="Cambria Math"/>
             </w:rPr>
-            <m:t xml:space="preserve">Z → </m:t>
-          </m:r>
-          <m:r>
-            <m:rPr>
-              <m:sty m:val="p"/>
-            </m:rPr>
-            <w:rPr>
-              <w:rFonts w:ascii="Cambria Math" w:hAnsi="Cambria Math"/>
-            </w:rPr>
-            <m:t xml:space="preserve">ϵ </m:t>
-          </m:r>
-          <m:r>
-            <w:rPr>
-              <w:rFonts w:ascii="Cambria Math" w:hAnsi="Cambria Math"/>
-            </w:rPr>
-            <m:t>| dT</m:t>
+            <m:t>Z→ϵ|dT</m:t>
           </m:r>
         </m:oMath>
       </m:oMathPara>
@@ -20742,7 +20651,7 @@
           <w:rPr>
             <w:rFonts w:ascii="Cambria Math" w:eastAsiaTheme="minorEastAsia" w:hAnsi="Cambria Math"/>
           </w:rPr>
-          <m:t>ab, abca abcd</m:t>
+          <m:t>ab,abcaabcd</m:t>
         </m:r>
       </m:oMath>
       <w:r>
@@ -20843,9 +20752,6 @@
           <m:t>=4</m:t>
         </m:r>
       </m:oMath>
-      <w:r>
-        <w:t>.</w:t>
-      </w:r>
       <w:r>
         <w:t>.</w:t>
       </w:r>
@@ -21039,27 +20945,14 @@
       <w:r>
         <w:t xml:space="preserve">Obr. </w:t>
       </w:r>
-      <w:r>
-        <w:fldChar w:fldCharType="begin"/>
-      </w:r>
-      <w:r>
-        <w:instrText xml:space="preserve"> SEQ Obrázok \* ARABIC </w:instrText>
-      </w:r>
-      <w:r>
-        <w:fldChar w:fldCharType="separate"/>
-      </w:r>
-      <w:r>
-        <w:rPr>
-          <w:noProof/>
-        </w:rPr>
-        <w:t>5</w:t>
-      </w:r>
-      <w:r>
-        <w:rPr>
-          <w:noProof/>
-        </w:rPr>
-        <w:fldChar w:fldCharType="end"/>
-      </w:r>
+      <w:fldSimple w:instr=" SEQ Obrázok \* ARABIC ">
+        <w:r>
+          <w:rPr>
+            <w:noProof/>
+          </w:rPr>
+          <w:t>5</w:t>
+        </w:r>
+      </w:fldSimple>
       <w:r>
         <w:rPr>
           <w:noProof/>
@@ -21366,7 +21259,15 @@
         </m:r>
       </m:oMath>
       <w:r>
-        <w:t xml:space="preserve">, výsledok by už mal zostať neekvivalentný, pretože protipríklad </w:t>
+        <w:t xml:space="preserve">, výsledok by už mal zostať neekvivalentný, pretože </w:t>
+      </w:r>
+      <w:proofErr w:type="spellStart"/>
+      <w:r>
+        <w:t>protipríklad</w:t>
+      </w:r>
+      <w:proofErr w:type="spellEnd"/>
+      <w:r>
+        <w:t xml:space="preserve"> </w:t>
       </w:r>
       <m:oMath>
         <m:r>
@@ -21482,27 +21383,14 @@
       <w:r>
         <w:t xml:space="preserve">Obr. </w:t>
       </w:r>
-      <w:r>
-        <w:fldChar w:fldCharType="begin"/>
-      </w:r>
-      <w:r>
-        <w:instrText xml:space="preserve"> SEQ Obrázok \* ARABIC </w:instrText>
-      </w:r>
-      <w:r>
-        <w:fldChar w:fldCharType="separate"/>
-      </w:r>
-      <w:r>
-        <w:rPr>
-          <w:noProof/>
-        </w:rPr>
-        <w:t>6</w:t>
-      </w:r>
-      <w:r>
-        <w:rPr>
-          <w:noProof/>
-        </w:rPr>
-        <w:fldChar w:fldCharType="end"/>
-      </w:r>
+      <w:fldSimple w:instr=" SEQ Obrázok \* ARABIC ">
+        <w:r>
+          <w:rPr>
+            <w:noProof/>
+          </w:rPr>
+          <w:t>6</w:t>
+        </w:r>
+      </w:fldSimple>
       <w:r>
         <w:rPr>
           <w:noProof/>
@@ -21586,6 +21474,12 @@
           <m:t>be</m:t>
         </m:r>
       </m:oMath>
+      <w:r>
+        <w:rPr>
+          <w:rFonts w:eastAsiaTheme="minorEastAsia"/>
+        </w:rPr>
+        <w:t xml:space="preserve"> </w:t>
+      </w:r>
       <w:r>
         <w:t>patrilo do jazyka jednej gramatiky, ale nepatrilo do jazyka druhej gramatiky. Takýto výstup je pre používateľa dôležitý, pretože poskytuje jasné a zrozumiteľné vysvetlenie rozdielu medzi gramatikami.</w:t>
       </w:r>
@@ -22029,15 +21923,7 @@
       </w:r>
       <w:proofErr w:type="spellEnd"/>
       <w:r>
-        <w:t xml:space="preserve"> </w:t>
-      </w:r>
-      <w:proofErr w:type="spellStart"/>
-      <w:r>
-        <w:t>se</w:t>
-      </w:r>
-      <w:proofErr w:type="spellEnd"/>
-      <w:r>
-        <w:t xml:space="preserve"> do </w:t>
+        <w:t xml:space="preserve"> se do </w:t>
       </w:r>
       <w:proofErr w:type="spellStart"/>
       <w:r>
